--- a/plantillas/MODIFICACION_1_JUSTIFICACION.docx
+++ b/plantillas/MODIFICACION_1_JUSTIFICACION.docx
@@ -13,12 +13,12 @@
         <w:tblLook w:val="04A0" w:firstRow="1" w:lastRow="0" w:firstColumn="1" w:lastColumn="0" w:noHBand="0" w:noVBand="1"/>
       </w:tblPr>
       <w:tblGrid>
-        <w:gridCol w:w="2972"/>
-        <w:gridCol w:w="284"/>
-        <w:gridCol w:w="3118"/>
-        <w:gridCol w:w="266"/>
-        <w:gridCol w:w="3136"/>
-        <w:gridCol w:w="284"/>
+        <w:gridCol w:w="2426"/>
+        <w:gridCol w:w="1562"/>
+        <w:gridCol w:w="2460"/>
+        <w:gridCol w:w="249"/>
+        <w:gridCol w:w="3103"/>
+        <w:gridCol w:w="260"/>
       </w:tblGrid>
       <w:tr>
         <w:tc>
@@ -37,8 +37,6 @@
                 <w:szCs w:val="4"/>
               </w:rPr>
             </w:pPr>
-            <w:bookmarkStart w:id="0" w:name="_GoBack"/>
-            <w:bookmarkEnd w:id="0"/>
           </w:p>
         </w:tc>
         <w:tc>
@@ -171,10 +169,18 @@
               <w:jc w:val="center"/>
               <w:rPr>
                 <w:rFonts w:ascii="Arial" w:eastAsia="Arial" w:hAnsi="Arial" w:cs="Arial"/>
-                <w:sz w:val="12"/>
-                <w:szCs w:val="12"/>
-              </w:rPr>
-            </w:pPr>
+                <w:sz w:val="20"/>
+                <w:szCs w:val="20"/>
+              </w:rPr>
+            </w:pPr>
+            <w:r>
+              <w:rPr>
+                <w:rFonts w:ascii="Arial" w:eastAsia="Arial" w:hAnsi="Arial" w:cs="Arial"/>
+                <w:sz w:val="20"/>
+                <w:szCs w:val="20"/>
+              </w:rPr>
+              <w:t>{{ADICION_X}}</w:t>
+            </w:r>
           </w:p>
         </w:tc>
         <w:tc>
@@ -980,7 +986,23 @@
                 <w:rFonts w:ascii="Arial" w:eastAsia="Arial" w:hAnsi="Arial" w:cs="Arial"/>
                 <w:color w:val="808080"/>
               </w:rPr>
-              <w:t>{{VALOR_CONTRATO_LETRAS}} mcte. ({{VALOR_CONTRATO}})</w:t>
+              <w:t xml:space="preserve">{{VALOR_CONTRATO_LETRAS}} </w:t>
+            </w:r>
+            <w:proofErr w:type="spellStart"/>
+            <w:r>
+              <w:rPr>
+                <w:rFonts w:ascii="Arial" w:eastAsia="Arial" w:hAnsi="Arial" w:cs="Arial"/>
+                <w:color w:val="808080"/>
+              </w:rPr>
+              <w:t>mcte</w:t>
+            </w:r>
+            <w:proofErr w:type="spellEnd"/>
+            <w:r>
+              <w:rPr>
+                <w:rFonts w:ascii="Arial" w:eastAsia="Arial" w:hAnsi="Arial" w:cs="Arial"/>
+                <w:color w:val="808080"/>
+              </w:rPr>
+              <w:t>. ({{VALOR_CONTRATO}})</w:t>
             </w:r>
           </w:p>
         </w:tc>
@@ -1210,7 +1232,23 @@
                 <w:rFonts w:ascii="Arial" w:eastAsia="Arial" w:hAnsi="Arial" w:cs="Arial"/>
                 <w:color w:val="808080"/>
               </w:rPr>
-              <w:t>{{VALOR_CONTRATO_MAS_ADICION_LETRAS}} mcte. ({{VALOR_CONTRATO_MAS_ADICION}})</w:t>
+              <w:t xml:space="preserve">{{VALOR_CONTRATO_MAS_ADICION_LETRAS}} </w:t>
+            </w:r>
+            <w:proofErr w:type="spellStart"/>
+            <w:r>
+              <w:rPr>
+                <w:rFonts w:ascii="Arial" w:eastAsia="Arial" w:hAnsi="Arial" w:cs="Arial"/>
+                <w:color w:val="808080"/>
+              </w:rPr>
+              <w:t>mcte</w:t>
+            </w:r>
+            <w:proofErr w:type="spellEnd"/>
+            <w:r>
+              <w:rPr>
+                <w:rFonts w:ascii="Arial" w:eastAsia="Arial" w:hAnsi="Arial" w:cs="Arial"/>
+                <w:color w:val="808080"/>
+              </w:rPr>
+              <w:t>. ({{VALOR_CONTRATO_MAS_ADICION}})</w:t>
             </w:r>
           </w:p>
         </w:tc>
@@ -1687,38 +1725,1497 @@
           </w:p>
           <w:p>
             <w:pPr>
-              <w:rPr>
-                <w:rFonts w:ascii="Arial" w:eastAsia="Arial" w:hAnsi="Arial" w:cs="Arial"/>
-              </w:rPr>
-            </w:pPr>
-          </w:p>
-          <w:p>
-            <w:pPr>
-              <w:rPr>
-                <w:rFonts w:ascii="Arial" w:eastAsia="Arial" w:hAnsi="Arial" w:cs="Arial"/>
-              </w:rPr>
-            </w:pPr>
-          </w:p>
-          <w:p>
-            <w:pPr>
-              <w:rPr>
-                <w:rFonts w:ascii="Arial" w:eastAsia="Arial" w:hAnsi="Arial" w:cs="Arial"/>
-              </w:rPr>
-            </w:pPr>
-          </w:p>
-          <w:p>
-            <w:pPr>
-              <w:rPr>
-                <w:rFonts w:ascii="Arial" w:eastAsia="Arial" w:hAnsi="Arial" w:cs="Arial"/>
-              </w:rPr>
-            </w:pPr>
-          </w:p>
-          <w:p>
-            <w:pPr>
-              <w:rPr>
-                <w:rFonts w:ascii="Arial" w:eastAsia="Arial" w:hAnsi="Arial" w:cs="Arial"/>
-              </w:rPr>
-            </w:pPr>
+              <w:spacing w:after="188"/>
+              <w:ind w:left="53" w:right="14"/>
+              <w:jc w:val="both"/>
+              <w:rPr>
+                <w:sz w:val="24"/>
+                <w:szCs w:val="24"/>
+                <w:lang w:val="es-CO"/>
+              </w:rPr>
+            </w:pPr>
+            <w:r>
+              <w:rPr>
+                <w:rFonts w:ascii="Arial" w:hAnsi="Arial" w:cs="Arial"/>
+                <w:color w:val="000000"/>
+                <w:sz w:val="24"/>
+                <w:szCs w:val="24"/>
+                <w:lang w:val="es-CO"/>
+              </w:rPr>
+              <w:t xml:space="preserve">El supervisor del contrato el ejercicio de sus funciones y obligaciones descritas en el acto de designación de supervisión específicamente en la que señala "Emitir concepto sobre las solicitudes de prórroga, adición, modificación, </w:t>
+            </w:r>
+            <w:proofErr w:type="spellStart"/>
+            <w:r>
+              <w:rPr>
+                <w:rFonts w:ascii="Arial" w:hAnsi="Arial" w:cs="Arial"/>
+                <w:color w:val="000000"/>
+                <w:sz w:val="24"/>
+                <w:szCs w:val="24"/>
+                <w:lang w:val="es-CO"/>
+              </w:rPr>
+              <w:t>etc</w:t>
+            </w:r>
+            <w:proofErr w:type="spellEnd"/>
+            <w:r>
+              <w:rPr>
+                <w:rFonts w:ascii="Arial" w:hAnsi="Arial" w:cs="Arial"/>
+                <w:color w:val="000000"/>
+                <w:sz w:val="24"/>
+                <w:szCs w:val="24"/>
+                <w:lang w:val="es-CO"/>
+              </w:rPr>
+              <w:t xml:space="preserve">" realiza la siguiente justificación de solicitud de modificación al contrato de Prestación de servicios profesionales </w:t>
+            </w:r>
+            <w:r>
+              <w:rPr>
+                <w:rFonts w:ascii="Arial" w:hAnsi="Arial" w:cs="Arial"/>
+                <w:color w:val="000000"/>
+                <w:sz w:val="24"/>
+                <w:szCs w:val="24"/>
+                <w:shd w:val="clear" w:color="auto" w:fill="FFFF00"/>
+                <w:lang w:val="es-CO"/>
+              </w:rPr>
+              <w:t xml:space="preserve">No. </w:t>
+            </w:r>
+            <w:r>
+              <w:rPr>
+                <w:rFonts w:ascii="Arial" w:hAnsi="Arial" w:cs="Arial"/>
+                <w:color w:val="000000"/>
+                <w:sz w:val="24"/>
+                <w:szCs w:val="24"/>
+                <w:shd w:val="clear" w:color="auto" w:fill="FFFF00"/>
+                <w:lang w:val="es-CO"/>
+              </w:rPr>
+              <w:t>{{NUMERO_CONTRATO}}</w:t>
+            </w:r>
+            <w:r>
+              <w:rPr>
+                <w:rFonts w:ascii="Arial" w:hAnsi="Arial" w:cs="Arial"/>
+                <w:color w:val="000000"/>
+                <w:sz w:val="24"/>
+                <w:szCs w:val="24"/>
+                <w:lang w:val="es-CO"/>
+              </w:rPr>
+              <w:t xml:space="preserve"> conforme a los siguientes:</w:t>
+            </w:r>
+          </w:p>
+          <w:p>
+            <w:pPr>
+              <w:spacing w:after="144"/>
+              <w:ind w:left="53" w:right="14"/>
+              <w:jc w:val="both"/>
+              <w:rPr>
+                <w:sz w:val="24"/>
+                <w:szCs w:val="24"/>
+                <w:lang w:val="es-CO"/>
+              </w:rPr>
+            </w:pPr>
+            <w:r>
+              <w:rPr>
+                <w:rFonts w:ascii="Arial" w:hAnsi="Arial" w:cs="Arial"/>
+                <w:color w:val="000000"/>
+                <w:sz w:val="24"/>
+                <w:szCs w:val="24"/>
+                <w:lang w:val="es-CO"/>
+              </w:rPr>
+              <w:t>ANTECEDENTES:</w:t>
+            </w:r>
+          </w:p>
+          <w:p>
+            <w:pPr>
+              <w:spacing w:after="257"/>
+              <w:ind w:left="53" w:right="14"/>
+              <w:jc w:val="both"/>
+              <w:rPr>
+                <w:sz w:val="24"/>
+                <w:szCs w:val="24"/>
+                <w:lang w:val="es-CO"/>
+              </w:rPr>
+            </w:pPr>
+            <w:r>
+              <w:rPr>
+                <w:rFonts w:ascii="Arial" w:hAnsi="Arial" w:cs="Arial"/>
+                <w:color w:val="000000"/>
+                <w:sz w:val="24"/>
+                <w:szCs w:val="24"/>
+                <w:lang w:val="es-CO"/>
+              </w:rPr>
+              <w:t xml:space="preserve">El pasado </w:t>
+            </w:r>
+            <w:r>
+              <w:rPr>
+                <w:rFonts w:ascii="Arial" w:hAnsi="Arial" w:cs="Arial"/>
+                <w:color w:val="000000"/>
+                <w:sz w:val="24"/>
+                <w:szCs w:val="24"/>
+                <w:shd w:val="clear" w:color="auto" w:fill="FFFF00"/>
+                <w:lang w:val="es-CO"/>
+              </w:rPr>
+              <w:t>{{FECHA_SUSCRIPCION}}</w:t>
+            </w:r>
+            <w:r>
+              <w:rPr>
+                <w:rFonts w:ascii="Arial" w:hAnsi="Arial" w:cs="Arial"/>
+                <w:color w:val="000000"/>
+                <w:sz w:val="24"/>
+                <w:szCs w:val="24"/>
+                <w:lang w:val="es-CO"/>
+              </w:rPr>
+              <w:t xml:space="preserve">, el Distrito Especial de Santiago de Cali - Departamento Administrativo de Gestión Jurídica Pública y </w:t>
+            </w:r>
+            <w:r>
+              <w:rPr>
+                <w:rFonts w:ascii="Arial" w:hAnsi="Arial" w:cs="Arial"/>
+                <w:color w:val="000000"/>
+                <w:sz w:val="24"/>
+                <w:szCs w:val="24"/>
+                <w:shd w:val="clear" w:color="auto" w:fill="FFFF00"/>
+                <w:lang w:val="es-CO"/>
+              </w:rPr>
+              <w:t>{{CONTRATISTA_NOMBRE}}</w:t>
+            </w:r>
+            <w:r>
+              <w:rPr>
+                <w:rFonts w:ascii="Arial" w:hAnsi="Arial" w:cs="Arial"/>
+                <w:color w:val="000000"/>
+                <w:sz w:val="24"/>
+                <w:szCs w:val="24"/>
+                <w:lang w:val="es-CO"/>
+              </w:rPr>
+              <w:t xml:space="preserve"> </w:t>
+            </w:r>
+            <w:r>
+              <w:rPr>
+                <w:rFonts w:ascii="Arial" w:hAnsi="Arial" w:cs="Arial"/>
+                <w:color w:val="000000"/>
+                <w:sz w:val="24"/>
+                <w:szCs w:val="24"/>
+                <w:lang w:val="es-CO"/>
+              </w:rPr>
+              <w:lastRenderedPageBreak/>
+              <w:t xml:space="preserve">suscribieron contrato de </w:t>
+            </w:r>
+            <w:r>
+              <w:rPr>
+                <w:rFonts w:ascii="Arial" w:hAnsi="Arial" w:cs="Arial"/>
+                <w:color w:val="000000"/>
+                <w:sz w:val="24"/>
+                <w:szCs w:val="24"/>
+                <w:highlight w:val="yellow"/>
+                <w:lang w:val="es-CO"/>
+              </w:rPr>
+              <w:t>{{TIPO_CONTRATO}}</w:t>
+            </w:r>
+            <w:r>
+              <w:rPr>
+                <w:rFonts w:ascii="Arial" w:hAnsi="Arial" w:cs="Arial"/>
+                <w:color w:val="000000"/>
+                <w:sz w:val="24"/>
+                <w:szCs w:val="24"/>
+                <w:lang w:val="es-CO"/>
+              </w:rPr>
+              <w:t xml:space="preserve"> No. </w:t>
+            </w:r>
+            <w:r>
+              <w:rPr>
+                <w:rFonts w:ascii="Arial" w:hAnsi="Arial" w:cs="Arial"/>
+                <w:color w:val="000000"/>
+                <w:sz w:val="24"/>
+                <w:szCs w:val="24"/>
+                <w:shd w:val="clear" w:color="auto" w:fill="FFFF00"/>
+                <w:lang w:val="es-CO"/>
+              </w:rPr>
+              <w:t>{{NUMERO_CONTRATO}}</w:t>
+            </w:r>
+            <w:r>
+              <w:rPr>
+                <w:rFonts w:ascii="Arial" w:hAnsi="Arial" w:cs="Arial"/>
+                <w:color w:val="000000"/>
+                <w:sz w:val="24"/>
+                <w:szCs w:val="24"/>
+                <w:lang w:val="es-CO"/>
+              </w:rPr>
+              <w:t xml:space="preserve"> cuyo objeto es: "</w:t>
+            </w:r>
+            <w:r>
+              <w:rPr>
+                <w:rFonts w:ascii="Arial" w:hAnsi="Arial" w:cs="Arial"/>
+                <w:color w:val="000000"/>
+                <w:sz w:val="24"/>
+                <w:szCs w:val="24"/>
+                <w:shd w:val="clear" w:color="auto" w:fill="FFFF00"/>
+                <w:lang w:val="es-CO"/>
+              </w:rPr>
+              <w:t>{{OBJETO_CONTRACTUAL}}</w:t>
+            </w:r>
+            <w:r>
+              <w:rPr>
+                <w:rFonts w:ascii="Arial" w:hAnsi="Arial" w:cs="Arial"/>
+                <w:color w:val="000000"/>
+                <w:sz w:val="24"/>
+                <w:szCs w:val="24"/>
+                <w:lang w:val="es-CO"/>
+              </w:rPr>
+              <w:t xml:space="preserve"> por fa suma de </w:t>
+            </w:r>
+            <w:r>
+              <w:rPr>
+                <w:rFonts w:ascii="Arial" w:hAnsi="Arial" w:cs="Arial"/>
+                <w:color w:val="000000"/>
+                <w:sz w:val="24"/>
+                <w:szCs w:val="24"/>
+                <w:shd w:val="clear" w:color="auto" w:fill="FFFF00"/>
+                <w:lang w:val="es-CO"/>
+              </w:rPr>
+              <w:t>{{VALOR_CONTRATO_LETRAS}}</w:t>
+            </w:r>
+            <w:r>
+              <w:rPr>
+                <w:rFonts w:ascii="Arial" w:hAnsi="Arial" w:cs="Arial"/>
+                <w:color w:val="000000"/>
+                <w:sz w:val="24"/>
+                <w:szCs w:val="24"/>
+                <w:shd w:val="clear" w:color="auto" w:fill="FFFF00"/>
+                <w:lang w:val="es-CO"/>
+              </w:rPr>
+              <w:t xml:space="preserve"> M/</w:t>
+            </w:r>
+            <w:proofErr w:type="spellStart"/>
+            <w:r>
+              <w:rPr>
+                <w:rFonts w:ascii="Arial" w:hAnsi="Arial" w:cs="Arial"/>
+                <w:color w:val="000000"/>
+                <w:sz w:val="24"/>
+                <w:szCs w:val="24"/>
+                <w:shd w:val="clear" w:color="auto" w:fill="FFFF00"/>
+                <w:lang w:val="es-CO"/>
+              </w:rPr>
+              <w:t>cte</w:t>
+            </w:r>
+            <w:proofErr w:type="spellEnd"/>
+            <w:r>
+              <w:rPr>
+                <w:rFonts w:ascii="Arial" w:hAnsi="Arial" w:cs="Arial"/>
+                <w:color w:val="000000"/>
+                <w:sz w:val="24"/>
+                <w:szCs w:val="24"/>
+                <w:shd w:val="clear" w:color="auto" w:fill="FFFF00"/>
+                <w:lang w:val="es-CO"/>
+              </w:rPr>
+              <w:t xml:space="preserve"> (</w:t>
+            </w:r>
+            <w:r>
+              <w:rPr>
+                <w:rFonts w:ascii="Arial" w:hAnsi="Arial" w:cs="Arial"/>
+                <w:color w:val="000000"/>
+                <w:sz w:val="24"/>
+                <w:szCs w:val="24"/>
+                <w:shd w:val="clear" w:color="auto" w:fill="FFFF00"/>
+                <w:lang w:val="es-CO"/>
+              </w:rPr>
+              <w:t>{{VALOR_CONTRATO}}</w:t>
+            </w:r>
+            <w:r>
+              <w:rPr>
+                <w:rFonts w:ascii="Arial" w:hAnsi="Arial" w:cs="Arial"/>
+                <w:color w:val="000000"/>
+                <w:sz w:val="24"/>
+                <w:szCs w:val="24"/>
+                <w:shd w:val="clear" w:color="auto" w:fill="FFFF00"/>
+                <w:lang w:val="es-CO"/>
+              </w:rPr>
+              <w:t>)</w:t>
+            </w:r>
+          </w:p>
+          <w:p>
+            <w:pPr>
+              <w:ind w:left="53" w:right="14"/>
+              <w:jc w:val="both"/>
+              <w:rPr>
+                <w:sz w:val="24"/>
+                <w:szCs w:val="24"/>
+                <w:lang w:val="es-CO"/>
+              </w:rPr>
+            </w:pPr>
+            <w:r>
+              <w:rPr>
+                <w:rFonts w:ascii="Arial" w:hAnsi="Arial" w:cs="Arial"/>
+                <w:color w:val="000000"/>
+                <w:sz w:val="24"/>
+                <w:szCs w:val="24"/>
+                <w:lang w:val="es-CO"/>
+              </w:rPr>
+              <w:t xml:space="preserve">Una vez cumplidos todos los requisitos de perfeccionamiento y de ejecución contemplados en las normas legales vigentes, esto es, la expedición del registro presupuestal de compromiso (RPC) No. </w:t>
+            </w:r>
+            <w:r>
+              <w:rPr>
+                <w:rFonts w:ascii="Arial" w:hAnsi="Arial" w:cs="Arial"/>
+                <w:color w:val="000000"/>
+                <w:sz w:val="24"/>
+                <w:szCs w:val="24"/>
+                <w:highlight w:val="yellow"/>
+                <w:lang w:val="es-CO"/>
+              </w:rPr>
+              <w:t>{{RPC_NUMERO}}</w:t>
+            </w:r>
+            <w:r>
+              <w:rPr>
+                <w:rFonts w:ascii="Arial" w:hAnsi="Arial" w:cs="Arial"/>
+                <w:color w:val="000000"/>
+                <w:sz w:val="24"/>
+                <w:szCs w:val="24"/>
+                <w:lang w:val="es-CO"/>
+              </w:rPr>
+              <w:t xml:space="preserve"> y la afiliación a la Administradora de Riesgos Laborales (ARL); el día </w:t>
+            </w:r>
+            <w:r>
+              <w:rPr>
+                <w:rFonts w:ascii="Arial" w:hAnsi="Arial" w:cs="Arial"/>
+                <w:color w:val="000000"/>
+                <w:sz w:val="24"/>
+                <w:szCs w:val="24"/>
+                <w:shd w:val="clear" w:color="auto" w:fill="FFFF00"/>
+                <w:lang w:val="es-CO"/>
+              </w:rPr>
+              <w:t>{{FECHA_ARL}}</w:t>
+            </w:r>
+            <w:r>
+              <w:rPr>
+                <w:rFonts w:ascii="Arial" w:hAnsi="Arial" w:cs="Arial"/>
+                <w:color w:val="000000"/>
+                <w:sz w:val="24"/>
+                <w:szCs w:val="24"/>
+                <w:lang w:val="es-CO"/>
+              </w:rPr>
+              <w:t xml:space="preserve">, se dio inicio al plazo de ejecución del contrato de Prestación de servicios profesionales No. </w:t>
+            </w:r>
+            <w:r>
+              <w:rPr>
+                <w:rFonts w:ascii="Arial" w:hAnsi="Arial" w:cs="Arial"/>
+                <w:color w:val="000000"/>
+                <w:sz w:val="24"/>
+                <w:szCs w:val="24"/>
+                <w:shd w:val="clear" w:color="auto" w:fill="FFFF00"/>
+                <w:lang w:val="es-CO"/>
+              </w:rPr>
+              <w:t>{{NUMERO_CONTRATO}}</w:t>
+            </w:r>
+            <w:r>
+              <w:rPr>
+                <w:rFonts w:ascii="Arial" w:hAnsi="Arial" w:cs="Arial"/>
+                <w:color w:val="000000"/>
+                <w:sz w:val="24"/>
+                <w:szCs w:val="24"/>
+                <w:lang w:val="es-CO"/>
+              </w:rPr>
+              <w:t xml:space="preserve"> en la plataforma SECOP ll y se estableció como fecha de terminación del mismo, el </w:t>
+            </w:r>
+            <w:r>
+              <w:rPr>
+                <w:rFonts w:ascii="Arial" w:hAnsi="Arial" w:cs="Arial"/>
+                <w:color w:val="000000"/>
+                <w:sz w:val="24"/>
+                <w:szCs w:val="24"/>
+                <w:shd w:val="clear" w:color="auto" w:fill="FFFF00"/>
+                <w:lang w:val="es-CO"/>
+              </w:rPr>
+              <w:t>{{FECHA_FIN_CONTRATO}}</w:t>
+            </w:r>
+            <w:r>
+              <w:rPr>
+                <w:rFonts w:ascii="Arial" w:hAnsi="Arial" w:cs="Arial"/>
+                <w:color w:val="000000"/>
+                <w:sz w:val="24"/>
+                <w:szCs w:val="24"/>
+                <w:shd w:val="clear" w:color="auto" w:fill="FFFF00"/>
+                <w:lang w:val="es-CO"/>
+              </w:rPr>
+              <w:t>.</w:t>
+            </w:r>
+          </w:p>
+          <w:p>
+            <w:pPr>
+              <w:rPr>
+                <w:sz w:val="24"/>
+                <w:szCs w:val="24"/>
+                <w:lang w:val="es-CO"/>
+              </w:rPr>
+            </w:pPr>
+          </w:p>
+          <w:p>
+            <w:pPr>
+              <w:ind w:left="53" w:right="14"/>
+              <w:jc w:val="both"/>
+              <w:rPr>
+                <w:sz w:val="24"/>
+                <w:szCs w:val="24"/>
+                <w:lang w:val="es-CO"/>
+              </w:rPr>
+            </w:pPr>
+            <w:r>
+              <w:rPr>
+                <w:rFonts w:ascii="Arial" w:hAnsi="Arial" w:cs="Arial"/>
+                <w:color w:val="000000"/>
+                <w:sz w:val="24"/>
+                <w:szCs w:val="24"/>
+                <w:lang w:val="es-CO"/>
+              </w:rPr>
+              <w:t xml:space="preserve">La vigilancia de la ejecución de las actividades derivadas del objeto del contrato de Prestación de servicios profesionales No. </w:t>
+            </w:r>
+            <w:r>
+              <w:rPr>
+                <w:rFonts w:ascii="Arial" w:hAnsi="Arial" w:cs="Arial"/>
+                <w:color w:val="000000"/>
+                <w:sz w:val="24"/>
+                <w:szCs w:val="24"/>
+                <w:shd w:val="clear" w:color="auto" w:fill="FFFF00"/>
+                <w:lang w:val="es-CO"/>
+              </w:rPr>
+              <w:t>{{NUMERO_CONTRATO}}</w:t>
+            </w:r>
+            <w:r>
+              <w:rPr>
+                <w:rFonts w:ascii="Arial" w:hAnsi="Arial" w:cs="Arial"/>
+                <w:color w:val="000000"/>
+                <w:sz w:val="24"/>
+                <w:szCs w:val="24"/>
+                <w:lang w:val="es-CO"/>
+              </w:rPr>
+              <w:t xml:space="preserve"> se ha estado llevando a cabo por ANA CATALINA CASTRO LOZANO - Director Departamento Administrativo, tal y como lo ordena el Manual de Contratación del Distrito Especial de Santiago de Cali, actualmente vigente.</w:t>
+            </w:r>
+          </w:p>
+          <w:p>
+            <w:pPr>
+              <w:rPr>
+                <w:sz w:val="24"/>
+                <w:szCs w:val="24"/>
+                <w:lang w:val="es-CO"/>
+              </w:rPr>
+            </w:pPr>
+          </w:p>
+          <w:p>
+            <w:pPr>
+              <w:ind w:left="53" w:right="14"/>
+              <w:jc w:val="both"/>
+              <w:rPr>
+                <w:sz w:val="24"/>
+                <w:szCs w:val="24"/>
+                <w:lang w:val="es-CO"/>
+              </w:rPr>
+            </w:pPr>
+            <w:r>
+              <w:rPr>
+                <w:rFonts w:ascii="Arial" w:hAnsi="Arial" w:cs="Arial"/>
+                <w:color w:val="000000"/>
+                <w:sz w:val="24"/>
+                <w:szCs w:val="24"/>
+                <w:lang w:val="es-CO"/>
+              </w:rPr>
+              <w:t>A la fecha, el objeto y l</w:t>
+            </w:r>
+            <w:r>
+              <w:rPr>
+                <w:rFonts w:ascii="Arial" w:hAnsi="Arial" w:cs="Arial"/>
+                <w:color w:val="000000"/>
+                <w:sz w:val="24"/>
+                <w:szCs w:val="24"/>
+                <w:lang w:val="es-CO"/>
+              </w:rPr>
+              <w:t xml:space="preserve">as actividades del contrato de </w:t>
+            </w:r>
+            <w:r>
+              <w:rPr>
+                <w:rFonts w:ascii="Arial" w:hAnsi="Arial" w:cs="Arial"/>
+                <w:color w:val="000000"/>
+                <w:sz w:val="24"/>
+                <w:szCs w:val="24"/>
+                <w:highlight w:val="yellow"/>
+                <w:lang w:val="es-CO"/>
+              </w:rPr>
+              <w:t>{{TIPO_CONTRATO}}</w:t>
+            </w:r>
+            <w:r>
+              <w:rPr>
+                <w:rFonts w:ascii="Arial" w:hAnsi="Arial" w:cs="Arial"/>
+                <w:color w:val="000000"/>
+                <w:sz w:val="24"/>
+                <w:szCs w:val="24"/>
+                <w:lang w:val="es-CO"/>
+              </w:rPr>
+              <w:t xml:space="preserve"> No. </w:t>
+            </w:r>
+            <w:r>
+              <w:rPr>
+                <w:rFonts w:ascii="Arial" w:hAnsi="Arial" w:cs="Arial"/>
+                <w:color w:val="000000"/>
+                <w:sz w:val="24"/>
+                <w:szCs w:val="24"/>
+                <w:shd w:val="clear" w:color="auto" w:fill="FFFF00"/>
+                <w:lang w:val="es-CO"/>
+              </w:rPr>
+              <w:t>{{NUMERO_CONTRATO}}</w:t>
+            </w:r>
+            <w:r>
+              <w:rPr>
+                <w:rFonts w:ascii="Arial" w:hAnsi="Arial" w:cs="Arial"/>
+                <w:color w:val="000000"/>
+                <w:sz w:val="24"/>
+                <w:szCs w:val="24"/>
+                <w:lang w:val="es-CO"/>
+              </w:rPr>
+              <w:t xml:space="preserve"> se han ejecutado a satisfacción y en atención a la forma de pago establecida en el mismo, se ha autorizado el pago de </w:t>
+            </w:r>
+            <w:r>
+              <w:rPr>
+                <w:rFonts w:ascii="Arial" w:hAnsi="Arial" w:cs="Arial"/>
+                <w:color w:val="000000"/>
+                <w:sz w:val="24"/>
+                <w:szCs w:val="24"/>
+                <w:shd w:val="clear" w:color="auto" w:fill="FFFF00"/>
+                <w:lang w:val="es-CO"/>
+              </w:rPr>
+              <w:t>{{</w:t>
+            </w:r>
+            <w:r>
+              <w:rPr>
+                <w:rFonts w:ascii="Arial" w:hAnsi="Arial" w:cs="Arial"/>
+                <w:color w:val="000000"/>
+                <w:sz w:val="24"/>
+                <w:szCs w:val="24"/>
+                <w:shd w:val="clear" w:color="auto" w:fill="FFFF00"/>
+                <w:lang w:val="es-CO"/>
+              </w:rPr>
+              <w:t>NUMERO_CUOTAS_LETRAS</w:t>
+            </w:r>
+            <w:r>
+              <w:rPr>
+                <w:rFonts w:ascii="Arial" w:hAnsi="Arial" w:cs="Arial"/>
+                <w:color w:val="000000"/>
+                <w:sz w:val="24"/>
+                <w:szCs w:val="24"/>
+                <w:shd w:val="clear" w:color="auto" w:fill="FFFF00"/>
+                <w:lang w:val="es-CO"/>
+              </w:rPr>
+              <w:t>}} ({{</w:t>
+            </w:r>
+            <w:r>
+              <w:rPr>
+                <w:rFonts w:ascii="Arial" w:hAnsi="Arial" w:cs="Arial"/>
+                <w:color w:val="000000"/>
+                <w:sz w:val="24"/>
+                <w:szCs w:val="24"/>
+                <w:shd w:val="clear" w:color="auto" w:fill="FFFF00"/>
+                <w:lang w:val="es-CO"/>
+              </w:rPr>
+              <w:t>NUMERO_CUOTAS_NUMERO</w:t>
+            </w:r>
+            <w:r>
+              <w:rPr>
+                <w:rFonts w:ascii="Arial" w:hAnsi="Arial" w:cs="Arial"/>
+                <w:color w:val="000000"/>
+                <w:sz w:val="24"/>
+                <w:szCs w:val="24"/>
+                <w:shd w:val="clear" w:color="auto" w:fill="FFFF00"/>
+                <w:lang w:val="es-CO"/>
+              </w:rPr>
+              <w:t>}})</w:t>
+            </w:r>
+            <w:r>
+              <w:rPr>
+                <w:rFonts w:ascii="Arial" w:hAnsi="Arial" w:cs="Arial"/>
+                <w:color w:val="000000"/>
+                <w:sz w:val="24"/>
+                <w:szCs w:val="24"/>
+                <w:shd w:val="clear" w:color="auto" w:fill="FFFF00"/>
+                <w:lang w:val="es-CO"/>
+              </w:rPr>
+              <w:t xml:space="preserve"> </w:t>
+            </w:r>
+            <w:r>
+              <w:rPr>
+                <w:rFonts w:ascii="Arial" w:hAnsi="Arial" w:cs="Arial"/>
+                <w:color w:val="000000"/>
+                <w:sz w:val="24"/>
+                <w:szCs w:val="24"/>
+                <w:lang w:val="es-CO"/>
+              </w:rPr>
+              <w:t>cuotas comoquiera que el contratista entregó el informe de gestión en el cual detalla el cumplimiento de las obligaciones contractuales.</w:t>
+            </w:r>
+          </w:p>
+          <w:p>
+            <w:pPr>
+              <w:rPr>
+                <w:sz w:val="24"/>
+                <w:szCs w:val="24"/>
+                <w:lang w:val="es-CO"/>
+              </w:rPr>
+            </w:pPr>
+          </w:p>
+          <w:p>
+            <w:pPr>
+              <w:spacing w:after="104"/>
+              <w:ind w:left="53" w:right="14"/>
+              <w:jc w:val="both"/>
+              <w:rPr>
+                <w:sz w:val="24"/>
+                <w:szCs w:val="24"/>
+                <w:lang w:val="es-CO"/>
+              </w:rPr>
+            </w:pPr>
+            <w:r>
+              <w:rPr>
+                <w:rFonts w:ascii="Arial" w:hAnsi="Arial" w:cs="Arial"/>
+                <w:color w:val="000000"/>
+                <w:sz w:val="24"/>
+                <w:szCs w:val="24"/>
+                <w:lang w:val="es-CO"/>
+              </w:rPr>
+              <w:t>JUSTIFICACIÓN DE LA MODIFICACIÓN:</w:t>
+            </w:r>
+          </w:p>
+          <w:p>
+            <w:pPr>
+              <w:rPr>
+                <w:sz w:val="24"/>
+                <w:szCs w:val="24"/>
+                <w:lang w:val="es-CO"/>
+              </w:rPr>
+            </w:pPr>
+          </w:p>
+          <w:p>
+            <w:pPr>
+              <w:ind w:left="79" w:right="22" w:firstLine="14"/>
+              <w:jc w:val="both"/>
+              <w:rPr>
+                <w:sz w:val="24"/>
+                <w:szCs w:val="24"/>
+                <w:lang w:val="es-CO"/>
+              </w:rPr>
+            </w:pPr>
+            <w:r>
+              <w:rPr>
+                <w:rFonts w:ascii="Arial" w:hAnsi="Arial" w:cs="Arial"/>
+                <w:color w:val="000000"/>
+                <w:sz w:val="24"/>
+                <w:szCs w:val="24"/>
+                <w:lang w:val="es-CO"/>
+              </w:rPr>
+              <w:t xml:space="preserve">El contrato de </w:t>
+            </w:r>
+            <w:r>
+              <w:rPr>
+                <w:rFonts w:ascii="Arial" w:hAnsi="Arial" w:cs="Arial"/>
+                <w:color w:val="000000"/>
+                <w:sz w:val="24"/>
+                <w:szCs w:val="24"/>
+                <w:highlight w:val="yellow"/>
+                <w:lang w:val="es-CO"/>
+              </w:rPr>
+              <w:t>{{TIPO_CONTRATO}}</w:t>
+            </w:r>
+            <w:r>
+              <w:rPr>
+                <w:rFonts w:ascii="Arial" w:hAnsi="Arial" w:cs="Arial"/>
+                <w:color w:val="000000"/>
+                <w:sz w:val="24"/>
+                <w:szCs w:val="24"/>
+                <w:lang w:val="es-CO"/>
+              </w:rPr>
+              <w:t xml:space="preserve"> No. </w:t>
+            </w:r>
+            <w:r>
+              <w:rPr>
+                <w:rFonts w:ascii="Arial" w:hAnsi="Arial" w:cs="Arial"/>
+                <w:color w:val="000000"/>
+                <w:sz w:val="24"/>
+                <w:szCs w:val="24"/>
+                <w:shd w:val="clear" w:color="auto" w:fill="FFFF00"/>
+                <w:lang w:val="es-CO"/>
+              </w:rPr>
+              <w:t>{{NUMERO_CONTRATO}}</w:t>
+            </w:r>
+            <w:r>
+              <w:rPr>
+                <w:rFonts w:ascii="Arial" w:hAnsi="Arial" w:cs="Arial"/>
+                <w:color w:val="000000"/>
+                <w:sz w:val="24"/>
+                <w:szCs w:val="24"/>
+                <w:lang w:val="es-CO"/>
+              </w:rPr>
+              <w:t xml:space="preserve"> Se celebró dado que se pudo establecer que el Departamento Administrativo de Gestión Jurídica Pública no cuenta con el personal suficiente que atienda funciones o desarrolle actividades iguales o relacionadas con el objeto del contrato suscrito; tal y como se acreditó con la certificación que en tal sentido expidió el Subdirector de Gestión Estratégica del Talento Humano del Departamento Administrativo de Desarrollo e 'Innovación Institucional de la Alcaldía de Santiago de Cali, </w:t>
+            </w:r>
+            <w:r>
+              <w:rPr>
+                <w:rFonts w:ascii="Arial" w:hAnsi="Arial" w:cs="Arial"/>
+                <w:color w:val="000000"/>
+                <w:sz w:val="24"/>
+                <w:szCs w:val="24"/>
+                <w:lang w:val="es-CO"/>
+              </w:rPr>
+              <w:t>mediante</w:t>
+            </w:r>
+            <w:r>
+              <w:rPr>
+                <w:rFonts w:ascii="Arial" w:hAnsi="Arial" w:cs="Arial"/>
+                <w:color w:val="000000"/>
+                <w:sz w:val="24"/>
+                <w:szCs w:val="24"/>
+                <w:lang w:val="es-CO"/>
+              </w:rPr>
+              <w:t xml:space="preserve"> oficio No. </w:t>
+            </w:r>
+            <w:r>
+              <w:rPr>
+                <w:rFonts w:ascii="Arial" w:hAnsi="Arial" w:cs="Arial"/>
+                <w:color w:val="000000"/>
+                <w:sz w:val="24"/>
+                <w:szCs w:val="24"/>
+                <w:shd w:val="clear" w:color="auto" w:fill="FFFF00"/>
+                <w:lang w:val="es-CO"/>
+              </w:rPr>
+              <w:t>{{</w:t>
+            </w:r>
+            <w:r>
+              <w:rPr>
+                <w:rFonts w:ascii="Arial" w:hAnsi="Arial" w:cs="Arial"/>
+                <w:color w:val="000000"/>
+                <w:sz w:val="24"/>
+                <w:szCs w:val="24"/>
+                <w:shd w:val="clear" w:color="auto" w:fill="FFFF00"/>
+                <w:lang w:val="es-CO"/>
+              </w:rPr>
+              <w:t>CERTIFICADO_INSUFICIENCIA</w:t>
+            </w:r>
+            <w:r>
+              <w:rPr>
+                <w:rFonts w:ascii="Arial" w:hAnsi="Arial" w:cs="Arial"/>
+                <w:color w:val="000000"/>
+                <w:sz w:val="24"/>
+                <w:szCs w:val="24"/>
+                <w:shd w:val="clear" w:color="auto" w:fill="FFFF00"/>
+                <w:lang w:val="es-CO"/>
+              </w:rPr>
+              <w:t>}</w:t>
+            </w:r>
+            <w:r>
+              <w:rPr>
+                <w:rFonts w:ascii="Arial" w:hAnsi="Arial" w:cs="Arial"/>
+                <w:color w:val="000000"/>
+                <w:sz w:val="24"/>
+                <w:szCs w:val="24"/>
+                <w:shd w:val="clear" w:color="auto" w:fill="FFFF00"/>
+                <w:lang w:val="es-CO"/>
+              </w:rPr>
+              <w:t>}</w:t>
+            </w:r>
+            <w:r>
+              <w:rPr>
+                <w:rFonts w:ascii="Arial" w:hAnsi="Arial" w:cs="Arial"/>
+                <w:color w:val="000000"/>
+                <w:sz w:val="24"/>
+                <w:szCs w:val="24"/>
+                <w:lang w:val="es-CO"/>
+              </w:rPr>
+              <w:t>.</w:t>
+            </w:r>
+          </w:p>
+          <w:p>
+            <w:pPr>
+              <w:rPr>
+                <w:sz w:val="24"/>
+                <w:szCs w:val="24"/>
+                <w:lang w:val="es-CO"/>
+              </w:rPr>
+            </w:pPr>
+          </w:p>
+          <w:p>
+            <w:pPr>
+              <w:ind w:left="79" w:right="22" w:firstLine="14"/>
+              <w:jc w:val="both"/>
+              <w:rPr>
+                <w:sz w:val="24"/>
+                <w:szCs w:val="24"/>
+                <w:lang w:val="es-CO"/>
+              </w:rPr>
+            </w:pPr>
+            <w:r>
+              <w:rPr>
+                <w:rFonts w:ascii="Arial" w:hAnsi="Arial" w:cs="Arial"/>
+                <w:color w:val="000000"/>
+                <w:sz w:val="24"/>
+                <w:szCs w:val="24"/>
+                <w:lang w:val="es-CO"/>
+              </w:rPr>
+              <w:t xml:space="preserve">A la fecha, persiste la necesidad del fortalecimiento de las funciones de este organismo de la Administración Central del Distrito Especial de Santiago de Cali y en la planta de se cuenta con el personal suficiente para el cumplimiento de las actividades que se Orientan a robustecer. </w:t>
+            </w:r>
+            <w:r>
+              <w:rPr>
+                <w:rFonts w:ascii="Arial" w:hAnsi="Arial" w:cs="Arial"/>
+                <w:color w:val="000000"/>
+                <w:sz w:val="24"/>
+                <w:szCs w:val="24"/>
+                <w:lang w:val="es-CO"/>
+              </w:rPr>
+              <w:t>El</w:t>
+            </w:r>
+            <w:r>
+              <w:rPr>
+                <w:rFonts w:ascii="Arial" w:hAnsi="Arial" w:cs="Arial"/>
+                <w:color w:val="000000"/>
+                <w:sz w:val="24"/>
+                <w:szCs w:val="24"/>
+                <w:lang w:val="es-CO"/>
+              </w:rPr>
+              <w:t xml:space="preserve"> apoyo a la ejecución de las funciones y propósito del Departamento </w:t>
+            </w:r>
+            <w:r>
+              <w:rPr>
+                <w:rFonts w:ascii="Arial" w:hAnsi="Arial" w:cs="Arial"/>
+                <w:color w:val="000000"/>
+                <w:sz w:val="24"/>
+                <w:szCs w:val="24"/>
+                <w:lang w:val="es-CO"/>
+              </w:rPr>
+              <w:lastRenderedPageBreak/>
+              <w:t>Administrativo de Gestión Jurídica Pública.</w:t>
+            </w:r>
+          </w:p>
+          <w:p>
+            <w:pPr>
+              <w:ind w:left="1138"/>
+              <w:jc w:val="both"/>
+              <w:rPr>
+                <w:sz w:val="24"/>
+                <w:szCs w:val="24"/>
+                <w:lang w:val="es-CO"/>
+              </w:rPr>
+            </w:pPr>
+          </w:p>
+          <w:p>
+            <w:pPr>
+              <w:ind w:left="86" w:firstLine="7"/>
+              <w:jc w:val="both"/>
+              <w:rPr>
+                <w:sz w:val="24"/>
+                <w:szCs w:val="24"/>
+                <w:lang w:val="es-CO"/>
+              </w:rPr>
+            </w:pPr>
+            <w:r>
+              <w:rPr>
+                <w:rFonts w:ascii="Arial" w:hAnsi="Arial" w:cs="Arial"/>
+                <w:color w:val="000000"/>
+                <w:sz w:val="24"/>
+                <w:szCs w:val="24"/>
+                <w:lang w:val="es-CO"/>
+              </w:rPr>
+              <w:t xml:space="preserve">En atención a lo anterior, se recomienda prorrogar el plazo de ejecución del contrato de </w:t>
+            </w:r>
+            <w:r>
+              <w:rPr>
+                <w:rFonts w:ascii="Arial" w:hAnsi="Arial" w:cs="Arial"/>
+                <w:color w:val="000000"/>
+                <w:sz w:val="24"/>
+                <w:szCs w:val="24"/>
+                <w:highlight w:val="yellow"/>
+                <w:lang w:val="es-CO"/>
+              </w:rPr>
+              <w:t>{{TIPO_CONTRATO}}</w:t>
+            </w:r>
+            <w:r>
+              <w:rPr>
+                <w:rFonts w:ascii="Arial" w:hAnsi="Arial" w:cs="Arial"/>
+                <w:color w:val="000000"/>
+                <w:sz w:val="24"/>
+                <w:szCs w:val="24"/>
+                <w:lang w:val="es-CO"/>
+              </w:rPr>
+              <w:t xml:space="preserve"> No. </w:t>
+            </w:r>
+            <w:r>
+              <w:rPr>
+                <w:rFonts w:ascii="Arial" w:hAnsi="Arial" w:cs="Arial"/>
+                <w:color w:val="000000"/>
+                <w:sz w:val="24"/>
+                <w:szCs w:val="24"/>
+                <w:shd w:val="clear" w:color="auto" w:fill="FFFF00"/>
+                <w:lang w:val="es-CO"/>
+              </w:rPr>
+              <w:t>{{NUMERO_CONTRATO}}</w:t>
+            </w:r>
+            <w:r>
+              <w:rPr>
+                <w:rFonts w:ascii="Arial" w:hAnsi="Arial" w:cs="Arial"/>
+                <w:color w:val="000000"/>
+                <w:sz w:val="24"/>
+                <w:szCs w:val="24"/>
+                <w:lang w:val="es-CO"/>
+              </w:rPr>
+              <w:t xml:space="preserve">, hasta el </w:t>
+            </w:r>
+            <w:r>
+              <w:rPr>
+                <w:rFonts w:ascii="Arial" w:hAnsi="Arial" w:cs="Arial"/>
+                <w:color w:val="000000"/>
+                <w:sz w:val="24"/>
+                <w:szCs w:val="24"/>
+                <w:shd w:val="clear" w:color="auto" w:fill="FFFF00"/>
+                <w:lang w:val="es-CO"/>
+              </w:rPr>
+              <w:t>{{FECHA_FINAL_ADICIONAL}}</w:t>
+            </w:r>
+            <w:bookmarkStart w:id="0" w:name="_GoBack"/>
+            <w:bookmarkEnd w:id="0"/>
+            <w:r>
+              <w:rPr>
+                <w:rFonts w:ascii="Arial" w:hAnsi="Arial" w:cs="Arial"/>
+                <w:color w:val="000000"/>
+                <w:sz w:val="24"/>
+                <w:szCs w:val="24"/>
+                <w:lang w:val="es-CO"/>
+              </w:rPr>
+              <w:t xml:space="preserve"> y en consecuencia adicionar el valor del mismo por la suma </w:t>
+            </w:r>
+            <w:r>
+              <w:rPr>
+                <w:rFonts w:ascii="Arial" w:hAnsi="Arial" w:cs="Arial"/>
+                <w:color w:val="000000"/>
+                <w:sz w:val="24"/>
+                <w:szCs w:val="24"/>
+                <w:shd w:val="clear" w:color="auto" w:fill="FFFF00"/>
+                <w:lang w:val="es-CO"/>
+              </w:rPr>
+              <w:t>{{VALOR_TOTAL_ADICION_LETRAS}}</w:t>
+            </w:r>
+            <w:r>
+              <w:rPr>
+                <w:rFonts w:ascii="Arial" w:hAnsi="Arial" w:cs="Arial"/>
+                <w:color w:val="000000"/>
+                <w:sz w:val="24"/>
+                <w:szCs w:val="24"/>
+                <w:shd w:val="clear" w:color="auto" w:fill="FFFF00"/>
+                <w:lang w:val="es-CO"/>
+              </w:rPr>
+              <w:t xml:space="preserve"> (</w:t>
+            </w:r>
+            <w:r>
+              <w:rPr>
+                <w:rFonts w:ascii="Arial" w:hAnsi="Arial" w:cs="Arial"/>
+                <w:color w:val="000000"/>
+                <w:sz w:val="24"/>
+                <w:szCs w:val="24"/>
+                <w:shd w:val="clear" w:color="auto" w:fill="FFFF00"/>
+                <w:lang w:val="es-CO"/>
+              </w:rPr>
+              <w:t>{{VALOR_TOTAL_ADICION}}</w:t>
+            </w:r>
+            <w:r>
+              <w:rPr>
+                <w:rFonts w:ascii="Arial" w:hAnsi="Arial" w:cs="Arial"/>
+                <w:color w:val="000000"/>
+                <w:sz w:val="24"/>
+                <w:szCs w:val="24"/>
+                <w:shd w:val="clear" w:color="auto" w:fill="FFFF00"/>
+                <w:lang w:val="es-CO"/>
+              </w:rPr>
+              <w:t>),</w:t>
+            </w:r>
+            <w:r>
+              <w:rPr>
+                <w:rFonts w:ascii="Arial" w:hAnsi="Arial" w:cs="Arial"/>
+                <w:color w:val="000000"/>
+                <w:sz w:val="24"/>
+                <w:szCs w:val="24"/>
+                <w:lang w:val="es-CO"/>
+              </w:rPr>
+              <w:t xml:space="preserve"> suma que no excede el 50% del valor inicial del: contrato, en cumplimiento del parágrafo del Artículo 40 de la Ley 80 de 1993, que establece la posibilidad de adicionar los contratos sin exceder el cincuenta por ciento (50%) del valor del contrato inicial.</w:t>
+            </w:r>
+          </w:p>
+          <w:p>
+            <w:pPr>
+              <w:rPr>
+                <w:sz w:val="24"/>
+                <w:szCs w:val="24"/>
+                <w:lang w:val="es-CO"/>
+              </w:rPr>
+            </w:pPr>
+          </w:p>
+          <w:p>
+            <w:pPr>
+              <w:ind w:left="79" w:firstLine="7"/>
+              <w:jc w:val="both"/>
+              <w:rPr>
+                <w:sz w:val="24"/>
+                <w:szCs w:val="24"/>
+                <w:lang w:val="es-CO"/>
+              </w:rPr>
+            </w:pPr>
+            <w:r>
+              <w:rPr>
+                <w:rFonts w:ascii="Arial" w:hAnsi="Arial" w:cs="Arial"/>
+                <w:color w:val="000000"/>
+                <w:sz w:val="24"/>
+                <w:szCs w:val="24"/>
+                <w:lang w:val="es-CO"/>
+              </w:rPr>
+              <w:t xml:space="preserve">Dicha adición se pagará en </w:t>
+            </w:r>
+            <w:r>
+              <w:rPr>
+                <w:rFonts w:ascii="Arial" w:hAnsi="Arial" w:cs="Arial"/>
+                <w:color w:val="000000"/>
+                <w:sz w:val="24"/>
+                <w:szCs w:val="24"/>
+                <w:shd w:val="clear" w:color="auto" w:fill="FFFF00"/>
+                <w:lang w:val="es-CO"/>
+              </w:rPr>
+              <w:t>{{NUMERO_CUOTAS_ADICION_LETRAS}}</w:t>
+            </w:r>
+            <w:r>
+              <w:rPr>
+                <w:rFonts w:ascii="Arial" w:hAnsi="Arial" w:cs="Arial"/>
+                <w:color w:val="000000"/>
+                <w:sz w:val="24"/>
+                <w:szCs w:val="24"/>
+                <w:shd w:val="clear" w:color="auto" w:fill="FFFF00"/>
+                <w:lang w:val="es-CO"/>
+              </w:rPr>
+              <w:t xml:space="preserve"> (</w:t>
+            </w:r>
+            <w:r>
+              <w:rPr>
+                <w:rFonts w:ascii="Arial" w:hAnsi="Arial" w:cs="Arial"/>
+                <w:color w:val="000000"/>
+                <w:sz w:val="24"/>
+                <w:szCs w:val="24"/>
+                <w:shd w:val="clear" w:color="auto" w:fill="FFFF00"/>
+                <w:lang w:val="es-CO"/>
+              </w:rPr>
+              <w:t>{{</w:t>
+            </w:r>
+            <w:r>
+              <w:rPr>
+                <w:rFonts w:ascii="Arial" w:hAnsi="Arial" w:cs="Arial"/>
+                <w:color w:val="000000"/>
+                <w:sz w:val="24"/>
+                <w:szCs w:val="24"/>
+                <w:shd w:val="clear" w:color="auto" w:fill="FFFF00"/>
+                <w:lang w:val="es-CO"/>
+              </w:rPr>
+              <w:t>NUMERO_CUOTAS_ADICION</w:t>
+            </w:r>
+            <w:r>
+              <w:rPr>
+                <w:rFonts w:ascii="Arial" w:hAnsi="Arial" w:cs="Arial"/>
+                <w:color w:val="000000"/>
+                <w:sz w:val="24"/>
+                <w:szCs w:val="24"/>
+                <w:shd w:val="clear" w:color="auto" w:fill="FFFF00"/>
+                <w:lang w:val="es-CO"/>
+              </w:rPr>
+              <w:t>}}</w:t>
+            </w:r>
+            <w:r>
+              <w:rPr>
+                <w:rFonts w:ascii="Arial" w:hAnsi="Arial" w:cs="Arial"/>
+                <w:color w:val="000000"/>
+                <w:sz w:val="24"/>
+                <w:szCs w:val="24"/>
+                <w:shd w:val="clear" w:color="auto" w:fill="FFFF00"/>
+                <w:lang w:val="es-CO"/>
+              </w:rPr>
+              <w:t>)</w:t>
+            </w:r>
+            <w:r>
+              <w:rPr>
+                <w:rFonts w:ascii="Arial" w:hAnsi="Arial" w:cs="Arial"/>
+                <w:color w:val="000000"/>
+                <w:sz w:val="24"/>
+                <w:szCs w:val="24"/>
+                <w:lang w:val="es-CO"/>
+              </w:rPr>
+              <w:t xml:space="preserve"> cuotas iguales, cada una de ellas por valor de </w:t>
+            </w:r>
+            <w:r>
+              <w:rPr>
+                <w:rFonts w:ascii="Arial" w:hAnsi="Arial" w:cs="Arial"/>
+                <w:color w:val="000000"/>
+                <w:sz w:val="24"/>
+                <w:szCs w:val="24"/>
+                <w:shd w:val="clear" w:color="auto" w:fill="FFFF00"/>
+                <w:lang w:val="es-CO"/>
+              </w:rPr>
+              <w:t>{{VALOR_CUOTA_LETRAS}}</w:t>
+            </w:r>
+            <w:r>
+              <w:rPr>
+                <w:rFonts w:ascii="Arial" w:hAnsi="Arial" w:cs="Arial"/>
+                <w:color w:val="000000"/>
+                <w:sz w:val="24"/>
+                <w:szCs w:val="24"/>
+                <w:shd w:val="clear" w:color="auto" w:fill="FFFF00"/>
+                <w:lang w:val="es-CO"/>
+              </w:rPr>
+              <w:t xml:space="preserve"> M/</w:t>
+            </w:r>
+            <w:proofErr w:type="spellStart"/>
+            <w:r>
+              <w:rPr>
+                <w:rFonts w:ascii="Arial" w:hAnsi="Arial" w:cs="Arial"/>
+                <w:color w:val="000000"/>
+                <w:sz w:val="24"/>
+                <w:szCs w:val="24"/>
+                <w:shd w:val="clear" w:color="auto" w:fill="FFFF00"/>
+                <w:lang w:val="es-CO"/>
+              </w:rPr>
+              <w:t>cte</w:t>
+            </w:r>
+            <w:proofErr w:type="spellEnd"/>
+            <w:r>
+              <w:rPr>
+                <w:rFonts w:ascii="Arial" w:hAnsi="Arial" w:cs="Arial"/>
+                <w:color w:val="000000"/>
+                <w:sz w:val="24"/>
+                <w:szCs w:val="24"/>
+                <w:shd w:val="clear" w:color="auto" w:fill="FFFF00"/>
+                <w:lang w:val="es-CO"/>
+              </w:rPr>
+              <w:t xml:space="preserve"> (</w:t>
+            </w:r>
+            <w:r>
+              <w:rPr>
+                <w:rFonts w:ascii="Arial" w:hAnsi="Arial" w:cs="Arial"/>
+                <w:color w:val="000000"/>
+                <w:sz w:val="24"/>
+                <w:szCs w:val="24"/>
+                <w:shd w:val="clear" w:color="auto" w:fill="FFFF00"/>
+                <w:lang w:val="es-CO"/>
+              </w:rPr>
+              <w:t>{{VALOR_CUOTA_NUMERO}}</w:t>
+            </w:r>
+            <w:r>
+              <w:rPr>
+                <w:rFonts w:ascii="Arial" w:hAnsi="Arial" w:cs="Arial"/>
+                <w:color w:val="000000"/>
+                <w:sz w:val="24"/>
+                <w:szCs w:val="24"/>
+                <w:shd w:val="clear" w:color="auto" w:fill="FFFF00"/>
+                <w:lang w:val="es-CO"/>
+              </w:rPr>
+              <w:t>).</w:t>
+            </w:r>
+          </w:p>
+          <w:p>
+            <w:pPr>
+              <w:spacing w:after="266"/>
+              <w:ind w:left="1195"/>
+              <w:jc w:val="both"/>
+              <w:rPr>
+                <w:sz w:val="24"/>
+                <w:szCs w:val="24"/>
+                <w:lang w:val="es-CO"/>
+              </w:rPr>
+            </w:pPr>
+          </w:p>
+          <w:p>
+            <w:pPr>
+              <w:spacing w:after="282"/>
+              <w:ind w:left="79" w:firstLine="7"/>
+              <w:jc w:val="both"/>
+              <w:rPr>
+                <w:sz w:val="24"/>
+                <w:szCs w:val="24"/>
+                <w:lang w:val="es-CO"/>
+              </w:rPr>
+            </w:pPr>
+            <w:r>
+              <w:rPr>
+                <w:rFonts w:ascii="Arial" w:hAnsi="Arial" w:cs="Arial"/>
+                <w:color w:val="000000"/>
+                <w:sz w:val="24"/>
+                <w:szCs w:val="24"/>
+                <w:lang w:val="es-CO"/>
+              </w:rPr>
+              <w:t xml:space="preserve">En virtud de la adición antes .mencionada, el valor total del contrato queda en la suma de </w:t>
+            </w:r>
+            <w:r>
+              <w:rPr>
+                <w:rFonts w:ascii="Arial" w:hAnsi="Arial" w:cs="Arial"/>
+                <w:color w:val="000000"/>
+                <w:sz w:val="24"/>
+                <w:szCs w:val="24"/>
+                <w:highlight w:val="yellow"/>
+                <w:lang w:val="es-CO"/>
+              </w:rPr>
+              <w:t>{{VALOR_CONTRATO_MAS_ADICION_LETRAS}}</w:t>
+            </w:r>
+            <w:r>
+              <w:rPr>
+                <w:rFonts w:ascii="Arial" w:hAnsi="Arial" w:cs="Arial"/>
+                <w:color w:val="000000"/>
+                <w:sz w:val="24"/>
+                <w:szCs w:val="24"/>
+                <w:lang w:val="es-CO"/>
+              </w:rPr>
+              <w:t xml:space="preserve"> M/</w:t>
+            </w:r>
+            <w:proofErr w:type="spellStart"/>
+            <w:r>
+              <w:rPr>
+                <w:rFonts w:ascii="Arial" w:hAnsi="Arial" w:cs="Arial"/>
+                <w:color w:val="000000"/>
+                <w:sz w:val="24"/>
+                <w:szCs w:val="24"/>
+                <w:lang w:val="es-CO"/>
+              </w:rPr>
+              <w:t>cte</w:t>
+            </w:r>
+            <w:proofErr w:type="spellEnd"/>
+            <w:r>
+              <w:rPr>
+                <w:rFonts w:ascii="Arial" w:hAnsi="Arial" w:cs="Arial"/>
+                <w:color w:val="000000"/>
+                <w:sz w:val="24"/>
+                <w:szCs w:val="24"/>
+                <w:lang w:val="es-CO"/>
+              </w:rPr>
+              <w:t xml:space="preserve"> </w:t>
+            </w:r>
+            <w:r>
+              <w:rPr>
+                <w:rFonts w:ascii="Arial" w:hAnsi="Arial" w:cs="Arial"/>
+                <w:color w:val="000000"/>
+                <w:sz w:val="24"/>
+                <w:szCs w:val="24"/>
+                <w:highlight w:val="yellow"/>
+                <w:lang w:val="es-CO"/>
+              </w:rPr>
+              <w:t>(</w:t>
+            </w:r>
+            <w:r>
+              <w:rPr>
+                <w:rFonts w:ascii="Arial" w:hAnsi="Arial" w:cs="Arial"/>
+                <w:color w:val="000000"/>
+                <w:sz w:val="24"/>
+                <w:szCs w:val="24"/>
+                <w:highlight w:val="yellow"/>
+                <w:lang w:val="es-CO"/>
+              </w:rPr>
+              <w:t>{{VALOR_CONTRATO_MAS_ADICION}}</w:t>
+            </w:r>
+            <w:r>
+              <w:rPr>
+                <w:rFonts w:ascii="Arial" w:hAnsi="Arial" w:cs="Arial"/>
+                <w:color w:val="000000"/>
+                <w:sz w:val="24"/>
+                <w:szCs w:val="24"/>
+                <w:highlight w:val="yellow"/>
+                <w:lang w:val="es-CO"/>
+              </w:rPr>
+              <w:t>).</w:t>
+            </w:r>
+          </w:p>
+          <w:p>
+            <w:pPr>
+              <w:ind w:left="79" w:right="29"/>
+              <w:jc w:val="both"/>
+              <w:rPr>
+                <w:rFonts w:ascii="Arial" w:hAnsi="Arial" w:cs="Arial"/>
+                <w:color w:val="000000"/>
+                <w:sz w:val="24"/>
+                <w:szCs w:val="24"/>
+                <w:shd w:val="clear" w:color="auto" w:fill="FFFF00"/>
+                <w:lang w:val="es-CO"/>
+              </w:rPr>
+            </w:pPr>
+            <w:r>
+              <w:rPr>
+                <w:rFonts w:ascii="Arial" w:hAnsi="Arial" w:cs="Arial"/>
+                <w:color w:val="000000"/>
+                <w:sz w:val="24"/>
+                <w:szCs w:val="24"/>
+                <w:lang w:val="es-CO"/>
+              </w:rPr>
+              <w:t xml:space="preserve">Conforme a lo expuesto, se requiere además modificar el plazo de ejecución del contrato, también configurado en el contrato electrónico, en la sección de "Información general", en el sentido de prorrogar la duración hasta el </w:t>
+            </w:r>
+            <w:r>
+              <w:rPr>
+                <w:rFonts w:ascii="Arial" w:hAnsi="Arial" w:cs="Arial"/>
+                <w:color w:val="000000"/>
+                <w:sz w:val="24"/>
+                <w:szCs w:val="24"/>
+                <w:shd w:val="clear" w:color="auto" w:fill="FFFF00"/>
+                <w:lang w:val="es-CO"/>
+              </w:rPr>
+              <w:t>{{FECHA_FINAL_ADICIONAL}}</w:t>
+            </w:r>
+            <w:r>
+              <w:rPr>
+                <w:rFonts w:ascii="Arial" w:hAnsi="Arial" w:cs="Arial"/>
+                <w:color w:val="000000"/>
+                <w:sz w:val="24"/>
+                <w:szCs w:val="24"/>
+                <w:shd w:val="clear" w:color="auto" w:fill="FFFF00"/>
+                <w:lang w:val="es-CO"/>
+              </w:rPr>
+              <w:t>.</w:t>
+            </w:r>
+          </w:p>
+          <w:p>
+            <w:pPr>
+              <w:jc w:val="both"/>
+              <w:rPr>
+                <w:sz w:val="24"/>
+                <w:szCs w:val="24"/>
+                <w:lang w:val="es-CO"/>
+              </w:rPr>
+            </w:pPr>
+          </w:p>
+          <w:p>
+            <w:pPr>
+              <w:jc w:val="both"/>
+              <w:rPr>
+                <w:rFonts w:ascii="Arial" w:eastAsia="Arial" w:hAnsi="Arial" w:cs="Arial"/>
+              </w:rPr>
+            </w:pPr>
+            <w:r>
+              <w:rPr>
+                <w:sz w:val="24"/>
+                <w:szCs w:val="24"/>
+                <w:lang w:val="es-CO"/>
+              </w:rPr>
+              <w:br/>
+            </w:r>
+            <w:r>
+              <w:rPr>
+                <w:rFonts w:ascii="Arial" w:hAnsi="Arial" w:cs="Arial"/>
+                <w:color w:val="000000"/>
+                <w:sz w:val="24"/>
+                <w:szCs w:val="24"/>
+                <w:lang w:val="es-CO"/>
+              </w:rPr>
+              <w:t xml:space="preserve">Vale la pena señalar que el Departamento Administrativo de Gestión Jurídica Pública cuenta con los recursos necesarios para adicionar el contrato conforme al Certificado de Disponibilidad Presupuestal (CDP) No. </w:t>
+            </w:r>
+            <w:r>
+              <w:rPr>
+                <w:rFonts w:ascii="Arial" w:hAnsi="Arial" w:cs="Arial"/>
+                <w:color w:val="000000"/>
+                <w:sz w:val="24"/>
+                <w:szCs w:val="24"/>
+                <w:shd w:val="clear" w:color="auto" w:fill="FFFF00"/>
+                <w:lang w:val="es-CO"/>
+              </w:rPr>
+              <w:t>{{NUMERO_CDP}}</w:t>
+            </w:r>
+            <w:r>
+              <w:rPr>
+                <w:rFonts w:ascii="Arial" w:hAnsi="Arial" w:cs="Arial"/>
+                <w:color w:val="000000"/>
+                <w:sz w:val="24"/>
+                <w:szCs w:val="24"/>
+                <w:shd w:val="clear" w:color="auto" w:fill="FFFF00"/>
+                <w:lang w:val="es-CO"/>
+              </w:rPr>
+              <w:t xml:space="preserve"> del </w:t>
+            </w:r>
+            <w:r>
+              <w:rPr>
+                <w:rFonts w:ascii="Arial" w:hAnsi="Arial" w:cs="Arial"/>
+                <w:color w:val="000000"/>
+                <w:sz w:val="24"/>
+                <w:szCs w:val="24"/>
+                <w:shd w:val="clear" w:color="auto" w:fill="FFFF00"/>
+                <w:lang w:val="es-CO"/>
+              </w:rPr>
+              <w:t>{{FECHA_EXPEDICION_CDP}}</w:t>
+            </w:r>
+            <w:r>
+              <w:rPr>
+                <w:rFonts w:ascii="Arial" w:hAnsi="Arial" w:cs="Arial"/>
+                <w:color w:val="000000"/>
+                <w:sz w:val="24"/>
+                <w:szCs w:val="24"/>
+                <w:lang w:val="es-CO"/>
+              </w:rPr>
+              <w:t xml:space="preserve">, por de </w:t>
+            </w:r>
+            <w:r>
+              <w:rPr>
+                <w:rFonts w:ascii="Arial" w:hAnsi="Arial" w:cs="Arial"/>
+                <w:color w:val="000000"/>
+                <w:sz w:val="24"/>
+                <w:szCs w:val="24"/>
+                <w:shd w:val="clear" w:color="auto" w:fill="FFFF00"/>
+                <w:lang w:val="es-CO"/>
+              </w:rPr>
+              <w:t>{{VALOR_CDP}}</w:t>
+            </w:r>
+            <w:r>
+              <w:rPr>
+                <w:rFonts w:ascii="Arial" w:hAnsi="Arial" w:cs="Arial"/>
+                <w:color w:val="000000"/>
+                <w:sz w:val="24"/>
+                <w:szCs w:val="24"/>
+                <w:shd w:val="clear" w:color="auto" w:fill="FFFF00"/>
+                <w:lang w:val="es-CO"/>
+              </w:rPr>
+              <w:t xml:space="preserve"> MCTE. </w:t>
+            </w:r>
+            <w:r>
+              <w:rPr>
+                <w:rFonts w:ascii="Arial" w:hAnsi="Arial" w:cs="Arial"/>
+                <w:color w:val="000000"/>
+                <w:sz w:val="24"/>
+                <w:szCs w:val="24"/>
+                <w:shd w:val="clear" w:color="auto" w:fill="FFFF00"/>
+                <w:lang w:val="es-CO"/>
+              </w:rPr>
+              <w:t>(</w:t>
+            </w:r>
+            <w:r>
+              <w:rPr>
+                <w:rFonts w:ascii="Arial" w:hAnsi="Arial" w:cs="Arial"/>
+                <w:color w:val="000000"/>
+                <w:sz w:val="24"/>
+                <w:szCs w:val="24"/>
+                <w:shd w:val="clear" w:color="auto" w:fill="FFFF00"/>
+                <w:lang w:val="es-CO"/>
+              </w:rPr>
+              <w:t>{{</w:t>
+            </w:r>
+            <w:r>
+              <w:rPr>
+                <w:rFonts w:ascii="Arial" w:hAnsi="Arial" w:cs="Arial"/>
+                <w:color w:val="000000"/>
+                <w:sz w:val="24"/>
+                <w:szCs w:val="24"/>
+                <w:shd w:val="clear" w:color="auto" w:fill="FFFF00"/>
+                <w:lang w:val="es-CO"/>
+              </w:rPr>
+              <w:t>CDP_VALOR</w:t>
+            </w:r>
+            <w:r>
+              <w:rPr>
+                <w:rFonts w:ascii="Arial" w:hAnsi="Arial" w:cs="Arial"/>
+                <w:color w:val="000000"/>
+                <w:sz w:val="24"/>
+                <w:szCs w:val="24"/>
+                <w:shd w:val="clear" w:color="auto" w:fill="FFFF00"/>
+                <w:lang w:val="es-CO"/>
+              </w:rPr>
+              <w:t>}}</w:t>
+            </w:r>
+            <w:r>
+              <w:rPr>
+                <w:rFonts w:ascii="Arial" w:hAnsi="Arial" w:cs="Arial"/>
+                <w:color w:val="000000"/>
+                <w:sz w:val="24"/>
+                <w:szCs w:val="24"/>
+                <w:shd w:val="clear" w:color="auto" w:fill="FFFF00"/>
+                <w:lang w:val="es-CO"/>
+              </w:rPr>
+              <w:t>).</w:t>
+            </w:r>
           </w:p>
           <w:p>
             <w:pPr>
@@ -1839,7 +3336,6 @@
                 <w:sz w:val="20"/>
                 <w:szCs w:val="20"/>
               </w:rPr>
-              <w:lastRenderedPageBreak/>
               <w:t>CARGO: {{SUPERVISOR_CARGO}}</w:t>
             </w:r>
           </w:p>
@@ -1875,114 +3371,6 @@
         </w:tc>
       </w:tr>
     </w:tbl>
-    <w:p>
-      <w:pPr>
-        <w:rPr>
-          <w:rFonts w:ascii="Arial" w:eastAsia="Arial" w:hAnsi="Arial" w:cs="Arial"/>
-          <w:sz w:val="24"/>
-          <w:szCs w:val="24"/>
-        </w:rPr>
-      </w:pPr>
-    </w:p>
-    <w:p>
-      <w:pPr>
-        <w:jc w:val="both"/>
-        <w:rPr>
-          <w:rFonts w:ascii="Arial" w:eastAsia="Arial" w:hAnsi="Arial" w:cs="Arial"/>
-          <w:sz w:val="24"/>
-          <w:szCs w:val="24"/>
-        </w:rPr>
-      </w:pPr>
-      <w:r>
-        <w:rPr>
-          <w:rFonts w:ascii="Arial" w:hAnsi="Arial" w:cs="Arial"/>
-          <w:sz w:val="24"/>
-          <w:szCs w:val="24"/>
-          <w:highlight w:val="lightGray"/>
-          <w:lang w:eastAsia="x-none"/>
-        </w:rPr>
-        <w:t xml:space="preserve">Nota: </w:t>
-      </w:r>
-      <w:r>
-        <w:rPr>
-          <w:rFonts w:ascii="Arial" w:hAnsi="Arial" w:cs="Arial"/>
-          <w:sz w:val="24"/>
-          <w:szCs w:val="24"/>
-          <w:highlight w:val="lightGray"/>
-          <w:lang w:val="es-MX"/>
-        </w:rPr>
-        <w:t xml:space="preserve">Solo diligencie los campos a que haya lugar. Antes de imprimir </w:t>
-      </w:r>
-      <w:r>
-        <w:rPr>
-          <w:rFonts w:ascii="Arial" w:hAnsi="Arial" w:cs="Arial"/>
-          <w:sz w:val="24"/>
-          <w:szCs w:val="24"/>
-          <w:highlight w:val="lightGray"/>
-          <w:lang w:val="es-MX"/>
-        </w:rPr>
-        <w:t xml:space="preserve">elimine esta nota y </w:t>
-      </w:r>
-      <w:r>
-        <w:rPr>
-          <w:rFonts w:ascii="Arial" w:hAnsi="Arial" w:cs="Arial"/>
-          <w:sz w:val="24"/>
-          <w:szCs w:val="24"/>
-          <w:highlight w:val="lightGray"/>
-          <w:lang w:val="es-MX"/>
-        </w:rPr>
-        <w:t>l</w:t>
-      </w:r>
-      <w:r>
-        <w:rPr>
-          <w:rFonts w:ascii="Arial" w:hAnsi="Arial" w:cs="Arial"/>
-          <w:sz w:val="24"/>
-          <w:szCs w:val="24"/>
-          <w:highlight w:val="lightGray"/>
-          <w:lang w:val="es-MX"/>
-        </w:rPr>
-        <w:t>as</w:t>
-      </w:r>
-      <w:r>
-        <w:rPr>
-          <w:rFonts w:ascii="Arial" w:hAnsi="Arial" w:cs="Arial"/>
-          <w:sz w:val="24"/>
-          <w:szCs w:val="24"/>
-          <w:highlight w:val="lightGray"/>
-          <w:lang w:val="es-MX"/>
-        </w:rPr>
-        <w:t xml:space="preserve"> </w:t>
-      </w:r>
-      <w:r>
-        <w:rPr>
-          <w:rFonts w:ascii="Arial" w:hAnsi="Arial" w:cs="Arial"/>
-          <w:sz w:val="24"/>
-          <w:szCs w:val="24"/>
-          <w:highlight w:val="lightGray"/>
-          <w:lang w:val="es-MX"/>
-        </w:rPr>
-        <w:t xml:space="preserve">indicaciones </w:t>
-      </w:r>
-      <w:r>
-        <w:rPr>
-          <w:rFonts w:ascii="Arial" w:hAnsi="Arial" w:cs="Arial"/>
-          <w:sz w:val="24"/>
-          <w:szCs w:val="24"/>
-          <w:highlight w:val="lightGray"/>
-          <w:lang w:val="es-MX"/>
-        </w:rPr>
-        <w:t>del documento</w:t>
-      </w:r>
-    </w:p>
-    <w:p>
-      <w:pPr>
-        <w:rPr>
-          <w:rFonts w:ascii="Arial" w:eastAsia="Arial" w:hAnsi="Arial" w:cs="Arial"/>
-          <w:sz w:val="24"/>
-          <w:szCs w:val="24"/>
-        </w:rPr>
-      </w:pPr>
-    </w:p>
     <w:p>
       <w:pPr>
         <w:rPr>
@@ -2157,7 +3545,7 @@
         <w:sz w:val="16"/>
         <w:szCs w:val="16"/>
       </w:rPr>
-      <w:t>1</w:t>
+      <w:t>3</w:t>
     </w:r>
     <w:r>
       <w:rPr>
@@ -2212,7 +3600,7 @@
         <w:sz w:val="16"/>
         <w:szCs w:val="16"/>
       </w:rPr>
-      <w:t>2</w:t>
+      <w:t>3</w:t>
     </w:r>
     <w:r>
       <w:rPr>
@@ -3524,6 +4912,23 @@
     <w:semiHidden/>
     <w:rsid w:val="00FE2FED"/>
   </w:style>
+  <w:style w:type="paragraph" w:styleId="NormalWeb">
+    <w:name w:val="Normal (Web)"/>
+    <w:basedOn w:val="Normal"/>
+    <w:uiPriority w:val="99"/>
+    <w:semiHidden/>
+    <w:unhideWhenUsed/>
+    <w:rsid w:val="005436A4"/>
+    <w:pPr>
+      <w:spacing w:before="100" w:beforeAutospacing="1" w:after="100" w:afterAutospacing="1"/>
+    </w:pPr>
+    <w:rPr>
+      <w:rFonts w:ascii="Times New Roman" w:eastAsia="Times New Roman" w:hAnsi="Times New Roman" w:cs="Times New Roman"/>
+      <w:sz w:val="24"/>
+      <w:szCs w:val="24"/>
+      <w:lang w:val="es-CO"/>
+    </w:rPr>
+  </w:style>
 </w:styles>
 </file>
 
@@ -4114,6 +5519,23 @@
     <w:uiPriority w:val="99"/>
     <w:semiHidden/>
     <w:rsid w:val="00FE2FED"/>
+  </w:style>
+  <w:style w:type="paragraph" w:styleId="NormalWeb">
+    <w:name w:val="Normal (Web)"/>
+    <w:basedOn w:val="Normal"/>
+    <w:uiPriority w:val="99"/>
+    <w:semiHidden/>
+    <w:unhideWhenUsed/>
+    <w:rsid w:val="005436A4"/>
+    <w:pPr>
+      <w:spacing w:before="100" w:beforeAutospacing="1" w:after="100" w:afterAutospacing="1"/>
+    </w:pPr>
+    <w:rPr>
+      <w:rFonts w:ascii="Times New Roman" w:eastAsia="Times New Roman" w:hAnsi="Times New Roman" w:cs="Times New Roman"/>
+      <w:sz w:val="24"/>
+      <w:szCs w:val="24"/>
+      <w:lang w:val="es-CO"/>
+    </w:rPr>
   </w:style>
 </w:styles>
 </file>

--- a/plantillas/MODIFICACION_1_JUSTIFICACION.docx
+++ b/plantillas/MODIFICACION_1_JUSTIFICACION.docx
@@ -13,12 +13,12 @@
         <w:tblLook w:val="04A0" w:firstRow="1" w:lastRow="0" w:firstColumn="1" w:lastColumn="0" w:noHBand="0" w:noVBand="1"/>
       </w:tblPr>
       <w:tblGrid>
-        <w:gridCol w:w="2426"/>
+        <w:gridCol w:w="1855"/>
         <w:gridCol w:w="1562"/>
-        <w:gridCol w:w="2460"/>
-        <w:gridCol w:w="249"/>
-        <w:gridCol w:w="3103"/>
-        <w:gridCol w:w="260"/>
+        <w:gridCol w:w="1776"/>
+        <w:gridCol w:w="1562"/>
+        <w:gridCol w:w="3069"/>
+        <w:gridCol w:w="236"/>
       </w:tblGrid>
       <w:tr>
         <w:tc>
@@ -230,6 +230,14 @@
                 <w:szCs w:val="12"/>
               </w:rPr>
             </w:pPr>
+            <w:r>
+              <w:rPr>
+                <w:rFonts w:ascii="Arial" w:eastAsia="Arial" w:hAnsi="Arial" w:cs="Arial"/>
+                <w:sz w:val="20"/>
+                <w:szCs w:val="20"/>
+              </w:rPr>
+              <w:t>{{ADICION_X}}</w:t>
+            </w:r>
           </w:p>
         </w:tc>
         <w:tc>
@@ -986,23 +994,28 @@
                 <w:rFonts w:ascii="Arial" w:eastAsia="Arial" w:hAnsi="Arial" w:cs="Arial"/>
                 <w:color w:val="808080"/>
               </w:rPr>
-              <w:t xml:space="preserve">{{VALOR_CONTRATO_LETRAS}} </w:t>
-            </w:r>
-            <w:proofErr w:type="spellStart"/>
+              <w:t>{{VALOR_CONTRATO_LETRAS}}</w:t>
+            </w:r>
             <w:r>
               <w:rPr>
                 <w:rFonts w:ascii="Arial" w:eastAsia="Arial" w:hAnsi="Arial" w:cs="Arial"/>
                 <w:color w:val="808080"/>
               </w:rPr>
-              <w:t>mcte</w:t>
-            </w:r>
-            <w:proofErr w:type="spellEnd"/>
+              <w:t>.</w:t>
+            </w:r>
             <w:r>
               <w:rPr>
                 <w:rFonts w:ascii="Arial" w:eastAsia="Arial" w:hAnsi="Arial" w:cs="Arial"/>
                 <w:color w:val="808080"/>
               </w:rPr>
-              <w:t>. ({{VALOR_CONTRATO}})</w:t>
+              <w:t xml:space="preserve"> </w:t>
+            </w:r>
+            <w:r>
+              <w:rPr>
+                <w:rFonts w:ascii="Arial" w:eastAsia="Arial" w:hAnsi="Arial" w:cs="Arial"/>
+                <w:color w:val="808080"/>
+              </w:rPr>
+              <w:t>({{VALOR_CONTRATO}})</w:t>
             </w:r>
           </w:p>
         </w:tc>
@@ -1186,7 +1199,7 @@
                 <w:rFonts w:ascii="Arial" w:eastAsia="Arial" w:hAnsi="Arial" w:cs="Arial"/>
                 <w:color w:val="808080"/>
               </w:rPr>
-              <w:t>{{VALOR_TOTAL_ADICION_LETRAS}} ({{VALOR_TOTAL_ADICION}})</w:t>
+              <w:t>{{ADICIONES}}</w:t>
             </w:r>
           </w:p>
         </w:tc>
@@ -1232,24 +1245,10 @@
                 <w:rFonts w:ascii="Arial" w:eastAsia="Arial" w:hAnsi="Arial" w:cs="Arial"/>
                 <w:color w:val="808080"/>
               </w:rPr>
-              <w:t xml:space="preserve">{{VALOR_CONTRATO_MAS_ADICION_LETRAS}} </w:t>
-            </w:r>
-            <w:proofErr w:type="spellStart"/>
-            <w:r>
-              <w:rPr>
-                <w:rFonts w:ascii="Arial" w:eastAsia="Arial" w:hAnsi="Arial" w:cs="Arial"/>
-                <w:color w:val="808080"/>
-              </w:rPr>
-              <w:t>mcte</w:t>
-            </w:r>
-            <w:proofErr w:type="spellEnd"/>
-            <w:r>
-              <w:rPr>
-                <w:rFonts w:ascii="Arial" w:eastAsia="Arial" w:hAnsi="Arial" w:cs="Arial"/>
-                <w:color w:val="808080"/>
-              </w:rPr>
-              <w:t>. ({{VALOR_CONTRATO_MAS_ADICION}})</w:t>
-            </w:r>
+              <w:t>{{VALOR_TOTAL_A_LA_FECHA}}</w:t>
+            </w:r>
+            <w:bookmarkStart w:id="0" w:name="_GoBack"/>
+            <w:bookmarkEnd w:id="0"/>
           </w:p>
         </w:tc>
       </w:tr>
@@ -1882,6 +1881,91 @@
                 <w:szCs w:val="24"/>
                 <w:lang w:val="es-CO"/>
               </w:rPr>
+              <w:t xml:space="preserve"> suscribieron contrato de </w:t>
+            </w:r>
+            <w:r>
+              <w:rPr>
+                <w:rFonts w:ascii="Arial" w:hAnsi="Arial" w:cs="Arial"/>
+                <w:color w:val="000000"/>
+                <w:sz w:val="24"/>
+                <w:szCs w:val="24"/>
+                <w:highlight w:val="yellow"/>
+                <w:lang w:val="es-CO"/>
+              </w:rPr>
+              <w:t>{{TIPO_CONTRATO}}</w:t>
+            </w:r>
+            <w:r>
+              <w:rPr>
+                <w:rFonts w:ascii="Arial" w:hAnsi="Arial" w:cs="Arial"/>
+                <w:color w:val="000000"/>
+                <w:sz w:val="24"/>
+                <w:szCs w:val="24"/>
+                <w:lang w:val="es-CO"/>
+              </w:rPr>
+              <w:t xml:space="preserve"> No. </w:t>
+            </w:r>
+            <w:r>
+              <w:rPr>
+                <w:rFonts w:ascii="Arial" w:hAnsi="Arial" w:cs="Arial"/>
+                <w:color w:val="000000"/>
+                <w:sz w:val="24"/>
+                <w:szCs w:val="24"/>
+                <w:shd w:val="clear" w:color="auto" w:fill="FFFF00"/>
+                <w:lang w:val="es-CO"/>
+              </w:rPr>
+              <w:t>{{NUMERO_CONTRATO}}</w:t>
+            </w:r>
+            <w:r>
+              <w:rPr>
+                <w:rFonts w:ascii="Arial" w:hAnsi="Arial" w:cs="Arial"/>
+                <w:color w:val="000000"/>
+                <w:sz w:val="24"/>
+                <w:szCs w:val="24"/>
+                <w:lang w:val="es-CO"/>
+              </w:rPr>
+              <w:t xml:space="preserve"> cuyo objeto es: "</w:t>
+            </w:r>
+            <w:r>
+              <w:rPr>
+                <w:rFonts w:ascii="Arial" w:hAnsi="Arial" w:cs="Arial"/>
+                <w:color w:val="000000"/>
+                <w:sz w:val="24"/>
+                <w:szCs w:val="24"/>
+                <w:shd w:val="clear" w:color="auto" w:fill="FFFF00"/>
+                <w:lang w:val="es-CO"/>
+              </w:rPr>
+              <w:t>{{OBJETO_CONTRACTUAL}}</w:t>
+            </w:r>
+            <w:r>
+              <w:rPr>
+                <w:rFonts w:ascii="Arial" w:hAnsi="Arial" w:cs="Arial"/>
+                <w:color w:val="000000"/>
+                <w:sz w:val="24"/>
+                <w:szCs w:val="24"/>
+                <w:lang w:val="es-CO"/>
+              </w:rPr>
+              <w:t xml:space="preserve"> por fa suma de </w:t>
+            </w:r>
+            <w:r>
+              <w:rPr>
+                <w:rFonts w:ascii="Arial" w:hAnsi="Arial" w:cs="Arial"/>
+                <w:color w:val="000000"/>
+                <w:sz w:val="24"/>
+                <w:szCs w:val="24"/>
+                <w:shd w:val="clear" w:color="auto" w:fill="FFFF00"/>
+                <w:lang w:val="es-CO"/>
+              </w:rPr>
+              <w:t>{{VALOR_CONTRATO_LETRAS}}</w:t>
+            </w:r>
+            <w:r>
+              <w:rPr>
+                <w:rFonts w:ascii="Arial" w:hAnsi="Arial" w:cs="Arial"/>
+                <w:color w:val="000000"/>
+                <w:sz w:val="24"/>
+                <w:szCs w:val="24"/>
+                <w:shd w:val="clear" w:color="auto" w:fill="FFFF00"/>
+                <w:lang w:val="es-CO"/>
+              </w:rPr>
               <w:t xml:space="preserve"> </w:t>
             </w:r>
             <w:r>
@@ -1890,119 +1974,11 @@
                 <w:color w:val="000000"/>
                 <w:sz w:val="24"/>
                 <w:szCs w:val="24"/>
+                <w:shd w:val="clear" w:color="auto" w:fill="FFFF00"/>
                 <w:lang w:val="es-CO"/>
               </w:rPr>
               <w:lastRenderedPageBreak/>
-              <w:t xml:space="preserve">suscribieron contrato de </w:t>
-            </w:r>
-            <w:r>
-              <w:rPr>
-                <w:rFonts w:ascii="Arial" w:hAnsi="Arial" w:cs="Arial"/>
-                <w:color w:val="000000"/>
-                <w:sz w:val="24"/>
-                <w:szCs w:val="24"/>
-                <w:highlight w:val="yellow"/>
-                <w:lang w:val="es-CO"/>
-              </w:rPr>
-              <w:t>{{TIPO_CONTRATO}}</w:t>
-            </w:r>
-            <w:r>
-              <w:rPr>
-                <w:rFonts w:ascii="Arial" w:hAnsi="Arial" w:cs="Arial"/>
-                <w:color w:val="000000"/>
-                <w:sz w:val="24"/>
-                <w:szCs w:val="24"/>
-                <w:lang w:val="es-CO"/>
-              </w:rPr>
-              <w:t xml:space="preserve"> No. </w:t>
-            </w:r>
-            <w:r>
-              <w:rPr>
-                <w:rFonts w:ascii="Arial" w:hAnsi="Arial" w:cs="Arial"/>
-                <w:color w:val="000000"/>
-                <w:sz w:val="24"/>
-                <w:szCs w:val="24"/>
-                <w:shd w:val="clear" w:color="auto" w:fill="FFFF00"/>
-                <w:lang w:val="es-CO"/>
-              </w:rPr>
-              <w:t>{{NUMERO_CONTRATO}}</w:t>
-            </w:r>
-            <w:r>
-              <w:rPr>
-                <w:rFonts w:ascii="Arial" w:hAnsi="Arial" w:cs="Arial"/>
-                <w:color w:val="000000"/>
-                <w:sz w:val="24"/>
-                <w:szCs w:val="24"/>
-                <w:lang w:val="es-CO"/>
-              </w:rPr>
-              <w:t xml:space="preserve"> cuyo objeto es: "</w:t>
-            </w:r>
-            <w:r>
-              <w:rPr>
-                <w:rFonts w:ascii="Arial" w:hAnsi="Arial" w:cs="Arial"/>
-                <w:color w:val="000000"/>
-                <w:sz w:val="24"/>
-                <w:szCs w:val="24"/>
-                <w:shd w:val="clear" w:color="auto" w:fill="FFFF00"/>
-                <w:lang w:val="es-CO"/>
-              </w:rPr>
-              <w:t>{{OBJETO_CONTRACTUAL}}</w:t>
-            </w:r>
-            <w:r>
-              <w:rPr>
-                <w:rFonts w:ascii="Arial" w:hAnsi="Arial" w:cs="Arial"/>
-                <w:color w:val="000000"/>
-                <w:sz w:val="24"/>
-                <w:szCs w:val="24"/>
-                <w:lang w:val="es-CO"/>
-              </w:rPr>
-              <w:t xml:space="preserve"> por fa suma de </w:t>
-            </w:r>
-            <w:r>
-              <w:rPr>
-                <w:rFonts w:ascii="Arial" w:hAnsi="Arial" w:cs="Arial"/>
-                <w:color w:val="000000"/>
-                <w:sz w:val="24"/>
-                <w:szCs w:val="24"/>
-                <w:shd w:val="clear" w:color="auto" w:fill="FFFF00"/>
-                <w:lang w:val="es-CO"/>
-              </w:rPr>
-              <w:t>{{VALOR_CONTRATO_LETRAS}}</w:t>
-            </w:r>
-            <w:r>
-              <w:rPr>
-                <w:rFonts w:ascii="Arial" w:hAnsi="Arial" w:cs="Arial"/>
-                <w:color w:val="000000"/>
-                <w:sz w:val="24"/>
-                <w:szCs w:val="24"/>
-                <w:shd w:val="clear" w:color="auto" w:fill="FFFF00"/>
-                <w:lang w:val="es-CO"/>
-              </w:rPr>
-              <w:t xml:space="preserve"> M/</w:t>
-            </w:r>
-            <w:proofErr w:type="spellStart"/>
-            <w:r>
-              <w:rPr>
-                <w:rFonts w:ascii="Arial" w:hAnsi="Arial" w:cs="Arial"/>
-                <w:color w:val="000000"/>
-                <w:sz w:val="24"/>
-                <w:szCs w:val="24"/>
-                <w:shd w:val="clear" w:color="auto" w:fill="FFFF00"/>
-                <w:lang w:val="es-CO"/>
-              </w:rPr>
-              <w:t>cte</w:t>
-            </w:r>
-            <w:proofErr w:type="spellEnd"/>
-            <w:r>
-              <w:rPr>
-                <w:rFonts w:ascii="Arial" w:hAnsi="Arial" w:cs="Arial"/>
-                <w:color w:val="000000"/>
-                <w:sz w:val="24"/>
-                <w:szCs w:val="24"/>
-                <w:shd w:val="clear" w:color="auto" w:fill="FFFF00"/>
-                <w:lang w:val="es-CO"/>
-              </w:rPr>
-              <w:t xml:space="preserve"> (</w:t>
+              <w:t>(</w:t>
             </w:r>
             <w:r>
               <w:rPr>
@@ -2566,18 +2542,7 @@
                 <w:szCs w:val="24"/>
                 <w:lang w:val="es-CO"/>
               </w:rPr>
-              <w:t xml:space="preserve"> apoyo a la ejecución de las funciones y propósito del Departamento </w:t>
-            </w:r>
-            <w:r>
-              <w:rPr>
-                <w:rFonts w:ascii="Arial" w:hAnsi="Arial" w:cs="Arial"/>
-                <w:color w:val="000000"/>
-                <w:sz w:val="24"/>
-                <w:szCs w:val="24"/>
-                <w:lang w:val="es-CO"/>
-              </w:rPr>
-              <w:lastRenderedPageBreak/>
-              <w:t>Administrativo de Gestión Jurídica Pública.</w:t>
+              <w:t xml:space="preserve"> apoyo a la ejecución de las funciones y propósito del Departamento Administrativo de Gestión Jurídica Pública.</w:t>
             </w:r>
           </w:p>
           <w:p>
@@ -2609,6 +2574,7 @@
                 <w:szCs w:val="24"/>
                 <w:lang w:val="es-CO"/>
               </w:rPr>
+              <w:lastRenderedPageBreak/>
               <w:t xml:space="preserve">En atención a lo anterior, se recomienda prorrogar el plazo de ejecución del contrato de </w:t>
             </w:r>
             <w:r>
@@ -2664,8 +2630,6 @@
               </w:rPr>
               <w:t>{{FECHA_FINAL_ADICIONAL}}</w:t>
             </w:r>
-            <w:bookmarkStart w:id="0" w:name="_GoBack"/>
-            <w:bookmarkEnd w:id="0"/>
             <w:r>
               <w:rPr>
                 <w:rFonts w:ascii="Arial" w:hAnsi="Arial" w:cs="Arial"/>
@@ -2856,31 +2820,18 @@
                 <w:shd w:val="clear" w:color="auto" w:fill="FFFF00"/>
                 <w:lang w:val="es-CO"/>
               </w:rPr>
-              <w:t xml:space="preserve"> M/</w:t>
-            </w:r>
-            <w:proofErr w:type="spellStart"/>
-            <w:r>
-              <w:rPr>
-                <w:rFonts w:ascii="Arial" w:hAnsi="Arial" w:cs="Arial"/>
-                <w:color w:val="000000"/>
-                <w:sz w:val="24"/>
-                <w:szCs w:val="24"/>
-                <w:shd w:val="clear" w:color="auto" w:fill="FFFF00"/>
-                <w:lang w:val="es-CO"/>
-              </w:rPr>
-              <w:t>cte</w:t>
-            </w:r>
-            <w:proofErr w:type="spellEnd"/>
-            <w:r>
-              <w:rPr>
-                <w:rFonts w:ascii="Arial" w:hAnsi="Arial" w:cs="Arial"/>
-                <w:color w:val="000000"/>
-                <w:sz w:val="24"/>
-                <w:szCs w:val="24"/>
-                <w:shd w:val="clear" w:color="auto" w:fill="FFFF00"/>
-                <w:lang w:val="es-CO"/>
-              </w:rPr>
-              <w:t xml:space="preserve"> (</w:t>
+              <w:t xml:space="preserve">. </w:t>
+            </w:r>
+            <w:r>
+              <w:rPr>
+                <w:rFonts w:ascii="Arial" w:hAnsi="Arial" w:cs="Arial"/>
+                <w:color w:val="000000"/>
+                <w:sz w:val="24"/>
+                <w:szCs w:val="24"/>
+                <w:shd w:val="clear" w:color="auto" w:fill="FFFF00"/>
+                <w:lang w:val="es-CO"/>
+              </w:rPr>
+              <w:t>(</w:t>
             </w:r>
             <w:r>
               <w:rPr>
@@ -2957,20 +2908,8 @@
                 <w:szCs w:val="24"/>
                 <w:lang w:val="es-CO"/>
               </w:rPr>
-              <w:t xml:space="preserve"> M/</w:t>
-            </w:r>
-            <w:proofErr w:type="spellStart"/>
-            <w:r>
-              <w:rPr>
-                <w:rFonts w:ascii="Arial" w:hAnsi="Arial" w:cs="Arial"/>
-                <w:color w:val="000000"/>
-                <w:sz w:val="24"/>
-                <w:szCs w:val="24"/>
-                <w:lang w:val="es-CO"/>
-              </w:rPr>
-              <w:t>cte</w:t>
-            </w:r>
-            <w:proofErr w:type="spellEnd"/>
+              <w:t>.</w:t>
+            </w:r>
             <w:r>
               <w:rPr>
                 <w:rFonts w:ascii="Arial" w:hAnsi="Arial" w:cs="Arial"/>
@@ -3148,18 +3087,40 @@
                 <w:shd w:val="clear" w:color="auto" w:fill="FFFF00"/>
                 <w:lang w:val="es-CO"/>
               </w:rPr>
-              <w:t>{{VALOR_CDP}}</w:t>
-            </w:r>
-            <w:r>
-              <w:rPr>
-                <w:rFonts w:ascii="Arial" w:hAnsi="Arial" w:cs="Arial"/>
-                <w:color w:val="000000"/>
-                <w:sz w:val="24"/>
-                <w:szCs w:val="24"/>
-                <w:shd w:val="clear" w:color="auto" w:fill="FFFF00"/>
-                <w:lang w:val="es-CO"/>
-              </w:rPr>
-              <w:t xml:space="preserve"> MCTE. </w:t>
+              <w:t>{{</w:t>
+            </w:r>
+            <w:r>
+              <w:rPr>
+                <w:rFonts w:ascii="Arial" w:hAnsi="Arial" w:cs="Arial"/>
+                <w:color w:val="000000"/>
+                <w:sz w:val="24"/>
+                <w:szCs w:val="24"/>
+                <w:shd w:val="clear" w:color="auto" w:fill="FFFF00"/>
+                <w:lang w:val="es-CO"/>
+              </w:rPr>
+              <w:t>CDP_VALOR_LETRAS_MIN</w:t>
+            </w:r>
+            <w:r>
+              <w:rPr>
+                <w:rFonts w:ascii="Arial" w:hAnsi="Arial" w:cs="Arial"/>
+                <w:color w:val="000000"/>
+                <w:sz w:val="24"/>
+                <w:szCs w:val="24"/>
+                <w:shd w:val="clear" w:color="auto" w:fill="FFFF00"/>
+                <w:lang w:val="es-CO"/>
+              </w:rPr>
+              <w:t>}}</w:t>
+            </w:r>
+            <w:r>
+              <w:rPr>
+                <w:rFonts w:ascii="Arial" w:hAnsi="Arial" w:cs="Arial"/>
+                <w:color w:val="000000"/>
+                <w:sz w:val="24"/>
+                <w:szCs w:val="24"/>
+                <w:shd w:val="clear" w:color="auto" w:fill="FFFF00"/>
+                <w:lang w:val="es-CO"/>
+              </w:rPr>
+              <w:t xml:space="preserve">. </w:t>
             </w:r>
             <w:r>
               <w:rPr>

--- a/plantillas/MODIFICACION_1_JUSTIFICACION.docx
+++ b/plantillas/MODIFICACION_1_JUSTIFICACION.docx
@@ -1247,8 +1247,6 @@
               </w:rPr>
               <w:t>{{VALOR_TOTAL_A_LA_FECHA}}</w:t>
             </w:r>
-            <w:bookmarkStart w:id="0" w:name="_GoBack"/>
-            <w:bookmarkEnd w:id="0"/>
           </w:p>
         </w:tc>
       </w:tr>
@@ -1763,7 +1761,51 @@
                 <w:szCs w:val="24"/>
                 <w:lang w:val="es-CO"/>
               </w:rPr>
-              <w:t xml:space="preserve">" realiza la siguiente justificación de solicitud de modificación al contrato de Prestación de servicios profesionales </w:t>
+              <w:t>", realiza la siguiente justificación de solicitud de modificación al</w:t>
+            </w:r>
+            <w:r>
+              <w:t xml:space="preserve"> </w:t>
+            </w:r>
+            <w:r>
+              <w:rPr>
+                <w:rFonts w:ascii="Arial" w:hAnsi="Arial" w:cs="Arial"/>
+                <w:color w:val="000000"/>
+                <w:sz w:val="24"/>
+                <w:szCs w:val="24"/>
+                <w:lang w:val="es-CO"/>
+              </w:rPr>
+              <w:t>Contrato de</w:t>
+            </w:r>
+            <w:r>
+              <w:rPr>
+                <w:rFonts w:ascii="Arial" w:hAnsi="Arial" w:cs="Arial"/>
+                <w:color w:val="000000"/>
+                <w:sz w:val="24"/>
+                <w:szCs w:val="24"/>
+                <w:lang w:val="es-CO"/>
+              </w:rPr>
+              <w:t xml:space="preserve"> </w:t>
+            </w:r>
+            <w:r>
+              <w:rPr>
+                <w:rFonts w:ascii="Arial" w:hAnsi="Arial" w:cs="Arial"/>
+                <w:color w:val="000000"/>
+                <w:sz w:val="24"/>
+                <w:szCs w:val="24"/>
+                <w:highlight w:val="yellow"/>
+                <w:lang w:val="es-CO"/>
+              </w:rPr>
+              <w:t>{{TIPO_CONTRATO}}</w:t>
+            </w:r>
+            <w:r>
+              <w:rPr>
+                <w:rFonts w:ascii="Arial" w:hAnsi="Arial" w:cs="Arial"/>
+                <w:color w:val="000000"/>
+                <w:sz w:val="24"/>
+                <w:szCs w:val="24"/>
+                <w:lang w:val="es-CO"/>
+              </w:rPr>
+              <w:t xml:space="preserve"> </w:t>
             </w:r>
             <w:r>
               <w:rPr>
@@ -2063,7 +2105,28 @@
                 <w:szCs w:val="24"/>
                 <w:lang w:val="es-CO"/>
               </w:rPr>
-              <w:t xml:space="preserve">, se dio inicio al plazo de ejecución del contrato de Prestación de servicios profesionales No. </w:t>
+              <w:t xml:space="preserve">, se dio inicio al plazo de ejecución del contrato de </w:t>
+            </w:r>
+            <w:r>
+              <w:rPr>
+                <w:rFonts w:ascii="Arial" w:hAnsi="Arial" w:cs="Arial"/>
+                <w:color w:val="000000"/>
+                <w:sz w:val="24"/>
+                <w:szCs w:val="24"/>
+                <w:highlight w:val="yellow"/>
+                <w:lang w:val="es-CO"/>
+              </w:rPr>
+              <w:t>{{TIPO_CONTRATO}}</w:t>
+            </w:r>
+            <w:r>
+              <w:rPr>
+                <w:rFonts w:ascii="Arial" w:hAnsi="Arial" w:cs="Arial"/>
+                <w:color w:val="000000"/>
+                <w:sz w:val="24"/>
+                <w:szCs w:val="24"/>
+                <w:lang w:val="es-CO"/>
+              </w:rPr>
+              <w:t xml:space="preserve"> No. </w:t>
             </w:r>
             <w:r>
               <w:rPr>
@@ -2136,7 +2199,28 @@
                 <w:szCs w:val="24"/>
                 <w:lang w:val="es-CO"/>
               </w:rPr>
-              <w:t xml:space="preserve">La vigilancia de la ejecución de las actividades derivadas del objeto del contrato de Prestación de servicios profesionales No. </w:t>
+              <w:t xml:space="preserve">La vigilancia de la ejecución de las actividades derivadas del objeto del contrato de </w:t>
+            </w:r>
+            <w:r>
+              <w:rPr>
+                <w:rFonts w:ascii="Arial" w:hAnsi="Arial" w:cs="Arial"/>
+                <w:color w:val="000000"/>
+                <w:sz w:val="24"/>
+                <w:szCs w:val="24"/>
+                <w:highlight w:val="yellow"/>
+                <w:lang w:val="es-CO"/>
+              </w:rPr>
+              <w:t>{{TIPO_CONTRATO}}</w:t>
+            </w:r>
+            <w:r>
+              <w:rPr>
+                <w:rFonts w:ascii="Arial" w:hAnsi="Arial" w:cs="Arial"/>
+                <w:color w:val="000000"/>
+                <w:sz w:val="24"/>
+                <w:szCs w:val="24"/>
+                <w:lang w:val="es-CO"/>
+              </w:rPr>
+              <w:t xml:space="preserve"> No. </w:t>
             </w:r>
             <w:r>
               <w:rPr>
@@ -2157,7 +2241,50 @@
                 <w:szCs w:val="24"/>
                 <w:lang w:val="es-CO"/>
               </w:rPr>
-              <w:t xml:space="preserve"> se ha estado llevando a cabo por ANA CATALINA CASTRO LOZANO - Director Departamento Administrativo, tal y como lo ordena el Manual de Contratación del Distrito Especial de Santiago de Cali, actualmente vigente.</w:t>
+              <w:t xml:space="preserve"> se ha estado llevando a cabo por </w:t>
+            </w:r>
+            <w:r>
+              <w:rPr>
+                <w:rFonts w:ascii="Arial" w:hAnsi="Arial" w:cs="Arial"/>
+                <w:color w:val="000000"/>
+                <w:sz w:val="24"/>
+                <w:szCs w:val="24"/>
+                <w:highlight w:val="yellow"/>
+                <w:lang w:val="es-CO"/>
+              </w:rPr>
+              <w:t>{{SUPERVISOR_NOMBRE_COMPLETO}}</w:t>
+            </w:r>
+            <w:r>
+              <w:rPr>
+                <w:rFonts w:ascii="Arial" w:hAnsi="Arial" w:cs="Arial"/>
+                <w:color w:val="000000"/>
+                <w:sz w:val="24"/>
+                <w:szCs w:val="24"/>
+                <w:lang w:val="es-CO"/>
+              </w:rPr>
+              <w:t xml:space="preserve"> - </w:t>
+            </w:r>
+            <w:r>
+              <w:rPr>
+                <w:rFonts w:ascii="Arial" w:hAnsi="Arial" w:cs="Arial"/>
+                <w:color w:val="000000"/>
+                <w:sz w:val="24"/>
+                <w:szCs w:val="24"/>
+                <w:lang w:val="es-CO"/>
+              </w:rPr>
+              <w:t>{{SUPERVISOR_CARGO}}</w:t>
+            </w:r>
+            <w:bookmarkStart w:id="0" w:name="_GoBack"/>
+            <w:bookmarkEnd w:id="0"/>
+            <w:r>
+              <w:rPr>
+                <w:rFonts w:ascii="Arial" w:hAnsi="Arial" w:cs="Arial"/>
+                <w:color w:val="000000"/>
+                <w:sz w:val="24"/>
+                <w:szCs w:val="24"/>
+                <w:lang w:val="es-CO"/>
+              </w:rPr>
+              <w:t>, tal y como lo ordena el Manual de Contratación del Distrito Especial de Santiago de Cali, actualmente vigente.</w:t>
             </w:r>
           </w:p>
           <w:p>
@@ -2239,83 +2366,17 @@
                 <w:szCs w:val="24"/>
                 <w:lang w:val="es-CO"/>
               </w:rPr>
-              <w:t xml:space="preserve"> se han ejecutado a satisfacción y en atención a la forma de pago establecida en el mismo, se ha autorizado el pago de </w:t>
-            </w:r>
-            <w:r>
-              <w:rPr>
-                <w:rFonts w:ascii="Arial" w:hAnsi="Arial" w:cs="Arial"/>
-                <w:color w:val="000000"/>
-                <w:sz w:val="24"/>
-                <w:szCs w:val="24"/>
-                <w:shd w:val="clear" w:color="auto" w:fill="FFFF00"/>
-                <w:lang w:val="es-CO"/>
-              </w:rPr>
-              <w:t>{{</w:t>
-            </w:r>
-            <w:r>
-              <w:rPr>
-                <w:rFonts w:ascii="Arial" w:hAnsi="Arial" w:cs="Arial"/>
-                <w:color w:val="000000"/>
-                <w:sz w:val="24"/>
-                <w:szCs w:val="24"/>
-                <w:shd w:val="clear" w:color="auto" w:fill="FFFF00"/>
-                <w:lang w:val="es-CO"/>
-              </w:rPr>
-              <w:t>NUMERO_CUOTAS_LETRAS</w:t>
-            </w:r>
-            <w:r>
-              <w:rPr>
-                <w:rFonts w:ascii="Arial" w:hAnsi="Arial" w:cs="Arial"/>
-                <w:color w:val="000000"/>
-                <w:sz w:val="24"/>
-                <w:szCs w:val="24"/>
-                <w:shd w:val="clear" w:color="auto" w:fill="FFFF00"/>
-                <w:lang w:val="es-CO"/>
-              </w:rPr>
-              <w:t>}} ({{</w:t>
-            </w:r>
-            <w:r>
-              <w:rPr>
-                <w:rFonts w:ascii="Arial" w:hAnsi="Arial" w:cs="Arial"/>
-                <w:color w:val="000000"/>
-                <w:sz w:val="24"/>
-                <w:szCs w:val="24"/>
-                <w:shd w:val="clear" w:color="auto" w:fill="FFFF00"/>
-                <w:lang w:val="es-CO"/>
-              </w:rPr>
-              <w:t>NUMERO_CUOTAS_NUMERO</w:t>
-            </w:r>
-            <w:r>
-              <w:rPr>
-                <w:rFonts w:ascii="Arial" w:hAnsi="Arial" w:cs="Arial"/>
-                <w:color w:val="000000"/>
-                <w:sz w:val="24"/>
-                <w:szCs w:val="24"/>
-                <w:shd w:val="clear" w:color="auto" w:fill="FFFF00"/>
-                <w:lang w:val="es-CO"/>
-              </w:rPr>
-              <w:t>}})</w:t>
-            </w:r>
-            <w:r>
-              <w:rPr>
-                <w:rFonts w:ascii="Arial" w:hAnsi="Arial" w:cs="Arial"/>
-                <w:color w:val="000000"/>
-                <w:sz w:val="24"/>
-                <w:szCs w:val="24"/>
-                <w:shd w:val="clear" w:color="auto" w:fill="FFFF00"/>
-                <w:lang w:val="es-CO"/>
-              </w:rPr>
-              <w:t xml:space="preserve"> </w:t>
-            </w:r>
-            <w:r>
-              <w:rPr>
-                <w:rFonts w:ascii="Arial" w:hAnsi="Arial" w:cs="Arial"/>
-                <w:color w:val="000000"/>
-                <w:sz w:val="24"/>
-                <w:szCs w:val="24"/>
-                <w:lang w:val="es-CO"/>
-              </w:rPr>
-              <w:t>cuotas comoquiera que el contratista entregó el informe de gestión en el cual detalla el cumplimiento de las obligaciones contractuales.</w:t>
+              <w:t xml:space="preserve"> se han ejecutado a satisfacción y en atención a la forma de pago establecida en el mismo</w:t>
+            </w:r>
+            <w:r>
+              <w:rPr>
+                <w:rFonts w:ascii="Arial" w:hAnsi="Arial" w:cs="Arial"/>
+                <w:color w:val="000000"/>
+                <w:sz w:val="24"/>
+                <w:szCs w:val="24"/>
+                <w:lang w:val="es-CO"/>
+              </w:rPr>
+              <w:t>.</w:t>
             </w:r>
           </w:p>
           <w:p>
@@ -2574,125 +2635,135 @@
                 <w:szCs w:val="24"/>
                 <w:lang w:val="es-CO"/>
               </w:rPr>
+              <w:t xml:space="preserve">En atención a lo anterior, se recomienda prorrogar el plazo de ejecución del contrato de </w:t>
+            </w:r>
+            <w:r>
+              <w:rPr>
+                <w:rFonts w:ascii="Arial" w:hAnsi="Arial" w:cs="Arial"/>
+                <w:color w:val="000000"/>
+                <w:sz w:val="24"/>
+                <w:szCs w:val="24"/>
+                <w:highlight w:val="yellow"/>
+                <w:lang w:val="es-CO"/>
+              </w:rPr>
+              <w:t>{{TIPO_CONTRATO}}</w:t>
+            </w:r>
+            <w:r>
+              <w:rPr>
+                <w:rFonts w:ascii="Arial" w:hAnsi="Arial" w:cs="Arial"/>
+                <w:color w:val="000000"/>
+                <w:sz w:val="24"/>
+                <w:szCs w:val="24"/>
+                <w:lang w:val="es-CO"/>
+              </w:rPr>
+              <w:t xml:space="preserve"> No. </w:t>
+            </w:r>
+            <w:r>
+              <w:rPr>
+                <w:rFonts w:ascii="Arial" w:hAnsi="Arial" w:cs="Arial"/>
+                <w:color w:val="000000"/>
+                <w:sz w:val="24"/>
+                <w:szCs w:val="24"/>
+                <w:shd w:val="clear" w:color="auto" w:fill="FFFF00"/>
+                <w:lang w:val="es-CO"/>
+              </w:rPr>
+              <w:t>{{NUMERO_CONTRATO}}</w:t>
+            </w:r>
+            <w:r>
+              <w:rPr>
+                <w:rFonts w:ascii="Arial" w:hAnsi="Arial" w:cs="Arial"/>
+                <w:color w:val="000000"/>
+                <w:sz w:val="24"/>
+                <w:szCs w:val="24"/>
+                <w:lang w:val="es-CO"/>
+              </w:rPr>
+              <w:t xml:space="preserve">, hasta el </w:t>
+            </w:r>
+            <w:r>
+              <w:rPr>
+                <w:rFonts w:ascii="Arial" w:hAnsi="Arial" w:cs="Arial"/>
+                <w:color w:val="000000"/>
+                <w:sz w:val="24"/>
+                <w:szCs w:val="24"/>
+                <w:shd w:val="clear" w:color="auto" w:fill="FFFF00"/>
+                <w:lang w:val="es-CO"/>
+              </w:rPr>
+              <w:t>{{FECHA_FINAL_ADICIONAL}}</w:t>
+            </w:r>
+            <w:r>
+              <w:rPr>
+                <w:rFonts w:ascii="Arial" w:hAnsi="Arial" w:cs="Arial"/>
+                <w:color w:val="000000"/>
+                <w:sz w:val="24"/>
+                <w:szCs w:val="24"/>
+                <w:lang w:val="es-CO"/>
+              </w:rPr>
+              <w:t xml:space="preserve"> y en consecuencia adicionar el valor del mismo por la suma </w:t>
+            </w:r>
+            <w:r>
+              <w:rPr>
+                <w:rFonts w:ascii="Arial" w:hAnsi="Arial" w:cs="Arial"/>
+                <w:color w:val="000000"/>
+                <w:sz w:val="24"/>
+                <w:szCs w:val="24"/>
+                <w:shd w:val="clear" w:color="auto" w:fill="FFFF00"/>
+                <w:lang w:val="es-CO"/>
+              </w:rPr>
+              <w:t>{{VALOR_TOTAL_ADICION_LETRAS}}</w:t>
+            </w:r>
+            <w:r>
+              <w:rPr>
+                <w:rFonts w:ascii="Arial" w:hAnsi="Arial" w:cs="Arial"/>
+                <w:color w:val="000000"/>
+                <w:sz w:val="24"/>
+                <w:szCs w:val="24"/>
+                <w:shd w:val="clear" w:color="auto" w:fill="FFFF00"/>
+                <w:lang w:val="es-CO"/>
+              </w:rPr>
+              <w:t xml:space="preserve"> (</w:t>
+            </w:r>
+            <w:r>
+              <w:rPr>
+                <w:rFonts w:ascii="Arial" w:hAnsi="Arial" w:cs="Arial"/>
+                <w:color w:val="000000"/>
+                <w:sz w:val="24"/>
+                <w:szCs w:val="24"/>
+                <w:shd w:val="clear" w:color="auto" w:fill="FFFF00"/>
+                <w:lang w:val="es-CO"/>
+              </w:rPr>
+              <w:t>{{VALOR_TOTAL_ADICION}}</w:t>
+            </w:r>
+            <w:r>
+              <w:rPr>
+                <w:rFonts w:ascii="Arial" w:hAnsi="Arial" w:cs="Arial"/>
+                <w:color w:val="000000"/>
+                <w:sz w:val="24"/>
+                <w:szCs w:val="24"/>
+                <w:shd w:val="clear" w:color="auto" w:fill="FFFF00"/>
+                <w:lang w:val="es-CO"/>
+              </w:rPr>
+              <w:t>),</w:t>
+            </w:r>
+            <w:r>
+              <w:rPr>
+                <w:rFonts w:ascii="Arial" w:hAnsi="Arial" w:cs="Arial"/>
+                <w:color w:val="000000"/>
+                <w:sz w:val="24"/>
+                <w:szCs w:val="24"/>
+                <w:lang w:val="es-CO"/>
+              </w:rPr>
+              <w:t xml:space="preserve"> suma que </w:t>
+            </w:r>
+            <w:r>
+              <w:rPr>
+                <w:rFonts w:ascii="Arial" w:hAnsi="Arial" w:cs="Arial"/>
+                <w:color w:val="000000"/>
+                <w:sz w:val="24"/>
+                <w:szCs w:val="24"/>
+                <w:lang w:val="es-CO"/>
+              </w:rPr>
               <w:lastRenderedPageBreak/>
-              <w:t xml:space="preserve">En atención a lo anterior, se recomienda prorrogar el plazo de ejecución del contrato de </w:t>
-            </w:r>
-            <w:r>
-              <w:rPr>
-                <w:rFonts w:ascii="Arial" w:hAnsi="Arial" w:cs="Arial"/>
-                <w:color w:val="000000"/>
-                <w:sz w:val="24"/>
-                <w:szCs w:val="24"/>
-                <w:highlight w:val="yellow"/>
-                <w:lang w:val="es-CO"/>
-              </w:rPr>
-              <w:t>{{TIPO_CONTRATO}}</w:t>
-            </w:r>
-            <w:r>
-              <w:rPr>
-                <w:rFonts w:ascii="Arial" w:hAnsi="Arial" w:cs="Arial"/>
-                <w:color w:val="000000"/>
-                <w:sz w:val="24"/>
-                <w:szCs w:val="24"/>
-                <w:lang w:val="es-CO"/>
-              </w:rPr>
-              <w:t xml:space="preserve"> No. </w:t>
-            </w:r>
-            <w:r>
-              <w:rPr>
-                <w:rFonts w:ascii="Arial" w:hAnsi="Arial" w:cs="Arial"/>
-                <w:color w:val="000000"/>
-                <w:sz w:val="24"/>
-                <w:szCs w:val="24"/>
-                <w:shd w:val="clear" w:color="auto" w:fill="FFFF00"/>
-                <w:lang w:val="es-CO"/>
-              </w:rPr>
-              <w:t>{{NUMERO_CONTRATO}}</w:t>
-            </w:r>
-            <w:r>
-              <w:rPr>
-                <w:rFonts w:ascii="Arial" w:hAnsi="Arial" w:cs="Arial"/>
-                <w:color w:val="000000"/>
-                <w:sz w:val="24"/>
-                <w:szCs w:val="24"/>
-                <w:lang w:val="es-CO"/>
-              </w:rPr>
-              <w:t xml:space="preserve">, hasta el </w:t>
-            </w:r>
-            <w:r>
-              <w:rPr>
-                <w:rFonts w:ascii="Arial" w:hAnsi="Arial" w:cs="Arial"/>
-                <w:color w:val="000000"/>
-                <w:sz w:val="24"/>
-                <w:szCs w:val="24"/>
-                <w:shd w:val="clear" w:color="auto" w:fill="FFFF00"/>
-                <w:lang w:val="es-CO"/>
-              </w:rPr>
-              <w:t>{{FECHA_FINAL_ADICIONAL}}</w:t>
-            </w:r>
-            <w:r>
-              <w:rPr>
-                <w:rFonts w:ascii="Arial" w:hAnsi="Arial" w:cs="Arial"/>
-                <w:color w:val="000000"/>
-                <w:sz w:val="24"/>
-                <w:szCs w:val="24"/>
-                <w:lang w:val="es-CO"/>
-              </w:rPr>
-              <w:t xml:space="preserve"> y en consecuencia adicionar el valor del mismo por la suma </w:t>
-            </w:r>
-            <w:r>
-              <w:rPr>
-                <w:rFonts w:ascii="Arial" w:hAnsi="Arial" w:cs="Arial"/>
-                <w:color w:val="000000"/>
-                <w:sz w:val="24"/>
-                <w:szCs w:val="24"/>
-                <w:shd w:val="clear" w:color="auto" w:fill="FFFF00"/>
-                <w:lang w:val="es-CO"/>
-              </w:rPr>
-              <w:t>{{VALOR_TOTAL_ADICION_LETRAS}}</w:t>
-            </w:r>
-            <w:r>
-              <w:rPr>
-                <w:rFonts w:ascii="Arial" w:hAnsi="Arial" w:cs="Arial"/>
-                <w:color w:val="000000"/>
-                <w:sz w:val="24"/>
-                <w:szCs w:val="24"/>
-                <w:shd w:val="clear" w:color="auto" w:fill="FFFF00"/>
-                <w:lang w:val="es-CO"/>
-              </w:rPr>
-              <w:t xml:space="preserve"> (</w:t>
-            </w:r>
-            <w:r>
-              <w:rPr>
-                <w:rFonts w:ascii="Arial" w:hAnsi="Arial" w:cs="Arial"/>
-                <w:color w:val="000000"/>
-                <w:sz w:val="24"/>
-                <w:szCs w:val="24"/>
-                <w:shd w:val="clear" w:color="auto" w:fill="FFFF00"/>
-                <w:lang w:val="es-CO"/>
-              </w:rPr>
-              <w:t>{{VALOR_TOTAL_ADICION}}</w:t>
-            </w:r>
-            <w:r>
-              <w:rPr>
-                <w:rFonts w:ascii="Arial" w:hAnsi="Arial" w:cs="Arial"/>
-                <w:color w:val="000000"/>
-                <w:sz w:val="24"/>
-                <w:szCs w:val="24"/>
-                <w:shd w:val="clear" w:color="auto" w:fill="FFFF00"/>
-                <w:lang w:val="es-CO"/>
-              </w:rPr>
-              <w:t>),</w:t>
-            </w:r>
-            <w:r>
-              <w:rPr>
-                <w:rFonts w:ascii="Arial" w:hAnsi="Arial" w:cs="Arial"/>
-                <w:color w:val="000000"/>
-                <w:sz w:val="24"/>
-                <w:szCs w:val="24"/>
-                <w:lang w:val="es-CO"/>
-              </w:rPr>
-              <w:t xml:space="preserve"> suma que no excede el 50% del valor inicial del: contrato, en cumplimiento del parágrafo del Artículo 40 de la Ley 80 de 1993, que establece la posibilidad de adicionar los contratos sin exceder el cincuenta por ciento (50%) del valor del contrato inicial.</w:t>
+              <w:t>no excede el 50% del valor inicial del: contrato, en cumplimiento del parágrafo del Artículo 40 de la Ley 80 de 1993, que establece la posibilidad de adicionar los contratos sin exceder el cincuenta por ciento (50%) del valor del contrato inicial.</w:t>
             </w:r>
           </w:p>
           <w:p>
@@ -3014,7 +3085,12 @@
             <w:pPr>
               <w:jc w:val="both"/>
               <w:rPr>
-                <w:rFonts w:ascii="Arial" w:eastAsia="Arial" w:hAnsi="Arial" w:cs="Arial"/>
+                <w:rFonts w:ascii="Arial" w:hAnsi="Arial" w:cs="Arial"/>
+                <w:color w:val="000000"/>
+                <w:sz w:val="24"/>
+                <w:szCs w:val="24"/>
+                <w:shd w:val="clear" w:color="auto" w:fill="FFFF00"/>
+                <w:lang w:val="es-CO"/>
               </w:rPr>
             </w:pPr>
             <w:r>
@@ -3180,6 +3256,388 @@
           </w:p>
           <w:p>
             <w:pPr>
+              <w:jc w:val="both"/>
+              <w:rPr>
+                <w:rFonts w:ascii="Arial" w:hAnsi="Arial" w:cs="Arial"/>
+                <w:color w:val="000000"/>
+                <w:sz w:val="24"/>
+                <w:szCs w:val="24"/>
+                <w:shd w:val="clear" w:color="auto" w:fill="FFFF00"/>
+                <w:lang w:val="es-CO"/>
+              </w:rPr>
+            </w:pPr>
+          </w:p>
+          <w:p>
+            <w:pPr>
+              <w:spacing w:line="216" w:lineRule="auto"/>
+              <w:ind w:right="29"/>
+              <w:jc w:val="both"/>
+              <w:rPr>
+                <w:rFonts w:ascii="Arial" w:hAnsi="Arial" w:cs="Arial"/>
+              </w:rPr>
+            </w:pPr>
+            <w:r>
+              <w:rPr>
+                <w:rFonts w:ascii="Arial" w:eastAsia="Arial" w:hAnsi="Arial" w:cs="Arial"/>
+              </w:rPr>
+              <w:t>Es importante recordar que el cumplimiento del interés general debe prevalecer en todas las actuaciones de la administración pública, en este sentido la Corte Constitucional mediante Sentencia C-713 de 2009, ha manifestado: “</w:t>
+            </w:r>
+            <w:r>
+              <w:rPr>
+                <w:rFonts w:ascii="Arial" w:eastAsia="Arial" w:hAnsi="Arial" w:cs="Arial"/>
+                <w:i/>
+                <w:iCs/>
+                <w:sz w:val="20"/>
+                <w:szCs w:val="20"/>
+              </w:rPr>
+              <w:t>El fin de la contratación pública en el Estado Social de Derecho está directamente asociado al cumplimiento del interés general, puesto que el contrato público es uno de aquellos instrumentos jurídicos de los que se vale el Estado para cumplir sus finalidades, hacer efectivos los deberes públicos y prestar los servicios a su cargo, con la colaboración de los particulares a quienes corresponde ejecutar, a nombre de la administración, las tareas acordadas. El interés general, además de guiar y explicar la manera como el legislador está llamado a regular el régimen de contratación administrativa, determina las actuaciones de la Administración, de los servidores que la representan y de los contratistas, estos últimos vinculados al cumplimiento de las obligaciones generales de todo contrato y por ende supeditados al cumplimiento de los fines del Estado</w:t>
+            </w:r>
+            <w:r>
+              <w:rPr>
+                <w:rFonts w:ascii="Arial" w:eastAsia="Arial" w:hAnsi="Arial" w:cs="Arial"/>
+              </w:rPr>
+              <w:t>”.</w:t>
+            </w:r>
+          </w:p>
+          <w:p>
+            <w:pPr>
+              <w:jc w:val="both"/>
+              <w:rPr>
+                <w:rFonts w:ascii="Arial" w:eastAsia="Arial" w:hAnsi="Arial" w:cs="Arial"/>
+              </w:rPr>
+            </w:pPr>
+          </w:p>
+          <w:p>
+            <w:pPr>
+              <w:spacing w:after="260" w:line="249" w:lineRule="auto"/>
+              <w:ind w:right="40"/>
+              <w:jc w:val="both"/>
+              <w:rPr>
+                <w:rFonts w:ascii="Arial" w:eastAsia="Arial" w:hAnsi="Arial" w:cs="Arial"/>
+              </w:rPr>
+            </w:pPr>
+            <w:r>
+              <w:rPr>
+                <w:rFonts w:ascii="Arial" w:eastAsia="Arial" w:hAnsi="Arial" w:cs="Arial"/>
+              </w:rPr>
+              <w:t>Así mismo, en Sentencia C – 300 de 2012 la Corte Constitucional señalo que “</w:t>
+            </w:r>
+            <w:r>
+              <w:rPr>
+                <w:rFonts w:ascii="Arial" w:eastAsia="Arial" w:hAnsi="Arial" w:cs="Arial"/>
+                <w:sz w:val="20"/>
+                <w:szCs w:val="20"/>
+              </w:rPr>
+              <w:t>Por regla general, los contratos estatales pueden ser modificados cuando sea necesario para lograr su finalidad y en aras de la realización de los fines del Estado, a los cuales sirve el contrato. Así lo prevén por ejemplo los artículos 14 y 16 de la ley 80, los cuales facultan a las entidades contratantes a modificar los contratos de común acuerdo o de forma unilateral, para (…) evitar la paralización o la afectación grave de los servicios públicos a su cargo y asegurar la inmediata, continua y adecuada prestación, entre otros</w:t>
+            </w:r>
+            <w:r>
+              <w:rPr>
+                <w:rFonts w:ascii="Arial" w:eastAsia="Arial" w:hAnsi="Arial" w:cs="Arial"/>
+              </w:rPr>
+              <w:t>”</w:t>
+            </w:r>
+            <w:r>
+              <w:rPr>
+                <w:rFonts w:ascii="Arial" w:eastAsia="Arial" w:hAnsi="Arial" w:cs="Arial"/>
+              </w:rPr>
+              <w:t>.</w:t>
+            </w:r>
+          </w:p>
+          <w:p>
+            <w:pPr>
+              <w:spacing w:after="260" w:line="249" w:lineRule="auto"/>
+              <w:ind w:right="40"/>
+              <w:jc w:val="both"/>
+              <w:rPr>
+                <w:rFonts w:ascii="Arial" w:eastAsia="Arial" w:hAnsi="Arial" w:cs="Arial"/>
+              </w:rPr>
+            </w:pPr>
+            <w:r>
+              <w:rPr>
+                <w:rFonts w:ascii="Arial" w:eastAsia="Arial" w:hAnsi="Arial" w:cs="Arial"/>
+              </w:rPr>
+              <w:lastRenderedPageBreak/>
+              <w:t>Vale la pena destacar lo señalado por la Sala de Consulta y Servicio Civil del Consejo de Estado en concepto del 13 de agosto de 2009: “</w:t>
+            </w:r>
+            <w:r>
+              <w:rPr>
+                <w:rFonts w:ascii="Arial" w:eastAsia="Arial" w:hAnsi="Arial" w:cs="Arial"/>
+                <w:sz w:val="20"/>
+                <w:szCs w:val="20"/>
+              </w:rPr>
+              <w:t>La contratación estatal responde de múltiples maneras a ese mandato y, en cuanto al concepto que se emite, se resalta que la posibilidad de modificar los contratos estatales es una especial forma de hacer prevalecer la finalidad del contrato sobre los restantes elementos del mismo. Por mutabilidad del contrato estatal se entiende el derecho que tiene la administración de variar, dadas ciertas condiciones, las obligaciones a cargo del contratista particular, cuando sea necesario para el cumplimiento del objeto y de los fines generales del Estado</w:t>
+            </w:r>
+            <w:r>
+              <w:rPr>
+                <w:rFonts w:ascii="Arial" w:eastAsia="Arial" w:hAnsi="Arial" w:cs="Arial"/>
+              </w:rPr>
+              <w:t>” (Radicación No. 11001-03-06-000- 2009-00033-00, expediente 1952).</w:t>
+            </w:r>
+          </w:p>
+          <w:p>
+            <w:pPr>
+              <w:spacing w:after="260" w:line="249" w:lineRule="auto"/>
+              <w:ind w:right="40"/>
+              <w:jc w:val="both"/>
+              <w:rPr>
+                <w:rFonts w:ascii="Arial" w:eastAsia="Arial" w:hAnsi="Arial" w:cs="Arial"/>
+              </w:rPr>
+            </w:pPr>
+            <w:r>
+              <w:rPr>
+                <w:rFonts w:ascii="Arial" w:eastAsia="Arial" w:hAnsi="Arial" w:cs="Arial"/>
+              </w:rPr>
+              <w:t>Ahora bien, no se puede perder de vista el deber de los funcionarios públicos de cumplir</w:t>
+            </w:r>
+            <w:r>
+              <w:rPr>
+                <w:rFonts w:ascii="Arial" w:eastAsia="Arial" w:hAnsi="Arial" w:cs="Arial"/>
+              </w:rPr>
+              <w:t xml:space="preserve"> </w:t>
+            </w:r>
+            <w:r>
+              <w:rPr>
+                <w:rFonts w:ascii="Arial" w:eastAsia="Arial" w:hAnsi="Arial" w:cs="Arial"/>
+              </w:rPr>
+              <w:t>cabalmente con los principios que rigen la función administrativa conforme a lo descrito en el</w:t>
+            </w:r>
+            <w:r>
+              <w:rPr>
+                <w:rFonts w:ascii="Arial" w:eastAsia="Arial" w:hAnsi="Arial" w:cs="Arial"/>
+              </w:rPr>
+              <w:t xml:space="preserve"> </w:t>
+            </w:r>
+            <w:r>
+              <w:rPr>
+                <w:rFonts w:ascii="Arial" w:eastAsia="Arial" w:hAnsi="Arial" w:cs="Arial"/>
+              </w:rPr>
+              <w:t xml:space="preserve">artículo 209 de la Constitución Nacional, y la </w:t>
+            </w:r>
+            <w:r>
+              <w:rPr>
+                <w:rFonts w:ascii="Arial" w:eastAsia="Arial" w:hAnsi="Arial" w:cs="Arial"/>
+              </w:rPr>
+              <w:t>L</w:t>
+            </w:r>
+            <w:r>
+              <w:rPr>
+                <w:rFonts w:ascii="Arial" w:eastAsia="Arial" w:hAnsi="Arial" w:cs="Arial"/>
+              </w:rPr>
+              <w:t xml:space="preserve">ey así: </w:t>
+            </w:r>
+            <w:r>
+              <w:rPr>
+                <w:rFonts w:ascii="Arial" w:eastAsia="Arial" w:hAnsi="Arial" w:cs="Arial"/>
+              </w:rPr>
+              <w:t>“</w:t>
+            </w:r>
+            <w:r>
+              <w:rPr>
+                <w:rFonts w:ascii="Arial" w:eastAsia="Arial" w:hAnsi="Arial" w:cs="Arial"/>
+                <w:sz w:val="20"/>
+                <w:szCs w:val="20"/>
+              </w:rPr>
+              <w:t xml:space="preserve">ARTÍCULO 209. </w:t>
+            </w:r>
+            <w:r>
+              <w:rPr>
+                <w:rFonts w:ascii="Arial" w:hAnsi="Arial" w:cs="Arial"/>
+                <w:sz w:val="20"/>
+                <w:szCs w:val="20"/>
+              </w:rPr>
+              <w:t>La función administrativa está al servicio de los intereses generales y se desarrolla con fundamento en los principios de igualdad, moralidad, eficacia, economía, celeridad, imparcialidad y publicidad, mediante la descentralización, la delegación y la desconcentración de funciones</w:t>
+            </w:r>
+            <w:r>
+              <w:rPr>
+                <w:rFonts w:ascii="Arial" w:eastAsia="Arial" w:hAnsi="Arial" w:cs="Arial"/>
+                <w:sz w:val="20"/>
+                <w:szCs w:val="20"/>
+              </w:rPr>
+              <w:t>.</w:t>
+            </w:r>
+            <w:r>
+              <w:rPr>
+                <w:rFonts w:ascii="Arial" w:eastAsia="Arial" w:hAnsi="Arial" w:cs="Arial"/>
+              </w:rPr>
+              <w:t xml:space="preserve"> </w:t>
+            </w:r>
+            <w:r>
+              <w:rPr>
+                <w:rFonts w:ascii="Arial" w:hAnsi="Arial" w:cs="Arial"/>
+                <w:sz w:val="20"/>
+                <w:szCs w:val="20"/>
+              </w:rPr>
+              <w:t>Las autoridades administrativas deben coordinar sus actuaciones para el adecuado cumplimiento de los fines del Estado. La administración pública, en todos sus órdenes, tendrá un control interno que se ejercerá en los términos que señale la ley</w:t>
+            </w:r>
+            <w:r>
+              <w:rPr>
+                <w:rFonts w:ascii="Arial" w:eastAsia="Arial" w:hAnsi="Arial" w:cs="Arial"/>
+              </w:rPr>
+              <w:t>.”.</w:t>
+            </w:r>
+          </w:p>
+          <w:p>
+            <w:pPr>
+              <w:spacing w:after="260" w:line="249" w:lineRule="auto"/>
+              <w:ind w:right="40"/>
+              <w:jc w:val="both"/>
+              <w:rPr>
+                <w:rFonts w:ascii="Arial" w:eastAsia="Arial" w:hAnsi="Arial" w:cs="Arial"/>
+              </w:rPr>
+            </w:pPr>
+            <w:r>
+              <w:rPr>
+                <w:rFonts w:ascii="Arial" w:eastAsia="Arial" w:hAnsi="Arial" w:cs="Arial"/>
+              </w:rPr>
+              <w:t>A su vez la Ley 1437 de 2011, por la cual se expide el Código de Procedimiento Administrativo y de lo Contencioso Administrativo, en su artículo 3 señala que “</w:t>
+            </w:r>
+            <w:r>
+              <w:rPr>
+                <w:rFonts w:ascii="Arial" w:eastAsia="Arial" w:hAnsi="Arial" w:cs="Arial"/>
+                <w:sz w:val="20"/>
+                <w:szCs w:val="20"/>
+              </w:rPr>
+              <w:t>Todas las autoridades deberán interpretar y aplicar las disposiciones que regulan las actuaciones y procedimientos administrativos a la luz de los principios consagrados en la Constitución Política, en la Parte Primera de este Código y en las leyes especiales. Las actuaciones administrativas se desarrollarán, especialmente, con arreglo a los principios del debido proceso, igualdad, imparcialidad, buena fe, moralidad, participación, responsabilidad, transparencia, publicidad, coordinación, eficacia, economía y celeridad</w:t>
+            </w:r>
+            <w:r>
+              <w:rPr>
+                <w:rFonts w:ascii="Arial" w:eastAsia="Arial" w:hAnsi="Arial" w:cs="Arial"/>
+              </w:rPr>
+              <w:t>.”.</w:t>
+            </w:r>
+          </w:p>
+          <w:p>
+            <w:pPr>
+              <w:spacing w:after="260" w:line="249" w:lineRule="auto"/>
+              <w:ind w:right="40"/>
+              <w:jc w:val="both"/>
+              <w:rPr>
+                <w:rFonts w:ascii="Arial" w:eastAsia="Arial" w:hAnsi="Arial" w:cs="Arial"/>
+              </w:rPr>
+            </w:pPr>
+            <w:r>
+              <w:rPr>
+                <w:rFonts w:ascii="Arial" w:eastAsia="Arial" w:hAnsi="Arial" w:cs="Arial"/>
+              </w:rPr>
+              <w:t xml:space="preserve">Así las cosas, es necesario traer a colación la definición del principio de eficacia y economía regulado en el numeral 11 y 12 </w:t>
+            </w:r>
+            <w:proofErr w:type="spellStart"/>
+            <w:r>
+              <w:rPr>
+                <w:rFonts w:ascii="Arial" w:eastAsia="Arial" w:hAnsi="Arial" w:cs="Arial"/>
+              </w:rPr>
+              <w:t>ibidem</w:t>
+            </w:r>
+            <w:proofErr w:type="spellEnd"/>
+            <w:r>
+              <w:rPr>
+                <w:rFonts w:ascii="Arial" w:eastAsia="Arial" w:hAnsi="Arial" w:cs="Arial"/>
+              </w:rPr>
+              <w:t xml:space="preserve">, así: “(…) </w:t>
+            </w:r>
+            <w:r>
+              <w:rPr>
+                <w:rFonts w:ascii="Arial" w:eastAsia="Arial" w:hAnsi="Arial" w:cs="Arial"/>
+                <w:sz w:val="20"/>
+                <w:szCs w:val="20"/>
+              </w:rPr>
+              <w:t>11. En virtud del principio de eficacia, las autoridades buscarán que los procedimientos logren su finalidad y, para el efecto, removerán de oficio los obstáculos puramente formales, evitarán decisiones inhibitorias, dilaciones o retardos y sanearán, de acuerdo con este Código las irregularidades procedimentales que se presenten, en procura de la efectividad del derecho material objeto de la actuación administrativa. 12. En virtud del principio de economía, las autoridades deberán proceder con austeridad y eficiencia, optimizar el uso del tiempo y de los demás recursos, procurando el más alto nivel de calidad en sus actuaciones y la protección de los derechos de las personas</w:t>
+            </w:r>
+            <w:r>
+              <w:rPr>
+                <w:rFonts w:ascii="Arial" w:eastAsia="Arial" w:hAnsi="Arial" w:cs="Arial"/>
+              </w:rPr>
+              <w:t xml:space="preserve">.”. </w:t>
+            </w:r>
+          </w:p>
+          <w:p>
+            <w:pPr>
+              <w:spacing w:after="260" w:line="249" w:lineRule="auto"/>
+              <w:ind w:right="40"/>
+              <w:jc w:val="both"/>
+              <w:rPr>
+                <w:rFonts w:ascii="Arial" w:eastAsia="Arial" w:hAnsi="Arial" w:cs="Arial"/>
+              </w:rPr>
+            </w:pPr>
+            <w:r>
+              <w:rPr>
+                <w:rFonts w:ascii="Arial" w:eastAsia="Arial" w:hAnsi="Arial" w:cs="Arial"/>
+              </w:rPr>
+              <w:t>Dicho lo anterior, es posible afirmar que se podrá promover o diseñar medidas o realizar</w:t>
+            </w:r>
+            <w:r>
+              <w:rPr>
+                <w:rFonts w:ascii="Arial" w:eastAsia="Arial" w:hAnsi="Arial" w:cs="Arial"/>
+              </w:rPr>
+              <w:t xml:space="preserve"> </w:t>
+            </w:r>
+            <w:r>
+              <w:rPr>
+                <w:rFonts w:ascii="Arial" w:eastAsia="Arial" w:hAnsi="Arial" w:cs="Arial"/>
+              </w:rPr>
+              <w:t>modificaciones al contrato estatal, siempre y cuando se realicen con el fin de obtener la</w:t>
+            </w:r>
+            <w:r>
+              <w:rPr>
+                <w:rFonts w:ascii="Arial" w:eastAsia="Arial" w:hAnsi="Arial" w:cs="Arial"/>
+              </w:rPr>
+              <w:t xml:space="preserve"> </w:t>
+            </w:r>
+            <w:r>
+              <w:rPr>
+                <w:rFonts w:ascii="Arial" w:eastAsia="Arial" w:hAnsi="Arial" w:cs="Arial"/>
+              </w:rPr>
+              <w:t>consecución del objeto del contrato estatal y la finalidad pública, como consecuencia lógica</w:t>
+            </w:r>
+            <w:r>
+              <w:rPr>
+                <w:rFonts w:ascii="Arial" w:eastAsia="Arial" w:hAnsi="Arial" w:cs="Arial"/>
+              </w:rPr>
+              <w:t xml:space="preserve"> </w:t>
+            </w:r>
+            <w:r>
+              <w:rPr>
+                <w:rFonts w:ascii="Arial" w:eastAsia="Arial" w:hAnsi="Arial" w:cs="Arial"/>
+              </w:rPr>
+              <w:t>de prevalencia de los principios que rigen la actuación de los servidores públicos, y es ahí</w:t>
+            </w:r>
+            <w:r>
+              <w:rPr>
+                <w:rFonts w:ascii="Arial" w:eastAsia="Arial" w:hAnsi="Arial" w:cs="Arial"/>
+              </w:rPr>
+              <w:t xml:space="preserve"> </w:t>
+            </w:r>
+            <w:r>
+              <w:rPr>
+                <w:rFonts w:ascii="Arial" w:eastAsia="Arial" w:hAnsi="Arial" w:cs="Arial"/>
+              </w:rPr>
+              <w:t>donde encontramos que se cumple con el principio de eficacia y economía.</w:t>
+            </w:r>
+          </w:p>
+          <w:p>
+            <w:pPr>
+              <w:jc w:val="both"/>
+              <w:rPr>
+                <w:rFonts w:ascii="Arial" w:eastAsia="Arial" w:hAnsi="Arial" w:cs="Arial"/>
+              </w:rPr>
+            </w:pPr>
+            <w:r>
+              <w:rPr>
+                <w:rFonts w:ascii="Arial" w:eastAsia="Arial" w:hAnsi="Arial" w:cs="Arial"/>
+              </w:rPr>
+              <w:t xml:space="preserve">De este modo, con la adición y prórroga al contrato en mención, el Departamento Administrativo de Gestión Jurídica Pública propendería por el cumplimiento de los fines del estado aplicando los </w:t>
+            </w:r>
+            <w:r>
+              <w:rPr>
+                <w:rFonts w:ascii="Arial" w:eastAsia="Arial" w:hAnsi="Arial" w:cs="Arial"/>
+              </w:rPr>
+              <w:lastRenderedPageBreak/>
+              <w:t>principios de eficacia y economía, al prever la posibilidad de optimizar el tiempo y los recursos con que cuenta este organismo, ya que celebrar un nuevo contrato para satisfacer la necesidad descrita implicaría el inicio de procedimientos contractuales, selección y verificación de cumplimiento de perfiles y demás trámites administrativos necesarios para la suscripción de contratos de prestación de servicios, lo que conllevaría a un tiempo adicional en la operación administrativa.</w:t>
+            </w:r>
+          </w:p>
+          <w:p>
+            <w:pPr>
+              <w:jc w:val="both"/>
               <w:rPr>
                 <w:rFonts w:ascii="Arial" w:eastAsia="Arial" w:hAnsi="Arial" w:cs="Arial"/>
               </w:rPr>
@@ -3231,6 +3689,130 @@
               </w:rPr>
               <w:t>SOLICITUD DEL SUPERVISOR Y/O INTERVENTOR</w:t>
             </w:r>
+          </w:p>
+          <w:p>
+            <w:pPr>
+              <w:rPr>
+                <w:rFonts w:ascii="Arial" w:eastAsia="Arial" w:hAnsi="Arial" w:cs="Arial"/>
+              </w:rPr>
+            </w:pPr>
+          </w:p>
+          <w:p>
+            <w:pPr>
+              <w:jc w:val="both"/>
+              <w:rPr>
+                <w:rFonts w:ascii="Arial" w:eastAsia="Arial" w:hAnsi="Arial" w:cs="Arial"/>
+              </w:rPr>
+            </w:pPr>
+            <w:r>
+              <w:rPr>
+                <w:rFonts w:ascii="Arial" w:eastAsia="Arial" w:hAnsi="Arial" w:cs="Arial"/>
+              </w:rPr>
+              <w:t xml:space="preserve">Por lo anteriormente expuesto, se solicita prorrogar el plazo de ejecución del </w:t>
+            </w:r>
+            <w:r>
+              <w:rPr>
+                <w:rFonts w:ascii="Arial" w:eastAsia="Arial" w:hAnsi="Arial" w:cs="Arial"/>
+                <w:highlight w:val="yellow"/>
+              </w:rPr>
+              <w:t>{{TIPO_CONTRATO}}</w:t>
+            </w:r>
+            <w:r>
+              <w:rPr>
+                <w:rFonts w:ascii="Arial" w:eastAsia="Arial" w:hAnsi="Arial" w:cs="Arial"/>
+              </w:rPr>
+              <w:t xml:space="preserve"> </w:t>
+            </w:r>
+            <w:r>
+              <w:rPr>
+                <w:rFonts w:ascii="Arial" w:eastAsia="Arial" w:hAnsi="Arial" w:cs="Arial"/>
+              </w:rPr>
+              <w:t xml:space="preserve">No. </w:t>
+            </w:r>
+            <w:r>
+              <w:rPr>
+                <w:rFonts w:ascii="Arial" w:eastAsia="Arial" w:hAnsi="Arial" w:cs="Arial"/>
+                <w:highlight w:val="yellow"/>
+              </w:rPr>
+              <w:t>{{NUMERO_CONTRATO}}</w:t>
+            </w:r>
+            <w:r>
+              <w:rPr>
+                <w:rFonts w:ascii="Arial" w:eastAsia="Arial" w:hAnsi="Arial" w:cs="Arial"/>
+              </w:rPr>
+              <w:t xml:space="preserve">, hasta el </w:t>
+            </w:r>
+            <w:r>
+              <w:rPr>
+                <w:rFonts w:ascii="Arial" w:eastAsia="Arial" w:hAnsi="Arial" w:cs="Arial"/>
+              </w:rPr>
+              <w:t>{{FECHA_FINAL_ADICIONAL}}</w:t>
+            </w:r>
+            <w:r>
+              <w:rPr>
+                <w:rFonts w:ascii="Arial" w:eastAsia="Arial" w:hAnsi="Arial" w:cs="Arial"/>
+              </w:rPr>
+              <w:t xml:space="preserve"> y en consecuencia adicionar el valor del mismo por la suma</w:t>
+            </w:r>
+            <w:r>
+              <w:rPr>
+                <w:rFonts w:ascii="Arial" w:eastAsia="Arial" w:hAnsi="Arial" w:cs="Arial"/>
+              </w:rPr>
+              <w:t xml:space="preserve"> </w:t>
+            </w:r>
+            <w:r>
+              <w:rPr>
+                <w:rFonts w:ascii="Arial" w:eastAsia="Arial" w:hAnsi="Arial" w:cs="Arial"/>
+                <w:highlight w:val="yellow"/>
+              </w:rPr>
+              <w:t>{{VALOR_CONTRATO_MAS_ADICION_LETRAS}}</w:t>
+            </w:r>
+            <w:r>
+              <w:rPr>
+                <w:rFonts w:ascii="Arial" w:eastAsia="Arial" w:hAnsi="Arial" w:cs="Arial"/>
+              </w:rPr>
+              <w:t xml:space="preserve"> </w:t>
+            </w:r>
+            <w:r>
+              <w:rPr>
+                <w:rFonts w:ascii="Arial" w:eastAsia="Arial" w:hAnsi="Arial" w:cs="Arial"/>
+                <w:highlight w:val="yellow"/>
+              </w:rPr>
+              <w:t>({{VALOR_CONTRATO_MAS_ADICION}})</w:t>
+            </w:r>
+            <w:r>
+              <w:rPr>
+                <w:rFonts w:ascii="Arial" w:eastAsia="Arial" w:hAnsi="Arial" w:cs="Arial"/>
+              </w:rPr>
+              <w:t>, suma que no excede el 50% del valor inicial del contrato, en cumplimiento del parágrafo del Artículo 40 de la Ley 80 de 1993, que establece la posibilidad de adicionar los contratos sin exceder el cincuenta por ciento (50%) del valor del contrato inicial.</w:t>
+            </w:r>
+          </w:p>
+          <w:p>
+            <w:pPr>
+              <w:rPr>
+                <w:rFonts w:ascii="Arial" w:eastAsia="Arial" w:hAnsi="Arial" w:cs="Arial"/>
+              </w:rPr>
+            </w:pPr>
+          </w:p>
+          <w:p>
+            <w:pPr>
+              <w:rPr>
+                <w:rFonts w:ascii="Arial" w:eastAsia="Arial" w:hAnsi="Arial" w:cs="Arial"/>
+              </w:rPr>
+            </w:pPr>
+            <w:r>
+              <w:rPr>
+                <w:rFonts w:ascii="Arial" w:eastAsia="Arial" w:hAnsi="Arial" w:cs="Arial"/>
+              </w:rPr>
+              <w:t>Las demás cláusulas no requieren ser modificadas.</w:t>
+            </w:r>
+          </w:p>
+          <w:p>
+            <w:pPr>
+              <w:rPr>
+                <w:rFonts w:ascii="Arial" w:eastAsia="Arial" w:hAnsi="Arial" w:cs="Arial"/>
+              </w:rPr>
+            </w:pPr>
           </w:p>
         </w:tc>
       </w:tr>
@@ -3506,7 +4088,7 @@
         <w:sz w:val="16"/>
         <w:szCs w:val="16"/>
       </w:rPr>
-      <w:t>3</w:t>
+      <w:t>2</w:t>
     </w:r>
     <w:r>
       <w:rPr>
@@ -3561,7 +4143,7 @@
         <w:sz w:val="16"/>
         <w:szCs w:val="16"/>
       </w:rPr>
-      <w:t>3</w:t>
+      <w:t>5</w:t>
     </w:r>
     <w:r>
       <w:rPr>

--- a/plantillas/MODIFICACION_1_JUSTIFICACION.docx
+++ b/plantillas/MODIFICACION_1_JUSTIFICACION.docx
@@ -1984,9 +1984,30 @@
                 <w:color w:val="000000"/>
                 <w:sz w:val="24"/>
                 <w:szCs w:val="24"/>
-                <w:lang w:val="es-CO"/>
-              </w:rPr>
-              <w:t xml:space="preserve"> por fa suma de </w:t>
+                <w:shd w:val="clear" w:color="auto" w:fill="FFFF00"/>
+                <w:lang w:val="es-CO"/>
+              </w:rPr>
+              <w:t>”</w:t>
+            </w:r>
+            <w:r>
+              <w:rPr>
+                <w:rFonts w:ascii="Arial" w:hAnsi="Arial" w:cs="Arial"/>
+                <w:color w:val="000000"/>
+                <w:sz w:val="24"/>
+                <w:szCs w:val="24"/>
+                <w:lang w:val="es-CO"/>
+              </w:rPr>
+              <w:t xml:space="preserve"> por l</w:t>
+            </w:r>
+            <w:r>
+              <w:rPr>
+                <w:rFonts w:ascii="Arial" w:hAnsi="Arial" w:cs="Arial"/>
+                <w:color w:val="000000"/>
+                <w:sz w:val="24"/>
+                <w:szCs w:val="24"/>
+                <w:lang w:val="es-CO"/>
+              </w:rPr>
+              <w:t xml:space="preserve">a suma de </w:t>
             </w:r>
             <w:r>
               <w:rPr>
@@ -2274,8 +2295,6 @@
               </w:rPr>
               <w:t>{{SUPERVISOR_CARGO}}</w:t>
             </w:r>
-            <w:bookmarkStart w:id="0" w:name="_GoBack"/>
-            <w:bookmarkEnd w:id="0"/>
             <w:r>
               <w:rPr>
                 <w:rFonts w:ascii="Arial" w:hAnsi="Arial" w:cs="Arial"/>
@@ -2583,7 +2602,27 @@
                 <w:szCs w:val="24"/>
                 <w:lang w:val="es-CO"/>
               </w:rPr>
-              <w:t xml:space="preserve">A la fecha, persiste la necesidad del fortalecimiento de las funciones de este organismo de la Administración Central del Distrito Especial de Santiago de Cali y en la planta de se cuenta con el personal suficiente para el cumplimiento de las actividades que se Orientan a robustecer. </w:t>
+              <w:t xml:space="preserve">A la fecha, persiste la necesidad del fortalecimiento de las funciones de este organismo de la Administración Central del Distrito Especial de Santiago de Cali y en la planta </w:t>
+            </w:r>
+            <w:r>
+              <w:rPr>
+                <w:rFonts w:ascii="Arial" w:hAnsi="Arial" w:cs="Arial"/>
+                <w:color w:val="000000"/>
+                <w:sz w:val="24"/>
+                <w:szCs w:val="24"/>
+                <w:lang w:val="es-CO"/>
+              </w:rPr>
+              <w:t>no</w:t>
+            </w:r>
+            <w:r>
+              <w:rPr>
+                <w:rFonts w:ascii="Arial" w:hAnsi="Arial" w:cs="Arial"/>
+                <w:color w:val="000000"/>
+                <w:sz w:val="24"/>
+                <w:szCs w:val="24"/>
+                <w:lang w:val="es-CO"/>
+              </w:rPr>
+              <w:t xml:space="preserve"> se cuenta con el personal suficiente para el cumplimiento de las actividades que se Orientan a robustecer. </w:t>
             </w:r>
             <w:r>
               <w:rPr>
@@ -2958,7 +2997,29 @@
                 <w:szCs w:val="24"/>
                 <w:lang w:val="es-CO"/>
               </w:rPr>
-              <w:t xml:space="preserve">En virtud de la adición antes .mencionada, el valor total del contrato queda en la suma de </w:t>
+              <w:t>En virtud de la adición antes</w:t>
+            </w:r>
+            <w:r>
+              <w:rPr>
+                <w:rFonts w:ascii="Arial" w:hAnsi="Arial" w:cs="Arial"/>
+                <w:color w:val="000000"/>
+                <w:sz w:val="24"/>
+                <w:szCs w:val="24"/>
+                <w:lang w:val="es-CO"/>
+              </w:rPr>
+              <w:t xml:space="preserve"> </w:t>
+            </w:r>
+            <w:bookmarkStart w:id="0" w:name="_GoBack"/>
+            <w:bookmarkEnd w:id="0"/>
+            <w:r>
+              <w:rPr>
+                <w:rFonts w:ascii="Arial" w:hAnsi="Arial" w:cs="Arial"/>
+                <w:color w:val="000000"/>
+                <w:sz w:val="24"/>
+                <w:szCs w:val="24"/>
+                <w:lang w:val="es-CO"/>
+              </w:rPr>
+              <w:t xml:space="preserve">mencionada, el valor total del contrato queda en la suma de </w:t>
             </w:r>
             <w:r>
               <w:rPr>
@@ -3120,7 +3181,17 @@
                 <w:shd w:val="clear" w:color="auto" w:fill="FFFF00"/>
                 <w:lang w:val="es-CO"/>
               </w:rPr>
-              <w:t>{{NUMERO_CDP}}</w:t>
+              <w:t>{{CDP_ADICION}}</w:t>
+            </w:r>
+            <w:r>
+              <w:rPr>
+                <w:rFonts w:ascii="Arial" w:hAnsi="Arial" w:cs="Arial"/>
+                <w:color w:val="000000"/>
+                <w:sz w:val="24"/>
+                <w:szCs w:val="24"/>
+                <w:lang w:val="es-CO"/>
+              </w:rPr>
+              <w:t xml:space="preserve">, por de </w:t>
             </w:r>
             <w:r>
               <w:rPr>
@@ -3131,7 +3202,7 @@
                 <w:shd w:val="clear" w:color="auto" w:fill="FFFF00"/>
                 <w:lang w:val="es-CO"/>
               </w:rPr>
-              <w:t xml:space="preserve"> del </w:t>
+              <w:t>{{VALOR_CDP_ADICION_LETRAS}}</w:t>
             </w:r>
             <w:r>
               <w:rPr>
@@ -3142,17 +3213,7 @@
                 <w:shd w:val="clear" w:color="auto" w:fill="FFFF00"/>
                 <w:lang w:val="es-CO"/>
               </w:rPr>
-              <w:t>{{FECHA_EXPEDICION_CDP}}</w:t>
-            </w:r>
-            <w:r>
-              <w:rPr>
-                <w:rFonts w:ascii="Arial" w:hAnsi="Arial" w:cs="Arial"/>
-                <w:color w:val="000000"/>
-                <w:sz w:val="24"/>
-                <w:szCs w:val="24"/>
-                <w:lang w:val="es-CO"/>
-              </w:rPr>
-              <w:t xml:space="preserve">, por de </w:t>
+              <w:t xml:space="preserve">. </w:t>
             </w:r>
             <w:r>
               <w:rPr>
@@ -3163,7 +3224,7 @@
                 <w:shd w:val="clear" w:color="auto" w:fill="FFFF00"/>
                 <w:lang w:val="es-CO"/>
               </w:rPr>
-              <w:t>{{</w:t>
+              <w:t>{{VALOR_CDP_ADICION}}</w:t>
             </w:r>
             <w:r>
               <w:rPr>
@@ -3174,84 +3235,7 @@
                 <w:shd w:val="clear" w:color="auto" w:fill="FFFF00"/>
                 <w:lang w:val="es-CO"/>
               </w:rPr>
-              <w:t>CDP_VALOR_LETRAS_MIN</w:t>
-            </w:r>
-            <w:r>
-              <w:rPr>
-                <w:rFonts w:ascii="Arial" w:hAnsi="Arial" w:cs="Arial"/>
-                <w:color w:val="000000"/>
-                <w:sz w:val="24"/>
-                <w:szCs w:val="24"/>
-                <w:shd w:val="clear" w:color="auto" w:fill="FFFF00"/>
-                <w:lang w:val="es-CO"/>
-              </w:rPr>
-              <w:t>}}</w:t>
-            </w:r>
-            <w:r>
-              <w:rPr>
-                <w:rFonts w:ascii="Arial" w:hAnsi="Arial" w:cs="Arial"/>
-                <w:color w:val="000000"/>
-                <w:sz w:val="24"/>
-                <w:szCs w:val="24"/>
-                <w:shd w:val="clear" w:color="auto" w:fill="FFFF00"/>
-                <w:lang w:val="es-CO"/>
-              </w:rPr>
-              <w:t xml:space="preserve">. </w:t>
-            </w:r>
-            <w:r>
-              <w:rPr>
-                <w:rFonts w:ascii="Arial" w:hAnsi="Arial" w:cs="Arial"/>
-                <w:color w:val="000000"/>
-                <w:sz w:val="24"/>
-                <w:szCs w:val="24"/>
-                <w:shd w:val="clear" w:color="auto" w:fill="FFFF00"/>
-                <w:lang w:val="es-CO"/>
-              </w:rPr>
-              <w:t>(</w:t>
-            </w:r>
-            <w:r>
-              <w:rPr>
-                <w:rFonts w:ascii="Arial" w:hAnsi="Arial" w:cs="Arial"/>
-                <w:color w:val="000000"/>
-                <w:sz w:val="24"/>
-                <w:szCs w:val="24"/>
-                <w:shd w:val="clear" w:color="auto" w:fill="FFFF00"/>
-                <w:lang w:val="es-CO"/>
-              </w:rPr>
-              <w:t>{{</w:t>
-            </w:r>
-            <w:r>
-              <w:rPr>
-                <w:rFonts w:ascii="Arial" w:hAnsi="Arial" w:cs="Arial"/>
-                <w:color w:val="000000"/>
-                <w:sz w:val="24"/>
-                <w:szCs w:val="24"/>
-                <w:shd w:val="clear" w:color="auto" w:fill="FFFF00"/>
-                <w:lang w:val="es-CO"/>
-              </w:rPr>
-              <w:t>CDP_VALOR</w:t>
-            </w:r>
-            <w:r>
-              <w:rPr>
-                <w:rFonts w:ascii="Arial" w:hAnsi="Arial" w:cs="Arial"/>
-                <w:color w:val="000000"/>
-                <w:sz w:val="24"/>
-                <w:szCs w:val="24"/>
-                <w:shd w:val="clear" w:color="auto" w:fill="FFFF00"/>
-                <w:lang w:val="es-CO"/>
-              </w:rPr>
-              <w:t>}}</w:t>
-            </w:r>
-            <w:r>
-              <w:rPr>
-                <w:rFonts w:ascii="Arial" w:hAnsi="Arial" w:cs="Arial"/>
-                <w:color w:val="000000"/>
-                <w:sz w:val="24"/>
-                <w:szCs w:val="24"/>
-                <w:shd w:val="clear" w:color="auto" w:fill="FFFF00"/>
-                <w:lang w:val="es-CO"/>
-              </w:rPr>
-              <w:t>).</w:t>
+              <w:t>.</w:t>
             </w:r>
           </w:p>
           <w:p>
@@ -3765,7 +3749,7 @@
                 <w:rFonts w:ascii="Arial" w:eastAsia="Arial" w:hAnsi="Arial" w:cs="Arial"/>
                 <w:highlight w:val="yellow"/>
               </w:rPr>
-              <w:t>{{VALOR_CONTRATO_MAS_ADICION_LETRAS}}</w:t>
+              <w:t>{{VALOR_TOTAL_ADICION_LETRAS}}</w:t>
             </w:r>
             <w:r>
               <w:rPr>
@@ -3778,7 +3762,7 @@
                 <w:rFonts w:ascii="Arial" w:eastAsia="Arial" w:hAnsi="Arial" w:cs="Arial"/>
                 <w:highlight w:val="yellow"/>
               </w:rPr>
-              <w:t>({{VALOR_CONTRATO_MAS_ADICION}})</w:t>
+              <w:t>({{VALOR_TOTAL_ADICION}})</w:t>
             </w:r>
             <w:r>
               <w:rPr>
@@ -4088,7 +4072,7 @@
         <w:sz w:val="16"/>
         <w:szCs w:val="16"/>
       </w:rPr>
-      <w:t>2</w:t>
+      <w:t>3</w:t>
     </w:r>
     <w:r>
       <w:rPr>

--- a/plantillas/MODIFICACION_1_JUSTIFICACION.docx
+++ b/plantillas/MODIFICACION_1_JUSTIFICACION.docx
@@ -1,6 +1,6 @@
 
 <file path=word/document.xml><?xml version="1.0" encoding="utf-8"?>
-<w:document xmlns:wpc="http://schemas.microsoft.com/office/word/2010/wordprocessingCanvas" xmlns:mc="http://schemas.openxmlformats.org/markup-compatibility/2006" xmlns:o="urn:schemas-microsoft-com:office:office" xmlns:r="http://schemas.openxmlformats.org/officeDocument/2006/relationships" xmlns:m="http://schemas.openxmlformats.org/officeDocument/2006/math" xmlns:v="urn:schemas-microsoft-com:vml" xmlns:wp14="http://schemas.microsoft.com/office/word/2010/wordprocessingDrawing" xmlns:wp="http://schemas.openxmlformats.org/drawingml/2006/wordprocessingDrawing" xmlns:w10="urn:schemas-microsoft-com:office:word" xmlns:w="http://schemas.openxmlformats.org/wordprocessingml/2006/main" xmlns:w14="http://schemas.microsoft.com/office/word/2010/wordml" xmlns:wpg="http://schemas.microsoft.com/office/word/2010/wordprocessingGroup" xmlns:wpi="http://schemas.microsoft.com/office/word/2010/wordprocessingInk" xmlns:wne="http://schemas.microsoft.com/office/word/2006/wordml" xmlns:wps="http://schemas.microsoft.com/office/word/2010/wordprocessingShape" mc:Ignorable="w14 wp14">
+<w:document xmlns:wpc="http://schemas.microsoft.com/office/word/2010/wordprocessingCanvas" xmlns:cx="http://schemas.microsoft.com/office/drawing/2014/chartex" xmlns:cx1="http://schemas.microsoft.com/office/drawing/2015/9/8/chartex" xmlns:cx2="http://schemas.microsoft.com/office/drawing/2015/10/21/chartex" xmlns:cx3="http://schemas.microsoft.com/office/drawing/2016/5/9/chartex" xmlns:cx4="http://schemas.microsoft.com/office/drawing/2016/5/10/chartex" xmlns:cx5="http://schemas.microsoft.com/office/drawing/2016/5/11/chartex" xmlns:cx6="http://schemas.microsoft.com/office/drawing/2016/5/12/chartex" xmlns:cx7="http://schemas.microsoft.com/office/drawing/2016/5/13/chartex" xmlns:cx8="http://schemas.microsoft.com/office/drawing/2016/5/14/chartex" xmlns:mc="http://schemas.openxmlformats.org/markup-compatibility/2006" xmlns:aink="http://schemas.microsoft.com/office/drawing/2016/ink" xmlns:am3d="http://schemas.microsoft.com/office/drawing/2017/model3d" xmlns:o="urn:schemas-microsoft-com:office:office" xmlns:r="http://schemas.openxmlformats.org/officeDocument/2006/relationships" xmlns:m="http://schemas.openxmlformats.org/officeDocument/2006/math" xmlns:v="urn:schemas-microsoft-com:vml" xmlns:wp14="http://schemas.microsoft.com/office/word/2010/wordprocessingDrawing" xmlns:wp="http://schemas.openxmlformats.org/drawingml/2006/wordprocessingDrawing" xmlns:w10="urn:schemas-microsoft-com:office:word" xmlns:w="http://schemas.openxmlformats.org/wordprocessingml/2006/main" xmlns:w14="http://schemas.microsoft.com/office/word/2010/wordml" xmlns:w15="http://schemas.microsoft.com/office/word/2012/wordml" xmlns:w16cex="http://schemas.microsoft.com/office/word/2018/wordml/cex" xmlns:w16cid="http://schemas.microsoft.com/office/word/2016/wordml/cid" xmlns:w16="http://schemas.microsoft.com/office/word/2018/wordml" xmlns:w16sdtdh="http://schemas.microsoft.com/office/word/2020/wordml/sdtdatahash" xmlns:w16se="http://schemas.microsoft.com/office/word/2015/wordml/symex" xmlns:wpg="http://schemas.microsoft.com/office/word/2010/wordprocessingGroup" xmlns:wpi="http://schemas.microsoft.com/office/word/2010/wordprocessingInk" xmlns:wne="http://schemas.microsoft.com/office/word/2006/wordml" xmlns:wps="http://schemas.microsoft.com/office/word/2010/wordprocessingShape" mc:Ignorable="w14 w15 w16se w16cid w16 w16cex w16sdtdh wp14">
   <w:body>
     <w:tbl>
       <w:tblPr>
@@ -1902,7 +1902,27 @@
                 <w:szCs w:val="24"/>
                 <w:lang w:val="es-CO"/>
               </w:rPr>
-              <w:t xml:space="preserve">, el Distrito Especial de Santiago de Cali - Departamento Administrativo de Gestión Jurídica Pública y </w:t>
+              <w:t xml:space="preserve">, el Distrito Especial de Santiago de Cali - </w:t>
+            </w:r>
+            <w:r>
+              <w:rPr>
+                <w:rFonts w:ascii="Arial" w:hAnsi="Arial" w:cs="Arial"/>
+                <w:color w:val="000000"/>
+                <w:sz w:val="24"/>
+                <w:szCs w:val="24"/>
+                <w:lang w:val="es-CO"/>
+              </w:rPr>
+              <w:t>DEPARTAMENTO ADMINISTRATIVO DE GESTIÓN JURÍDICA PÚBLICA</w:t>
+            </w:r>
+            <w:r>
+              <w:rPr>
+                <w:rFonts w:ascii="Arial" w:hAnsi="Arial" w:cs="Arial"/>
+                <w:color w:val="000000"/>
+                <w:sz w:val="24"/>
+                <w:szCs w:val="24"/>
+                <w:lang w:val="es-CO"/>
+              </w:rPr>
+              <w:t xml:space="preserve"> y </w:t>
             </w:r>
             <w:r>
               <w:rPr>
@@ -2018,6 +2038,7 @@
                 <w:shd w:val="clear" w:color="auto" w:fill="FFFF00"/>
                 <w:lang w:val="es-CO"/>
               </w:rPr>
+              <w:lastRenderedPageBreak/>
               <w:t>{{VALOR_CONTRATO_LETRAS}}</w:t>
             </w:r>
             <w:r>
@@ -2029,19 +2050,7 @@
                 <w:shd w:val="clear" w:color="auto" w:fill="FFFF00"/>
                 <w:lang w:val="es-CO"/>
               </w:rPr>
-              <w:t xml:space="preserve"> </w:t>
-            </w:r>
-            <w:r>
-              <w:rPr>
-                <w:rFonts w:ascii="Arial" w:hAnsi="Arial" w:cs="Arial"/>
-                <w:color w:val="000000"/>
-                <w:sz w:val="24"/>
-                <w:szCs w:val="24"/>
-                <w:shd w:val="clear" w:color="auto" w:fill="FFFF00"/>
-                <w:lang w:val="es-CO"/>
-              </w:rPr>
-              <w:lastRenderedPageBreak/>
-              <w:t>(</w:t>
+              <w:t xml:space="preserve"> (</w:t>
             </w:r>
             <w:r>
               <w:rPr>
@@ -2084,7 +2093,67 @@
                 <w:szCs w:val="24"/>
                 <w:lang w:val="es-CO"/>
               </w:rPr>
-              <w:t xml:space="preserve">Una vez cumplidos todos los requisitos de perfeccionamiento y de ejecución contemplados en las normas legales vigentes, esto es, la expedición del registro presupuestal de compromiso (RPC) No. </w:t>
+              <w:t xml:space="preserve">Una vez cumplidos todos los requisitos de perfeccionamiento y de ejecución contemplados en las normas legales vigentes, esto es, la expedición del </w:t>
+            </w:r>
+            <w:r>
+              <w:rPr>
+                <w:rFonts w:ascii="Arial" w:hAnsi="Arial" w:cs="Arial"/>
+                <w:color w:val="000000"/>
+                <w:sz w:val="24"/>
+                <w:szCs w:val="24"/>
+                <w:lang w:val="es-CO"/>
+              </w:rPr>
+              <w:t>R</w:t>
+            </w:r>
+            <w:r>
+              <w:rPr>
+                <w:rFonts w:ascii="Arial" w:hAnsi="Arial" w:cs="Arial"/>
+                <w:color w:val="000000"/>
+                <w:sz w:val="24"/>
+                <w:szCs w:val="24"/>
+                <w:lang w:val="es-CO"/>
+              </w:rPr>
+              <w:t xml:space="preserve">egistro </w:t>
+            </w:r>
+            <w:r>
+              <w:rPr>
+                <w:rFonts w:ascii="Arial" w:hAnsi="Arial" w:cs="Arial"/>
+                <w:color w:val="000000"/>
+                <w:sz w:val="24"/>
+                <w:szCs w:val="24"/>
+                <w:lang w:val="es-CO"/>
+              </w:rPr>
+              <w:t>P</w:t>
+            </w:r>
+            <w:r>
+              <w:rPr>
+                <w:rFonts w:ascii="Arial" w:hAnsi="Arial" w:cs="Arial"/>
+                <w:color w:val="000000"/>
+                <w:sz w:val="24"/>
+                <w:szCs w:val="24"/>
+                <w:lang w:val="es-CO"/>
+              </w:rPr>
+              <w:t xml:space="preserve">resupuestal de </w:t>
+            </w:r>
+            <w:r>
+              <w:rPr>
+                <w:rFonts w:ascii="Arial" w:hAnsi="Arial" w:cs="Arial"/>
+                <w:color w:val="000000"/>
+                <w:sz w:val="24"/>
+                <w:szCs w:val="24"/>
+                <w:lang w:val="es-CO"/>
+              </w:rPr>
+              <w:t>C</w:t>
+            </w:r>
+            <w:r>
+              <w:rPr>
+                <w:rFonts w:ascii="Arial" w:hAnsi="Arial" w:cs="Arial"/>
+                <w:color w:val="000000"/>
+                <w:sz w:val="24"/>
+                <w:szCs w:val="24"/>
+                <w:lang w:val="es-CO"/>
+              </w:rPr>
+              <w:t xml:space="preserve">ompromiso (RPC) No. </w:t>
             </w:r>
             <w:r>
               <w:rPr>
@@ -2498,7 +2567,27 @@
                 <w:szCs w:val="24"/>
                 <w:lang w:val="es-CO"/>
               </w:rPr>
-              <w:t xml:space="preserve"> Se celebró dado que se pudo establecer que el Departamento Administrativo de Gestión Jurídica Pública no cuenta con el personal suficiente que atienda funciones o desarrolle actividades iguales o relacionadas con el objeto del contrato suscrito; tal y como se acreditó con la certificación que en tal sentido expidió el Subdirector de Gestión Estratégica del Talento Humano del Departamento Administrativo de Desarrollo e 'Innovación Institucional de la Alcaldía de Santiago de Cali, </w:t>
+              <w:t xml:space="preserve"> </w:t>
+            </w:r>
+            <w:r>
+              <w:rPr>
+                <w:rFonts w:ascii="Arial" w:hAnsi="Arial" w:cs="Arial"/>
+                <w:color w:val="000000"/>
+                <w:sz w:val="24"/>
+                <w:szCs w:val="24"/>
+                <w:lang w:val="es-CO"/>
+              </w:rPr>
+              <w:t>s</w:t>
+            </w:r>
+            <w:r>
+              <w:rPr>
+                <w:rFonts w:ascii="Arial" w:hAnsi="Arial" w:cs="Arial"/>
+                <w:color w:val="000000"/>
+                <w:sz w:val="24"/>
+                <w:szCs w:val="24"/>
+                <w:lang w:val="es-CO"/>
+              </w:rPr>
+              <w:t xml:space="preserve">e celebró dado que se pudo establecer que el Departamento Administrativo de Gestión Jurídica Pública no cuenta con el personal suficiente que atienda funciones o desarrolle actividades iguales o relacionadas con el objeto del contrato suscrito; tal y como se acreditó con la certificación que en tal sentido expidió el Subdirector de Gestión Estratégica del Talento Humano del Departamento Administrativo de Desarrollo e 'Innovación Institucional de la Alcaldía de Santiago de Cali, </w:t>
             </w:r>
             <w:r>
               <w:rPr>
@@ -3009,8 +3098,6 @@
               </w:rPr>
               <w:t xml:space="preserve"> </w:t>
             </w:r>
-            <w:bookmarkStart w:id="0" w:name="_GoBack"/>
-            <w:bookmarkEnd w:id="0"/>
             <w:r>
               <w:rPr>
                 <w:rFonts w:ascii="Arial" w:hAnsi="Arial" w:cs="Arial"/>
@@ -3191,7 +3278,27 @@
                 <w:szCs w:val="24"/>
                 <w:lang w:val="es-CO"/>
               </w:rPr>
-              <w:t xml:space="preserve">, por de </w:t>
+              <w:t>, por</w:t>
+            </w:r>
+            <w:r>
+              <w:rPr>
+                <w:rFonts w:ascii="Arial" w:hAnsi="Arial" w:cs="Arial"/>
+                <w:color w:val="000000"/>
+                <w:sz w:val="24"/>
+                <w:szCs w:val="24"/>
+                <w:lang w:val="es-CO"/>
+              </w:rPr>
+              <w:t xml:space="preserve"> valor </w:t>
+            </w:r>
+            <w:r>
+              <w:rPr>
+                <w:rFonts w:ascii="Arial" w:hAnsi="Arial" w:cs="Arial"/>
+                <w:color w:val="000000"/>
+                <w:sz w:val="24"/>
+                <w:szCs w:val="24"/>
+                <w:lang w:val="es-CO"/>
+              </w:rPr>
+              <w:t xml:space="preserve">de </w:t>
             </w:r>
             <w:r>
               <w:rPr>
@@ -3503,21 +3610,7 @@
               <w:rPr>
                 <w:rFonts w:ascii="Arial" w:eastAsia="Arial" w:hAnsi="Arial" w:cs="Arial"/>
               </w:rPr>
-              <w:t xml:space="preserve">Así las cosas, es necesario traer a colación la definición del principio de eficacia y economía regulado en el numeral 11 y 12 </w:t>
-            </w:r>
-            <w:proofErr w:type="spellStart"/>
-            <w:r>
-              <w:rPr>
-                <w:rFonts w:ascii="Arial" w:eastAsia="Arial" w:hAnsi="Arial" w:cs="Arial"/>
-              </w:rPr>
-              <w:t>ibidem</w:t>
-            </w:r>
-            <w:proofErr w:type="spellEnd"/>
-            <w:r>
-              <w:rPr>
-                <w:rFonts w:ascii="Arial" w:eastAsia="Arial" w:hAnsi="Arial" w:cs="Arial"/>
-              </w:rPr>
-              <w:t xml:space="preserve">, así: “(…) </w:t>
+              <w:t xml:space="preserve">Así las cosas, es necesario traer a colación la definición del principio de eficacia y economía regulado en el numeral 11 y 12 ibidem, así: “(…) </w:t>
             </w:r>
             <w:r>
               <w:rPr>
@@ -3692,7 +3785,19 @@
               <w:rPr>
                 <w:rFonts w:ascii="Arial" w:eastAsia="Arial" w:hAnsi="Arial" w:cs="Arial"/>
               </w:rPr>
-              <w:t xml:space="preserve">Por lo anteriormente expuesto, se solicita prorrogar el plazo de ejecución del </w:t>
+              <w:t>Por lo anteriormente expuesto, se solicita prorrogar el plazo de ejecución del</w:t>
+            </w:r>
+            <w:r>
+              <w:rPr>
+                <w:rFonts w:ascii="Arial" w:eastAsia="Arial" w:hAnsi="Arial" w:cs="Arial"/>
+              </w:rPr>
+              <w:t xml:space="preserve"> contrato de </w:t>
+            </w:r>
+            <w:r>
+              <w:rPr>
+                <w:rFonts w:ascii="Arial" w:eastAsia="Arial" w:hAnsi="Arial" w:cs="Arial"/>
+              </w:rPr>
+              <w:t xml:space="preserve"> </w:t>
             </w:r>
             <w:r>
               <w:rPr>
@@ -3819,6 +3924,86 @@
                 <w:szCs w:val="20"/>
               </w:rPr>
             </w:pPr>
+          </w:p>
+          <w:p>
+            <w:pPr>
+              <w:jc w:val="both"/>
+              <w:rPr>
+                <w:rFonts w:ascii="Arial" w:eastAsia="Arial" w:hAnsi="Arial" w:cs="Arial"/>
+                <w:sz w:val="20"/>
+                <w:szCs w:val="20"/>
+              </w:rPr>
+            </w:pPr>
+          </w:p>
+          <w:p>
+            <w:pPr>
+              <w:jc w:val="both"/>
+              <w:rPr>
+                <w:rFonts w:ascii="Arial" w:eastAsia="Arial" w:hAnsi="Arial" w:cs="Arial"/>
+                <w:sz w:val="20"/>
+                <w:szCs w:val="20"/>
+              </w:rPr>
+            </w:pPr>
+          </w:p>
+          <w:p>
+            <w:pPr>
+              <w:jc w:val="both"/>
+              <w:rPr>
+                <w:rFonts w:ascii="Arial" w:eastAsia="Arial" w:hAnsi="Arial" w:cs="Arial"/>
+                <w:sz w:val="20"/>
+                <w:szCs w:val="20"/>
+              </w:rPr>
+            </w:pPr>
+          </w:p>
+          <w:p>
+            <w:pPr>
+              <w:jc w:val="both"/>
+              <w:rPr>
+                <w:rFonts w:ascii="Arial" w:eastAsia="Arial" w:hAnsi="Arial" w:cs="Arial"/>
+                <w:sz w:val="20"/>
+                <w:szCs w:val="20"/>
+              </w:rPr>
+            </w:pPr>
+          </w:p>
+          <w:p>
+            <w:pPr>
+              <w:jc w:val="both"/>
+              <w:rPr>
+                <w:rFonts w:ascii="Arial" w:eastAsia="Arial" w:hAnsi="Arial" w:cs="Arial"/>
+                <w:sz w:val="20"/>
+                <w:szCs w:val="20"/>
+              </w:rPr>
+            </w:pPr>
+          </w:p>
+          <w:p>
+            <w:pPr>
+              <w:jc w:val="both"/>
+              <w:rPr>
+                <w:rFonts w:ascii="Arial" w:eastAsia="Arial" w:hAnsi="Arial" w:cs="Arial"/>
+                <w:sz w:val="20"/>
+                <w:szCs w:val="20"/>
+              </w:rPr>
+            </w:pPr>
+          </w:p>
+          <w:p>
+            <w:pPr>
+              <w:jc w:val="both"/>
+              <w:rPr>
+                <w:rFonts w:ascii="Arial" w:eastAsia="Arial" w:hAnsi="Arial" w:cs="Arial"/>
+                <w:sz w:val="20"/>
+                <w:szCs w:val="20"/>
+              </w:rPr>
+            </w:pPr>
+          </w:p>
+          <w:p>
+            <w:pPr>
+              <w:jc w:val="both"/>
+              <w:rPr>
+                <w:rFonts w:ascii="Arial" w:eastAsia="Arial" w:hAnsi="Arial" w:cs="Arial"/>
+                <w:sz w:val="20"/>
+                <w:szCs w:val="20"/>
+              </w:rPr>
+            </w:pPr>
             <w:r>
               <w:rPr>
                 <w:rFonts w:ascii="Arial" w:eastAsia="Arial" w:hAnsi="Arial" w:cs="Arial"/>
@@ -3827,15 +4012,6 @@
               </w:rPr>
               <w:t>NOMBRE COMPLETO: {{SUPERVISOR_NOMBRE_COMPLETO}}</w:t>
             </w:r>
-          </w:p>
-          <w:p>
-            <w:pPr>
-              <w:rPr>
-                <w:rFonts w:ascii="Arial" w:eastAsia="Arial" w:hAnsi="Arial" w:cs="Arial"/>
-                <w:sz w:val="20"/>
-                <w:szCs w:val="20"/>
-              </w:rPr>
-            </w:pPr>
           </w:p>
         </w:tc>
       </w:tr>
@@ -3908,8 +4084,8 @@
       </w:pPr>
     </w:p>
     <w:sectPr>
-      <w:headerReference w:type="default" r:id="rId7"/>
-      <w:footerReference w:type="default" r:id="rId8"/>
+      <w:headerReference w:type="default" r:id="rId6"/>
+      <w:footerReference w:type="default" r:id="rId7"/>
       <w:pgSz w:w="12240" w:h="15840"/>
       <w:pgMar w:top="1134" w:right="1134" w:bottom="1701" w:left="1134" w:header="397" w:footer="709" w:gutter="0"/>
       <w:pgNumType w:start="1"/>
@@ -3920,7 +4096,7 @@
 </file>
 
 <file path=word/endnotes.xml><?xml version="1.0" encoding="utf-8"?>
-<w:endnotes xmlns:wpc="http://schemas.microsoft.com/office/word/2010/wordprocessingCanvas" xmlns:mc="http://schemas.openxmlformats.org/markup-compatibility/2006" xmlns:o="urn:schemas-microsoft-com:office:office" xmlns:r="http://schemas.openxmlformats.org/officeDocument/2006/relationships" xmlns:m="http://schemas.openxmlformats.org/officeDocument/2006/math" xmlns:v="urn:schemas-microsoft-com:vml" xmlns:wp14="http://schemas.microsoft.com/office/word/2010/wordprocessingDrawing" xmlns:wp="http://schemas.openxmlformats.org/drawingml/2006/wordprocessingDrawing" xmlns:w10="urn:schemas-microsoft-com:office:word" xmlns:w="http://schemas.openxmlformats.org/wordprocessingml/2006/main" xmlns:w14="http://schemas.microsoft.com/office/word/2010/wordml" xmlns:wpg="http://schemas.microsoft.com/office/word/2010/wordprocessingGroup" xmlns:wpi="http://schemas.microsoft.com/office/word/2010/wordprocessingInk" xmlns:wne="http://schemas.microsoft.com/office/word/2006/wordml" xmlns:wps="http://schemas.microsoft.com/office/word/2010/wordprocessingShape" mc:Ignorable="w14 wp14">
+<w:endnotes xmlns:wpc="http://schemas.microsoft.com/office/word/2010/wordprocessingCanvas" xmlns:cx="http://schemas.microsoft.com/office/drawing/2014/chartex" xmlns:cx1="http://schemas.microsoft.com/office/drawing/2015/9/8/chartex" xmlns:cx2="http://schemas.microsoft.com/office/drawing/2015/10/21/chartex" xmlns:cx3="http://schemas.microsoft.com/office/drawing/2016/5/9/chartex" xmlns:cx4="http://schemas.microsoft.com/office/drawing/2016/5/10/chartex" xmlns:cx5="http://schemas.microsoft.com/office/drawing/2016/5/11/chartex" xmlns:cx6="http://schemas.microsoft.com/office/drawing/2016/5/12/chartex" xmlns:cx7="http://schemas.microsoft.com/office/drawing/2016/5/13/chartex" xmlns:cx8="http://schemas.microsoft.com/office/drawing/2016/5/14/chartex" xmlns:mc="http://schemas.openxmlformats.org/markup-compatibility/2006" xmlns:aink="http://schemas.microsoft.com/office/drawing/2016/ink" xmlns:am3d="http://schemas.microsoft.com/office/drawing/2017/model3d" xmlns:o="urn:schemas-microsoft-com:office:office" xmlns:r="http://schemas.openxmlformats.org/officeDocument/2006/relationships" xmlns:m="http://schemas.openxmlformats.org/officeDocument/2006/math" xmlns:v="urn:schemas-microsoft-com:vml" xmlns:wp14="http://schemas.microsoft.com/office/word/2010/wordprocessingDrawing" xmlns:wp="http://schemas.openxmlformats.org/drawingml/2006/wordprocessingDrawing" xmlns:w10="urn:schemas-microsoft-com:office:word" xmlns:w="http://schemas.openxmlformats.org/wordprocessingml/2006/main" xmlns:w14="http://schemas.microsoft.com/office/word/2010/wordml" xmlns:w15="http://schemas.microsoft.com/office/word/2012/wordml" xmlns:w16cex="http://schemas.microsoft.com/office/word/2018/wordml/cex" xmlns:w16cid="http://schemas.microsoft.com/office/word/2016/wordml/cid" xmlns:w16="http://schemas.microsoft.com/office/word/2018/wordml" xmlns:w16sdtdh="http://schemas.microsoft.com/office/word/2020/wordml/sdtdatahash" xmlns:w16se="http://schemas.microsoft.com/office/word/2015/wordml/symex" xmlns:wpg="http://schemas.microsoft.com/office/word/2010/wordprocessingGroup" xmlns:wpi="http://schemas.microsoft.com/office/word/2010/wordprocessingInk" xmlns:wne="http://schemas.microsoft.com/office/word/2006/wordml" xmlns:wps="http://schemas.microsoft.com/office/word/2010/wordprocessingShape" mc:Ignorable="w14 w15 w16se w16cid w16 w16cex w16sdtdh wp14">
   <w:endnote w:type="separator" w:id="-1">
     <w:p>
       <w:r>
@@ -3939,7 +4115,7 @@
 </file>
 
 <file path=word/footer1.xml><?xml version="1.0" encoding="utf-8"?>
-<w:ftr xmlns:wpc="http://schemas.microsoft.com/office/word/2010/wordprocessingCanvas" xmlns:mc="http://schemas.openxmlformats.org/markup-compatibility/2006" xmlns:o="urn:schemas-microsoft-com:office:office" xmlns:r="http://schemas.openxmlformats.org/officeDocument/2006/relationships" xmlns:m="http://schemas.openxmlformats.org/officeDocument/2006/math" xmlns:v="urn:schemas-microsoft-com:vml" xmlns:wp14="http://schemas.microsoft.com/office/word/2010/wordprocessingDrawing" xmlns:wp="http://schemas.openxmlformats.org/drawingml/2006/wordprocessingDrawing" xmlns:w10="urn:schemas-microsoft-com:office:word" xmlns:w="http://schemas.openxmlformats.org/wordprocessingml/2006/main" xmlns:w14="http://schemas.microsoft.com/office/word/2010/wordml" xmlns:wpg="http://schemas.microsoft.com/office/word/2010/wordprocessingGroup" xmlns:wpi="http://schemas.microsoft.com/office/word/2010/wordprocessingInk" xmlns:wne="http://schemas.microsoft.com/office/word/2006/wordml" xmlns:wps="http://schemas.microsoft.com/office/word/2010/wordprocessingShape" mc:Ignorable="w14 wp14">
+<w:ftr xmlns:wpc="http://schemas.microsoft.com/office/word/2010/wordprocessingCanvas" xmlns:cx="http://schemas.microsoft.com/office/drawing/2014/chartex" xmlns:cx1="http://schemas.microsoft.com/office/drawing/2015/9/8/chartex" xmlns:cx2="http://schemas.microsoft.com/office/drawing/2015/10/21/chartex" xmlns:cx3="http://schemas.microsoft.com/office/drawing/2016/5/9/chartex" xmlns:cx4="http://schemas.microsoft.com/office/drawing/2016/5/10/chartex" xmlns:cx5="http://schemas.microsoft.com/office/drawing/2016/5/11/chartex" xmlns:cx6="http://schemas.microsoft.com/office/drawing/2016/5/12/chartex" xmlns:cx7="http://schemas.microsoft.com/office/drawing/2016/5/13/chartex" xmlns:cx8="http://schemas.microsoft.com/office/drawing/2016/5/14/chartex" xmlns:mc="http://schemas.openxmlformats.org/markup-compatibility/2006" xmlns:aink="http://schemas.microsoft.com/office/drawing/2016/ink" xmlns:am3d="http://schemas.microsoft.com/office/drawing/2017/model3d" xmlns:o="urn:schemas-microsoft-com:office:office" xmlns:r="http://schemas.openxmlformats.org/officeDocument/2006/relationships" xmlns:m="http://schemas.openxmlformats.org/officeDocument/2006/math" xmlns:v="urn:schemas-microsoft-com:vml" xmlns:wp14="http://schemas.microsoft.com/office/word/2010/wordprocessingDrawing" xmlns:wp="http://schemas.openxmlformats.org/drawingml/2006/wordprocessingDrawing" xmlns:w10="urn:schemas-microsoft-com:office:word" xmlns:w="http://schemas.openxmlformats.org/wordprocessingml/2006/main" xmlns:w14="http://schemas.microsoft.com/office/word/2010/wordml" xmlns:w15="http://schemas.microsoft.com/office/word/2012/wordml" xmlns:w16cex="http://schemas.microsoft.com/office/word/2018/wordml/cex" xmlns:w16cid="http://schemas.microsoft.com/office/word/2016/wordml/cid" xmlns:w16="http://schemas.microsoft.com/office/word/2018/wordml" xmlns:w16sdtdh="http://schemas.microsoft.com/office/word/2020/wordml/sdtdatahash" xmlns:w16se="http://schemas.microsoft.com/office/word/2015/wordml/symex" xmlns:wpg="http://schemas.microsoft.com/office/word/2010/wordprocessingGroup" xmlns:wpi="http://schemas.microsoft.com/office/word/2010/wordprocessingInk" xmlns:wne="http://schemas.microsoft.com/office/word/2006/wordml" xmlns:wps="http://schemas.microsoft.com/office/word/2010/wordprocessingShape" mc:Ignorable="w14 w15 w16se w16cid w16 w16cex w16sdtdh wp14">
   <w:p>
     <w:pPr>
       <w:pBdr>
@@ -4161,7 +4337,7 @@
 </file>
 
 <file path=word/footnotes.xml><?xml version="1.0" encoding="utf-8"?>
-<w:footnotes xmlns:wpc="http://schemas.microsoft.com/office/word/2010/wordprocessingCanvas" xmlns:mc="http://schemas.openxmlformats.org/markup-compatibility/2006" xmlns:o="urn:schemas-microsoft-com:office:office" xmlns:r="http://schemas.openxmlformats.org/officeDocument/2006/relationships" xmlns:m="http://schemas.openxmlformats.org/officeDocument/2006/math" xmlns:v="urn:schemas-microsoft-com:vml" xmlns:wp14="http://schemas.microsoft.com/office/word/2010/wordprocessingDrawing" xmlns:wp="http://schemas.openxmlformats.org/drawingml/2006/wordprocessingDrawing" xmlns:w10="urn:schemas-microsoft-com:office:word" xmlns:w="http://schemas.openxmlformats.org/wordprocessingml/2006/main" xmlns:w14="http://schemas.microsoft.com/office/word/2010/wordml" xmlns:wpg="http://schemas.microsoft.com/office/word/2010/wordprocessingGroup" xmlns:wpi="http://schemas.microsoft.com/office/word/2010/wordprocessingInk" xmlns:wne="http://schemas.microsoft.com/office/word/2006/wordml" xmlns:wps="http://schemas.microsoft.com/office/word/2010/wordprocessingShape" mc:Ignorable="w14 wp14">
+<w:footnotes xmlns:wpc="http://schemas.microsoft.com/office/word/2010/wordprocessingCanvas" xmlns:cx="http://schemas.microsoft.com/office/drawing/2014/chartex" xmlns:cx1="http://schemas.microsoft.com/office/drawing/2015/9/8/chartex" xmlns:cx2="http://schemas.microsoft.com/office/drawing/2015/10/21/chartex" xmlns:cx3="http://schemas.microsoft.com/office/drawing/2016/5/9/chartex" xmlns:cx4="http://schemas.microsoft.com/office/drawing/2016/5/10/chartex" xmlns:cx5="http://schemas.microsoft.com/office/drawing/2016/5/11/chartex" xmlns:cx6="http://schemas.microsoft.com/office/drawing/2016/5/12/chartex" xmlns:cx7="http://schemas.microsoft.com/office/drawing/2016/5/13/chartex" xmlns:cx8="http://schemas.microsoft.com/office/drawing/2016/5/14/chartex" xmlns:mc="http://schemas.openxmlformats.org/markup-compatibility/2006" xmlns:aink="http://schemas.microsoft.com/office/drawing/2016/ink" xmlns:am3d="http://schemas.microsoft.com/office/drawing/2017/model3d" xmlns:o="urn:schemas-microsoft-com:office:office" xmlns:r="http://schemas.openxmlformats.org/officeDocument/2006/relationships" xmlns:m="http://schemas.openxmlformats.org/officeDocument/2006/math" xmlns:v="urn:schemas-microsoft-com:vml" xmlns:wp14="http://schemas.microsoft.com/office/word/2010/wordprocessingDrawing" xmlns:wp="http://schemas.openxmlformats.org/drawingml/2006/wordprocessingDrawing" xmlns:w10="urn:schemas-microsoft-com:office:word" xmlns:w="http://schemas.openxmlformats.org/wordprocessingml/2006/main" xmlns:w14="http://schemas.microsoft.com/office/word/2010/wordml" xmlns:w15="http://schemas.microsoft.com/office/word/2012/wordml" xmlns:w16cex="http://schemas.microsoft.com/office/word/2018/wordml/cex" xmlns:w16cid="http://schemas.microsoft.com/office/word/2016/wordml/cid" xmlns:w16="http://schemas.microsoft.com/office/word/2018/wordml" xmlns:w16sdtdh="http://schemas.microsoft.com/office/word/2020/wordml/sdtdatahash" xmlns:w16se="http://schemas.microsoft.com/office/word/2015/wordml/symex" xmlns:wpg="http://schemas.microsoft.com/office/word/2010/wordprocessingGroup" xmlns:wpi="http://schemas.microsoft.com/office/word/2010/wordprocessingInk" xmlns:wne="http://schemas.microsoft.com/office/word/2006/wordml" xmlns:wps="http://schemas.microsoft.com/office/word/2010/wordprocessingShape" mc:Ignorable="w14 w15 w16se w16cid w16 w16cex w16sdtdh wp14">
   <w:footnote w:type="separator" w:id="-1">
     <w:p>
       <w:r>
@@ -4180,7 +4356,7 @@
 </file>
 
 <file path=word/header1.xml><?xml version="1.0" encoding="utf-8"?>
-<w:hdr xmlns:wpc="http://schemas.microsoft.com/office/word/2010/wordprocessingCanvas" xmlns:mc="http://schemas.openxmlformats.org/markup-compatibility/2006" xmlns:o="urn:schemas-microsoft-com:office:office" xmlns:r="http://schemas.openxmlformats.org/officeDocument/2006/relationships" xmlns:m="http://schemas.openxmlformats.org/officeDocument/2006/math" xmlns:v="urn:schemas-microsoft-com:vml" xmlns:wp14="http://schemas.microsoft.com/office/word/2010/wordprocessingDrawing" xmlns:wp="http://schemas.openxmlformats.org/drawingml/2006/wordprocessingDrawing" xmlns:w10="urn:schemas-microsoft-com:office:word" xmlns:w="http://schemas.openxmlformats.org/wordprocessingml/2006/main" xmlns:w14="http://schemas.microsoft.com/office/word/2010/wordml" xmlns:wpg="http://schemas.microsoft.com/office/word/2010/wordprocessingGroup" xmlns:wpi="http://schemas.microsoft.com/office/word/2010/wordprocessingInk" xmlns:wne="http://schemas.microsoft.com/office/word/2006/wordml" xmlns:wps="http://schemas.microsoft.com/office/word/2010/wordprocessingShape" mc:Ignorable="w14 wp14">
+<w:hdr xmlns:wpc="http://schemas.microsoft.com/office/word/2010/wordprocessingCanvas" xmlns:cx="http://schemas.microsoft.com/office/drawing/2014/chartex" xmlns:cx1="http://schemas.microsoft.com/office/drawing/2015/9/8/chartex" xmlns:cx2="http://schemas.microsoft.com/office/drawing/2015/10/21/chartex" xmlns:cx3="http://schemas.microsoft.com/office/drawing/2016/5/9/chartex" xmlns:cx4="http://schemas.microsoft.com/office/drawing/2016/5/10/chartex" xmlns:cx5="http://schemas.microsoft.com/office/drawing/2016/5/11/chartex" xmlns:cx6="http://schemas.microsoft.com/office/drawing/2016/5/12/chartex" xmlns:cx7="http://schemas.microsoft.com/office/drawing/2016/5/13/chartex" xmlns:cx8="http://schemas.microsoft.com/office/drawing/2016/5/14/chartex" xmlns:mc="http://schemas.openxmlformats.org/markup-compatibility/2006" xmlns:aink="http://schemas.microsoft.com/office/drawing/2016/ink" xmlns:am3d="http://schemas.microsoft.com/office/drawing/2017/model3d" xmlns:o="urn:schemas-microsoft-com:office:office" xmlns:r="http://schemas.openxmlformats.org/officeDocument/2006/relationships" xmlns:m="http://schemas.openxmlformats.org/officeDocument/2006/math" xmlns:v="urn:schemas-microsoft-com:vml" xmlns:wp14="http://schemas.microsoft.com/office/word/2010/wordprocessingDrawing" xmlns:wp="http://schemas.openxmlformats.org/drawingml/2006/wordprocessingDrawing" xmlns:w10="urn:schemas-microsoft-com:office:word" xmlns:w="http://schemas.openxmlformats.org/wordprocessingml/2006/main" xmlns:w14="http://schemas.microsoft.com/office/word/2010/wordml" xmlns:w15="http://schemas.microsoft.com/office/word/2012/wordml" xmlns:w16cex="http://schemas.microsoft.com/office/word/2018/wordml/cex" xmlns:w16cid="http://schemas.microsoft.com/office/word/2016/wordml/cid" xmlns:w16="http://schemas.microsoft.com/office/word/2018/wordml" xmlns:w16sdtdh="http://schemas.microsoft.com/office/word/2020/wordml/sdtdatahash" xmlns:w16se="http://schemas.microsoft.com/office/word/2015/wordml/symex" xmlns:wpg="http://schemas.microsoft.com/office/word/2010/wordprocessingGroup" xmlns:wpi="http://schemas.microsoft.com/office/word/2010/wordprocessingInk" xmlns:wne="http://schemas.microsoft.com/office/word/2006/wordml" xmlns:wps="http://schemas.microsoft.com/office/word/2010/wordprocessingShape" mc:Ignorable="w14 w15 w16se w16cid w16 w16cex w16sdtdh wp14">
   <w:p>
     <w:pPr>
       <w:pBdr>
@@ -4558,7 +4734,7 @@
               <w:szCs w:val="24"/>
             </w:rPr>
           </w:pPr>
-          <w:bookmarkStart w:id="1" w:name="_Hlk151385364"/>
+          <w:bookmarkStart w:id="0" w:name="_Hlk151385364"/>
           <w:r>
             <w:rPr>
               <w:rFonts w:ascii="Arial" w:eastAsia="Arial" w:hAnsi="Arial" w:cs="Arial"/>
@@ -4658,7 +4834,7 @@
             </w:rPr>
             <w:t>ORDEN DE COMPRA</w:t>
           </w:r>
-          <w:bookmarkEnd w:id="1"/>
+          <w:bookmarkEnd w:id="0"/>
         </w:p>
       </w:tc>
       <w:tc>
@@ -4852,7 +5028,7 @@
 </file>
 
 <file path=word/styles.xml><?xml version="1.0" encoding="utf-8"?>
-<w:styles xmlns:mc="http://schemas.openxmlformats.org/markup-compatibility/2006" xmlns:r="http://schemas.openxmlformats.org/officeDocument/2006/relationships" xmlns:w="http://schemas.openxmlformats.org/wordprocessingml/2006/main" xmlns:w14="http://schemas.microsoft.com/office/word/2010/wordml" mc:Ignorable="w14">
+<w:styles xmlns:mc="http://schemas.openxmlformats.org/markup-compatibility/2006" xmlns:r="http://schemas.openxmlformats.org/officeDocument/2006/relationships" xmlns:w="http://schemas.openxmlformats.org/wordprocessingml/2006/main" xmlns:w14="http://schemas.microsoft.com/office/word/2010/wordml" xmlns:w15="http://schemas.microsoft.com/office/word/2012/wordml" xmlns:w16cex="http://schemas.microsoft.com/office/word/2018/wordml/cex" xmlns:w16cid="http://schemas.microsoft.com/office/word/2016/wordml/cid" xmlns:w16="http://schemas.microsoft.com/office/word/2018/wordml" xmlns:w16sdtdh="http://schemas.microsoft.com/office/word/2020/wordml/sdtdatahash" xmlns:w16se="http://schemas.microsoft.com/office/word/2015/wordml/symex" mc:Ignorable="w14 w15 w16se w16cid w16 w16cex w16sdtdh">
   <w:docDefaults>
     <w:rPrDefault>
       <w:rPr>
@@ -4864,144 +5040,383 @@
     </w:rPrDefault>
     <w:pPrDefault/>
   </w:docDefaults>
-  <w:latentStyles w:defLockedState="0" w:defUIPriority="99" w:defSemiHidden="1" w:defUnhideWhenUsed="1" w:defQFormat="0" w:count="267">
-    <w:lsdException w:name="Normal" w:semiHidden="0" w:uiPriority="0" w:unhideWhenUsed="0" w:qFormat="1"/>
-    <w:lsdException w:name="heading 1" w:semiHidden="0" w:uiPriority="9" w:unhideWhenUsed="0" w:qFormat="1"/>
-    <w:lsdException w:name="heading 2" w:uiPriority="9" w:qFormat="1"/>
-    <w:lsdException w:name="heading 3" w:uiPriority="9" w:qFormat="1"/>
-    <w:lsdException w:name="heading 4" w:uiPriority="9" w:qFormat="1"/>
-    <w:lsdException w:name="heading 5" w:uiPriority="9" w:qFormat="1"/>
-    <w:lsdException w:name="heading 6" w:uiPriority="9" w:qFormat="1"/>
-    <w:lsdException w:name="heading 7" w:uiPriority="9" w:qFormat="1"/>
-    <w:lsdException w:name="heading 8" w:uiPriority="9" w:qFormat="1"/>
-    <w:lsdException w:name="heading 9" w:uiPriority="9" w:qFormat="1"/>
-    <w:lsdException w:name="toc 1" w:uiPriority="39"/>
-    <w:lsdException w:name="toc 2" w:uiPriority="39"/>
-    <w:lsdException w:name="toc 3" w:uiPriority="39"/>
-    <w:lsdException w:name="toc 4" w:uiPriority="39"/>
-    <w:lsdException w:name="toc 5" w:uiPriority="39"/>
-    <w:lsdException w:name="toc 6" w:uiPriority="39"/>
-    <w:lsdException w:name="toc 7" w:uiPriority="39"/>
-    <w:lsdException w:name="toc 8" w:uiPriority="39"/>
-    <w:lsdException w:name="toc 9" w:uiPriority="39"/>
-    <w:lsdException w:name="caption" w:uiPriority="35" w:qFormat="1"/>
-    <w:lsdException w:name="Title" w:semiHidden="0" w:uiPriority="10" w:unhideWhenUsed="0" w:qFormat="1"/>
-    <w:lsdException w:name="Default Paragraph Font" w:uiPriority="1"/>
-    <w:lsdException w:name="Subtitle" w:semiHidden="0" w:uiPriority="11" w:unhideWhenUsed="0" w:qFormat="1"/>
-    <w:lsdException w:name="Strong" w:semiHidden="0" w:uiPriority="22" w:unhideWhenUsed="0" w:qFormat="1"/>
-    <w:lsdException w:name="Emphasis" w:semiHidden="0" w:uiPriority="20" w:unhideWhenUsed="0" w:qFormat="1"/>
-    <w:lsdException w:name="Table Grid" w:semiHidden="0" w:uiPriority="39" w:unhideWhenUsed="0"/>
-    <w:lsdException w:name="Placeholder Text" w:unhideWhenUsed="0"/>
-    <w:lsdException w:name="No Spacing" w:semiHidden="0" w:uiPriority="1" w:unhideWhenUsed="0" w:qFormat="1"/>
-    <w:lsdException w:name="Light Shading" w:semiHidden="0" w:uiPriority="60" w:unhideWhenUsed="0"/>
-    <w:lsdException w:name="Light List" w:semiHidden="0" w:uiPriority="61" w:unhideWhenUsed="0"/>
-    <w:lsdException w:name="Light Grid" w:semiHidden="0" w:uiPriority="62" w:unhideWhenUsed="0"/>
-    <w:lsdException w:name="Medium Shading 1" w:semiHidden="0" w:uiPriority="63" w:unhideWhenUsed="0"/>
-    <w:lsdException w:name="Medium Shading 2" w:semiHidden="0" w:uiPriority="64" w:unhideWhenUsed="0"/>
-    <w:lsdException w:name="Medium List 1" w:semiHidden="0" w:uiPriority="65" w:unhideWhenUsed="0"/>
-    <w:lsdException w:name="Medium List 2" w:semiHidden="0" w:uiPriority="66" w:unhideWhenUsed="0"/>
-    <w:lsdException w:name="Medium Grid 1" w:semiHidden="0" w:uiPriority="67" w:unhideWhenUsed="0"/>
-    <w:lsdException w:name="Medium Grid 2" w:semiHidden="0" w:uiPriority="68" w:unhideWhenUsed="0"/>
-    <w:lsdException w:name="Medium Grid 3" w:semiHidden="0" w:uiPriority="69" w:unhideWhenUsed="0"/>
-    <w:lsdException w:name="Dark List" w:semiHidden="0" w:uiPriority="70" w:unhideWhenUsed="0"/>
-    <w:lsdException w:name="Colorful Shading" w:semiHidden="0" w:uiPriority="71" w:unhideWhenUsed="0"/>
-    <w:lsdException w:name="Colorful List" w:semiHidden="0" w:uiPriority="72" w:unhideWhenUsed="0"/>
-    <w:lsdException w:name="Colorful Grid" w:semiHidden="0" w:uiPriority="73" w:unhideWhenUsed="0"/>
-    <w:lsdException w:name="Light Shading Accent 1" w:semiHidden="0" w:uiPriority="60" w:unhideWhenUsed="0"/>
-    <w:lsdException w:name="Light List Accent 1" w:semiHidden="0" w:uiPriority="61" w:unhideWhenUsed="0"/>
-    <w:lsdException w:name="Light Grid Accent 1" w:semiHidden="0" w:uiPriority="62" w:unhideWhenUsed="0"/>
-    <w:lsdException w:name="Medium Shading 1 Accent 1" w:semiHidden="0" w:uiPriority="63" w:unhideWhenUsed="0"/>
-    <w:lsdException w:name="Medium Shading 2 Accent 1" w:semiHidden="0" w:uiPriority="64" w:unhideWhenUsed="0"/>
-    <w:lsdException w:name="Medium List 1 Accent 1" w:semiHidden="0" w:uiPriority="65" w:unhideWhenUsed="0"/>
-    <w:lsdException w:name="Revision" w:unhideWhenUsed="0"/>
-    <w:lsdException w:name="List Paragraph" w:semiHidden="0" w:uiPriority="34" w:unhideWhenUsed="0" w:qFormat="1"/>
-    <w:lsdException w:name="Quote" w:semiHidden="0" w:uiPriority="29" w:unhideWhenUsed="0" w:qFormat="1"/>
-    <w:lsdException w:name="Intense Quote" w:semiHidden="0" w:uiPriority="30" w:unhideWhenUsed="0" w:qFormat="1"/>
-    <w:lsdException w:name="Medium List 2 Accent 1" w:semiHidden="0" w:uiPriority="66" w:unhideWhenUsed="0"/>
-    <w:lsdException w:name="Medium Grid 1 Accent 1" w:semiHidden="0" w:uiPriority="67" w:unhideWhenUsed="0"/>
-    <w:lsdException w:name="Medium Grid 2 Accent 1" w:semiHidden="0" w:uiPriority="68" w:unhideWhenUsed="0"/>
-    <w:lsdException w:name="Medium Grid 3 Accent 1" w:semiHidden="0" w:uiPriority="69" w:unhideWhenUsed="0"/>
-    <w:lsdException w:name="Dark List Accent 1" w:semiHidden="0" w:uiPriority="70" w:unhideWhenUsed="0"/>
-    <w:lsdException w:name="Colorful Shading Accent 1" w:semiHidden="0" w:uiPriority="71" w:unhideWhenUsed="0"/>
-    <w:lsdException w:name="Colorful List Accent 1" w:semiHidden="0" w:uiPriority="72" w:unhideWhenUsed="0"/>
-    <w:lsdException w:name="Colorful Grid Accent 1" w:semiHidden="0" w:uiPriority="73" w:unhideWhenUsed="0"/>
-    <w:lsdException w:name="Light Shading Accent 2" w:semiHidden="0" w:uiPriority="60" w:unhideWhenUsed="0"/>
-    <w:lsdException w:name="Light List Accent 2" w:semiHidden="0" w:uiPriority="61" w:unhideWhenUsed="0"/>
-    <w:lsdException w:name="Light Grid Accent 2" w:semiHidden="0" w:uiPriority="62" w:unhideWhenUsed="0"/>
-    <w:lsdException w:name="Medium Shading 1 Accent 2" w:semiHidden="0" w:uiPriority="63" w:unhideWhenUsed="0"/>
-    <w:lsdException w:name="Medium Shading 2 Accent 2" w:semiHidden="0" w:uiPriority="64" w:unhideWhenUsed="0"/>
-    <w:lsdException w:name="Medium List 1 Accent 2" w:semiHidden="0" w:uiPriority="65" w:unhideWhenUsed="0"/>
-    <w:lsdException w:name="Medium List 2 Accent 2" w:semiHidden="0" w:uiPriority="66" w:unhideWhenUsed="0"/>
-    <w:lsdException w:name="Medium Grid 1 Accent 2" w:semiHidden="0" w:uiPriority="67" w:unhideWhenUsed="0"/>
-    <w:lsdException w:name="Medium Grid 2 Accent 2" w:semiHidden="0" w:uiPriority="68" w:unhideWhenUsed="0"/>
-    <w:lsdException w:name="Medium Grid 3 Accent 2" w:semiHidden="0" w:uiPriority="69" w:unhideWhenUsed="0"/>
-    <w:lsdException w:name="Dark List Accent 2" w:semiHidden="0" w:uiPriority="70" w:unhideWhenUsed="0"/>
-    <w:lsdException w:name="Colorful Shading Accent 2" w:semiHidden="0" w:uiPriority="71" w:unhideWhenUsed="0"/>
-    <w:lsdException w:name="Colorful List Accent 2" w:semiHidden="0" w:uiPriority="72" w:unhideWhenUsed="0"/>
-    <w:lsdException w:name="Colorful Grid Accent 2" w:semiHidden="0" w:uiPriority="73" w:unhideWhenUsed="0"/>
-    <w:lsdException w:name="Light Shading Accent 3" w:semiHidden="0" w:uiPriority="60" w:unhideWhenUsed="0"/>
-    <w:lsdException w:name="Light List Accent 3" w:semiHidden="0" w:uiPriority="61" w:unhideWhenUsed="0"/>
-    <w:lsdException w:name="Light Grid Accent 3" w:semiHidden="0" w:uiPriority="62" w:unhideWhenUsed="0"/>
-    <w:lsdException w:name="Medium Shading 1 Accent 3" w:semiHidden="0" w:uiPriority="63" w:unhideWhenUsed="0"/>
-    <w:lsdException w:name="Medium Shading 2 Accent 3" w:semiHidden="0" w:uiPriority="64" w:unhideWhenUsed="0"/>
-    <w:lsdException w:name="Medium List 1 Accent 3" w:semiHidden="0" w:uiPriority="65" w:unhideWhenUsed="0"/>
-    <w:lsdException w:name="Medium List 2 Accent 3" w:semiHidden="0" w:uiPriority="66" w:unhideWhenUsed="0"/>
-    <w:lsdException w:name="Medium Grid 1 Accent 3" w:semiHidden="0" w:uiPriority="67" w:unhideWhenUsed="0"/>
-    <w:lsdException w:name="Medium Grid 2 Accent 3" w:semiHidden="0" w:uiPriority="68" w:unhideWhenUsed="0"/>
-    <w:lsdException w:name="Medium Grid 3 Accent 3" w:semiHidden="0" w:uiPriority="69" w:unhideWhenUsed="0"/>
-    <w:lsdException w:name="Dark List Accent 3" w:semiHidden="0" w:uiPriority="70" w:unhideWhenUsed="0"/>
-    <w:lsdException w:name="Colorful Shading Accent 3" w:semiHidden="0" w:uiPriority="71" w:unhideWhenUsed="0"/>
-    <w:lsdException w:name="Colorful List Accent 3" w:semiHidden="0" w:uiPriority="72" w:unhideWhenUsed="0"/>
-    <w:lsdException w:name="Colorful Grid Accent 3" w:semiHidden="0" w:uiPriority="73" w:unhideWhenUsed="0"/>
-    <w:lsdException w:name="Light Shading Accent 4" w:semiHidden="0" w:uiPriority="60" w:unhideWhenUsed="0"/>
-    <w:lsdException w:name="Light List Accent 4" w:semiHidden="0" w:uiPriority="61" w:unhideWhenUsed="0"/>
-    <w:lsdException w:name="Light Grid Accent 4" w:semiHidden="0" w:uiPriority="62" w:unhideWhenUsed="0"/>
-    <w:lsdException w:name="Medium Shading 1 Accent 4" w:semiHidden="0" w:uiPriority="63" w:unhideWhenUsed="0"/>
-    <w:lsdException w:name="Medium Shading 2 Accent 4" w:semiHidden="0" w:uiPriority="64" w:unhideWhenUsed="0"/>
-    <w:lsdException w:name="Medium List 1 Accent 4" w:semiHidden="0" w:uiPriority="65" w:unhideWhenUsed="0"/>
-    <w:lsdException w:name="Medium List 2 Accent 4" w:semiHidden="0" w:uiPriority="66" w:unhideWhenUsed="0"/>
-    <w:lsdException w:name="Medium Grid 1 Accent 4" w:semiHidden="0" w:uiPriority="67" w:unhideWhenUsed="0"/>
-    <w:lsdException w:name="Medium Grid 2 Accent 4" w:semiHidden="0" w:uiPriority="68" w:unhideWhenUsed="0"/>
-    <w:lsdException w:name="Medium Grid 3 Accent 4" w:semiHidden="0" w:uiPriority="69" w:unhideWhenUsed="0"/>
-    <w:lsdException w:name="Dark List Accent 4" w:semiHidden="0" w:uiPriority="70" w:unhideWhenUsed="0"/>
-    <w:lsdException w:name="Colorful Shading Accent 4" w:semiHidden="0" w:uiPriority="71" w:unhideWhenUsed="0"/>
-    <w:lsdException w:name="Colorful List Accent 4" w:semiHidden="0" w:uiPriority="72" w:unhideWhenUsed="0"/>
-    <w:lsdException w:name="Colorful Grid Accent 4" w:semiHidden="0" w:uiPriority="73" w:unhideWhenUsed="0"/>
-    <w:lsdException w:name="Light Shading Accent 5" w:semiHidden="0" w:uiPriority="60" w:unhideWhenUsed="0"/>
-    <w:lsdException w:name="Light List Accent 5" w:semiHidden="0" w:uiPriority="61" w:unhideWhenUsed="0"/>
-    <w:lsdException w:name="Light Grid Accent 5" w:semiHidden="0" w:uiPriority="62" w:unhideWhenUsed="0"/>
-    <w:lsdException w:name="Medium Shading 1 Accent 5" w:semiHidden="0" w:uiPriority="63" w:unhideWhenUsed="0"/>
-    <w:lsdException w:name="Medium Shading 2 Accent 5" w:semiHidden="0" w:uiPriority="64" w:unhideWhenUsed="0"/>
-    <w:lsdException w:name="Medium List 1 Accent 5" w:semiHidden="0" w:uiPriority="65" w:unhideWhenUsed="0"/>
-    <w:lsdException w:name="Medium List 2 Accent 5" w:semiHidden="0" w:uiPriority="66" w:unhideWhenUsed="0"/>
-    <w:lsdException w:name="Medium Grid 1 Accent 5" w:semiHidden="0" w:uiPriority="67" w:unhideWhenUsed="0"/>
-    <w:lsdException w:name="Medium Grid 2 Accent 5" w:semiHidden="0" w:uiPriority="68" w:unhideWhenUsed="0"/>
-    <w:lsdException w:name="Medium Grid 3 Accent 5" w:semiHidden="0" w:uiPriority="69" w:unhideWhenUsed="0"/>
-    <w:lsdException w:name="Dark List Accent 5" w:semiHidden="0" w:uiPriority="70" w:unhideWhenUsed="0"/>
-    <w:lsdException w:name="Colorful Shading Accent 5" w:semiHidden="0" w:uiPriority="71" w:unhideWhenUsed="0"/>
-    <w:lsdException w:name="Colorful List Accent 5" w:semiHidden="0" w:uiPriority="72" w:unhideWhenUsed="0"/>
-    <w:lsdException w:name="Colorful Grid Accent 5" w:semiHidden="0" w:uiPriority="73" w:unhideWhenUsed="0"/>
-    <w:lsdException w:name="Light Shading Accent 6" w:semiHidden="0" w:uiPriority="60" w:unhideWhenUsed="0"/>
-    <w:lsdException w:name="Light List Accent 6" w:semiHidden="0" w:uiPriority="61" w:unhideWhenUsed="0"/>
-    <w:lsdException w:name="Light Grid Accent 6" w:semiHidden="0" w:uiPriority="62" w:unhideWhenUsed="0"/>
-    <w:lsdException w:name="Medium Shading 1 Accent 6" w:semiHidden="0" w:uiPriority="63" w:unhideWhenUsed="0"/>
-    <w:lsdException w:name="Medium Shading 2 Accent 6" w:semiHidden="0" w:uiPriority="64" w:unhideWhenUsed="0"/>
-    <w:lsdException w:name="Medium List 1 Accent 6" w:semiHidden="0" w:uiPriority="65" w:unhideWhenUsed="0"/>
-    <w:lsdException w:name="Medium List 2 Accent 6" w:semiHidden="0" w:uiPriority="66" w:unhideWhenUsed="0"/>
-    <w:lsdException w:name="Medium Grid 1 Accent 6" w:semiHidden="0" w:uiPriority="67" w:unhideWhenUsed="0"/>
-    <w:lsdException w:name="Medium Grid 2 Accent 6" w:semiHidden="0" w:uiPriority="68" w:unhideWhenUsed="0"/>
-    <w:lsdException w:name="Medium Grid 3 Accent 6" w:semiHidden="0" w:uiPriority="69" w:unhideWhenUsed="0"/>
-    <w:lsdException w:name="Dark List Accent 6" w:semiHidden="0" w:uiPriority="70" w:unhideWhenUsed="0"/>
-    <w:lsdException w:name="Colorful Shading Accent 6" w:semiHidden="0" w:uiPriority="71" w:unhideWhenUsed="0"/>
-    <w:lsdException w:name="Colorful List Accent 6" w:semiHidden="0" w:uiPriority="72" w:unhideWhenUsed="0"/>
-    <w:lsdException w:name="Colorful Grid Accent 6" w:semiHidden="0" w:uiPriority="73" w:unhideWhenUsed="0"/>
-    <w:lsdException w:name="Subtle Emphasis" w:semiHidden="0" w:uiPriority="19" w:unhideWhenUsed="0" w:qFormat="1"/>
-    <w:lsdException w:name="Intense Emphasis" w:semiHidden="0" w:uiPriority="21" w:unhideWhenUsed="0" w:qFormat="1"/>
-    <w:lsdException w:name="Subtle Reference" w:semiHidden="0" w:uiPriority="31" w:unhideWhenUsed="0" w:qFormat="1"/>
-    <w:lsdException w:name="Intense Reference" w:semiHidden="0" w:uiPriority="32" w:unhideWhenUsed="0" w:qFormat="1"/>
-    <w:lsdException w:name="Book Title" w:semiHidden="0" w:uiPriority="33" w:unhideWhenUsed="0" w:qFormat="1"/>
-    <w:lsdException w:name="Bibliography" w:uiPriority="37"/>
-    <w:lsdException w:name="TOC Heading" w:uiPriority="39" w:qFormat="1"/>
+  <w:latentStyles w:defLockedState="0" w:defUIPriority="99" w:defSemiHidden="0" w:defUnhideWhenUsed="0" w:defQFormat="0" w:count="376">
+    <w:lsdException w:name="Normal" w:uiPriority="0" w:qFormat="1"/>
+    <w:lsdException w:name="heading 1" w:uiPriority="9" w:qFormat="1"/>
+    <w:lsdException w:name="heading 2" w:semiHidden="1" w:uiPriority="9" w:unhideWhenUsed="1" w:qFormat="1"/>
+    <w:lsdException w:name="heading 3" w:semiHidden="1" w:uiPriority="9" w:unhideWhenUsed="1" w:qFormat="1"/>
+    <w:lsdException w:name="heading 4" w:semiHidden="1" w:uiPriority="9" w:unhideWhenUsed="1" w:qFormat="1"/>
+    <w:lsdException w:name="heading 5" w:semiHidden="1" w:uiPriority="9" w:unhideWhenUsed="1" w:qFormat="1"/>
+    <w:lsdException w:name="heading 6" w:semiHidden="1" w:uiPriority="9" w:unhideWhenUsed="1" w:qFormat="1"/>
+    <w:lsdException w:name="heading 7" w:semiHidden="1" w:uiPriority="9" w:unhideWhenUsed="1" w:qFormat="1"/>
+    <w:lsdException w:name="heading 8" w:semiHidden="1" w:uiPriority="9" w:unhideWhenUsed="1" w:qFormat="1"/>
+    <w:lsdException w:name="heading 9" w:semiHidden="1" w:uiPriority="9" w:unhideWhenUsed="1" w:qFormat="1"/>
+    <w:lsdException w:name="index 1" w:semiHidden="1" w:unhideWhenUsed="1"/>
+    <w:lsdException w:name="index 2" w:semiHidden="1" w:unhideWhenUsed="1"/>
+    <w:lsdException w:name="index 3" w:semiHidden="1" w:unhideWhenUsed="1"/>
+    <w:lsdException w:name="index 4" w:semiHidden="1" w:unhideWhenUsed="1"/>
+    <w:lsdException w:name="index 5" w:semiHidden="1" w:unhideWhenUsed="1"/>
+    <w:lsdException w:name="index 6" w:semiHidden="1" w:unhideWhenUsed="1"/>
+    <w:lsdException w:name="index 7" w:semiHidden="1" w:unhideWhenUsed="1"/>
+    <w:lsdException w:name="index 8" w:semiHidden="1" w:unhideWhenUsed="1"/>
+    <w:lsdException w:name="index 9" w:semiHidden="1" w:unhideWhenUsed="1"/>
+    <w:lsdException w:name="toc 1" w:semiHidden="1" w:uiPriority="39" w:unhideWhenUsed="1"/>
+    <w:lsdException w:name="toc 2" w:semiHidden="1" w:uiPriority="39" w:unhideWhenUsed="1"/>
+    <w:lsdException w:name="toc 3" w:semiHidden="1" w:uiPriority="39" w:unhideWhenUsed="1"/>
+    <w:lsdException w:name="toc 4" w:semiHidden="1" w:uiPriority="39" w:unhideWhenUsed="1"/>
+    <w:lsdException w:name="toc 5" w:semiHidden="1" w:uiPriority="39" w:unhideWhenUsed="1"/>
+    <w:lsdException w:name="toc 6" w:semiHidden="1" w:uiPriority="39" w:unhideWhenUsed="1"/>
+    <w:lsdException w:name="toc 7" w:semiHidden="1" w:uiPriority="39" w:unhideWhenUsed="1"/>
+    <w:lsdException w:name="toc 8" w:semiHidden="1" w:uiPriority="39" w:unhideWhenUsed="1"/>
+    <w:lsdException w:name="toc 9" w:semiHidden="1" w:uiPriority="39" w:unhideWhenUsed="1"/>
+    <w:lsdException w:name="Normal Indent" w:semiHidden="1" w:unhideWhenUsed="1"/>
+    <w:lsdException w:name="footnote text" w:semiHidden="1" w:unhideWhenUsed="1"/>
+    <w:lsdException w:name="annotation text" w:semiHidden="1" w:unhideWhenUsed="1"/>
+    <w:lsdException w:name="header" w:semiHidden="1" w:unhideWhenUsed="1"/>
+    <w:lsdException w:name="footer" w:semiHidden="1" w:unhideWhenUsed="1"/>
+    <w:lsdException w:name="index heading" w:semiHidden="1" w:unhideWhenUsed="1"/>
+    <w:lsdException w:name="caption" w:semiHidden="1" w:uiPriority="35" w:unhideWhenUsed="1" w:qFormat="1"/>
+    <w:lsdException w:name="table of figures" w:semiHidden="1" w:unhideWhenUsed="1"/>
+    <w:lsdException w:name="envelope address" w:semiHidden="1" w:unhideWhenUsed="1"/>
+    <w:lsdException w:name="envelope return" w:semiHidden="1" w:unhideWhenUsed="1"/>
+    <w:lsdException w:name="footnote reference" w:semiHidden="1" w:unhideWhenUsed="1"/>
+    <w:lsdException w:name="annotation reference" w:semiHidden="1" w:unhideWhenUsed="1"/>
+    <w:lsdException w:name="line number" w:semiHidden="1" w:unhideWhenUsed="1"/>
+    <w:lsdException w:name="page number" w:semiHidden="1" w:unhideWhenUsed="1"/>
+    <w:lsdException w:name="endnote reference" w:semiHidden="1" w:unhideWhenUsed="1"/>
+    <w:lsdException w:name="endnote text" w:semiHidden="1" w:unhideWhenUsed="1"/>
+    <w:lsdException w:name="table of authorities" w:semiHidden="1" w:unhideWhenUsed="1"/>
+    <w:lsdException w:name="macro" w:semiHidden="1" w:unhideWhenUsed="1"/>
+    <w:lsdException w:name="toa heading" w:semiHidden="1" w:unhideWhenUsed="1"/>
+    <w:lsdException w:name="List" w:semiHidden="1" w:unhideWhenUsed="1"/>
+    <w:lsdException w:name="List Bullet" w:semiHidden="1" w:unhideWhenUsed="1"/>
+    <w:lsdException w:name="List Number" w:semiHidden="1" w:unhideWhenUsed="1"/>
+    <w:lsdException w:name="List 2" w:semiHidden="1" w:unhideWhenUsed="1"/>
+    <w:lsdException w:name="List 3" w:semiHidden="1" w:unhideWhenUsed="1"/>
+    <w:lsdException w:name="List 4" w:semiHidden="1" w:unhideWhenUsed="1"/>
+    <w:lsdException w:name="List 5" w:semiHidden="1" w:unhideWhenUsed="1"/>
+    <w:lsdException w:name="List Bullet 2" w:semiHidden="1" w:unhideWhenUsed="1"/>
+    <w:lsdException w:name="List Bullet 3" w:semiHidden="1" w:unhideWhenUsed="1"/>
+    <w:lsdException w:name="List Bullet 4" w:semiHidden="1" w:unhideWhenUsed="1"/>
+    <w:lsdException w:name="List Bullet 5" w:semiHidden="1" w:unhideWhenUsed="1"/>
+    <w:lsdException w:name="List Number 2" w:semiHidden="1" w:unhideWhenUsed="1"/>
+    <w:lsdException w:name="List Number 3" w:semiHidden="1" w:unhideWhenUsed="1"/>
+    <w:lsdException w:name="List Number 4" w:semiHidden="1" w:unhideWhenUsed="1"/>
+    <w:lsdException w:name="List Number 5" w:semiHidden="1" w:unhideWhenUsed="1"/>
+    <w:lsdException w:name="Title" w:uiPriority="10" w:qFormat="1"/>
+    <w:lsdException w:name="Closing" w:semiHidden="1" w:unhideWhenUsed="1"/>
+    <w:lsdException w:name="Signature" w:semiHidden="1" w:unhideWhenUsed="1"/>
+    <w:lsdException w:name="Default Paragraph Font" w:semiHidden="1" w:uiPriority="1" w:unhideWhenUsed="1"/>
+    <w:lsdException w:name="Body Text" w:semiHidden="1" w:unhideWhenUsed="1"/>
+    <w:lsdException w:name="Body Text Indent" w:semiHidden="1" w:unhideWhenUsed="1"/>
+    <w:lsdException w:name="List Continue" w:semiHidden="1" w:unhideWhenUsed="1"/>
+    <w:lsdException w:name="List Continue 2" w:semiHidden="1" w:unhideWhenUsed="1"/>
+    <w:lsdException w:name="List Continue 3" w:semiHidden="1" w:unhideWhenUsed="1"/>
+    <w:lsdException w:name="List Continue 4" w:semiHidden="1" w:unhideWhenUsed="1"/>
+    <w:lsdException w:name="List Continue 5" w:semiHidden="1" w:unhideWhenUsed="1"/>
+    <w:lsdException w:name="Message Header" w:semiHidden="1" w:unhideWhenUsed="1"/>
+    <w:lsdException w:name="Subtitle" w:uiPriority="11" w:qFormat="1"/>
+    <w:lsdException w:name="Salutation" w:semiHidden="1" w:unhideWhenUsed="1"/>
+    <w:lsdException w:name="Date" w:semiHidden="1" w:unhideWhenUsed="1"/>
+    <w:lsdException w:name="Body Text First Indent" w:semiHidden="1" w:unhideWhenUsed="1"/>
+    <w:lsdException w:name="Body Text First Indent 2" w:semiHidden="1" w:unhideWhenUsed="1"/>
+    <w:lsdException w:name="Note Heading" w:semiHidden="1" w:unhideWhenUsed="1"/>
+    <w:lsdException w:name="Body Text 2" w:semiHidden="1" w:unhideWhenUsed="1"/>
+    <w:lsdException w:name="Body Text 3" w:semiHidden="1" w:unhideWhenUsed="1"/>
+    <w:lsdException w:name="Body Text Indent 2" w:semiHidden="1" w:unhideWhenUsed="1"/>
+    <w:lsdException w:name="Body Text Indent 3" w:semiHidden="1" w:unhideWhenUsed="1"/>
+    <w:lsdException w:name="Block Text" w:semiHidden="1" w:unhideWhenUsed="1"/>
+    <w:lsdException w:name="Hyperlink" w:semiHidden="1" w:unhideWhenUsed="1"/>
+    <w:lsdException w:name="FollowedHyperlink" w:semiHidden="1" w:unhideWhenUsed="1"/>
+    <w:lsdException w:name="Strong" w:uiPriority="22" w:qFormat="1"/>
+    <w:lsdException w:name="Emphasis" w:uiPriority="20" w:qFormat="1"/>
+    <w:lsdException w:name="Document Map" w:semiHidden="1" w:unhideWhenUsed="1"/>
+    <w:lsdException w:name="Plain Text" w:semiHidden="1" w:unhideWhenUsed="1"/>
+    <w:lsdException w:name="E-mail Signature" w:semiHidden="1" w:unhideWhenUsed="1"/>
+    <w:lsdException w:name="HTML Top of Form" w:semiHidden="1" w:unhideWhenUsed="1"/>
+    <w:lsdException w:name="HTML Bottom of Form" w:semiHidden="1" w:unhideWhenUsed="1"/>
+    <w:lsdException w:name="Normal (Web)" w:semiHidden="1" w:unhideWhenUsed="1"/>
+    <w:lsdException w:name="HTML Acronym" w:semiHidden="1" w:unhideWhenUsed="1"/>
+    <w:lsdException w:name="HTML Address" w:semiHidden="1" w:unhideWhenUsed="1"/>
+    <w:lsdException w:name="HTML Cite" w:semiHidden="1" w:unhideWhenUsed="1"/>
+    <w:lsdException w:name="HTML Code" w:semiHidden="1" w:unhideWhenUsed="1"/>
+    <w:lsdException w:name="HTML Definition" w:semiHidden="1" w:unhideWhenUsed="1"/>
+    <w:lsdException w:name="HTML Keyboard" w:semiHidden="1" w:unhideWhenUsed="1"/>
+    <w:lsdException w:name="HTML Preformatted" w:semiHidden="1" w:unhideWhenUsed="1"/>
+    <w:lsdException w:name="HTML Sample" w:semiHidden="1" w:unhideWhenUsed="1"/>
+    <w:lsdException w:name="HTML Typewriter" w:semiHidden="1" w:unhideWhenUsed="1"/>
+    <w:lsdException w:name="HTML Variable" w:semiHidden="1" w:unhideWhenUsed="1"/>
+    <w:lsdException w:name="Normal Table" w:semiHidden="1" w:unhideWhenUsed="1"/>
+    <w:lsdException w:name="annotation subject" w:semiHidden="1" w:unhideWhenUsed="1"/>
+    <w:lsdException w:name="No List" w:semiHidden="1" w:unhideWhenUsed="1"/>
+    <w:lsdException w:name="Outline List 1" w:semiHidden="1" w:unhideWhenUsed="1"/>
+    <w:lsdException w:name="Outline List 2" w:semiHidden="1" w:unhideWhenUsed="1"/>
+    <w:lsdException w:name="Outline List 3" w:semiHidden="1" w:unhideWhenUsed="1"/>
+    <w:lsdException w:name="Table Simple 1" w:semiHidden="1" w:unhideWhenUsed="1"/>
+    <w:lsdException w:name="Table Simple 2" w:semiHidden="1" w:unhideWhenUsed="1"/>
+    <w:lsdException w:name="Table Simple 3" w:semiHidden="1" w:unhideWhenUsed="1"/>
+    <w:lsdException w:name="Table Classic 1" w:semiHidden="1" w:unhideWhenUsed="1"/>
+    <w:lsdException w:name="Table Classic 2" w:semiHidden="1" w:unhideWhenUsed="1"/>
+    <w:lsdException w:name="Table Classic 3" w:semiHidden="1" w:unhideWhenUsed="1"/>
+    <w:lsdException w:name="Table Classic 4" w:semiHidden="1" w:unhideWhenUsed="1"/>
+    <w:lsdException w:name="Table Colorful 1" w:semiHidden="1" w:unhideWhenUsed="1"/>
+    <w:lsdException w:name="Table Colorful 2" w:semiHidden="1" w:unhideWhenUsed="1"/>
+    <w:lsdException w:name="Table Colorful 3" w:semiHidden="1" w:unhideWhenUsed="1"/>
+    <w:lsdException w:name="Table Columns 1" w:semiHidden="1" w:unhideWhenUsed="1"/>
+    <w:lsdException w:name="Table Columns 2" w:semiHidden="1" w:unhideWhenUsed="1"/>
+    <w:lsdException w:name="Table Columns 3" w:semiHidden="1" w:unhideWhenUsed="1"/>
+    <w:lsdException w:name="Table Columns 4" w:semiHidden="1" w:unhideWhenUsed="1"/>
+    <w:lsdException w:name="Table Columns 5" w:semiHidden="1" w:unhideWhenUsed="1"/>
+    <w:lsdException w:name="Table Grid 1" w:semiHidden="1" w:unhideWhenUsed="1"/>
+    <w:lsdException w:name="Table Grid 2" w:semiHidden="1" w:unhideWhenUsed="1"/>
+    <w:lsdException w:name="Table Grid 3" w:semiHidden="1" w:unhideWhenUsed="1"/>
+    <w:lsdException w:name="Table Grid 4" w:semiHidden="1" w:unhideWhenUsed="1"/>
+    <w:lsdException w:name="Table Grid 5" w:semiHidden="1" w:unhideWhenUsed="1"/>
+    <w:lsdException w:name="Table Grid 6" w:semiHidden="1" w:unhideWhenUsed="1"/>
+    <w:lsdException w:name="Table Grid 7" w:semiHidden="1" w:unhideWhenUsed="1"/>
+    <w:lsdException w:name="Table Grid 8" w:semiHidden="1" w:unhideWhenUsed="1"/>
+    <w:lsdException w:name="Table List 1" w:semiHidden="1" w:unhideWhenUsed="1"/>
+    <w:lsdException w:name="Table List 2" w:semiHidden="1" w:unhideWhenUsed="1"/>
+    <w:lsdException w:name="Table List 3" w:semiHidden="1" w:unhideWhenUsed="1"/>
+    <w:lsdException w:name="Table List 4" w:semiHidden="1" w:unhideWhenUsed="1"/>
+    <w:lsdException w:name="Table List 5" w:semiHidden="1" w:unhideWhenUsed="1"/>
+    <w:lsdException w:name="Table List 6" w:semiHidden="1" w:unhideWhenUsed="1"/>
+    <w:lsdException w:name="Table List 7" w:semiHidden="1" w:unhideWhenUsed="1"/>
+    <w:lsdException w:name="Table List 8" w:semiHidden="1" w:unhideWhenUsed="1"/>
+    <w:lsdException w:name="Table 3D effects 1" w:semiHidden="1" w:unhideWhenUsed="1"/>
+    <w:lsdException w:name="Table 3D effects 2" w:semiHidden="1" w:unhideWhenUsed="1"/>
+    <w:lsdException w:name="Table 3D effects 3" w:semiHidden="1" w:unhideWhenUsed="1"/>
+    <w:lsdException w:name="Table Contemporary" w:semiHidden="1" w:unhideWhenUsed="1"/>
+    <w:lsdException w:name="Table Elegant" w:semiHidden="1" w:unhideWhenUsed="1"/>
+    <w:lsdException w:name="Table Professional" w:semiHidden="1" w:unhideWhenUsed="1"/>
+    <w:lsdException w:name="Table Subtle 1" w:semiHidden="1" w:unhideWhenUsed="1"/>
+    <w:lsdException w:name="Table Subtle 2" w:semiHidden="1" w:unhideWhenUsed="1"/>
+    <w:lsdException w:name="Table Web 1" w:semiHidden="1" w:unhideWhenUsed="1"/>
+    <w:lsdException w:name="Table Web 2" w:semiHidden="1" w:unhideWhenUsed="1"/>
+    <w:lsdException w:name="Table Web 3" w:semiHidden="1" w:unhideWhenUsed="1"/>
+    <w:lsdException w:name="Balloon Text" w:semiHidden="1" w:unhideWhenUsed="1"/>
+    <w:lsdException w:name="Table Grid" w:semiHidden="1" w:uiPriority="39" w:unhideWhenUsed="1"/>
+    <w:lsdException w:name="Table Theme" w:semiHidden="1" w:unhideWhenUsed="1"/>
+    <w:lsdException w:name="Placeholder Text" w:semiHidden="1"/>
+    <w:lsdException w:name="No Spacing" w:uiPriority="1" w:qFormat="1"/>
+    <w:lsdException w:name="Light Shading" w:uiPriority="60"/>
+    <w:lsdException w:name="Light List" w:uiPriority="61"/>
+    <w:lsdException w:name="Light Grid" w:uiPriority="62"/>
+    <w:lsdException w:name="Medium Shading 1" w:uiPriority="63"/>
+    <w:lsdException w:name="Medium Shading 2" w:uiPriority="64"/>
+    <w:lsdException w:name="Medium List 1" w:uiPriority="65"/>
+    <w:lsdException w:name="Medium List 2" w:uiPriority="66"/>
+    <w:lsdException w:name="Medium Grid 1" w:uiPriority="67"/>
+    <w:lsdException w:name="Medium Grid 2" w:uiPriority="68"/>
+    <w:lsdException w:name="Medium Grid 3" w:uiPriority="69"/>
+    <w:lsdException w:name="Dark List" w:uiPriority="70"/>
+    <w:lsdException w:name="Colorful Shading" w:uiPriority="71"/>
+    <w:lsdException w:name="Colorful List" w:uiPriority="72"/>
+    <w:lsdException w:name="Colorful Grid" w:uiPriority="73"/>
+    <w:lsdException w:name="Light Shading Accent 1" w:uiPriority="60"/>
+    <w:lsdException w:name="Light List Accent 1" w:uiPriority="61"/>
+    <w:lsdException w:name="Light Grid Accent 1" w:uiPriority="62"/>
+    <w:lsdException w:name="Medium Shading 1 Accent 1" w:uiPriority="63"/>
+    <w:lsdException w:name="Medium Shading 2 Accent 1" w:uiPriority="64"/>
+    <w:lsdException w:name="Medium List 1 Accent 1" w:uiPriority="65"/>
+    <w:lsdException w:name="Revision" w:semiHidden="1"/>
+    <w:lsdException w:name="List Paragraph" w:uiPriority="34" w:qFormat="1"/>
+    <w:lsdException w:name="Quote" w:uiPriority="29" w:qFormat="1"/>
+    <w:lsdException w:name="Intense Quote" w:uiPriority="30" w:qFormat="1"/>
+    <w:lsdException w:name="Medium List 2 Accent 1" w:uiPriority="66"/>
+    <w:lsdException w:name="Medium Grid 1 Accent 1" w:uiPriority="67"/>
+    <w:lsdException w:name="Medium Grid 2 Accent 1" w:uiPriority="68"/>
+    <w:lsdException w:name="Medium Grid 3 Accent 1" w:uiPriority="69"/>
+    <w:lsdException w:name="Dark List Accent 1" w:uiPriority="70"/>
+    <w:lsdException w:name="Colorful Shading Accent 1" w:uiPriority="71"/>
+    <w:lsdException w:name="Colorful List Accent 1" w:uiPriority="72"/>
+    <w:lsdException w:name="Colorful Grid Accent 1" w:uiPriority="73"/>
+    <w:lsdException w:name="Light Shading Accent 2" w:uiPriority="60"/>
+    <w:lsdException w:name="Light List Accent 2" w:uiPriority="61"/>
+    <w:lsdException w:name="Light Grid Accent 2" w:uiPriority="62"/>
+    <w:lsdException w:name="Medium Shading 1 Accent 2" w:uiPriority="63"/>
+    <w:lsdException w:name="Medium Shading 2 Accent 2" w:uiPriority="64"/>
+    <w:lsdException w:name="Medium List 1 Accent 2" w:uiPriority="65"/>
+    <w:lsdException w:name="Medium List 2 Accent 2" w:uiPriority="66"/>
+    <w:lsdException w:name="Medium Grid 1 Accent 2" w:uiPriority="67"/>
+    <w:lsdException w:name="Medium Grid 2 Accent 2" w:uiPriority="68"/>
+    <w:lsdException w:name="Medium Grid 3 Accent 2" w:uiPriority="69"/>
+    <w:lsdException w:name="Dark List Accent 2" w:uiPriority="70"/>
+    <w:lsdException w:name="Colorful Shading Accent 2" w:uiPriority="71"/>
+    <w:lsdException w:name="Colorful List Accent 2" w:uiPriority="72"/>
+    <w:lsdException w:name="Colorful Grid Accent 2" w:uiPriority="73"/>
+    <w:lsdException w:name="Light Shading Accent 3" w:uiPriority="60"/>
+    <w:lsdException w:name="Light List Accent 3" w:uiPriority="61"/>
+    <w:lsdException w:name="Light Grid Accent 3" w:uiPriority="62"/>
+    <w:lsdException w:name="Medium Shading 1 Accent 3" w:uiPriority="63"/>
+    <w:lsdException w:name="Medium Shading 2 Accent 3" w:uiPriority="64"/>
+    <w:lsdException w:name="Medium List 1 Accent 3" w:uiPriority="65"/>
+    <w:lsdException w:name="Medium List 2 Accent 3" w:uiPriority="66"/>
+    <w:lsdException w:name="Medium Grid 1 Accent 3" w:uiPriority="67"/>
+    <w:lsdException w:name="Medium Grid 2 Accent 3" w:uiPriority="68"/>
+    <w:lsdException w:name="Medium Grid 3 Accent 3" w:uiPriority="69"/>
+    <w:lsdException w:name="Dark List Accent 3" w:uiPriority="70"/>
+    <w:lsdException w:name="Colorful Shading Accent 3" w:uiPriority="71"/>
+    <w:lsdException w:name="Colorful List Accent 3" w:uiPriority="72"/>
+    <w:lsdException w:name="Colorful Grid Accent 3" w:uiPriority="73"/>
+    <w:lsdException w:name="Light Shading Accent 4" w:uiPriority="60"/>
+    <w:lsdException w:name="Light List Accent 4" w:uiPriority="61"/>
+    <w:lsdException w:name="Light Grid Accent 4" w:uiPriority="62"/>
+    <w:lsdException w:name="Medium Shading 1 Accent 4" w:uiPriority="63"/>
+    <w:lsdException w:name="Medium Shading 2 Accent 4" w:uiPriority="64"/>
+    <w:lsdException w:name="Medium List 1 Accent 4" w:uiPriority="65"/>
+    <w:lsdException w:name="Medium List 2 Accent 4" w:uiPriority="66"/>
+    <w:lsdException w:name="Medium Grid 1 Accent 4" w:uiPriority="67"/>
+    <w:lsdException w:name="Medium Grid 2 Accent 4" w:uiPriority="68"/>
+    <w:lsdException w:name="Medium Grid 3 Accent 4" w:uiPriority="69"/>
+    <w:lsdException w:name="Dark List Accent 4" w:uiPriority="70"/>
+    <w:lsdException w:name="Colorful Shading Accent 4" w:uiPriority="71"/>
+    <w:lsdException w:name="Colorful List Accent 4" w:uiPriority="72"/>
+    <w:lsdException w:name="Colorful Grid Accent 4" w:uiPriority="73"/>
+    <w:lsdException w:name="Light Shading Accent 5" w:uiPriority="60"/>
+    <w:lsdException w:name="Light List Accent 5" w:uiPriority="61"/>
+    <w:lsdException w:name="Light Grid Accent 5" w:uiPriority="62"/>
+    <w:lsdException w:name="Medium Shading 1 Accent 5" w:uiPriority="63"/>
+    <w:lsdException w:name="Medium Shading 2 Accent 5" w:uiPriority="64"/>
+    <w:lsdException w:name="Medium List 1 Accent 5" w:uiPriority="65"/>
+    <w:lsdException w:name="Medium List 2 Accent 5" w:uiPriority="66"/>
+    <w:lsdException w:name="Medium Grid 1 Accent 5" w:uiPriority="67"/>
+    <w:lsdException w:name="Medium Grid 2 Accent 5" w:uiPriority="68"/>
+    <w:lsdException w:name="Medium Grid 3 Accent 5" w:uiPriority="69"/>
+    <w:lsdException w:name="Dark List Accent 5" w:uiPriority="70"/>
+    <w:lsdException w:name="Colorful Shading Accent 5" w:uiPriority="71"/>
+    <w:lsdException w:name="Colorful List Accent 5" w:uiPriority="72"/>
+    <w:lsdException w:name="Colorful Grid Accent 5" w:uiPriority="73"/>
+    <w:lsdException w:name="Light Shading Accent 6" w:uiPriority="60"/>
+    <w:lsdException w:name="Light List Accent 6" w:uiPriority="61"/>
+    <w:lsdException w:name="Light Grid Accent 6" w:uiPriority="62"/>
+    <w:lsdException w:name="Medium Shading 1 Accent 6" w:uiPriority="63"/>
+    <w:lsdException w:name="Medium Shading 2 Accent 6" w:uiPriority="64"/>
+    <w:lsdException w:name="Medium List 1 Accent 6" w:uiPriority="65"/>
+    <w:lsdException w:name="Medium List 2 Accent 6" w:uiPriority="66"/>
+    <w:lsdException w:name="Medium Grid 1 Accent 6" w:uiPriority="67"/>
+    <w:lsdException w:name="Medium Grid 2 Accent 6" w:uiPriority="68"/>
+    <w:lsdException w:name="Medium Grid 3 Accent 6" w:uiPriority="69"/>
+    <w:lsdException w:name="Dark List Accent 6" w:uiPriority="70"/>
+    <w:lsdException w:name="Colorful Shading Accent 6" w:uiPriority="71"/>
+    <w:lsdException w:name="Colorful List Accent 6" w:uiPriority="72"/>
+    <w:lsdException w:name="Colorful Grid Accent 6" w:uiPriority="73"/>
+    <w:lsdException w:name="Subtle Emphasis" w:uiPriority="19" w:qFormat="1"/>
+    <w:lsdException w:name="Intense Emphasis" w:uiPriority="21" w:qFormat="1"/>
+    <w:lsdException w:name="Subtle Reference" w:uiPriority="31" w:qFormat="1"/>
+    <w:lsdException w:name="Intense Reference" w:uiPriority="32" w:qFormat="1"/>
+    <w:lsdException w:name="Book Title" w:uiPriority="33" w:qFormat="1"/>
+    <w:lsdException w:name="Bibliography" w:semiHidden="1" w:uiPriority="37" w:unhideWhenUsed="1"/>
+    <w:lsdException w:name="TOC Heading" w:semiHidden="1" w:uiPriority="39" w:unhideWhenUsed="1" w:qFormat="1"/>
+    <w:lsdException w:name="Plain Table 1" w:uiPriority="41"/>
+    <w:lsdException w:name="Plain Table 2" w:uiPriority="42"/>
+    <w:lsdException w:name="Plain Table 3" w:uiPriority="43"/>
+    <w:lsdException w:name="Plain Table 4" w:uiPriority="44"/>
+    <w:lsdException w:name="Plain Table 5" w:uiPriority="45"/>
+    <w:lsdException w:name="Grid Table Light" w:uiPriority="40"/>
+    <w:lsdException w:name="Grid Table 1 Light" w:uiPriority="46"/>
+    <w:lsdException w:name="Grid Table 2" w:uiPriority="47"/>
+    <w:lsdException w:name="Grid Table 3" w:uiPriority="48"/>
+    <w:lsdException w:name="Grid Table 4" w:uiPriority="49"/>
+    <w:lsdException w:name="Grid Table 5 Dark" w:uiPriority="50"/>
+    <w:lsdException w:name="Grid Table 6 Colorful" w:uiPriority="51"/>
+    <w:lsdException w:name="Grid Table 7 Colorful" w:uiPriority="52"/>
+    <w:lsdException w:name="Grid Table 1 Light Accent 1" w:uiPriority="46"/>
+    <w:lsdException w:name="Grid Table 2 Accent 1" w:uiPriority="47"/>
+    <w:lsdException w:name="Grid Table 3 Accent 1" w:uiPriority="48"/>
+    <w:lsdException w:name="Grid Table 4 Accent 1" w:uiPriority="49"/>
+    <w:lsdException w:name="Grid Table 5 Dark Accent 1" w:uiPriority="50"/>
+    <w:lsdException w:name="Grid Table 6 Colorful Accent 1" w:uiPriority="51"/>
+    <w:lsdException w:name="Grid Table 7 Colorful Accent 1" w:uiPriority="52"/>
+    <w:lsdException w:name="Grid Table 1 Light Accent 2" w:uiPriority="46"/>
+    <w:lsdException w:name="Grid Table 2 Accent 2" w:uiPriority="47"/>
+    <w:lsdException w:name="Grid Table 3 Accent 2" w:uiPriority="48"/>
+    <w:lsdException w:name="Grid Table 4 Accent 2" w:uiPriority="49"/>
+    <w:lsdException w:name="Grid Table 5 Dark Accent 2" w:uiPriority="50"/>
+    <w:lsdException w:name="Grid Table 6 Colorful Accent 2" w:uiPriority="51"/>
+    <w:lsdException w:name="Grid Table 7 Colorful Accent 2" w:uiPriority="52"/>
+    <w:lsdException w:name="Grid Table 1 Light Accent 3" w:uiPriority="46"/>
+    <w:lsdException w:name="Grid Table 2 Accent 3" w:uiPriority="47"/>
+    <w:lsdException w:name="Grid Table 3 Accent 3" w:uiPriority="48"/>
+    <w:lsdException w:name="Grid Table 4 Accent 3" w:uiPriority="49"/>
+    <w:lsdException w:name="Grid Table 5 Dark Accent 3" w:uiPriority="50"/>
+    <w:lsdException w:name="Grid Table 6 Colorful Accent 3" w:uiPriority="51"/>
+    <w:lsdException w:name="Grid Table 7 Colorful Accent 3" w:uiPriority="52"/>
+    <w:lsdException w:name="Grid Table 1 Light Accent 4" w:uiPriority="46"/>
+    <w:lsdException w:name="Grid Table 2 Accent 4" w:uiPriority="47"/>
+    <w:lsdException w:name="Grid Table 3 Accent 4" w:uiPriority="48"/>
+    <w:lsdException w:name="Grid Table 4 Accent 4" w:uiPriority="49"/>
+    <w:lsdException w:name="Grid Table 5 Dark Accent 4" w:uiPriority="50"/>
+    <w:lsdException w:name="Grid Table 6 Colorful Accent 4" w:uiPriority="51"/>
+    <w:lsdException w:name="Grid Table 7 Colorful Accent 4" w:uiPriority="52"/>
+    <w:lsdException w:name="Grid Table 1 Light Accent 5" w:uiPriority="46"/>
+    <w:lsdException w:name="Grid Table 2 Accent 5" w:uiPriority="47"/>
+    <w:lsdException w:name="Grid Table 3 Accent 5" w:uiPriority="48"/>
+    <w:lsdException w:name="Grid Table 4 Accent 5" w:uiPriority="49"/>
+    <w:lsdException w:name="Grid Table 5 Dark Accent 5" w:uiPriority="50"/>
+    <w:lsdException w:name="Grid Table 6 Colorful Accent 5" w:uiPriority="51"/>
+    <w:lsdException w:name="Grid Table 7 Colorful Accent 5" w:uiPriority="52"/>
+    <w:lsdException w:name="Grid Table 1 Light Accent 6" w:uiPriority="46"/>
+    <w:lsdException w:name="Grid Table 2 Accent 6" w:uiPriority="47"/>
+    <w:lsdException w:name="Grid Table 3 Accent 6" w:uiPriority="48"/>
+    <w:lsdException w:name="Grid Table 4 Accent 6" w:uiPriority="49"/>
+    <w:lsdException w:name="Grid Table 5 Dark Accent 6" w:uiPriority="50"/>
+    <w:lsdException w:name="Grid Table 6 Colorful Accent 6" w:uiPriority="51"/>
+    <w:lsdException w:name="Grid Table 7 Colorful Accent 6" w:uiPriority="52"/>
+    <w:lsdException w:name="List Table 1 Light" w:uiPriority="46"/>
+    <w:lsdException w:name="List Table 2" w:uiPriority="47"/>
+    <w:lsdException w:name="List Table 3" w:uiPriority="48"/>
+    <w:lsdException w:name="List Table 4" w:uiPriority="49"/>
+    <w:lsdException w:name="List Table 5 Dark" w:uiPriority="50"/>
+    <w:lsdException w:name="List Table 6 Colorful" w:uiPriority="51"/>
+    <w:lsdException w:name="List Table 7 Colorful" w:uiPriority="52"/>
+    <w:lsdException w:name="List Table 1 Light Accent 1" w:uiPriority="46"/>
+    <w:lsdException w:name="List Table 2 Accent 1" w:uiPriority="47"/>
+    <w:lsdException w:name="List Table 3 Accent 1" w:uiPriority="48"/>
+    <w:lsdException w:name="List Table 4 Accent 1" w:uiPriority="49"/>
+    <w:lsdException w:name="List Table 5 Dark Accent 1" w:uiPriority="50"/>
+    <w:lsdException w:name="List Table 6 Colorful Accent 1" w:uiPriority="51"/>
+    <w:lsdException w:name="List Table 7 Colorful Accent 1" w:uiPriority="52"/>
+    <w:lsdException w:name="List Table 1 Light Accent 2" w:uiPriority="46"/>
+    <w:lsdException w:name="List Table 2 Accent 2" w:uiPriority="47"/>
+    <w:lsdException w:name="List Table 3 Accent 2" w:uiPriority="48"/>
+    <w:lsdException w:name="List Table 4 Accent 2" w:uiPriority="49"/>
+    <w:lsdException w:name="List Table 5 Dark Accent 2" w:uiPriority="50"/>
+    <w:lsdException w:name="List Table 6 Colorful Accent 2" w:uiPriority="51"/>
+    <w:lsdException w:name="List Table 7 Colorful Accent 2" w:uiPriority="52"/>
+    <w:lsdException w:name="List Table 1 Light Accent 3" w:uiPriority="46"/>
+    <w:lsdException w:name="List Table 2 Accent 3" w:uiPriority="47"/>
+    <w:lsdException w:name="List Table 3 Accent 3" w:uiPriority="48"/>
+    <w:lsdException w:name="List Table 4 Accent 3" w:uiPriority="49"/>
+    <w:lsdException w:name="List Table 5 Dark Accent 3" w:uiPriority="50"/>
+    <w:lsdException w:name="List Table 6 Colorful Accent 3" w:uiPriority="51"/>
+    <w:lsdException w:name="List Table 7 Colorful Accent 3" w:uiPriority="52"/>
+    <w:lsdException w:name="List Table 1 Light Accent 4" w:uiPriority="46"/>
+    <w:lsdException w:name="List Table 2 Accent 4" w:uiPriority="47"/>
+    <w:lsdException w:name="List Table 3 Accent 4" w:uiPriority="48"/>
+    <w:lsdException w:name="List Table 4 Accent 4" w:uiPriority="49"/>
+    <w:lsdException w:name="List Table 5 Dark Accent 4" w:uiPriority="50"/>
+    <w:lsdException w:name="List Table 6 Colorful Accent 4" w:uiPriority="51"/>
+    <w:lsdException w:name="List Table 7 Colorful Accent 4" w:uiPriority="52"/>
+    <w:lsdException w:name="List Table 1 Light Accent 5" w:uiPriority="46"/>
+    <w:lsdException w:name="List Table 2 Accent 5" w:uiPriority="47"/>
+    <w:lsdException w:name="List Table 3 Accent 5" w:uiPriority="48"/>
+    <w:lsdException w:name="List Table 4 Accent 5" w:uiPriority="49"/>
+    <w:lsdException w:name="List Table 5 Dark Accent 5" w:uiPriority="50"/>
+    <w:lsdException w:name="List Table 6 Colorful Accent 5" w:uiPriority="51"/>
+    <w:lsdException w:name="List Table 7 Colorful Accent 5" w:uiPriority="52"/>
+    <w:lsdException w:name="List Table 1 Light Accent 6" w:uiPriority="46"/>
+    <w:lsdException w:name="List Table 2 Accent 6" w:uiPriority="47"/>
+    <w:lsdException w:name="List Table 3 Accent 6" w:uiPriority="48"/>
+    <w:lsdException w:name="List Table 4 Accent 6" w:uiPriority="49"/>
+    <w:lsdException w:name="List Table 5 Dark Accent 6" w:uiPriority="50"/>
+    <w:lsdException w:name="List Table 6 Colorful Accent 6" w:uiPriority="51"/>
+    <w:lsdException w:name="List Table 7 Colorful Accent 6" w:uiPriority="52"/>
+    <w:lsdException w:name="Mention" w:semiHidden="1" w:unhideWhenUsed="1"/>
+    <w:lsdException w:name="Smart Hyperlink" w:semiHidden="1" w:unhideWhenUsed="1"/>
+    <w:lsdException w:name="Hashtag" w:semiHidden="1" w:unhideWhenUsed="1"/>
+    <w:lsdException w:name="Unresolved Mention" w:semiHidden="1" w:unhideWhenUsed="1"/>
+    <w:lsdException w:name="Smart Link" w:semiHidden="1" w:unhideWhenUsed="1"/>
   </w:latentStyles>
   <w:style w:type="paragraph" w:default="1" w:styleId="Normal">
     <w:name w:val="Normal"/>
@@ -5226,9 +5641,7 @@
       <w:tblStyleRowBandSize w:val="1"/>
       <w:tblStyleColBandSize w:val="1"/>
       <w:tblCellMar>
-        <w:top w:w="0" w:type="dxa"/>
         <w:left w:w="108" w:type="dxa"/>
-        <w:bottom w:w="0" w:type="dxa"/>
         <w:right w:w="108" w:type="dxa"/>
       </w:tblCellMar>
     </w:tblPr>
@@ -5242,9 +5655,7 @@
       <w:tblStyleRowBandSize w:val="1"/>
       <w:tblStyleColBandSize w:val="1"/>
       <w:tblCellMar>
-        <w:top w:w="0" w:type="dxa"/>
         <w:left w:w="108" w:type="dxa"/>
-        <w:bottom w:w="0" w:type="dxa"/>
         <w:right w:w="108" w:type="dxa"/>
       </w:tblCellMar>
     </w:tblPr>
@@ -5255,9 +5666,7 @@
       <w:tblStyleRowBandSize w:val="1"/>
       <w:tblStyleColBandSize w:val="1"/>
       <w:tblCellMar>
-        <w:top w:w="0" w:type="dxa"/>
         <w:left w:w="115" w:type="dxa"/>
-        <w:bottom w:w="0" w:type="dxa"/>
         <w:right w:w="115" w:type="dxa"/>
       </w:tblCellMar>
     </w:tblPr>
@@ -5268,9 +5677,7 @@
       <w:tblStyleRowBandSize w:val="1"/>
       <w:tblStyleColBandSize w:val="1"/>
       <w:tblCellMar>
-        <w:top w:w="0" w:type="dxa"/>
         <w:left w:w="115" w:type="dxa"/>
-        <w:bottom w:w="0" w:type="dxa"/>
         <w:right w:w="115" w:type="dxa"/>
       </w:tblCellMar>
     </w:tblPr>
@@ -5323,7 +5730,6 @@
     <w:uiPriority w:val="39"/>
     <w:rsid w:val="00AB773A"/>
     <w:tblPr>
-      <w:tblInd w:w="0" w:type="dxa"/>
       <w:tblBorders>
         <w:top w:val="single" w:sz="4" w:space="0" w:color="auto"/>
         <w:left w:val="single" w:sz="4" w:space="0" w:color="auto"/>
@@ -5332,620 +5738,6 @@
         <w:insideH w:val="single" w:sz="4" w:space="0" w:color="auto"/>
         <w:insideV w:val="single" w:sz="4" w:space="0" w:color="auto"/>
       </w:tblBorders>
-      <w:tblCellMar>
-        <w:top w:w="0" w:type="dxa"/>
-        <w:left w:w="108" w:type="dxa"/>
-        <w:bottom w:w="0" w:type="dxa"/>
-        <w:right w:w="108" w:type="dxa"/>
-      </w:tblCellMar>
-    </w:tblPr>
-  </w:style>
-  <w:style w:type="paragraph" w:styleId="Textodeglobo">
-    <w:name w:val="Balloon Text"/>
-    <w:basedOn w:val="Normal"/>
-    <w:link w:val="TextodegloboCar"/>
-    <w:uiPriority w:val="99"/>
-    <w:semiHidden/>
-    <w:unhideWhenUsed/>
-    <w:rsid w:val="003A0A20"/>
-    <w:rPr>
-      <w:rFonts w:ascii="Segoe UI" w:hAnsi="Segoe UI" w:cs="Segoe UI"/>
-      <w:sz w:val="18"/>
-      <w:szCs w:val="18"/>
-    </w:rPr>
-  </w:style>
-  <w:style w:type="character" w:customStyle="1" w:styleId="TextodegloboCar">
-    <w:name w:val="Texto de globo Car"/>
-    <w:basedOn w:val="Fuentedeprrafopredeter"/>
-    <w:link w:val="Textodeglobo"/>
-    <w:uiPriority w:val="99"/>
-    <w:semiHidden/>
-    <w:rsid w:val="003A0A20"/>
-    <w:rPr>
-      <w:rFonts w:ascii="Segoe UI" w:hAnsi="Segoe UI" w:cs="Segoe UI"/>
-      <w:sz w:val="18"/>
-      <w:szCs w:val="18"/>
-    </w:rPr>
-  </w:style>
-  <w:style w:type="character" w:styleId="Refdecomentario">
-    <w:name w:val="annotation reference"/>
-    <w:basedOn w:val="Fuentedeprrafopredeter"/>
-    <w:uiPriority w:val="99"/>
-    <w:semiHidden/>
-    <w:unhideWhenUsed/>
-    <w:rsid w:val="00FE2FED"/>
-    <w:rPr>
-      <w:sz w:val="16"/>
-      <w:szCs w:val="16"/>
-    </w:rPr>
-  </w:style>
-  <w:style w:type="paragraph" w:styleId="Textocomentario">
-    <w:name w:val="annotation text"/>
-    <w:basedOn w:val="Normal"/>
-    <w:link w:val="TextocomentarioCar"/>
-    <w:uiPriority w:val="99"/>
-    <w:semiHidden/>
-    <w:unhideWhenUsed/>
-    <w:rsid w:val="00FE2FED"/>
-    <w:rPr>
-      <w:sz w:val="20"/>
-      <w:szCs w:val="20"/>
-    </w:rPr>
-  </w:style>
-  <w:style w:type="character" w:customStyle="1" w:styleId="TextocomentarioCar">
-    <w:name w:val="Texto comentario Car"/>
-    <w:basedOn w:val="Fuentedeprrafopredeter"/>
-    <w:link w:val="Textocomentario"/>
-    <w:uiPriority w:val="99"/>
-    <w:semiHidden/>
-    <w:rsid w:val="00FE2FED"/>
-    <w:rPr>
-      <w:sz w:val="20"/>
-      <w:szCs w:val="20"/>
-    </w:rPr>
-  </w:style>
-  <w:style w:type="paragraph" w:styleId="Asuntodelcomentario">
-    <w:name w:val="annotation subject"/>
-    <w:basedOn w:val="Textocomentario"/>
-    <w:next w:val="Textocomentario"/>
-    <w:link w:val="AsuntodelcomentarioCar"/>
-    <w:uiPriority w:val="99"/>
-    <w:semiHidden/>
-    <w:unhideWhenUsed/>
-    <w:rsid w:val="00FE2FED"/>
-    <w:rPr>
-      <w:b/>
-      <w:bCs/>
-    </w:rPr>
-  </w:style>
-  <w:style w:type="character" w:customStyle="1" w:styleId="AsuntodelcomentarioCar">
-    <w:name w:val="Asunto del comentario Car"/>
-    <w:basedOn w:val="TextocomentarioCar"/>
-    <w:link w:val="Asuntodelcomentario"/>
-    <w:uiPriority w:val="99"/>
-    <w:semiHidden/>
-    <w:rsid w:val="00FE2FED"/>
-    <w:rPr>
-      <w:b/>
-      <w:bCs/>
-      <w:sz w:val="20"/>
-      <w:szCs w:val="20"/>
-    </w:rPr>
-  </w:style>
-  <w:style w:type="paragraph" w:styleId="Revisin">
-    <w:name w:val="Revision"/>
-    <w:hidden/>
-    <w:uiPriority w:val="99"/>
-    <w:semiHidden/>
-    <w:rsid w:val="00FE2FED"/>
-  </w:style>
-  <w:style w:type="paragraph" w:styleId="NormalWeb">
-    <w:name w:val="Normal (Web)"/>
-    <w:basedOn w:val="Normal"/>
-    <w:uiPriority w:val="99"/>
-    <w:semiHidden/>
-    <w:unhideWhenUsed/>
-    <w:rsid w:val="005436A4"/>
-    <w:pPr>
-      <w:spacing w:before="100" w:beforeAutospacing="1" w:after="100" w:afterAutospacing="1"/>
-    </w:pPr>
-    <w:rPr>
-      <w:rFonts w:ascii="Times New Roman" w:eastAsia="Times New Roman" w:hAnsi="Times New Roman" w:cs="Times New Roman"/>
-      <w:sz w:val="24"/>
-      <w:szCs w:val="24"/>
-      <w:lang w:val="es-CO"/>
-    </w:rPr>
-  </w:style>
-</w:styles>
-</file>
-
-<file path=word/stylesWithEffects.xml><?xml version="1.0" encoding="utf-8"?>
-<w:styles xmlns:wpc="http://schemas.microsoft.com/office/word/2010/wordprocessingCanvas" xmlns:mc="http://schemas.openxmlformats.org/markup-compatibility/2006" xmlns:o="urn:schemas-microsoft-com:office:office" xmlns:r="http://schemas.openxmlformats.org/officeDocument/2006/relationships" xmlns:m="http://schemas.openxmlformats.org/officeDocument/2006/math" xmlns:v="urn:schemas-microsoft-com:vml" xmlns:wp14="http://schemas.microsoft.com/office/word/2010/wordprocessingDrawing" xmlns:wp="http://schemas.openxmlformats.org/drawingml/2006/wordprocessingDrawing" xmlns:w10="urn:schemas-microsoft-com:office:word" xmlns:w="http://schemas.openxmlformats.org/wordprocessingml/2006/main" xmlns:w14="http://schemas.microsoft.com/office/word/2010/wordml" xmlns:wpg="http://schemas.microsoft.com/office/word/2010/wordprocessingGroup" xmlns:wpi="http://schemas.microsoft.com/office/word/2010/wordprocessingInk" xmlns:wne="http://schemas.microsoft.com/office/word/2006/wordml" xmlns:wps="http://schemas.microsoft.com/office/word/2010/wordprocessingShape" mc:Ignorable="w14 wp14">
-  <w:docDefaults>
-    <w:rPrDefault>
-      <w:rPr>
-        <w:rFonts w:ascii="Calibri" w:eastAsia="Calibri" w:hAnsi="Calibri" w:cs="Calibri"/>
-        <w:sz w:val="22"/>
-        <w:szCs w:val="22"/>
-        <w:lang w:val="es-ES" w:eastAsia="es-CO" w:bidi="ar-SA"/>
-      </w:rPr>
-    </w:rPrDefault>
-    <w:pPrDefault/>
-  </w:docDefaults>
-  <w:latentStyles w:defLockedState="0" w:defUIPriority="99" w:defSemiHidden="1" w:defUnhideWhenUsed="1" w:defQFormat="0" w:count="267">
-    <w:lsdException w:name="Normal" w:semiHidden="0" w:uiPriority="0" w:unhideWhenUsed="0" w:qFormat="1"/>
-    <w:lsdException w:name="heading 1" w:semiHidden="0" w:uiPriority="9" w:unhideWhenUsed="0" w:qFormat="1"/>
-    <w:lsdException w:name="heading 2" w:uiPriority="9" w:qFormat="1"/>
-    <w:lsdException w:name="heading 3" w:uiPriority="9" w:qFormat="1"/>
-    <w:lsdException w:name="heading 4" w:uiPriority="9" w:qFormat="1"/>
-    <w:lsdException w:name="heading 5" w:uiPriority="9" w:qFormat="1"/>
-    <w:lsdException w:name="heading 6" w:uiPriority="9" w:qFormat="1"/>
-    <w:lsdException w:name="heading 7" w:uiPriority="9" w:qFormat="1"/>
-    <w:lsdException w:name="heading 8" w:uiPriority="9" w:qFormat="1"/>
-    <w:lsdException w:name="heading 9" w:uiPriority="9" w:qFormat="1"/>
-    <w:lsdException w:name="toc 1" w:uiPriority="39"/>
-    <w:lsdException w:name="toc 2" w:uiPriority="39"/>
-    <w:lsdException w:name="toc 3" w:uiPriority="39"/>
-    <w:lsdException w:name="toc 4" w:uiPriority="39"/>
-    <w:lsdException w:name="toc 5" w:uiPriority="39"/>
-    <w:lsdException w:name="toc 6" w:uiPriority="39"/>
-    <w:lsdException w:name="toc 7" w:uiPriority="39"/>
-    <w:lsdException w:name="toc 8" w:uiPriority="39"/>
-    <w:lsdException w:name="toc 9" w:uiPriority="39"/>
-    <w:lsdException w:name="caption" w:uiPriority="35" w:qFormat="1"/>
-    <w:lsdException w:name="Title" w:semiHidden="0" w:uiPriority="10" w:unhideWhenUsed="0" w:qFormat="1"/>
-    <w:lsdException w:name="Default Paragraph Font" w:uiPriority="1"/>
-    <w:lsdException w:name="Subtitle" w:semiHidden="0" w:uiPriority="11" w:unhideWhenUsed="0" w:qFormat="1"/>
-    <w:lsdException w:name="Strong" w:semiHidden="0" w:uiPriority="22" w:unhideWhenUsed="0" w:qFormat="1"/>
-    <w:lsdException w:name="Emphasis" w:semiHidden="0" w:uiPriority="20" w:unhideWhenUsed="0" w:qFormat="1"/>
-    <w:lsdException w:name="Table Grid" w:semiHidden="0" w:uiPriority="39" w:unhideWhenUsed="0"/>
-    <w:lsdException w:name="Placeholder Text" w:unhideWhenUsed="0"/>
-    <w:lsdException w:name="No Spacing" w:semiHidden="0" w:uiPriority="1" w:unhideWhenUsed="0" w:qFormat="1"/>
-    <w:lsdException w:name="Light Shading" w:semiHidden="0" w:uiPriority="60" w:unhideWhenUsed="0"/>
-    <w:lsdException w:name="Light List" w:semiHidden="0" w:uiPriority="61" w:unhideWhenUsed="0"/>
-    <w:lsdException w:name="Light Grid" w:semiHidden="0" w:uiPriority="62" w:unhideWhenUsed="0"/>
-    <w:lsdException w:name="Medium Shading 1" w:semiHidden="0" w:uiPriority="63" w:unhideWhenUsed="0"/>
-    <w:lsdException w:name="Medium Shading 2" w:semiHidden="0" w:uiPriority="64" w:unhideWhenUsed="0"/>
-    <w:lsdException w:name="Medium List 1" w:semiHidden="0" w:uiPriority="65" w:unhideWhenUsed="0"/>
-    <w:lsdException w:name="Medium List 2" w:semiHidden="0" w:uiPriority="66" w:unhideWhenUsed="0"/>
-    <w:lsdException w:name="Medium Grid 1" w:semiHidden="0" w:uiPriority="67" w:unhideWhenUsed="0"/>
-    <w:lsdException w:name="Medium Grid 2" w:semiHidden="0" w:uiPriority="68" w:unhideWhenUsed="0"/>
-    <w:lsdException w:name="Medium Grid 3" w:semiHidden="0" w:uiPriority="69" w:unhideWhenUsed="0"/>
-    <w:lsdException w:name="Dark List" w:semiHidden="0" w:uiPriority="70" w:unhideWhenUsed="0"/>
-    <w:lsdException w:name="Colorful Shading" w:semiHidden="0" w:uiPriority="71" w:unhideWhenUsed="0"/>
-    <w:lsdException w:name="Colorful List" w:semiHidden="0" w:uiPriority="72" w:unhideWhenUsed="0"/>
-    <w:lsdException w:name="Colorful Grid" w:semiHidden="0" w:uiPriority="73" w:unhideWhenUsed="0"/>
-    <w:lsdException w:name="Light Shading Accent 1" w:semiHidden="0" w:uiPriority="60" w:unhideWhenUsed="0"/>
-    <w:lsdException w:name="Light List Accent 1" w:semiHidden="0" w:uiPriority="61" w:unhideWhenUsed="0"/>
-    <w:lsdException w:name="Light Grid Accent 1" w:semiHidden="0" w:uiPriority="62" w:unhideWhenUsed="0"/>
-    <w:lsdException w:name="Medium Shading 1 Accent 1" w:semiHidden="0" w:uiPriority="63" w:unhideWhenUsed="0"/>
-    <w:lsdException w:name="Medium Shading 2 Accent 1" w:semiHidden="0" w:uiPriority="64" w:unhideWhenUsed="0"/>
-    <w:lsdException w:name="Medium List 1 Accent 1" w:semiHidden="0" w:uiPriority="65" w:unhideWhenUsed="0"/>
-    <w:lsdException w:name="Revision" w:unhideWhenUsed="0"/>
-    <w:lsdException w:name="List Paragraph" w:semiHidden="0" w:uiPriority="34" w:unhideWhenUsed="0" w:qFormat="1"/>
-    <w:lsdException w:name="Quote" w:semiHidden="0" w:uiPriority="29" w:unhideWhenUsed="0" w:qFormat="1"/>
-    <w:lsdException w:name="Intense Quote" w:semiHidden="0" w:uiPriority="30" w:unhideWhenUsed="0" w:qFormat="1"/>
-    <w:lsdException w:name="Medium List 2 Accent 1" w:semiHidden="0" w:uiPriority="66" w:unhideWhenUsed="0"/>
-    <w:lsdException w:name="Medium Grid 1 Accent 1" w:semiHidden="0" w:uiPriority="67" w:unhideWhenUsed="0"/>
-    <w:lsdException w:name="Medium Grid 2 Accent 1" w:semiHidden="0" w:uiPriority="68" w:unhideWhenUsed="0"/>
-    <w:lsdException w:name="Medium Grid 3 Accent 1" w:semiHidden="0" w:uiPriority="69" w:unhideWhenUsed="0"/>
-    <w:lsdException w:name="Dark List Accent 1" w:semiHidden="0" w:uiPriority="70" w:unhideWhenUsed="0"/>
-    <w:lsdException w:name="Colorful Shading Accent 1" w:semiHidden="0" w:uiPriority="71" w:unhideWhenUsed="0"/>
-    <w:lsdException w:name="Colorful List Accent 1" w:semiHidden="0" w:uiPriority="72" w:unhideWhenUsed="0"/>
-    <w:lsdException w:name="Colorful Grid Accent 1" w:semiHidden="0" w:uiPriority="73" w:unhideWhenUsed="0"/>
-    <w:lsdException w:name="Light Shading Accent 2" w:semiHidden="0" w:uiPriority="60" w:unhideWhenUsed="0"/>
-    <w:lsdException w:name="Light List Accent 2" w:semiHidden="0" w:uiPriority="61" w:unhideWhenUsed="0"/>
-    <w:lsdException w:name="Light Grid Accent 2" w:semiHidden="0" w:uiPriority="62" w:unhideWhenUsed="0"/>
-    <w:lsdException w:name="Medium Shading 1 Accent 2" w:semiHidden="0" w:uiPriority="63" w:unhideWhenUsed="0"/>
-    <w:lsdException w:name="Medium Shading 2 Accent 2" w:semiHidden="0" w:uiPriority="64" w:unhideWhenUsed="0"/>
-    <w:lsdException w:name="Medium List 1 Accent 2" w:semiHidden="0" w:uiPriority="65" w:unhideWhenUsed="0"/>
-    <w:lsdException w:name="Medium List 2 Accent 2" w:semiHidden="0" w:uiPriority="66" w:unhideWhenUsed="0"/>
-    <w:lsdException w:name="Medium Grid 1 Accent 2" w:semiHidden="0" w:uiPriority="67" w:unhideWhenUsed="0"/>
-    <w:lsdException w:name="Medium Grid 2 Accent 2" w:semiHidden="0" w:uiPriority="68" w:unhideWhenUsed="0"/>
-    <w:lsdException w:name="Medium Grid 3 Accent 2" w:semiHidden="0" w:uiPriority="69" w:unhideWhenUsed="0"/>
-    <w:lsdException w:name="Dark List Accent 2" w:semiHidden="0" w:uiPriority="70" w:unhideWhenUsed="0"/>
-    <w:lsdException w:name="Colorful Shading Accent 2" w:semiHidden="0" w:uiPriority="71" w:unhideWhenUsed="0"/>
-    <w:lsdException w:name="Colorful List Accent 2" w:semiHidden="0" w:uiPriority="72" w:unhideWhenUsed="0"/>
-    <w:lsdException w:name="Colorful Grid Accent 2" w:semiHidden="0" w:uiPriority="73" w:unhideWhenUsed="0"/>
-    <w:lsdException w:name="Light Shading Accent 3" w:semiHidden="0" w:uiPriority="60" w:unhideWhenUsed="0"/>
-    <w:lsdException w:name="Light List Accent 3" w:semiHidden="0" w:uiPriority="61" w:unhideWhenUsed="0"/>
-    <w:lsdException w:name="Light Grid Accent 3" w:semiHidden="0" w:uiPriority="62" w:unhideWhenUsed="0"/>
-    <w:lsdException w:name="Medium Shading 1 Accent 3" w:semiHidden="0" w:uiPriority="63" w:unhideWhenUsed="0"/>
-    <w:lsdException w:name="Medium Shading 2 Accent 3" w:semiHidden="0" w:uiPriority="64" w:unhideWhenUsed="0"/>
-    <w:lsdException w:name="Medium List 1 Accent 3" w:semiHidden="0" w:uiPriority="65" w:unhideWhenUsed="0"/>
-    <w:lsdException w:name="Medium List 2 Accent 3" w:semiHidden="0" w:uiPriority="66" w:unhideWhenUsed="0"/>
-    <w:lsdException w:name="Medium Grid 1 Accent 3" w:semiHidden="0" w:uiPriority="67" w:unhideWhenUsed="0"/>
-    <w:lsdException w:name="Medium Grid 2 Accent 3" w:semiHidden="0" w:uiPriority="68" w:unhideWhenUsed="0"/>
-    <w:lsdException w:name="Medium Grid 3 Accent 3" w:semiHidden="0" w:uiPriority="69" w:unhideWhenUsed="0"/>
-    <w:lsdException w:name="Dark List Accent 3" w:semiHidden="0" w:uiPriority="70" w:unhideWhenUsed="0"/>
-    <w:lsdException w:name="Colorful Shading Accent 3" w:semiHidden="0" w:uiPriority="71" w:unhideWhenUsed="0"/>
-    <w:lsdException w:name="Colorful List Accent 3" w:semiHidden="0" w:uiPriority="72" w:unhideWhenUsed="0"/>
-    <w:lsdException w:name="Colorful Grid Accent 3" w:semiHidden="0" w:uiPriority="73" w:unhideWhenUsed="0"/>
-    <w:lsdException w:name="Light Shading Accent 4" w:semiHidden="0" w:uiPriority="60" w:unhideWhenUsed="0"/>
-    <w:lsdException w:name="Light List Accent 4" w:semiHidden="0" w:uiPriority="61" w:unhideWhenUsed="0"/>
-    <w:lsdException w:name="Light Grid Accent 4" w:semiHidden="0" w:uiPriority="62" w:unhideWhenUsed="0"/>
-    <w:lsdException w:name="Medium Shading 1 Accent 4" w:semiHidden="0" w:uiPriority="63" w:unhideWhenUsed="0"/>
-    <w:lsdException w:name="Medium Shading 2 Accent 4" w:semiHidden="0" w:uiPriority="64" w:unhideWhenUsed="0"/>
-    <w:lsdException w:name="Medium List 1 Accent 4" w:semiHidden="0" w:uiPriority="65" w:unhideWhenUsed="0"/>
-    <w:lsdException w:name="Medium List 2 Accent 4" w:semiHidden="0" w:uiPriority="66" w:unhideWhenUsed="0"/>
-    <w:lsdException w:name="Medium Grid 1 Accent 4" w:semiHidden="0" w:uiPriority="67" w:unhideWhenUsed="0"/>
-    <w:lsdException w:name="Medium Grid 2 Accent 4" w:semiHidden="0" w:uiPriority="68" w:unhideWhenUsed="0"/>
-    <w:lsdException w:name="Medium Grid 3 Accent 4" w:semiHidden="0" w:uiPriority="69" w:unhideWhenUsed="0"/>
-    <w:lsdException w:name="Dark List Accent 4" w:semiHidden="0" w:uiPriority="70" w:unhideWhenUsed="0"/>
-    <w:lsdException w:name="Colorful Shading Accent 4" w:semiHidden="0" w:uiPriority="71" w:unhideWhenUsed="0"/>
-    <w:lsdException w:name="Colorful List Accent 4" w:semiHidden="0" w:uiPriority="72" w:unhideWhenUsed="0"/>
-    <w:lsdException w:name="Colorful Grid Accent 4" w:semiHidden="0" w:uiPriority="73" w:unhideWhenUsed="0"/>
-    <w:lsdException w:name="Light Shading Accent 5" w:semiHidden="0" w:uiPriority="60" w:unhideWhenUsed="0"/>
-    <w:lsdException w:name="Light List Accent 5" w:semiHidden="0" w:uiPriority="61" w:unhideWhenUsed="0"/>
-    <w:lsdException w:name="Light Grid Accent 5" w:semiHidden="0" w:uiPriority="62" w:unhideWhenUsed="0"/>
-    <w:lsdException w:name="Medium Shading 1 Accent 5" w:semiHidden="0" w:uiPriority="63" w:unhideWhenUsed="0"/>
-    <w:lsdException w:name="Medium Shading 2 Accent 5" w:semiHidden="0" w:uiPriority="64" w:unhideWhenUsed="0"/>
-    <w:lsdException w:name="Medium List 1 Accent 5" w:semiHidden="0" w:uiPriority="65" w:unhideWhenUsed="0"/>
-    <w:lsdException w:name="Medium List 2 Accent 5" w:semiHidden="0" w:uiPriority="66" w:unhideWhenUsed="0"/>
-    <w:lsdException w:name="Medium Grid 1 Accent 5" w:semiHidden="0" w:uiPriority="67" w:unhideWhenUsed="0"/>
-    <w:lsdException w:name="Medium Grid 2 Accent 5" w:semiHidden="0" w:uiPriority="68" w:unhideWhenUsed="0"/>
-    <w:lsdException w:name="Medium Grid 3 Accent 5" w:semiHidden="0" w:uiPriority="69" w:unhideWhenUsed="0"/>
-    <w:lsdException w:name="Dark List Accent 5" w:semiHidden="0" w:uiPriority="70" w:unhideWhenUsed="0"/>
-    <w:lsdException w:name="Colorful Shading Accent 5" w:semiHidden="0" w:uiPriority="71" w:unhideWhenUsed="0"/>
-    <w:lsdException w:name="Colorful List Accent 5" w:semiHidden="0" w:uiPriority="72" w:unhideWhenUsed="0"/>
-    <w:lsdException w:name="Colorful Grid Accent 5" w:semiHidden="0" w:uiPriority="73" w:unhideWhenUsed="0"/>
-    <w:lsdException w:name="Light Shading Accent 6" w:semiHidden="0" w:uiPriority="60" w:unhideWhenUsed="0"/>
-    <w:lsdException w:name="Light List Accent 6" w:semiHidden="0" w:uiPriority="61" w:unhideWhenUsed="0"/>
-    <w:lsdException w:name="Light Grid Accent 6" w:semiHidden="0" w:uiPriority="62" w:unhideWhenUsed="0"/>
-    <w:lsdException w:name="Medium Shading 1 Accent 6" w:semiHidden="0" w:uiPriority="63" w:unhideWhenUsed="0"/>
-    <w:lsdException w:name="Medium Shading 2 Accent 6" w:semiHidden="0" w:uiPriority="64" w:unhideWhenUsed="0"/>
-    <w:lsdException w:name="Medium List 1 Accent 6" w:semiHidden="0" w:uiPriority="65" w:unhideWhenUsed="0"/>
-    <w:lsdException w:name="Medium List 2 Accent 6" w:semiHidden="0" w:uiPriority="66" w:unhideWhenUsed="0"/>
-    <w:lsdException w:name="Medium Grid 1 Accent 6" w:semiHidden="0" w:uiPriority="67" w:unhideWhenUsed="0"/>
-    <w:lsdException w:name="Medium Grid 2 Accent 6" w:semiHidden="0" w:uiPriority="68" w:unhideWhenUsed="0"/>
-    <w:lsdException w:name="Medium Grid 3 Accent 6" w:semiHidden="0" w:uiPriority="69" w:unhideWhenUsed="0"/>
-    <w:lsdException w:name="Dark List Accent 6" w:semiHidden="0" w:uiPriority="70" w:unhideWhenUsed="0"/>
-    <w:lsdException w:name="Colorful Shading Accent 6" w:semiHidden="0" w:uiPriority="71" w:unhideWhenUsed="0"/>
-    <w:lsdException w:name="Colorful List Accent 6" w:semiHidden="0" w:uiPriority="72" w:unhideWhenUsed="0"/>
-    <w:lsdException w:name="Colorful Grid Accent 6" w:semiHidden="0" w:uiPriority="73" w:unhideWhenUsed="0"/>
-    <w:lsdException w:name="Subtle Emphasis" w:semiHidden="0" w:uiPriority="19" w:unhideWhenUsed="0" w:qFormat="1"/>
-    <w:lsdException w:name="Intense Emphasis" w:semiHidden="0" w:uiPriority="21" w:unhideWhenUsed="0" w:qFormat="1"/>
-    <w:lsdException w:name="Subtle Reference" w:semiHidden="0" w:uiPriority="31" w:unhideWhenUsed="0" w:qFormat="1"/>
-    <w:lsdException w:name="Intense Reference" w:semiHidden="0" w:uiPriority="32" w:unhideWhenUsed="0" w:qFormat="1"/>
-    <w:lsdException w:name="Book Title" w:semiHidden="0" w:uiPriority="33" w:unhideWhenUsed="0" w:qFormat="1"/>
-    <w:lsdException w:name="Bibliography" w:uiPriority="37"/>
-    <w:lsdException w:name="TOC Heading" w:uiPriority="39" w:qFormat="1"/>
-  </w:latentStyles>
-  <w:style w:type="paragraph" w:default="1" w:styleId="Normal">
-    <w:name w:val="Normal"/>
-    <w:qFormat/>
-  </w:style>
-  <w:style w:type="paragraph" w:styleId="Ttulo1">
-    <w:name w:val="heading 1"/>
-    <w:basedOn w:val="Normal"/>
-    <w:next w:val="Normal"/>
-    <w:uiPriority w:val="9"/>
-    <w:qFormat/>
-    <w:pPr>
-      <w:keepNext/>
-      <w:ind w:left="502" w:hanging="360"/>
-      <w:jc w:val="both"/>
-      <w:outlineLvl w:val="0"/>
-    </w:pPr>
-    <w:rPr>
-      <w:rFonts w:ascii="Arial" w:eastAsia="Arial" w:hAnsi="Arial" w:cs="Arial"/>
-      <w:b/>
-      <w:sz w:val="24"/>
-      <w:szCs w:val="24"/>
-    </w:rPr>
-  </w:style>
-  <w:style w:type="paragraph" w:styleId="Ttulo2">
-    <w:name w:val="heading 2"/>
-    <w:basedOn w:val="Normal"/>
-    <w:next w:val="Normal"/>
-    <w:uiPriority w:val="9"/>
-    <w:semiHidden/>
-    <w:unhideWhenUsed/>
-    <w:qFormat/>
-    <w:pPr>
-      <w:keepNext/>
-      <w:widowControl w:val="0"/>
-      <w:tabs>
-        <w:tab w:val="left" w:pos="0"/>
-        <w:tab w:val="center" w:pos="4680"/>
-      </w:tabs>
-      <w:ind w:left="142"/>
-      <w:outlineLvl w:val="1"/>
-    </w:pPr>
-    <w:rPr>
-      <w:rFonts w:ascii="Arial" w:eastAsia="Arial" w:hAnsi="Arial" w:cs="Arial"/>
-      <w:sz w:val="26"/>
-      <w:szCs w:val="26"/>
-    </w:rPr>
-  </w:style>
-  <w:style w:type="paragraph" w:styleId="Ttulo3">
-    <w:name w:val="heading 3"/>
-    <w:basedOn w:val="Normal"/>
-    <w:next w:val="Normal"/>
-    <w:uiPriority w:val="9"/>
-    <w:semiHidden/>
-    <w:unhideWhenUsed/>
-    <w:qFormat/>
-    <w:pPr>
-      <w:keepNext/>
-      <w:widowControl w:val="0"/>
-      <w:tabs>
-        <w:tab w:val="left" w:pos="0"/>
-      </w:tabs>
-      <w:ind w:left="567"/>
-      <w:jc w:val="both"/>
-      <w:outlineLvl w:val="2"/>
-    </w:pPr>
-    <w:rPr>
-      <w:rFonts w:ascii="Arial" w:eastAsia="Arial" w:hAnsi="Arial" w:cs="Arial"/>
-      <w:sz w:val="26"/>
-      <w:szCs w:val="26"/>
-    </w:rPr>
-  </w:style>
-  <w:style w:type="paragraph" w:styleId="Ttulo4">
-    <w:name w:val="heading 4"/>
-    <w:basedOn w:val="Normal"/>
-    <w:next w:val="Normal"/>
-    <w:uiPriority w:val="9"/>
-    <w:semiHidden/>
-    <w:unhideWhenUsed/>
-    <w:qFormat/>
-    <w:pPr>
-      <w:keepNext/>
-      <w:tabs>
-        <w:tab w:val="left" w:pos="0"/>
-        <w:tab w:val="left" w:pos="1134"/>
-      </w:tabs>
-      <w:ind w:left="2662" w:hanging="360"/>
-      <w:jc w:val="both"/>
-      <w:outlineLvl w:val="3"/>
-    </w:pPr>
-    <w:rPr>
-      <w:rFonts w:ascii="Times New Roman" w:eastAsia="Times New Roman" w:hAnsi="Times New Roman" w:cs="Times New Roman"/>
-      <w:sz w:val="24"/>
-      <w:szCs w:val="24"/>
-    </w:rPr>
-  </w:style>
-  <w:style w:type="paragraph" w:styleId="Ttulo5">
-    <w:name w:val="heading 5"/>
-    <w:basedOn w:val="Normal"/>
-    <w:next w:val="Normal"/>
-    <w:uiPriority w:val="9"/>
-    <w:semiHidden/>
-    <w:unhideWhenUsed/>
-    <w:qFormat/>
-    <w:pPr>
-      <w:keepNext/>
-      <w:tabs>
-        <w:tab w:val="left" w:pos="0"/>
-      </w:tabs>
-      <w:spacing w:line="480" w:lineRule="auto"/>
-      <w:ind w:left="3382" w:hanging="360"/>
-      <w:jc w:val="both"/>
-      <w:outlineLvl w:val="4"/>
-    </w:pPr>
-    <w:rPr>
-      <w:rFonts w:ascii="Arial" w:eastAsia="Arial" w:hAnsi="Arial" w:cs="Arial"/>
-      <w:i/>
-      <w:sz w:val="28"/>
-      <w:szCs w:val="28"/>
-    </w:rPr>
-  </w:style>
-  <w:style w:type="paragraph" w:styleId="Ttulo6">
-    <w:name w:val="heading 6"/>
-    <w:basedOn w:val="Normal"/>
-    <w:next w:val="Normal"/>
-    <w:uiPriority w:val="9"/>
-    <w:semiHidden/>
-    <w:unhideWhenUsed/>
-    <w:qFormat/>
-    <w:pPr>
-      <w:spacing w:before="240" w:after="60"/>
-      <w:ind w:left="4102" w:hanging="180"/>
-      <w:outlineLvl w:val="5"/>
-    </w:pPr>
-    <w:rPr>
-      <w:rFonts w:ascii="Times New Roman" w:eastAsia="Times New Roman" w:hAnsi="Times New Roman" w:cs="Times New Roman"/>
-      <w:b/>
-      <w:sz w:val="20"/>
-      <w:szCs w:val="20"/>
-    </w:rPr>
-  </w:style>
-  <w:style w:type="character" w:default="1" w:styleId="Fuentedeprrafopredeter">
-    <w:name w:val="Default Paragraph Font"/>
-    <w:uiPriority w:val="1"/>
-    <w:semiHidden/>
-    <w:unhideWhenUsed/>
-  </w:style>
-  <w:style w:type="table" w:default="1" w:styleId="Tablanormal">
-    <w:name w:val="Normal Table"/>
-    <w:uiPriority w:val="99"/>
-    <w:semiHidden/>
-    <w:unhideWhenUsed/>
-    <w:tblPr>
-      <w:tblInd w:w="0" w:type="dxa"/>
-      <w:tblCellMar>
-        <w:top w:w="0" w:type="dxa"/>
-        <w:left w:w="108" w:type="dxa"/>
-        <w:bottom w:w="0" w:type="dxa"/>
-        <w:right w:w="108" w:type="dxa"/>
-      </w:tblCellMar>
-    </w:tblPr>
-  </w:style>
-  <w:style w:type="numbering" w:default="1" w:styleId="Sinlista">
-    <w:name w:val="No List"/>
-    <w:uiPriority w:val="99"/>
-    <w:semiHidden/>
-    <w:unhideWhenUsed/>
-  </w:style>
-  <w:style w:type="table" w:customStyle="1" w:styleId="TableNormal">
-    <w:name w:val="Table Normal"/>
-    <w:tblPr>
-      <w:tblCellMar>
-        <w:top w:w="0" w:type="dxa"/>
-        <w:left w:w="0" w:type="dxa"/>
-        <w:bottom w:w="0" w:type="dxa"/>
-        <w:right w:w="0" w:type="dxa"/>
-      </w:tblCellMar>
-    </w:tblPr>
-  </w:style>
-  <w:style w:type="paragraph" w:styleId="Ttulo">
-    <w:name w:val="Title"/>
-    <w:basedOn w:val="Normal"/>
-    <w:next w:val="Normal"/>
-    <w:uiPriority w:val="10"/>
-    <w:qFormat/>
-    <w:pPr>
-      <w:keepNext/>
-      <w:keepLines/>
-      <w:spacing w:before="480" w:after="120"/>
-    </w:pPr>
-    <w:rPr>
-      <w:b/>
-      <w:sz w:val="72"/>
-      <w:szCs w:val="72"/>
-    </w:rPr>
-  </w:style>
-  <w:style w:type="paragraph" w:styleId="Subttulo">
-    <w:name w:val="Subtitle"/>
-    <w:basedOn w:val="Normal"/>
-    <w:next w:val="Normal"/>
-    <w:uiPriority w:val="11"/>
-    <w:qFormat/>
-    <w:pPr>
-      <w:keepNext/>
-      <w:keepLines/>
-      <w:spacing w:before="360" w:after="80"/>
-    </w:pPr>
-    <w:rPr>
-      <w:rFonts w:ascii="Georgia" w:eastAsia="Georgia" w:hAnsi="Georgia" w:cs="Georgia"/>
-      <w:i/>
-      <w:color w:val="666666"/>
-      <w:sz w:val="48"/>
-      <w:szCs w:val="48"/>
-    </w:rPr>
-  </w:style>
-  <w:style w:type="table" w:customStyle="1" w:styleId="a">
-    <w:basedOn w:val="TableNormal"/>
-    <w:rPr>
-      <w:rFonts w:ascii="Times New Roman" w:eastAsia="Times New Roman" w:hAnsi="Times New Roman" w:cs="Times New Roman"/>
-    </w:rPr>
-    <w:tblPr>
-      <w:tblStyleRowBandSize w:val="1"/>
-      <w:tblStyleColBandSize w:val="1"/>
-      <w:tblCellMar>
-        <w:top w:w="0" w:type="dxa"/>
-        <w:left w:w="108" w:type="dxa"/>
-        <w:bottom w:w="0" w:type="dxa"/>
-        <w:right w:w="108" w:type="dxa"/>
-      </w:tblCellMar>
-    </w:tblPr>
-  </w:style>
-  <w:style w:type="table" w:customStyle="1" w:styleId="a0">
-    <w:basedOn w:val="TableNormal"/>
-    <w:rPr>
-      <w:rFonts w:ascii="Times New Roman" w:eastAsia="Times New Roman" w:hAnsi="Times New Roman" w:cs="Times New Roman"/>
-    </w:rPr>
-    <w:tblPr>
-      <w:tblStyleRowBandSize w:val="1"/>
-      <w:tblStyleColBandSize w:val="1"/>
-      <w:tblCellMar>
-        <w:top w:w="0" w:type="dxa"/>
-        <w:left w:w="108" w:type="dxa"/>
-        <w:bottom w:w="0" w:type="dxa"/>
-        <w:right w:w="108" w:type="dxa"/>
-      </w:tblCellMar>
-    </w:tblPr>
-  </w:style>
-  <w:style w:type="table" w:customStyle="1" w:styleId="a1">
-    <w:basedOn w:val="TableNormal"/>
-    <w:tblPr>
-      <w:tblStyleRowBandSize w:val="1"/>
-      <w:tblStyleColBandSize w:val="1"/>
-      <w:tblCellMar>
-        <w:top w:w="0" w:type="dxa"/>
-        <w:left w:w="115" w:type="dxa"/>
-        <w:bottom w:w="0" w:type="dxa"/>
-        <w:right w:w="115" w:type="dxa"/>
-      </w:tblCellMar>
-    </w:tblPr>
-  </w:style>
-  <w:style w:type="table" w:customStyle="1" w:styleId="a2">
-    <w:basedOn w:val="TableNormal"/>
-    <w:tblPr>
-      <w:tblStyleRowBandSize w:val="1"/>
-      <w:tblStyleColBandSize w:val="1"/>
-      <w:tblCellMar>
-        <w:top w:w="0" w:type="dxa"/>
-        <w:left w:w="115" w:type="dxa"/>
-        <w:bottom w:w="0" w:type="dxa"/>
-        <w:right w:w="115" w:type="dxa"/>
-      </w:tblCellMar>
-    </w:tblPr>
-  </w:style>
-  <w:style w:type="paragraph" w:styleId="Encabezado">
-    <w:name w:val="header"/>
-    <w:basedOn w:val="Normal"/>
-    <w:link w:val="EncabezadoCar"/>
-    <w:uiPriority w:val="99"/>
-    <w:unhideWhenUsed/>
-    <w:rsid w:val="005D2878"/>
-    <w:pPr>
-      <w:tabs>
-        <w:tab w:val="center" w:pos="4419"/>
-        <w:tab w:val="right" w:pos="8838"/>
-      </w:tabs>
-    </w:pPr>
-  </w:style>
-  <w:style w:type="character" w:customStyle="1" w:styleId="EncabezadoCar">
-    <w:name w:val="Encabezado Car"/>
-    <w:basedOn w:val="Fuentedeprrafopredeter"/>
-    <w:link w:val="Encabezado"/>
-    <w:uiPriority w:val="99"/>
-    <w:rsid w:val="005D2878"/>
-  </w:style>
-  <w:style w:type="paragraph" w:styleId="Piedepgina">
-    <w:name w:val="footer"/>
-    <w:basedOn w:val="Normal"/>
-    <w:link w:val="PiedepginaCar"/>
-    <w:uiPriority w:val="99"/>
-    <w:unhideWhenUsed/>
-    <w:rsid w:val="005D2878"/>
-    <w:pPr>
-      <w:tabs>
-        <w:tab w:val="center" w:pos="4419"/>
-        <w:tab w:val="right" w:pos="8838"/>
-      </w:tabs>
-    </w:pPr>
-  </w:style>
-  <w:style w:type="character" w:customStyle="1" w:styleId="PiedepginaCar">
-    <w:name w:val="Pie de página Car"/>
-    <w:basedOn w:val="Fuentedeprrafopredeter"/>
-    <w:link w:val="Piedepgina"/>
-    <w:uiPriority w:val="99"/>
-    <w:rsid w:val="005D2878"/>
-  </w:style>
-  <w:style w:type="table" w:styleId="Tablaconcuadrcula">
-    <w:name w:val="Table Grid"/>
-    <w:basedOn w:val="Tablanormal"/>
-    <w:uiPriority w:val="39"/>
-    <w:rsid w:val="00AB773A"/>
-    <w:tblPr>
-      <w:tblInd w:w="0" w:type="dxa"/>
-      <w:tblBorders>
-        <w:top w:val="single" w:sz="4" w:space="0" w:color="auto"/>
-        <w:left w:val="single" w:sz="4" w:space="0" w:color="auto"/>
-        <w:bottom w:val="single" w:sz="4" w:space="0" w:color="auto"/>
-        <w:right w:val="single" w:sz="4" w:space="0" w:color="auto"/>
-        <w:insideH w:val="single" w:sz="4" w:space="0" w:color="auto"/>
-        <w:insideV w:val="single" w:sz="4" w:space="0" w:color="auto"/>
-      </w:tblBorders>
-      <w:tblCellMar>
-        <w:top w:w="0" w:type="dxa"/>
-        <w:left w:w="108" w:type="dxa"/>
-        <w:bottom w:w="0" w:type="dxa"/>
-        <w:right w:w="108" w:type="dxa"/>
-      </w:tblCellMar>
     </w:tblPr>
   </w:style>
   <w:style w:type="paragraph" w:styleId="Textodeglobo">

--- a/plantillas/MODIFICACION_1_JUSTIFICACION.docx
+++ b/plantillas/MODIFICACION_1_JUSTIFICACION.docx
@@ -1,6 +1,6 @@
 
 <file path=word/document.xml><?xml version="1.0" encoding="utf-8"?>
-<w:document xmlns:wpc="http://schemas.microsoft.com/office/word/2010/wordprocessingCanvas" xmlns:cx="http://schemas.microsoft.com/office/drawing/2014/chartex" xmlns:cx1="http://schemas.microsoft.com/office/drawing/2015/9/8/chartex" xmlns:cx2="http://schemas.microsoft.com/office/drawing/2015/10/21/chartex" xmlns:cx3="http://schemas.microsoft.com/office/drawing/2016/5/9/chartex" xmlns:cx4="http://schemas.microsoft.com/office/drawing/2016/5/10/chartex" xmlns:cx5="http://schemas.microsoft.com/office/drawing/2016/5/11/chartex" xmlns:cx6="http://schemas.microsoft.com/office/drawing/2016/5/12/chartex" xmlns:cx7="http://schemas.microsoft.com/office/drawing/2016/5/13/chartex" xmlns:cx8="http://schemas.microsoft.com/office/drawing/2016/5/14/chartex" xmlns:mc="http://schemas.openxmlformats.org/markup-compatibility/2006" xmlns:aink="http://schemas.microsoft.com/office/drawing/2016/ink" xmlns:am3d="http://schemas.microsoft.com/office/drawing/2017/model3d" xmlns:o="urn:schemas-microsoft-com:office:office" xmlns:r="http://schemas.openxmlformats.org/officeDocument/2006/relationships" xmlns:m="http://schemas.openxmlformats.org/officeDocument/2006/math" xmlns:v="urn:schemas-microsoft-com:vml" xmlns:wp14="http://schemas.microsoft.com/office/word/2010/wordprocessingDrawing" xmlns:wp="http://schemas.openxmlformats.org/drawingml/2006/wordprocessingDrawing" xmlns:w10="urn:schemas-microsoft-com:office:word" xmlns:w="http://schemas.openxmlformats.org/wordprocessingml/2006/main" xmlns:w14="http://schemas.microsoft.com/office/word/2010/wordml" xmlns:w15="http://schemas.microsoft.com/office/word/2012/wordml" xmlns:w16cex="http://schemas.microsoft.com/office/word/2018/wordml/cex" xmlns:w16cid="http://schemas.microsoft.com/office/word/2016/wordml/cid" xmlns:w16="http://schemas.microsoft.com/office/word/2018/wordml" xmlns:w16sdtdh="http://schemas.microsoft.com/office/word/2020/wordml/sdtdatahash" xmlns:w16se="http://schemas.microsoft.com/office/word/2015/wordml/symex" xmlns:wpg="http://schemas.microsoft.com/office/word/2010/wordprocessingGroup" xmlns:wpi="http://schemas.microsoft.com/office/word/2010/wordprocessingInk" xmlns:wne="http://schemas.microsoft.com/office/word/2006/wordml" xmlns:wps="http://schemas.microsoft.com/office/word/2010/wordprocessingShape" mc:Ignorable="w14 w15 w16se w16cid w16 w16cex w16sdtdh wp14">
+<w:document xmlns:wpc="http://schemas.microsoft.com/office/word/2010/wordprocessingCanvas" xmlns:cx="http://schemas.microsoft.com/office/drawing/2014/chartex" xmlns:cx1="http://schemas.microsoft.com/office/drawing/2015/9/8/chartex" xmlns:cx2="http://schemas.microsoft.com/office/drawing/2015/10/21/chartex" xmlns:cx3="http://schemas.microsoft.com/office/drawing/2016/5/9/chartex" xmlns:cx4="http://schemas.microsoft.com/office/drawing/2016/5/10/chartex" xmlns:cx5="http://schemas.microsoft.com/office/drawing/2016/5/11/chartex" xmlns:cx6="http://schemas.microsoft.com/office/drawing/2016/5/12/chartex" xmlns:cx7="http://schemas.microsoft.com/office/drawing/2016/5/13/chartex" xmlns:cx8="http://schemas.microsoft.com/office/drawing/2016/5/14/chartex" xmlns:mc="http://schemas.openxmlformats.org/markup-compatibility/2006" xmlns:aink="http://schemas.microsoft.com/office/drawing/2016/ink" xmlns:am3d="http://schemas.microsoft.com/office/drawing/2017/model3d" xmlns:o="urn:schemas-microsoft-com:office:office" xmlns:oel="http://schemas.microsoft.com/office/2019/extlst" xmlns:r="http://schemas.openxmlformats.org/officeDocument/2006/relationships" xmlns:m="http://schemas.openxmlformats.org/officeDocument/2006/math" xmlns:v="urn:schemas-microsoft-com:vml" xmlns:wp14="http://schemas.microsoft.com/office/word/2010/wordprocessingDrawing" xmlns:wp="http://schemas.openxmlformats.org/drawingml/2006/wordprocessingDrawing" xmlns:w10="urn:schemas-microsoft-com:office:word" xmlns:w="http://schemas.openxmlformats.org/wordprocessingml/2006/main" xmlns:w14="http://schemas.microsoft.com/office/word/2010/wordml" xmlns:w15="http://schemas.microsoft.com/office/word/2012/wordml" xmlns:w16cex="http://schemas.microsoft.com/office/word/2018/wordml/cex" xmlns:w16cid="http://schemas.microsoft.com/office/word/2016/wordml/cid" xmlns:w16="http://schemas.microsoft.com/office/word/2018/wordml" xmlns:w16du="http://schemas.microsoft.com/office/word/2023/wordml/word16du" xmlns:w16sdtdh="http://schemas.microsoft.com/office/word/2020/wordml/sdtdatahash" xmlns:w16sdtfl="http://schemas.microsoft.com/office/word/2024/wordml/sdtformatlock" xmlns:w16se="http://schemas.microsoft.com/office/word/2015/wordml/symex" xmlns:wpg="http://schemas.microsoft.com/office/word/2010/wordprocessingGroup" xmlns:wpi="http://schemas.microsoft.com/office/word/2010/wordprocessingInk" xmlns:wne="http://schemas.microsoft.com/office/word/2006/wordml" xmlns:wps="http://schemas.microsoft.com/office/word/2010/wordprocessingShape" mc:Ignorable="w14 w15 w16se w16cid w16 w16cex w16sdtdh w16sdtfl w16du wp14">
   <w:body>
     <w:tbl>
       <w:tblPr>
@@ -2826,7 +2826,27 @@
                 <w:szCs w:val="24"/>
                 <w:lang w:val="es-CO"/>
               </w:rPr>
-              <w:t xml:space="preserve"> y en consecuencia adicionar el valor del mismo por la suma </w:t>
+              <w:t xml:space="preserve"> y en consecuencia adicionar el valor del mismo por la suma</w:t>
+            </w:r>
+            <w:r>
+              <w:rPr>
+                <w:rFonts w:ascii="Arial" w:hAnsi="Arial" w:cs="Arial"/>
+                <w:color w:val="000000"/>
+                <w:sz w:val="24"/>
+                <w:szCs w:val="24"/>
+                <w:lang w:val="es-CO"/>
+              </w:rPr>
+              <w:t xml:space="preserve"> de</w:t>
+            </w:r>
+            <w:r>
+              <w:rPr>
+                <w:rFonts w:ascii="Arial" w:hAnsi="Arial" w:cs="Arial"/>
+                <w:color w:val="000000"/>
+                <w:sz w:val="24"/>
+                <w:szCs w:val="24"/>
+                <w:lang w:val="es-CO"/>
+              </w:rPr>
+              <w:t xml:space="preserve"> </w:t>
             </w:r>
             <w:r>
               <w:rPr>
@@ -2880,7 +2900,7 @@
                 <w:szCs w:val="24"/>
                 <w:lang w:val="es-CO"/>
               </w:rPr>
-              <w:t xml:space="preserve"> suma que </w:t>
+              <w:t xml:space="preserve"> suma </w:t>
             </w:r>
             <w:r>
               <w:rPr>
@@ -2891,7 +2911,7 @@
                 <w:lang w:val="es-CO"/>
               </w:rPr>
               <w:lastRenderedPageBreak/>
-              <w:t>no excede el 50% del valor inicial del: contrato, en cumplimiento del parágrafo del Artículo 40 de la Ley 80 de 1993, que establece la posibilidad de adicionar los contratos sin exceder el cincuenta por ciento (50%) del valor del contrato inicial.</w:t>
+              <w:t>que no excede el 50% del valor inicial del: contrato, en cumplimiento del parágrafo del Artículo 40 de la Ley 80 de 1993, que establece la posibilidad de adicionar los contratos sin exceder el cincuenta por ciento (50%) del valor del contrato inicial.</w:t>
             </w:r>
           </w:p>
           <w:p>
@@ -3791,7 +3811,14 @@
               <w:rPr>
                 <w:rFonts w:ascii="Arial" w:eastAsia="Arial" w:hAnsi="Arial" w:cs="Arial"/>
               </w:rPr>
-              <w:t xml:space="preserve"> contrato de </w:t>
+              <w:t xml:space="preserve"> contrato </w:t>
+            </w:r>
+            <w:proofErr w:type="gramStart"/>
+            <w:r>
+              <w:rPr>
+                <w:rFonts w:ascii="Arial" w:eastAsia="Arial" w:hAnsi="Arial" w:cs="Arial"/>
+              </w:rPr>
+              <w:t xml:space="preserve">de </w:t>
             </w:r>
             <w:r>
               <w:rPr>
@@ -3804,7 +3831,15 @@
                 <w:rFonts w:ascii="Arial" w:eastAsia="Arial" w:hAnsi="Arial" w:cs="Arial"/>
                 <w:highlight w:val="yellow"/>
               </w:rPr>
-              <w:t>{{TIPO_CONTRATO}}</w:t>
+              <w:t>{</w:t>
+            </w:r>
+            <w:proofErr w:type="gramEnd"/>
+            <w:r>
+              <w:rPr>
+                <w:rFonts w:ascii="Arial" w:eastAsia="Arial" w:hAnsi="Arial" w:cs="Arial"/>
+                <w:highlight w:val="yellow"/>
+              </w:rPr>
+              <w:t>{TIPO_CONTRATO}}</w:t>
             </w:r>
             <w:r>
               <w:rPr>
@@ -3842,6 +3877,12 @@
                 <w:rFonts w:ascii="Arial" w:eastAsia="Arial" w:hAnsi="Arial" w:cs="Arial"/>
               </w:rPr>
               <w:t xml:space="preserve"> y en consecuencia adicionar el valor del mismo por la suma</w:t>
+            </w:r>
+            <w:r>
+              <w:rPr>
+                <w:rFonts w:ascii="Arial" w:eastAsia="Arial" w:hAnsi="Arial" w:cs="Arial"/>
+              </w:rPr>
+              <w:t xml:space="preserve"> de</w:t>
             </w:r>
             <w:r>
               <w:rPr>
@@ -4096,7 +4137,7 @@
 </file>
 
 <file path=word/endnotes.xml><?xml version="1.0" encoding="utf-8"?>
-<w:endnotes xmlns:wpc="http://schemas.microsoft.com/office/word/2010/wordprocessingCanvas" xmlns:cx="http://schemas.microsoft.com/office/drawing/2014/chartex" xmlns:cx1="http://schemas.microsoft.com/office/drawing/2015/9/8/chartex" xmlns:cx2="http://schemas.microsoft.com/office/drawing/2015/10/21/chartex" xmlns:cx3="http://schemas.microsoft.com/office/drawing/2016/5/9/chartex" xmlns:cx4="http://schemas.microsoft.com/office/drawing/2016/5/10/chartex" xmlns:cx5="http://schemas.microsoft.com/office/drawing/2016/5/11/chartex" xmlns:cx6="http://schemas.microsoft.com/office/drawing/2016/5/12/chartex" xmlns:cx7="http://schemas.microsoft.com/office/drawing/2016/5/13/chartex" xmlns:cx8="http://schemas.microsoft.com/office/drawing/2016/5/14/chartex" xmlns:mc="http://schemas.openxmlformats.org/markup-compatibility/2006" xmlns:aink="http://schemas.microsoft.com/office/drawing/2016/ink" xmlns:am3d="http://schemas.microsoft.com/office/drawing/2017/model3d" xmlns:o="urn:schemas-microsoft-com:office:office" xmlns:r="http://schemas.openxmlformats.org/officeDocument/2006/relationships" xmlns:m="http://schemas.openxmlformats.org/officeDocument/2006/math" xmlns:v="urn:schemas-microsoft-com:vml" xmlns:wp14="http://schemas.microsoft.com/office/word/2010/wordprocessingDrawing" xmlns:wp="http://schemas.openxmlformats.org/drawingml/2006/wordprocessingDrawing" xmlns:w10="urn:schemas-microsoft-com:office:word" xmlns:w="http://schemas.openxmlformats.org/wordprocessingml/2006/main" xmlns:w14="http://schemas.microsoft.com/office/word/2010/wordml" xmlns:w15="http://schemas.microsoft.com/office/word/2012/wordml" xmlns:w16cex="http://schemas.microsoft.com/office/word/2018/wordml/cex" xmlns:w16cid="http://schemas.microsoft.com/office/word/2016/wordml/cid" xmlns:w16="http://schemas.microsoft.com/office/word/2018/wordml" xmlns:w16sdtdh="http://schemas.microsoft.com/office/word/2020/wordml/sdtdatahash" xmlns:w16se="http://schemas.microsoft.com/office/word/2015/wordml/symex" xmlns:wpg="http://schemas.microsoft.com/office/word/2010/wordprocessingGroup" xmlns:wpi="http://schemas.microsoft.com/office/word/2010/wordprocessingInk" xmlns:wne="http://schemas.microsoft.com/office/word/2006/wordml" xmlns:wps="http://schemas.microsoft.com/office/word/2010/wordprocessingShape" mc:Ignorable="w14 w15 w16se w16cid w16 w16cex w16sdtdh wp14">
+<w:endnotes xmlns:wpc="http://schemas.microsoft.com/office/word/2010/wordprocessingCanvas" xmlns:cx="http://schemas.microsoft.com/office/drawing/2014/chartex" xmlns:cx1="http://schemas.microsoft.com/office/drawing/2015/9/8/chartex" xmlns:cx2="http://schemas.microsoft.com/office/drawing/2015/10/21/chartex" xmlns:cx3="http://schemas.microsoft.com/office/drawing/2016/5/9/chartex" xmlns:cx4="http://schemas.microsoft.com/office/drawing/2016/5/10/chartex" xmlns:cx5="http://schemas.microsoft.com/office/drawing/2016/5/11/chartex" xmlns:cx6="http://schemas.microsoft.com/office/drawing/2016/5/12/chartex" xmlns:cx7="http://schemas.microsoft.com/office/drawing/2016/5/13/chartex" xmlns:cx8="http://schemas.microsoft.com/office/drawing/2016/5/14/chartex" xmlns:mc="http://schemas.openxmlformats.org/markup-compatibility/2006" xmlns:aink="http://schemas.microsoft.com/office/drawing/2016/ink" xmlns:am3d="http://schemas.microsoft.com/office/drawing/2017/model3d" xmlns:o="urn:schemas-microsoft-com:office:office" xmlns:oel="http://schemas.microsoft.com/office/2019/extlst" xmlns:r="http://schemas.openxmlformats.org/officeDocument/2006/relationships" xmlns:m="http://schemas.openxmlformats.org/officeDocument/2006/math" xmlns:v="urn:schemas-microsoft-com:vml" xmlns:wp14="http://schemas.microsoft.com/office/word/2010/wordprocessingDrawing" xmlns:wp="http://schemas.openxmlformats.org/drawingml/2006/wordprocessingDrawing" xmlns:w10="urn:schemas-microsoft-com:office:word" xmlns:w="http://schemas.openxmlformats.org/wordprocessingml/2006/main" xmlns:w14="http://schemas.microsoft.com/office/word/2010/wordml" xmlns:w15="http://schemas.microsoft.com/office/word/2012/wordml" xmlns:w16cex="http://schemas.microsoft.com/office/word/2018/wordml/cex" xmlns:w16cid="http://schemas.microsoft.com/office/word/2016/wordml/cid" xmlns:w16="http://schemas.microsoft.com/office/word/2018/wordml" xmlns:w16du="http://schemas.microsoft.com/office/word/2023/wordml/word16du" xmlns:w16sdtdh="http://schemas.microsoft.com/office/word/2020/wordml/sdtdatahash" xmlns:w16sdtfl="http://schemas.microsoft.com/office/word/2024/wordml/sdtformatlock" xmlns:w16se="http://schemas.microsoft.com/office/word/2015/wordml/symex" xmlns:wpg="http://schemas.microsoft.com/office/word/2010/wordprocessingGroup" xmlns:wpi="http://schemas.microsoft.com/office/word/2010/wordprocessingInk" xmlns:wne="http://schemas.microsoft.com/office/word/2006/wordml" xmlns:wps="http://schemas.microsoft.com/office/word/2010/wordprocessingShape" mc:Ignorable="w14 w15 w16se w16cid w16 w16cex w16sdtdh w16sdtfl w16du wp14">
   <w:endnote w:type="separator" w:id="-1">
     <w:p>
       <w:r>
@@ -4115,7 +4156,7 @@
 </file>
 
 <file path=word/footer1.xml><?xml version="1.0" encoding="utf-8"?>
-<w:ftr xmlns:wpc="http://schemas.microsoft.com/office/word/2010/wordprocessingCanvas" xmlns:cx="http://schemas.microsoft.com/office/drawing/2014/chartex" xmlns:cx1="http://schemas.microsoft.com/office/drawing/2015/9/8/chartex" xmlns:cx2="http://schemas.microsoft.com/office/drawing/2015/10/21/chartex" xmlns:cx3="http://schemas.microsoft.com/office/drawing/2016/5/9/chartex" xmlns:cx4="http://schemas.microsoft.com/office/drawing/2016/5/10/chartex" xmlns:cx5="http://schemas.microsoft.com/office/drawing/2016/5/11/chartex" xmlns:cx6="http://schemas.microsoft.com/office/drawing/2016/5/12/chartex" xmlns:cx7="http://schemas.microsoft.com/office/drawing/2016/5/13/chartex" xmlns:cx8="http://schemas.microsoft.com/office/drawing/2016/5/14/chartex" xmlns:mc="http://schemas.openxmlformats.org/markup-compatibility/2006" xmlns:aink="http://schemas.microsoft.com/office/drawing/2016/ink" xmlns:am3d="http://schemas.microsoft.com/office/drawing/2017/model3d" xmlns:o="urn:schemas-microsoft-com:office:office" xmlns:r="http://schemas.openxmlformats.org/officeDocument/2006/relationships" xmlns:m="http://schemas.openxmlformats.org/officeDocument/2006/math" xmlns:v="urn:schemas-microsoft-com:vml" xmlns:wp14="http://schemas.microsoft.com/office/word/2010/wordprocessingDrawing" xmlns:wp="http://schemas.openxmlformats.org/drawingml/2006/wordprocessingDrawing" xmlns:w10="urn:schemas-microsoft-com:office:word" xmlns:w="http://schemas.openxmlformats.org/wordprocessingml/2006/main" xmlns:w14="http://schemas.microsoft.com/office/word/2010/wordml" xmlns:w15="http://schemas.microsoft.com/office/word/2012/wordml" xmlns:w16cex="http://schemas.microsoft.com/office/word/2018/wordml/cex" xmlns:w16cid="http://schemas.microsoft.com/office/word/2016/wordml/cid" xmlns:w16="http://schemas.microsoft.com/office/word/2018/wordml" xmlns:w16sdtdh="http://schemas.microsoft.com/office/word/2020/wordml/sdtdatahash" xmlns:w16se="http://schemas.microsoft.com/office/word/2015/wordml/symex" xmlns:wpg="http://schemas.microsoft.com/office/word/2010/wordprocessingGroup" xmlns:wpi="http://schemas.microsoft.com/office/word/2010/wordprocessingInk" xmlns:wne="http://schemas.microsoft.com/office/word/2006/wordml" xmlns:wps="http://schemas.microsoft.com/office/word/2010/wordprocessingShape" mc:Ignorable="w14 w15 w16se w16cid w16 w16cex w16sdtdh wp14">
+<w:ftr xmlns:wpc="http://schemas.microsoft.com/office/word/2010/wordprocessingCanvas" xmlns:cx="http://schemas.microsoft.com/office/drawing/2014/chartex" xmlns:cx1="http://schemas.microsoft.com/office/drawing/2015/9/8/chartex" xmlns:cx2="http://schemas.microsoft.com/office/drawing/2015/10/21/chartex" xmlns:cx3="http://schemas.microsoft.com/office/drawing/2016/5/9/chartex" xmlns:cx4="http://schemas.microsoft.com/office/drawing/2016/5/10/chartex" xmlns:cx5="http://schemas.microsoft.com/office/drawing/2016/5/11/chartex" xmlns:cx6="http://schemas.microsoft.com/office/drawing/2016/5/12/chartex" xmlns:cx7="http://schemas.microsoft.com/office/drawing/2016/5/13/chartex" xmlns:cx8="http://schemas.microsoft.com/office/drawing/2016/5/14/chartex" xmlns:mc="http://schemas.openxmlformats.org/markup-compatibility/2006" xmlns:aink="http://schemas.microsoft.com/office/drawing/2016/ink" xmlns:am3d="http://schemas.microsoft.com/office/drawing/2017/model3d" xmlns:o="urn:schemas-microsoft-com:office:office" xmlns:oel="http://schemas.microsoft.com/office/2019/extlst" xmlns:r="http://schemas.openxmlformats.org/officeDocument/2006/relationships" xmlns:m="http://schemas.openxmlformats.org/officeDocument/2006/math" xmlns:v="urn:schemas-microsoft-com:vml" xmlns:wp14="http://schemas.microsoft.com/office/word/2010/wordprocessingDrawing" xmlns:wp="http://schemas.openxmlformats.org/drawingml/2006/wordprocessingDrawing" xmlns:w10="urn:schemas-microsoft-com:office:word" xmlns:w="http://schemas.openxmlformats.org/wordprocessingml/2006/main" xmlns:w14="http://schemas.microsoft.com/office/word/2010/wordml" xmlns:w15="http://schemas.microsoft.com/office/word/2012/wordml" xmlns:w16cex="http://schemas.microsoft.com/office/word/2018/wordml/cex" xmlns:w16cid="http://schemas.microsoft.com/office/word/2016/wordml/cid" xmlns:w16="http://schemas.microsoft.com/office/word/2018/wordml" xmlns:w16du="http://schemas.microsoft.com/office/word/2023/wordml/word16du" xmlns:w16sdtdh="http://schemas.microsoft.com/office/word/2020/wordml/sdtdatahash" xmlns:w16sdtfl="http://schemas.microsoft.com/office/word/2024/wordml/sdtformatlock" xmlns:w16se="http://schemas.microsoft.com/office/word/2015/wordml/symex" xmlns:wpg="http://schemas.microsoft.com/office/word/2010/wordprocessingGroup" xmlns:wpi="http://schemas.microsoft.com/office/word/2010/wordprocessingInk" xmlns:wne="http://schemas.microsoft.com/office/word/2006/wordml" xmlns:wps="http://schemas.microsoft.com/office/word/2010/wordprocessingShape" mc:Ignorable="w14 w15 w16se w16cid w16 w16cex w16sdtdh w16sdtfl w16du wp14">
   <w:p>
     <w:pPr>
       <w:pBdr>
@@ -4180,7 +4221,27 @@
         <w:sz w:val="16"/>
         <w:szCs w:val="16"/>
       </w:rPr>
-      <w:t xml:space="preserve"> por cualquier medio, sin previa autorización del Alcalde.</w:t>
+      <w:t xml:space="preserve"> por cualquier medio, sin previa autorización del </w:t>
+    </w:r>
+    <w:proofErr w:type="gramStart"/>
+    <w:r>
+      <w:rPr>
+        <w:rFonts w:ascii="Arial" w:eastAsia="Arial" w:hAnsi="Arial" w:cs="Arial"/>
+        <w:color w:val="000000"/>
+        <w:sz w:val="16"/>
+        <w:szCs w:val="16"/>
+      </w:rPr>
+      <w:t>Alcalde</w:t>
+    </w:r>
+    <w:proofErr w:type="gramEnd"/>
+    <w:r>
+      <w:rPr>
+        <w:rFonts w:ascii="Arial" w:eastAsia="Arial" w:hAnsi="Arial" w:cs="Arial"/>
+        <w:color w:val="000000"/>
+        <w:sz w:val="16"/>
+        <w:szCs w:val="16"/>
+      </w:rPr>
+      <w:t>.</w:t>
     </w:r>
   </w:p>
   <w:p>
@@ -4337,7 +4398,7 @@
 </file>
 
 <file path=word/footnotes.xml><?xml version="1.0" encoding="utf-8"?>
-<w:footnotes xmlns:wpc="http://schemas.microsoft.com/office/word/2010/wordprocessingCanvas" xmlns:cx="http://schemas.microsoft.com/office/drawing/2014/chartex" xmlns:cx1="http://schemas.microsoft.com/office/drawing/2015/9/8/chartex" xmlns:cx2="http://schemas.microsoft.com/office/drawing/2015/10/21/chartex" xmlns:cx3="http://schemas.microsoft.com/office/drawing/2016/5/9/chartex" xmlns:cx4="http://schemas.microsoft.com/office/drawing/2016/5/10/chartex" xmlns:cx5="http://schemas.microsoft.com/office/drawing/2016/5/11/chartex" xmlns:cx6="http://schemas.microsoft.com/office/drawing/2016/5/12/chartex" xmlns:cx7="http://schemas.microsoft.com/office/drawing/2016/5/13/chartex" xmlns:cx8="http://schemas.microsoft.com/office/drawing/2016/5/14/chartex" xmlns:mc="http://schemas.openxmlformats.org/markup-compatibility/2006" xmlns:aink="http://schemas.microsoft.com/office/drawing/2016/ink" xmlns:am3d="http://schemas.microsoft.com/office/drawing/2017/model3d" xmlns:o="urn:schemas-microsoft-com:office:office" xmlns:r="http://schemas.openxmlformats.org/officeDocument/2006/relationships" xmlns:m="http://schemas.openxmlformats.org/officeDocument/2006/math" xmlns:v="urn:schemas-microsoft-com:vml" xmlns:wp14="http://schemas.microsoft.com/office/word/2010/wordprocessingDrawing" xmlns:wp="http://schemas.openxmlformats.org/drawingml/2006/wordprocessingDrawing" xmlns:w10="urn:schemas-microsoft-com:office:word" xmlns:w="http://schemas.openxmlformats.org/wordprocessingml/2006/main" xmlns:w14="http://schemas.microsoft.com/office/word/2010/wordml" xmlns:w15="http://schemas.microsoft.com/office/word/2012/wordml" xmlns:w16cex="http://schemas.microsoft.com/office/word/2018/wordml/cex" xmlns:w16cid="http://schemas.microsoft.com/office/word/2016/wordml/cid" xmlns:w16="http://schemas.microsoft.com/office/word/2018/wordml" xmlns:w16sdtdh="http://schemas.microsoft.com/office/word/2020/wordml/sdtdatahash" xmlns:w16se="http://schemas.microsoft.com/office/word/2015/wordml/symex" xmlns:wpg="http://schemas.microsoft.com/office/word/2010/wordprocessingGroup" xmlns:wpi="http://schemas.microsoft.com/office/word/2010/wordprocessingInk" xmlns:wne="http://schemas.microsoft.com/office/word/2006/wordml" xmlns:wps="http://schemas.microsoft.com/office/word/2010/wordprocessingShape" mc:Ignorable="w14 w15 w16se w16cid w16 w16cex w16sdtdh wp14">
+<w:footnotes xmlns:wpc="http://schemas.microsoft.com/office/word/2010/wordprocessingCanvas" xmlns:cx="http://schemas.microsoft.com/office/drawing/2014/chartex" xmlns:cx1="http://schemas.microsoft.com/office/drawing/2015/9/8/chartex" xmlns:cx2="http://schemas.microsoft.com/office/drawing/2015/10/21/chartex" xmlns:cx3="http://schemas.microsoft.com/office/drawing/2016/5/9/chartex" xmlns:cx4="http://schemas.microsoft.com/office/drawing/2016/5/10/chartex" xmlns:cx5="http://schemas.microsoft.com/office/drawing/2016/5/11/chartex" xmlns:cx6="http://schemas.microsoft.com/office/drawing/2016/5/12/chartex" xmlns:cx7="http://schemas.microsoft.com/office/drawing/2016/5/13/chartex" xmlns:cx8="http://schemas.microsoft.com/office/drawing/2016/5/14/chartex" xmlns:mc="http://schemas.openxmlformats.org/markup-compatibility/2006" xmlns:aink="http://schemas.microsoft.com/office/drawing/2016/ink" xmlns:am3d="http://schemas.microsoft.com/office/drawing/2017/model3d" xmlns:o="urn:schemas-microsoft-com:office:office" xmlns:oel="http://schemas.microsoft.com/office/2019/extlst" xmlns:r="http://schemas.openxmlformats.org/officeDocument/2006/relationships" xmlns:m="http://schemas.openxmlformats.org/officeDocument/2006/math" xmlns:v="urn:schemas-microsoft-com:vml" xmlns:wp14="http://schemas.microsoft.com/office/word/2010/wordprocessingDrawing" xmlns:wp="http://schemas.openxmlformats.org/drawingml/2006/wordprocessingDrawing" xmlns:w10="urn:schemas-microsoft-com:office:word" xmlns:w="http://schemas.openxmlformats.org/wordprocessingml/2006/main" xmlns:w14="http://schemas.microsoft.com/office/word/2010/wordml" xmlns:w15="http://schemas.microsoft.com/office/word/2012/wordml" xmlns:w16cex="http://schemas.microsoft.com/office/word/2018/wordml/cex" xmlns:w16cid="http://schemas.microsoft.com/office/word/2016/wordml/cid" xmlns:w16="http://schemas.microsoft.com/office/word/2018/wordml" xmlns:w16du="http://schemas.microsoft.com/office/word/2023/wordml/word16du" xmlns:w16sdtdh="http://schemas.microsoft.com/office/word/2020/wordml/sdtdatahash" xmlns:w16sdtfl="http://schemas.microsoft.com/office/word/2024/wordml/sdtformatlock" xmlns:w16se="http://schemas.microsoft.com/office/word/2015/wordml/symex" xmlns:wpg="http://schemas.microsoft.com/office/word/2010/wordprocessingGroup" xmlns:wpi="http://schemas.microsoft.com/office/word/2010/wordprocessingInk" xmlns:wne="http://schemas.microsoft.com/office/word/2006/wordml" xmlns:wps="http://schemas.microsoft.com/office/word/2010/wordprocessingShape" mc:Ignorable="w14 w15 w16se w16cid w16 w16cex w16sdtdh w16sdtfl w16du wp14">
   <w:footnote w:type="separator" w:id="-1">
     <w:p>
       <w:r>
@@ -4356,7 +4417,7 @@
 </file>
 
 <file path=word/header1.xml><?xml version="1.0" encoding="utf-8"?>
-<w:hdr xmlns:wpc="http://schemas.microsoft.com/office/word/2010/wordprocessingCanvas" xmlns:cx="http://schemas.microsoft.com/office/drawing/2014/chartex" xmlns:cx1="http://schemas.microsoft.com/office/drawing/2015/9/8/chartex" xmlns:cx2="http://schemas.microsoft.com/office/drawing/2015/10/21/chartex" xmlns:cx3="http://schemas.microsoft.com/office/drawing/2016/5/9/chartex" xmlns:cx4="http://schemas.microsoft.com/office/drawing/2016/5/10/chartex" xmlns:cx5="http://schemas.microsoft.com/office/drawing/2016/5/11/chartex" xmlns:cx6="http://schemas.microsoft.com/office/drawing/2016/5/12/chartex" xmlns:cx7="http://schemas.microsoft.com/office/drawing/2016/5/13/chartex" xmlns:cx8="http://schemas.microsoft.com/office/drawing/2016/5/14/chartex" xmlns:mc="http://schemas.openxmlformats.org/markup-compatibility/2006" xmlns:aink="http://schemas.microsoft.com/office/drawing/2016/ink" xmlns:am3d="http://schemas.microsoft.com/office/drawing/2017/model3d" xmlns:o="urn:schemas-microsoft-com:office:office" xmlns:r="http://schemas.openxmlformats.org/officeDocument/2006/relationships" xmlns:m="http://schemas.openxmlformats.org/officeDocument/2006/math" xmlns:v="urn:schemas-microsoft-com:vml" xmlns:wp14="http://schemas.microsoft.com/office/word/2010/wordprocessingDrawing" xmlns:wp="http://schemas.openxmlformats.org/drawingml/2006/wordprocessingDrawing" xmlns:w10="urn:schemas-microsoft-com:office:word" xmlns:w="http://schemas.openxmlformats.org/wordprocessingml/2006/main" xmlns:w14="http://schemas.microsoft.com/office/word/2010/wordml" xmlns:w15="http://schemas.microsoft.com/office/word/2012/wordml" xmlns:w16cex="http://schemas.microsoft.com/office/word/2018/wordml/cex" xmlns:w16cid="http://schemas.microsoft.com/office/word/2016/wordml/cid" xmlns:w16="http://schemas.microsoft.com/office/word/2018/wordml" xmlns:w16sdtdh="http://schemas.microsoft.com/office/word/2020/wordml/sdtdatahash" xmlns:w16se="http://schemas.microsoft.com/office/word/2015/wordml/symex" xmlns:wpg="http://schemas.microsoft.com/office/word/2010/wordprocessingGroup" xmlns:wpi="http://schemas.microsoft.com/office/word/2010/wordprocessingInk" xmlns:wne="http://schemas.microsoft.com/office/word/2006/wordml" xmlns:wps="http://schemas.microsoft.com/office/word/2010/wordprocessingShape" mc:Ignorable="w14 w15 w16se w16cid w16 w16cex w16sdtdh wp14">
+<w:hdr xmlns:wpc="http://schemas.microsoft.com/office/word/2010/wordprocessingCanvas" xmlns:cx="http://schemas.microsoft.com/office/drawing/2014/chartex" xmlns:cx1="http://schemas.microsoft.com/office/drawing/2015/9/8/chartex" xmlns:cx2="http://schemas.microsoft.com/office/drawing/2015/10/21/chartex" xmlns:cx3="http://schemas.microsoft.com/office/drawing/2016/5/9/chartex" xmlns:cx4="http://schemas.microsoft.com/office/drawing/2016/5/10/chartex" xmlns:cx5="http://schemas.microsoft.com/office/drawing/2016/5/11/chartex" xmlns:cx6="http://schemas.microsoft.com/office/drawing/2016/5/12/chartex" xmlns:cx7="http://schemas.microsoft.com/office/drawing/2016/5/13/chartex" xmlns:cx8="http://schemas.microsoft.com/office/drawing/2016/5/14/chartex" xmlns:mc="http://schemas.openxmlformats.org/markup-compatibility/2006" xmlns:aink="http://schemas.microsoft.com/office/drawing/2016/ink" xmlns:am3d="http://schemas.microsoft.com/office/drawing/2017/model3d" xmlns:o="urn:schemas-microsoft-com:office:office" xmlns:oel="http://schemas.microsoft.com/office/2019/extlst" xmlns:r="http://schemas.openxmlformats.org/officeDocument/2006/relationships" xmlns:m="http://schemas.openxmlformats.org/officeDocument/2006/math" xmlns:v="urn:schemas-microsoft-com:vml" xmlns:wp14="http://schemas.microsoft.com/office/word/2010/wordprocessingDrawing" xmlns:wp="http://schemas.openxmlformats.org/drawingml/2006/wordprocessingDrawing" xmlns:w10="urn:schemas-microsoft-com:office:word" xmlns:w="http://schemas.openxmlformats.org/wordprocessingml/2006/main" xmlns:w14="http://schemas.microsoft.com/office/word/2010/wordml" xmlns:w15="http://schemas.microsoft.com/office/word/2012/wordml" xmlns:w16cex="http://schemas.microsoft.com/office/word/2018/wordml/cex" xmlns:w16cid="http://schemas.microsoft.com/office/word/2016/wordml/cid" xmlns:w16="http://schemas.microsoft.com/office/word/2018/wordml" xmlns:w16du="http://schemas.microsoft.com/office/word/2023/wordml/word16du" xmlns:w16sdtdh="http://schemas.microsoft.com/office/word/2020/wordml/sdtdatahash" xmlns:w16sdtfl="http://schemas.microsoft.com/office/word/2024/wordml/sdtformatlock" xmlns:w16se="http://schemas.microsoft.com/office/word/2015/wordml/symex" xmlns:wpg="http://schemas.microsoft.com/office/word/2010/wordprocessingGroup" xmlns:wpi="http://schemas.microsoft.com/office/word/2010/wordprocessingInk" xmlns:wne="http://schemas.microsoft.com/office/word/2006/wordml" xmlns:wps="http://schemas.microsoft.com/office/word/2010/wordprocessingShape" mc:Ignorable="w14 w15 w16se w16cid w16 w16cex w16sdtdh w16sdtfl w16du wp14">
   <w:p>
     <w:pPr>
       <w:pBdr>
@@ -4861,7 +4922,29 @@
               <w:szCs w:val="20"/>
               <w:shd w:val="clear" w:color="auto" w:fill="FFFFFF"/>
             </w:rPr>
-            <w:t>MAJA01.04.03.P003.F001</w:t>
+            <w:t>MAJA01.04.</w:t>
+          </w:r>
+          <w:proofErr w:type="gramStart"/>
+          <w:r>
+            <w:rPr>
+              <w:rFonts w:ascii="Arial" w:hAnsi="Arial" w:cs="Arial"/>
+              <w:color w:val="000000"/>
+              <w:sz w:val="20"/>
+              <w:szCs w:val="20"/>
+              <w:shd w:val="clear" w:color="auto" w:fill="FFFFFF"/>
+            </w:rPr>
+            <w:t>03.P003.F</w:t>
+          </w:r>
+          <w:proofErr w:type="gramEnd"/>
+          <w:r>
+            <w:rPr>
+              <w:rFonts w:ascii="Arial" w:hAnsi="Arial" w:cs="Arial"/>
+              <w:color w:val="000000"/>
+              <w:sz w:val="20"/>
+              <w:szCs w:val="20"/>
+              <w:shd w:val="clear" w:color="auto" w:fill="FFFFFF"/>
+            </w:rPr>
+            <w:t>001</w:t>
           </w:r>
         </w:p>
       </w:tc>
@@ -5028,7 +5111,7 @@
 </file>
 
 <file path=word/styles.xml><?xml version="1.0" encoding="utf-8"?>
-<w:styles xmlns:mc="http://schemas.openxmlformats.org/markup-compatibility/2006" xmlns:r="http://schemas.openxmlformats.org/officeDocument/2006/relationships" xmlns:w="http://schemas.openxmlformats.org/wordprocessingml/2006/main" xmlns:w14="http://schemas.microsoft.com/office/word/2010/wordml" xmlns:w15="http://schemas.microsoft.com/office/word/2012/wordml" xmlns:w16cex="http://schemas.microsoft.com/office/word/2018/wordml/cex" xmlns:w16cid="http://schemas.microsoft.com/office/word/2016/wordml/cid" xmlns:w16="http://schemas.microsoft.com/office/word/2018/wordml" xmlns:w16sdtdh="http://schemas.microsoft.com/office/word/2020/wordml/sdtdatahash" xmlns:w16se="http://schemas.microsoft.com/office/word/2015/wordml/symex" mc:Ignorable="w14 w15 w16se w16cid w16 w16cex w16sdtdh">
+<w:styles xmlns:mc="http://schemas.openxmlformats.org/markup-compatibility/2006" xmlns:r="http://schemas.openxmlformats.org/officeDocument/2006/relationships" xmlns:w="http://schemas.openxmlformats.org/wordprocessingml/2006/main" xmlns:w14="http://schemas.microsoft.com/office/word/2010/wordml" xmlns:w15="http://schemas.microsoft.com/office/word/2012/wordml" xmlns:w16cex="http://schemas.microsoft.com/office/word/2018/wordml/cex" xmlns:w16cid="http://schemas.microsoft.com/office/word/2016/wordml/cid" xmlns:w16="http://schemas.microsoft.com/office/word/2018/wordml" xmlns:w16du="http://schemas.microsoft.com/office/word/2023/wordml/word16du" xmlns:w16sdtdh="http://schemas.microsoft.com/office/word/2020/wordml/sdtdatahash" xmlns:w16sdtfl="http://schemas.microsoft.com/office/word/2024/wordml/sdtformatlock" xmlns:w16se="http://schemas.microsoft.com/office/word/2015/wordml/symex" mc:Ignorable="w14 w15 w16se w16cid w16 w16cex w16sdtdh w16sdtfl w16du">
   <w:docDefaults>
     <w:rPrDefault>
       <w:rPr>
@@ -5195,7 +5278,7 @@
     <w:lsdException w:name="Table Web 2" w:semiHidden="1" w:unhideWhenUsed="1"/>
     <w:lsdException w:name="Table Web 3" w:semiHidden="1" w:unhideWhenUsed="1"/>
     <w:lsdException w:name="Balloon Text" w:semiHidden="1" w:unhideWhenUsed="1"/>
-    <w:lsdException w:name="Table Grid" w:semiHidden="1" w:uiPriority="39" w:unhideWhenUsed="1"/>
+    <w:lsdException w:name="Table Grid" w:uiPriority="39"/>
     <w:lsdException w:name="Table Theme" w:semiHidden="1" w:unhideWhenUsed="1"/>
     <w:lsdException w:name="Placeholder Text" w:semiHidden="1"/>
     <w:lsdException w:name="No Spacing" w:uiPriority="1" w:qFormat="1"/>

--- a/plantillas/MODIFICACION_1_JUSTIFICACION.docx
+++ b/plantillas/MODIFICACION_1_JUSTIFICACION.docx
@@ -1,6 +1,6 @@
 
 <file path=word/document.xml><?xml version="1.0" encoding="utf-8"?>
-<w:document xmlns:wpc="http://schemas.microsoft.com/office/word/2010/wordprocessingCanvas" xmlns:cx="http://schemas.microsoft.com/office/drawing/2014/chartex" xmlns:cx1="http://schemas.microsoft.com/office/drawing/2015/9/8/chartex" xmlns:cx2="http://schemas.microsoft.com/office/drawing/2015/10/21/chartex" xmlns:cx3="http://schemas.microsoft.com/office/drawing/2016/5/9/chartex" xmlns:cx4="http://schemas.microsoft.com/office/drawing/2016/5/10/chartex" xmlns:cx5="http://schemas.microsoft.com/office/drawing/2016/5/11/chartex" xmlns:cx6="http://schemas.microsoft.com/office/drawing/2016/5/12/chartex" xmlns:cx7="http://schemas.microsoft.com/office/drawing/2016/5/13/chartex" xmlns:cx8="http://schemas.microsoft.com/office/drawing/2016/5/14/chartex" xmlns:mc="http://schemas.openxmlformats.org/markup-compatibility/2006" xmlns:aink="http://schemas.microsoft.com/office/drawing/2016/ink" xmlns:am3d="http://schemas.microsoft.com/office/drawing/2017/model3d" xmlns:o="urn:schemas-microsoft-com:office:office" xmlns:r="http://schemas.openxmlformats.org/officeDocument/2006/relationships" xmlns:m="http://schemas.openxmlformats.org/officeDocument/2006/math" xmlns:v="urn:schemas-microsoft-com:vml" xmlns:wp14="http://schemas.microsoft.com/office/word/2010/wordprocessingDrawing" xmlns:wp="http://schemas.openxmlformats.org/drawingml/2006/wordprocessingDrawing" xmlns:w10="urn:schemas-microsoft-com:office:word" xmlns:w="http://schemas.openxmlformats.org/wordprocessingml/2006/main" xmlns:w14="http://schemas.microsoft.com/office/word/2010/wordml" xmlns:w15="http://schemas.microsoft.com/office/word/2012/wordml" xmlns:w16cex="http://schemas.microsoft.com/office/word/2018/wordml/cex" xmlns:w16cid="http://schemas.microsoft.com/office/word/2016/wordml/cid" xmlns:w16="http://schemas.microsoft.com/office/word/2018/wordml" xmlns:w16sdtdh="http://schemas.microsoft.com/office/word/2020/wordml/sdtdatahash" xmlns:w16se="http://schemas.microsoft.com/office/word/2015/wordml/symex" xmlns:wpg="http://schemas.microsoft.com/office/word/2010/wordprocessingGroup" xmlns:wpi="http://schemas.microsoft.com/office/word/2010/wordprocessingInk" xmlns:wne="http://schemas.microsoft.com/office/word/2006/wordml" xmlns:wps="http://schemas.microsoft.com/office/word/2010/wordprocessingShape" mc:Ignorable="w14 w15 w16se w16cid w16 w16cex w16sdtdh wp14">
+<w:document xmlns:wpc="http://schemas.microsoft.com/office/word/2010/wordprocessingCanvas" xmlns:mc="http://schemas.openxmlformats.org/markup-compatibility/2006" xmlns:o="urn:schemas-microsoft-com:office:office" xmlns:r="http://schemas.openxmlformats.org/officeDocument/2006/relationships" xmlns:m="http://schemas.openxmlformats.org/officeDocument/2006/math" xmlns:v="urn:schemas-microsoft-com:vml" xmlns:wp14="http://schemas.microsoft.com/office/word/2010/wordprocessingDrawing" xmlns:wp="http://schemas.openxmlformats.org/drawingml/2006/wordprocessingDrawing" xmlns:w10="urn:schemas-microsoft-com:office:word" xmlns:w="http://schemas.openxmlformats.org/wordprocessingml/2006/main" xmlns:w14="http://schemas.microsoft.com/office/word/2010/wordml" xmlns:wpg="http://schemas.microsoft.com/office/word/2010/wordprocessingGroup" xmlns:wpi="http://schemas.microsoft.com/office/word/2010/wordprocessingInk" xmlns:wne="http://schemas.microsoft.com/office/word/2006/wordml" xmlns:wps="http://schemas.microsoft.com/office/word/2010/wordprocessingShape" mc:Ignorable="w14 wp14">
   <w:body>
     <w:tbl>
       <w:tblPr>
@@ -3331,8 +3331,32 @@
                 <w:shd w:val="clear" w:color="auto" w:fill="FFFF00"/>
                 <w:lang w:val="es-CO"/>
               </w:rPr>
+              <w:t>(</w:t>
+            </w:r>
+            <w:r>
+              <w:rPr>
+                <w:rFonts w:ascii="Arial" w:hAnsi="Arial" w:cs="Arial"/>
+                <w:color w:val="000000"/>
+                <w:sz w:val="24"/>
+                <w:szCs w:val="24"/>
+                <w:shd w:val="clear" w:color="auto" w:fill="FFFF00"/>
+                <w:lang w:val="es-CO"/>
+              </w:rPr>
               <w:t>{{VALOR_CDP_ADICION}}</w:t>
             </w:r>
+            <w:r>
+              <w:rPr>
+                <w:rFonts w:ascii="Arial" w:hAnsi="Arial" w:cs="Arial"/>
+                <w:color w:val="000000"/>
+                <w:sz w:val="24"/>
+                <w:szCs w:val="24"/>
+                <w:shd w:val="clear" w:color="auto" w:fill="FFFF00"/>
+                <w:lang w:val="es-CO"/>
+              </w:rPr>
+              <w:t>)</w:t>
+            </w:r>
+            <w:bookmarkStart w:id="0" w:name="_GoBack"/>
+            <w:bookmarkEnd w:id="0"/>
             <w:r>
               <w:rPr>
                 <w:rFonts w:ascii="Arial" w:hAnsi="Arial" w:cs="Arial"/>
@@ -4084,8 +4108,8 @@
       </w:pPr>
     </w:p>
     <w:sectPr>
-      <w:headerReference w:type="default" r:id="rId6"/>
-      <w:footerReference w:type="default" r:id="rId7"/>
+      <w:headerReference w:type="default" r:id="rId7"/>
+      <w:footerReference w:type="default" r:id="rId8"/>
       <w:pgSz w:w="12240" w:h="15840"/>
       <w:pgMar w:top="1134" w:right="1134" w:bottom="1701" w:left="1134" w:header="397" w:footer="709" w:gutter="0"/>
       <w:pgNumType w:start="1"/>
@@ -4096,7 +4120,7 @@
 </file>
 
 <file path=word/endnotes.xml><?xml version="1.0" encoding="utf-8"?>
-<w:endnotes xmlns:wpc="http://schemas.microsoft.com/office/word/2010/wordprocessingCanvas" xmlns:cx="http://schemas.microsoft.com/office/drawing/2014/chartex" xmlns:cx1="http://schemas.microsoft.com/office/drawing/2015/9/8/chartex" xmlns:cx2="http://schemas.microsoft.com/office/drawing/2015/10/21/chartex" xmlns:cx3="http://schemas.microsoft.com/office/drawing/2016/5/9/chartex" xmlns:cx4="http://schemas.microsoft.com/office/drawing/2016/5/10/chartex" xmlns:cx5="http://schemas.microsoft.com/office/drawing/2016/5/11/chartex" xmlns:cx6="http://schemas.microsoft.com/office/drawing/2016/5/12/chartex" xmlns:cx7="http://schemas.microsoft.com/office/drawing/2016/5/13/chartex" xmlns:cx8="http://schemas.microsoft.com/office/drawing/2016/5/14/chartex" xmlns:mc="http://schemas.openxmlformats.org/markup-compatibility/2006" xmlns:aink="http://schemas.microsoft.com/office/drawing/2016/ink" xmlns:am3d="http://schemas.microsoft.com/office/drawing/2017/model3d" xmlns:o="urn:schemas-microsoft-com:office:office" xmlns:r="http://schemas.openxmlformats.org/officeDocument/2006/relationships" xmlns:m="http://schemas.openxmlformats.org/officeDocument/2006/math" xmlns:v="urn:schemas-microsoft-com:vml" xmlns:wp14="http://schemas.microsoft.com/office/word/2010/wordprocessingDrawing" xmlns:wp="http://schemas.openxmlformats.org/drawingml/2006/wordprocessingDrawing" xmlns:w10="urn:schemas-microsoft-com:office:word" xmlns:w="http://schemas.openxmlformats.org/wordprocessingml/2006/main" xmlns:w14="http://schemas.microsoft.com/office/word/2010/wordml" xmlns:w15="http://schemas.microsoft.com/office/word/2012/wordml" xmlns:w16cex="http://schemas.microsoft.com/office/word/2018/wordml/cex" xmlns:w16cid="http://schemas.microsoft.com/office/word/2016/wordml/cid" xmlns:w16="http://schemas.microsoft.com/office/word/2018/wordml" xmlns:w16sdtdh="http://schemas.microsoft.com/office/word/2020/wordml/sdtdatahash" xmlns:w16se="http://schemas.microsoft.com/office/word/2015/wordml/symex" xmlns:wpg="http://schemas.microsoft.com/office/word/2010/wordprocessingGroup" xmlns:wpi="http://schemas.microsoft.com/office/word/2010/wordprocessingInk" xmlns:wne="http://schemas.microsoft.com/office/word/2006/wordml" xmlns:wps="http://schemas.microsoft.com/office/word/2010/wordprocessingShape" mc:Ignorable="w14 w15 w16se w16cid w16 w16cex w16sdtdh wp14">
+<w:endnotes xmlns:wpc="http://schemas.microsoft.com/office/word/2010/wordprocessingCanvas" xmlns:mc="http://schemas.openxmlformats.org/markup-compatibility/2006" xmlns:o="urn:schemas-microsoft-com:office:office" xmlns:r="http://schemas.openxmlformats.org/officeDocument/2006/relationships" xmlns:m="http://schemas.openxmlformats.org/officeDocument/2006/math" xmlns:v="urn:schemas-microsoft-com:vml" xmlns:wp14="http://schemas.microsoft.com/office/word/2010/wordprocessingDrawing" xmlns:wp="http://schemas.openxmlformats.org/drawingml/2006/wordprocessingDrawing" xmlns:w10="urn:schemas-microsoft-com:office:word" xmlns:w="http://schemas.openxmlformats.org/wordprocessingml/2006/main" xmlns:w14="http://schemas.microsoft.com/office/word/2010/wordml" xmlns:wpg="http://schemas.microsoft.com/office/word/2010/wordprocessingGroup" xmlns:wpi="http://schemas.microsoft.com/office/word/2010/wordprocessingInk" xmlns:wne="http://schemas.microsoft.com/office/word/2006/wordml" xmlns:wps="http://schemas.microsoft.com/office/word/2010/wordprocessingShape" mc:Ignorable="w14 wp14">
   <w:endnote w:type="separator" w:id="-1">
     <w:p>
       <w:r>
@@ -4115,7 +4139,7 @@
 </file>
 
 <file path=word/footer1.xml><?xml version="1.0" encoding="utf-8"?>
-<w:ftr xmlns:wpc="http://schemas.microsoft.com/office/word/2010/wordprocessingCanvas" xmlns:cx="http://schemas.microsoft.com/office/drawing/2014/chartex" xmlns:cx1="http://schemas.microsoft.com/office/drawing/2015/9/8/chartex" xmlns:cx2="http://schemas.microsoft.com/office/drawing/2015/10/21/chartex" xmlns:cx3="http://schemas.microsoft.com/office/drawing/2016/5/9/chartex" xmlns:cx4="http://schemas.microsoft.com/office/drawing/2016/5/10/chartex" xmlns:cx5="http://schemas.microsoft.com/office/drawing/2016/5/11/chartex" xmlns:cx6="http://schemas.microsoft.com/office/drawing/2016/5/12/chartex" xmlns:cx7="http://schemas.microsoft.com/office/drawing/2016/5/13/chartex" xmlns:cx8="http://schemas.microsoft.com/office/drawing/2016/5/14/chartex" xmlns:mc="http://schemas.openxmlformats.org/markup-compatibility/2006" xmlns:aink="http://schemas.microsoft.com/office/drawing/2016/ink" xmlns:am3d="http://schemas.microsoft.com/office/drawing/2017/model3d" xmlns:o="urn:schemas-microsoft-com:office:office" xmlns:r="http://schemas.openxmlformats.org/officeDocument/2006/relationships" xmlns:m="http://schemas.openxmlformats.org/officeDocument/2006/math" xmlns:v="urn:schemas-microsoft-com:vml" xmlns:wp14="http://schemas.microsoft.com/office/word/2010/wordprocessingDrawing" xmlns:wp="http://schemas.openxmlformats.org/drawingml/2006/wordprocessingDrawing" xmlns:w10="urn:schemas-microsoft-com:office:word" xmlns:w="http://schemas.openxmlformats.org/wordprocessingml/2006/main" xmlns:w14="http://schemas.microsoft.com/office/word/2010/wordml" xmlns:w15="http://schemas.microsoft.com/office/word/2012/wordml" xmlns:w16cex="http://schemas.microsoft.com/office/word/2018/wordml/cex" xmlns:w16cid="http://schemas.microsoft.com/office/word/2016/wordml/cid" xmlns:w16="http://schemas.microsoft.com/office/word/2018/wordml" xmlns:w16sdtdh="http://schemas.microsoft.com/office/word/2020/wordml/sdtdatahash" xmlns:w16se="http://schemas.microsoft.com/office/word/2015/wordml/symex" xmlns:wpg="http://schemas.microsoft.com/office/word/2010/wordprocessingGroup" xmlns:wpi="http://schemas.microsoft.com/office/word/2010/wordprocessingInk" xmlns:wne="http://schemas.microsoft.com/office/word/2006/wordml" xmlns:wps="http://schemas.microsoft.com/office/word/2010/wordprocessingShape" mc:Ignorable="w14 w15 w16se w16cid w16 w16cex w16sdtdh wp14">
+<w:ftr xmlns:wpc="http://schemas.microsoft.com/office/word/2010/wordprocessingCanvas" xmlns:mc="http://schemas.openxmlformats.org/markup-compatibility/2006" xmlns:o="urn:schemas-microsoft-com:office:office" xmlns:r="http://schemas.openxmlformats.org/officeDocument/2006/relationships" xmlns:m="http://schemas.openxmlformats.org/officeDocument/2006/math" xmlns:v="urn:schemas-microsoft-com:vml" xmlns:wp14="http://schemas.microsoft.com/office/word/2010/wordprocessingDrawing" xmlns:wp="http://schemas.openxmlformats.org/drawingml/2006/wordprocessingDrawing" xmlns:w10="urn:schemas-microsoft-com:office:word" xmlns:w="http://schemas.openxmlformats.org/wordprocessingml/2006/main" xmlns:w14="http://schemas.microsoft.com/office/word/2010/wordml" xmlns:wpg="http://schemas.microsoft.com/office/word/2010/wordprocessingGroup" xmlns:wpi="http://schemas.microsoft.com/office/word/2010/wordprocessingInk" xmlns:wne="http://schemas.microsoft.com/office/word/2006/wordml" xmlns:wps="http://schemas.microsoft.com/office/word/2010/wordprocessingShape" mc:Ignorable="w14 wp14">
   <w:p>
     <w:pPr>
       <w:pBdr>
@@ -4337,7 +4361,7 @@
 </file>
 
 <file path=word/footnotes.xml><?xml version="1.0" encoding="utf-8"?>
-<w:footnotes xmlns:wpc="http://schemas.microsoft.com/office/word/2010/wordprocessingCanvas" xmlns:cx="http://schemas.microsoft.com/office/drawing/2014/chartex" xmlns:cx1="http://schemas.microsoft.com/office/drawing/2015/9/8/chartex" xmlns:cx2="http://schemas.microsoft.com/office/drawing/2015/10/21/chartex" xmlns:cx3="http://schemas.microsoft.com/office/drawing/2016/5/9/chartex" xmlns:cx4="http://schemas.microsoft.com/office/drawing/2016/5/10/chartex" xmlns:cx5="http://schemas.microsoft.com/office/drawing/2016/5/11/chartex" xmlns:cx6="http://schemas.microsoft.com/office/drawing/2016/5/12/chartex" xmlns:cx7="http://schemas.microsoft.com/office/drawing/2016/5/13/chartex" xmlns:cx8="http://schemas.microsoft.com/office/drawing/2016/5/14/chartex" xmlns:mc="http://schemas.openxmlformats.org/markup-compatibility/2006" xmlns:aink="http://schemas.microsoft.com/office/drawing/2016/ink" xmlns:am3d="http://schemas.microsoft.com/office/drawing/2017/model3d" xmlns:o="urn:schemas-microsoft-com:office:office" xmlns:r="http://schemas.openxmlformats.org/officeDocument/2006/relationships" xmlns:m="http://schemas.openxmlformats.org/officeDocument/2006/math" xmlns:v="urn:schemas-microsoft-com:vml" xmlns:wp14="http://schemas.microsoft.com/office/word/2010/wordprocessingDrawing" xmlns:wp="http://schemas.openxmlformats.org/drawingml/2006/wordprocessingDrawing" xmlns:w10="urn:schemas-microsoft-com:office:word" xmlns:w="http://schemas.openxmlformats.org/wordprocessingml/2006/main" xmlns:w14="http://schemas.microsoft.com/office/word/2010/wordml" xmlns:w15="http://schemas.microsoft.com/office/word/2012/wordml" xmlns:w16cex="http://schemas.microsoft.com/office/word/2018/wordml/cex" xmlns:w16cid="http://schemas.microsoft.com/office/word/2016/wordml/cid" xmlns:w16="http://schemas.microsoft.com/office/word/2018/wordml" xmlns:w16sdtdh="http://schemas.microsoft.com/office/word/2020/wordml/sdtdatahash" xmlns:w16se="http://schemas.microsoft.com/office/word/2015/wordml/symex" xmlns:wpg="http://schemas.microsoft.com/office/word/2010/wordprocessingGroup" xmlns:wpi="http://schemas.microsoft.com/office/word/2010/wordprocessingInk" xmlns:wne="http://schemas.microsoft.com/office/word/2006/wordml" xmlns:wps="http://schemas.microsoft.com/office/word/2010/wordprocessingShape" mc:Ignorable="w14 w15 w16se w16cid w16 w16cex w16sdtdh wp14">
+<w:footnotes xmlns:wpc="http://schemas.microsoft.com/office/word/2010/wordprocessingCanvas" xmlns:mc="http://schemas.openxmlformats.org/markup-compatibility/2006" xmlns:o="urn:schemas-microsoft-com:office:office" xmlns:r="http://schemas.openxmlformats.org/officeDocument/2006/relationships" xmlns:m="http://schemas.openxmlformats.org/officeDocument/2006/math" xmlns:v="urn:schemas-microsoft-com:vml" xmlns:wp14="http://schemas.microsoft.com/office/word/2010/wordprocessingDrawing" xmlns:wp="http://schemas.openxmlformats.org/drawingml/2006/wordprocessingDrawing" xmlns:w10="urn:schemas-microsoft-com:office:word" xmlns:w="http://schemas.openxmlformats.org/wordprocessingml/2006/main" xmlns:w14="http://schemas.microsoft.com/office/word/2010/wordml" xmlns:wpg="http://schemas.microsoft.com/office/word/2010/wordprocessingGroup" xmlns:wpi="http://schemas.microsoft.com/office/word/2010/wordprocessingInk" xmlns:wne="http://schemas.microsoft.com/office/word/2006/wordml" xmlns:wps="http://schemas.microsoft.com/office/word/2010/wordprocessingShape" mc:Ignorable="w14 wp14">
   <w:footnote w:type="separator" w:id="-1">
     <w:p>
       <w:r>
@@ -4356,7 +4380,7 @@
 </file>
 
 <file path=word/header1.xml><?xml version="1.0" encoding="utf-8"?>
-<w:hdr xmlns:wpc="http://schemas.microsoft.com/office/word/2010/wordprocessingCanvas" xmlns:cx="http://schemas.microsoft.com/office/drawing/2014/chartex" xmlns:cx1="http://schemas.microsoft.com/office/drawing/2015/9/8/chartex" xmlns:cx2="http://schemas.microsoft.com/office/drawing/2015/10/21/chartex" xmlns:cx3="http://schemas.microsoft.com/office/drawing/2016/5/9/chartex" xmlns:cx4="http://schemas.microsoft.com/office/drawing/2016/5/10/chartex" xmlns:cx5="http://schemas.microsoft.com/office/drawing/2016/5/11/chartex" xmlns:cx6="http://schemas.microsoft.com/office/drawing/2016/5/12/chartex" xmlns:cx7="http://schemas.microsoft.com/office/drawing/2016/5/13/chartex" xmlns:cx8="http://schemas.microsoft.com/office/drawing/2016/5/14/chartex" xmlns:mc="http://schemas.openxmlformats.org/markup-compatibility/2006" xmlns:aink="http://schemas.microsoft.com/office/drawing/2016/ink" xmlns:am3d="http://schemas.microsoft.com/office/drawing/2017/model3d" xmlns:o="urn:schemas-microsoft-com:office:office" xmlns:r="http://schemas.openxmlformats.org/officeDocument/2006/relationships" xmlns:m="http://schemas.openxmlformats.org/officeDocument/2006/math" xmlns:v="urn:schemas-microsoft-com:vml" xmlns:wp14="http://schemas.microsoft.com/office/word/2010/wordprocessingDrawing" xmlns:wp="http://schemas.openxmlformats.org/drawingml/2006/wordprocessingDrawing" xmlns:w10="urn:schemas-microsoft-com:office:word" xmlns:w="http://schemas.openxmlformats.org/wordprocessingml/2006/main" xmlns:w14="http://schemas.microsoft.com/office/word/2010/wordml" xmlns:w15="http://schemas.microsoft.com/office/word/2012/wordml" xmlns:w16cex="http://schemas.microsoft.com/office/word/2018/wordml/cex" xmlns:w16cid="http://schemas.microsoft.com/office/word/2016/wordml/cid" xmlns:w16="http://schemas.microsoft.com/office/word/2018/wordml" xmlns:w16sdtdh="http://schemas.microsoft.com/office/word/2020/wordml/sdtdatahash" xmlns:w16se="http://schemas.microsoft.com/office/word/2015/wordml/symex" xmlns:wpg="http://schemas.microsoft.com/office/word/2010/wordprocessingGroup" xmlns:wpi="http://schemas.microsoft.com/office/word/2010/wordprocessingInk" xmlns:wne="http://schemas.microsoft.com/office/word/2006/wordml" xmlns:wps="http://schemas.microsoft.com/office/word/2010/wordprocessingShape" mc:Ignorable="w14 w15 w16se w16cid w16 w16cex w16sdtdh wp14">
+<w:hdr xmlns:wpc="http://schemas.microsoft.com/office/word/2010/wordprocessingCanvas" xmlns:mc="http://schemas.openxmlformats.org/markup-compatibility/2006" xmlns:o="urn:schemas-microsoft-com:office:office" xmlns:r="http://schemas.openxmlformats.org/officeDocument/2006/relationships" xmlns:m="http://schemas.openxmlformats.org/officeDocument/2006/math" xmlns:v="urn:schemas-microsoft-com:vml" xmlns:wp14="http://schemas.microsoft.com/office/word/2010/wordprocessingDrawing" xmlns:wp="http://schemas.openxmlformats.org/drawingml/2006/wordprocessingDrawing" xmlns:w10="urn:schemas-microsoft-com:office:word" xmlns:w="http://schemas.openxmlformats.org/wordprocessingml/2006/main" xmlns:w14="http://schemas.microsoft.com/office/word/2010/wordml" xmlns:wpg="http://schemas.microsoft.com/office/word/2010/wordprocessingGroup" xmlns:wpi="http://schemas.microsoft.com/office/word/2010/wordprocessingInk" xmlns:wne="http://schemas.microsoft.com/office/word/2006/wordml" xmlns:wps="http://schemas.microsoft.com/office/word/2010/wordprocessingShape" mc:Ignorable="w14 wp14">
   <w:p>
     <w:pPr>
       <w:pBdr>
@@ -4734,7 +4758,7 @@
               <w:szCs w:val="24"/>
             </w:rPr>
           </w:pPr>
-          <w:bookmarkStart w:id="0" w:name="_Hlk151385364"/>
+          <w:bookmarkStart w:id="1" w:name="_Hlk151385364"/>
           <w:r>
             <w:rPr>
               <w:rFonts w:ascii="Arial" w:eastAsia="Arial" w:hAnsi="Arial" w:cs="Arial"/>
@@ -4834,7 +4858,7 @@
             </w:rPr>
             <w:t>ORDEN DE COMPRA</w:t>
           </w:r>
-          <w:bookmarkEnd w:id="0"/>
+          <w:bookmarkEnd w:id="1"/>
         </w:p>
       </w:tc>
       <w:tc>
@@ -5028,7 +5052,7 @@
 </file>
 
 <file path=word/styles.xml><?xml version="1.0" encoding="utf-8"?>
-<w:styles xmlns:mc="http://schemas.openxmlformats.org/markup-compatibility/2006" xmlns:r="http://schemas.openxmlformats.org/officeDocument/2006/relationships" xmlns:w="http://schemas.openxmlformats.org/wordprocessingml/2006/main" xmlns:w14="http://schemas.microsoft.com/office/word/2010/wordml" xmlns:w15="http://schemas.microsoft.com/office/word/2012/wordml" xmlns:w16cex="http://schemas.microsoft.com/office/word/2018/wordml/cex" xmlns:w16cid="http://schemas.microsoft.com/office/word/2016/wordml/cid" xmlns:w16="http://schemas.microsoft.com/office/word/2018/wordml" xmlns:w16sdtdh="http://schemas.microsoft.com/office/word/2020/wordml/sdtdatahash" xmlns:w16se="http://schemas.microsoft.com/office/word/2015/wordml/symex" mc:Ignorable="w14 w15 w16se w16cid w16 w16cex w16sdtdh">
+<w:styles xmlns:mc="http://schemas.openxmlformats.org/markup-compatibility/2006" xmlns:r="http://schemas.openxmlformats.org/officeDocument/2006/relationships" xmlns:w="http://schemas.openxmlformats.org/wordprocessingml/2006/main" xmlns:w14="http://schemas.microsoft.com/office/word/2010/wordml" mc:Ignorable="w14">
   <w:docDefaults>
     <w:rPrDefault>
       <w:rPr>
@@ -5040,383 +5064,144 @@
     </w:rPrDefault>
     <w:pPrDefault/>
   </w:docDefaults>
-  <w:latentStyles w:defLockedState="0" w:defUIPriority="99" w:defSemiHidden="0" w:defUnhideWhenUsed="0" w:defQFormat="0" w:count="376">
-    <w:lsdException w:name="Normal" w:uiPriority="0" w:qFormat="1"/>
-    <w:lsdException w:name="heading 1" w:uiPriority="9" w:qFormat="1"/>
-    <w:lsdException w:name="heading 2" w:semiHidden="1" w:uiPriority="9" w:unhideWhenUsed="1" w:qFormat="1"/>
-    <w:lsdException w:name="heading 3" w:semiHidden="1" w:uiPriority="9" w:unhideWhenUsed="1" w:qFormat="1"/>
-    <w:lsdException w:name="heading 4" w:semiHidden="1" w:uiPriority="9" w:unhideWhenUsed="1" w:qFormat="1"/>
-    <w:lsdException w:name="heading 5" w:semiHidden="1" w:uiPriority="9" w:unhideWhenUsed="1" w:qFormat="1"/>
-    <w:lsdException w:name="heading 6" w:semiHidden="1" w:uiPriority="9" w:unhideWhenUsed="1" w:qFormat="1"/>
-    <w:lsdException w:name="heading 7" w:semiHidden="1" w:uiPriority="9" w:unhideWhenUsed="1" w:qFormat="1"/>
-    <w:lsdException w:name="heading 8" w:semiHidden="1" w:uiPriority="9" w:unhideWhenUsed="1" w:qFormat="1"/>
-    <w:lsdException w:name="heading 9" w:semiHidden="1" w:uiPriority="9" w:unhideWhenUsed="1" w:qFormat="1"/>
-    <w:lsdException w:name="index 1" w:semiHidden="1" w:unhideWhenUsed="1"/>
-    <w:lsdException w:name="index 2" w:semiHidden="1" w:unhideWhenUsed="1"/>
-    <w:lsdException w:name="index 3" w:semiHidden="1" w:unhideWhenUsed="1"/>
-    <w:lsdException w:name="index 4" w:semiHidden="1" w:unhideWhenUsed="1"/>
-    <w:lsdException w:name="index 5" w:semiHidden="1" w:unhideWhenUsed="1"/>
-    <w:lsdException w:name="index 6" w:semiHidden="1" w:unhideWhenUsed="1"/>
-    <w:lsdException w:name="index 7" w:semiHidden="1" w:unhideWhenUsed="1"/>
-    <w:lsdException w:name="index 8" w:semiHidden="1" w:unhideWhenUsed="1"/>
-    <w:lsdException w:name="index 9" w:semiHidden="1" w:unhideWhenUsed="1"/>
-    <w:lsdException w:name="toc 1" w:semiHidden="1" w:uiPriority="39" w:unhideWhenUsed="1"/>
-    <w:lsdException w:name="toc 2" w:semiHidden="1" w:uiPriority="39" w:unhideWhenUsed="1"/>
-    <w:lsdException w:name="toc 3" w:semiHidden="1" w:uiPriority="39" w:unhideWhenUsed="1"/>
-    <w:lsdException w:name="toc 4" w:semiHidden="1" w:uiPriority="39" w:unhideWhenUsed="1"/>
-    <w:lsdException w:name="toc 5" w:semiHidden="1" w:uiPriority="39" w:unhideWhenUsed="1"/>
-    <w:lsdException w:name="toc 6" w:semiHidden="1" w:uiPriority="39" w:unhideWhenUsed="1"/>
-    <w:lsdException w:name="toc 7" w:semiHidden="1" w:uiPriority="39" w:unhideWhenUsed="1"/>
-    <w:lsdException w:name="toc 8" w:semiHidden="1" w:uiPriority="39" w:unhideWhenUsed="1"/>
-    <w:lsdException w:name="toc 9" w:semiHidden="1" w:uiPriority="39" w:unhideWhenUsed="1"/>
-    <w:lsdException w:name="Normal Indent" w:semiHidden="1" w:unhideWhenUsed="1"/>
-    <w:lsdException w:name="footnote text" w:semiHidden="1" w:unhideWhenUsed="1"/>
-    <w:lsdException w:name="annotation text" w:semiHidden="1" w:unhideWhenUsed="1"/>
-    <w:lsdException w:name="header" w:semiHidden="1" w:unhideWhenUsed="1"/>
-    <w:lsdException w:name="footer" w:semiHidden="1" w:unhideWhenUsed="1"/>
-    <w:lsdException w:name="index heading" w:semiHidden="1" w:unhideWhenUsed="1"/>
-    <w:lsdException w:name="caption" w:semiHidden="1" w:uiPriority="35" w:unhideWhenUsed="1" w:qFormat="1"/>
-    <w:lsdException w:name="table of figures" w:semiHidden="1" w:unhideWhenUsed="1"/>
-    <w:lsdException w:name="envelope address" w:semiHidden="1" w:unhideWhenUsed="1"/>
-    <w:lsdException w:name="envelope return" w:semiHidden="1" w:unhideWhenUsed="1"/>
-    <w:lsdException w:name="footnote reference" w:semiHidden="1" w:unhideWhenUsed="1"/>
-    <w:lsdException w:name="annotation reference" w:semiHidden="1" w:unhideWhenUsed="1"/>
-    <w:lsdException w:name="line number" w:semiHidden="1" w:unhideWhenUsed="1"/>
-    <w:lsdException w:name="page number" w:semiHidden="1" w:unhideWhenUsed="1"/>
-    <w:lsdException w:name="endnote reference" w:semiHidden="1" w:unhideWhenUsed="1"/>
-    <w:lsdException w:name="endnote text" w:semiHidden="1" w:unhideWhenUsed="1"/>
-    <w:lsdException w:name="table of authorities" w:semiHidden="1" w:unhideWhenUsed="1"/>
-    <w:lsdException w:name="macro" w:semiHidden="1" w:unhideWhenUsed="1"/>
-    <w:lsdException w:name="toa heading" w:semiHidden="1" w:unhideWhenUsed="1"/>
-    <w:lsdException w:name="List" w:semiHidden="1" w:unhideWhenUsed="1"/>
-    <w:lsdException w:name="List Bullet" w:semiHidden="1" w:unhideWhenUsed="1"/>
-    <w:lsdException w:name="List Number" w:semiHidden="1" w:unhideWhenUsed="1"/>
-    <w:lsdException w:name="List 2" w:semiHidden="1" w:unhideWhenUsed="1"/>
-    <w:lsdException w:name="List 3" w:semiHidden="1" w:unhideWhenUsed="1"/>
-    <w:lsdException w:name="List 4" w:semiHidden="1" w:unhideWhenUsed="1"/>
-    <w:lsdException w:name="List 5" w:semiHidden="1" w:unhideWhenUsed="1"/>
-    <w:lsdException w:name="List Bullet 2" w:semiHidden="1" w:unhideWhenUsed="1"/>
-    <w:lsdException w:name="List Bullet 3" w:semiHidden="1" w:unhideWhenUsed="1"/>
-    <w:lsdException w:name="List Bullet 4" w:semiHidden="1" w:unhideWhenUsed="1"/>
-    <w:lsdException w:name="List Bullet 5" w:semiHidden="1" w:unhideWhenUsed="1"/>
-    <w:lsdException w:name="List Number 2" w:semiHidden="1" w:unhideWhenUsed="1"/>
-    <w:lsdException w:name="List Number 3" w:semiHidden="1" w:unhideWhenUsed="1"/>
-    <w:lsdException w:name="List Number 4" w:semiHidden="1" w:unhideWhenUsed="1"/>
-    <w:lsdException w:name="List Number 5" w:semiHidden="1" w:unhideWhenUsed="1"/>
-    <w:lsdException w:name="Title" w:uiPriority="10" w:qFormat="1"/>
-    <w:lsdException w:name="Closing" w:semiHidden="1" w:unhideWhenUsed="1"/>
-    <w:lsdException w:name="Signature" w:semiHidden="1" w:unhideWhenUsed="1"/>
-    <w:lsdException w:name="Default Paragraph Font" w:semiHidden="1" w:uiPriority="1" w:unhideWhenUsed="1"/>
-    <w:lsdException w:name="Body Text" w:semiHidden="1" w:unhideWhenUsed="1"/>
-    <w:lsdException w:name="Body Text Indent" w:semiHidden="1" w:unhideWhenUsed="1"/>
-    <w:lsdException w:name="List Continue" w:semiHidden="1" w:unhideWhenUsed="1"/>
-    <w:lsdException w:name="List Continue 2" w:semiHidden="1" w:unhideWhenUsed="1"/>
-    <w:lsdException w:name="List Continue 3" w:semiHidden="1" w:unhideWhenUsed="1"/>
-    <w:lsdException w:name="List Continue 4" w:semiHidden="1" w:unhideWhenUsed="1"/>
-    <w:lsdException w:name="List Continue 5" w:semiHidden="1" w:unhideWhenUsed="1"/>
-    <w:lsdException w:name="Message Header" w:semiHidden="1" w:unhideWhenUsed="1"/>
-    <w:lsdException w:name="Subtitle" w:uiPriority="11" w:qFormat="1"/>
-    <w:lsdException w:name="Salutation" w:semiHidden="1" w:unhideWhenUsed="1"/>
-    <w:lsdException w:name="Date" w:semiHidden="1" w:unhideWhenUsed="1"/>
-    <w:lsdException w:name="Body Text First Indent" w:semiHidden="1" w:unhideWhenUsed="1"/>
-    <w:lsdException w:name="Body Text First Indent 2" w:semiHidden="1" w:unhideWhenUsed="1"/>
-    <w:lsdException w:name="Note Heading" w:semiHidden="1" w:unhideWhenUsed="1"/>
-    <w:lsdException w:name="Body Text 2" w:semiHidden="1" w:unhideWhenUsed="1"/>
-    <w:lsdException w:name="Body Text 3" w:semiHidden="1" w:unhideWhenUsed="1"/>
-    <w:lsdException w:name="Body Text Indent 2" w:semiHidden="1" w:unhideWhenUsed="1"/>
-    <w:lsdException w:name="Body Text Indent 3" w:semiHidden="1" w:unhideWhenUsed="1"/>
-    <w:lsdException w:name="Block Text" w:semiHidden="1" w:unhideWhenUsed="1"/>
-    <w:lsdException w:name="Hyperlink" w:semiHidden="1" w:unhideWhenUsed="1"/>
-    <w:lsdException w:name="FollowedHyperlink" w:semiHidden="1" w:unhideWhenUsed="1"/>
-    <w:lsdException w:name="Strong" w:uiPriority="22" w:qFormat="1"/>
-    <w:lsdException w:name="Emphasis" w:uiPriority="20" w:qFormat="1"/>
-    <w:lsdException w:name="Document Map" w:semiHidden="1" w:unhideWhenUsed="1"/>
-    <w:lsdException w:name="Plain Text" w:semiHidden="1" w:unhideWhenUsed="1"/>
-    <w:lsdException w:name="E-mail Signature" w:semiHidden="1" w:unhideWhenUsed="1"/>
-    <w:lsdException w:name="HTML Top of Form" w:semiHidden="1" w:unhideWhenUsed="1"/>
-    <w:lsdException w:name="HTML Bottom of Form" w:semiHidden="1" w:unhideWhenUsed="1"/>
-    <w:lsdException w:name="Normal (Web)" w:semiHidden="1" w:unhideWhenUsed="1"/>
-    <w:lsdException w:name="HTML Acronym" w:semiHidden="1" w:unhideWhenUsed="1"/>
-    <w:lsdException w:name="HTML Address" w:semiHidden="1" w:unhideWhenUsed="1"/>
-    <w:lsdException w:name="HTML Cite" w:semiHidden="1" w:unhideWhenUsed="1"/>
-    <w:lsdException w:name="HTML Code" w:semiHidden="1" w:unhideWhenUsed="1"/>
-    <w:lsdException w:name="HTML Definition" w:semiHidden="1" w:unhideWhenUsed="1"/>
-    <w:lsdException w:name="HTML Keyboard" w:semiHidden="1" w:unhideWhenUsed="1"/>
-    <w:lsdException w:name="HTML Preformatted" w:semiHidden="1" w:unhideWhenUsed="1"/>
-    <w:lsdException w:name="HTML Sample" w:semiHidden="1" w:unhideWhenUsed="1"/>
-    <w:lsdException w:name="HTML Typewriter" w:semiHidden="1" w:unhideWhenUsed="1"/>
-    <w:lsdException w:name="HTML Variable" w:semiHidden="1" w:unhideWhenUsed="1"/>
-    <w:lsdException w:name="Normal Table" w:semiHidden="1" w:unhideWhenUsed="1"/>
-    <w:lsdException w:name="annotation subject" w:semiHidden="1" w:unhideWhenUsed="1"/>
-    <w:lsdException w:name="No List" w:semiHidden="1" w:unhideWhenUsed="1"/>
-    <w:lsdException w:name="Outline List 1" w:semiHidden="1" w:unhideWhenUsed="1"/>
-    <w:lsdException w:name="Outline List 2" w:semiHidden="1" w:unhideWhenUsed="1"/>
-    <w:lsdException w:name="Outline List 3" w:semiHidden="1" w:unhideWhenUsed="1"/>
-    <w:lsdException w:name="Table Simple 1" w:semiHidden="1" w:unhideWhenUsed="1"/>
-    <w:lsdException w:name="Table Simple 2" w:semiHidden="1" w:unhideWhenUsed="1"/>
-    <w:lsdException w:name="Table Simple 3" w:semiHidden="1" w:unhideWhenUsed="1"/>
-    <w:lsdException w:name="Table Classic 1" w:semiHidden="1" w:unhideWhenUsed="1"/>
-    <w:lsdException w:name="Table Classic 2" w:semiHidden="1" w:unhideWhenUsed="1"/>
-    <w:lsdException w:name="Table Classic 3" w:semiHidden="1" w:unhideWhenUsed="1"/>
-    <w:lsdException w:name="Table Classic 4" w:semiHidden="1" w:unhideWhenUsed="1"/>
-    <w:lsdException w:name="Table Colorful 1" w:semiHidden="1" w:unhideWhenUsed="1"/>
-    <w:lsdException w:name="Table Colorful 2" w:semiHidden="1" w:unhideWhenUsed="1"/>
-    <w:lsdException w:name="Table Colorful 3" w:semiHidden="1" w:unhideWhenUsed="1"/>
-    <w:lsdException w:name="Table Columns 1" w:semiHidden="1" w:unhideWhenUsed="1"/>
-    <w:lsdException w:name="Table Columns 2" w:semiHidden="1" w:unhideWhenUsed="1"/>
-    <w:lsdException w:name="Table Columns 3" w:semiHidden="1" w:unhideWhenUsed="1"/>
-    <w:lsdException w:name="Table Columns 4" w:semiHidden="1" w:unhideWhenUsed="1"/>
-    <w:lsdException w:name="Table Columns 5" w:semiHidden="1" w:unhideWhenUsed="1"/>
-    <w:lsdException w:name="Table Grid 1" w:semiHidden="1" w:unhideWhenUsed="1"/>
-    <w:lsdException w:name="Table Grid 2" w:semiHidden="1" w:unhideWhenUsed="1"/>
-    <w:lsdException w:name="Table Grid 3" w:semiHidden="1" w:unhideWhenUsed="1"/>
-    <w:lsdException w:name="Table Grid 4" w:semiHidden="1" w:unhideWhenUsed="1"/>
-    <w:lsdException w:name="Table Grid 5" w:semiHidden="1" w:unhideWhenUsed="1"/>
-    <w:lsdException w:name="Table Grid 6" w:semiHidden="1" w:unhideWhenUsed="1"/>
-    <w:lsdException w:name="Table Grid 7" w:semiHidden="1" w:unhideWhenUsed="1"/>
-    <w:lsdException w:name="Table Grid 8" w:semiHidden="1" w:unhideWhenUsed="1"/>
-    <w:lsdException w:name="Table List 1" w:semiHidden="1" w:unhideWhenUsed="1"/>
-    <w:lsdException w:name="Table List 2" w:semiHidden="1" w:unhideWhenUsed="1"/>
-    <w:lsdException w:name="Table List 3" w:semiHidden="1" w:unhideWhenUsed="1"/>
-    <w:lsdException w:name="Table List 4" w:semiHidden="1" w:unhideWhenUsed="1"/>
-    <w:lsdException w:name="Table List 5" w:semiHidden="1" w:unhideWhenUsed="1"/>
-    <w:lsdException w:name="Table List 6" w:semiHidden="1" w:unhideWhenUsed="1"/>
-    <w:lsdException w:name="Table List 7" w:semiHidden="1" w:unhideWhenUsed="1"/>
-    <w:lsdException w:name="Table List 8" w:semiHidden="1" w:unhideWhenUsed="1"/>
-    <w:lsdException w:name="Table 3D effects 1" w:semiHidden="1" w:unhideWhenUsed="1"/>
-    <w:lsdException w:name="Table 3D effects 2" w:semiHidden="1" w:unhideWhenUsed="1"/>
-    <w:lsdException w:name="Table 3D effects 3" w:semiHidden="1" w:unhideWhenUsed="1"/>
-    <w:lsdException w:name="Table Contemporary" w:semiHidden="1" w:unhideWhenUsed="1"/>
-    <w:lsdException w:name="Table Elegant" w:semiHidden="1" w:unhideWhenUsed="1"/>
-    <w:lsdException w:name="Table Professional" w:semiHidden="1" w:unhideWhenUsed="1"/>
-    <w:lsdException w:name="Table Subtle 1" w:semiHidden="1" w:unhideWhenUsed="1"/>
-    <w:lsdException w:name="Table Subtle 2" w:semiHidden="1" w:unhideWhenUsed="1"/>
-    <w:lsdException w:name="Table Web 1" w:semiHidden="1" w:unhideWhenUsed="1"/>
-    <w:lsdException w:name="Table Web 2" w:semiHidden="1" w:unhideWhenUsed="1"/>
-    <w:lsdException w:name="Table Web 3" w:semiHidden="1" w:unhideWhenUsed="1"/>
-    <w:lsdException w:name="Balloon Text" w:semiHidden="1" w:unhideWhenUsed="1"/>
-    <w:lsdException w:name="Table Grid" w:semiHidden="1" w:uiPriority="39" w:unhideWhenUsed="1"/>
-    <w:lsdException w:name="Table Theme" w:semiHidden="1" w:unhideWhenUsed="1"/>
-    <w:lsdException w:name="Placeholder Text" w:semiHidden="1"/>
-    <w:lsdException w:name="No Spacing" w:uiPriority="1" w:qFormat="1"/>
-    <w:lsdException w:name="Light Shading" w:uiPriority="60"/>
-    <w:lsdException w:name="Light List" w:uiPriority="61"/>
-    <w:lsdException w:name="Light Grid" w:uiPriority="62"/>
-    <w:lsdException w:name="Medium Shading 1" w:uiPriority="63"/>
-    <w:lsdException w:name="Medium Shading 2" w:uiPriority="64"/>
-    <w:lsdException w:name="Medium List 1" w:uiPriority="65"/>
-    <w:lsdException w:name="Medium List 2" w:uiPriority="66"/>
-    <w:lsdException w:name="Medium Grid 1" w:uiPriority="67"/>
-    <w:lsdException w:name="Medium Grid 2" w:uiPriority="68"/>
-    <w:lsdException w:name="Medium Grid 3" w:uiPriority="69"/>
-    <w:lsdException w:name="Dark List" w:uiPriority="70"/>
-    <w:lsdException w:name="Colorful Shading" w:uiPriority="71"/>
-    <w:lsdException w:name="Colorful List" w:uiPriority="72"/>
-    <w:lsdException w:name="Colorful Grid" w:uiPriority="73"/>
-    <w:lsdException w:name="Light Shading Accent 1" w:uiPriority="60"/>
-    <w:lsdException w:name="Light List Accent 1" w:uiPriority="61"/>
-    <w:lsdException w:name="Light Grid Accent 1" w:uiPriority="62"/>
-    <w:lsdException w:name="Medium Shading 1 Accent 1" w:uiPriority="63"/>
-    <w:lsdException w:name="Medium Shading 2 Accent 1" w:uiPriority="64"/>
-    <w:lsdException w:name="Medium List 1 Accent 1" w:uiPriority="65"/>
-    <w:lsdException w:name="Revision" w:semiHidden="1"/>
-    <w:lsdException w:name="List Paragraph" w:uiPriority="34" w:qFormat="1"/>
-    <w:lsdException w:name="Quote" w:uiPriority="29" w:qFormat="1"/>
-    <w:lsdException w:name="Intense Quote" w:uiPriority="30" w:qFormat="1"/>
-    <w:lsdException w:name="Medium List 2 Accent 1" w:uiPriority="66"/>
-    <w:lsdException w:name="Medium Grid 1 Accent 1" w:uiPriority="67"/>
-    <w:lsdException w:name="Medium Grid 2 Accent 1" w:uiPriority="68"/>
-    <w:lsdException w:name="Medium Grid 3 Accent 1" w:uiPriority="69"/>
-    <w:lsdException w:name="Dark List Accent 1" w:uiPriority="70"/>
-    <w:lsdException w:name="Colorful Shading Accent 1" w:uiPriority="71"/>
-    <w:lsdException w:name="Colorful List Accent 1" w:uiPriority="72"/>
-    <w:lsdException w:name="Colorful Grid Accent 1" w:uiPriority="73"/>
-    <w:lsdException w:name="Light Shading Accent 2" w:uiPriority="60"/>
-    <w:lsdException w:name="Light List Accent 2" w:uiPriority="61"/>
-    <w:lsdException w:name="Light Grid Accent 2" w:uiPriority="62"/>
-    <w:lsdException w:name="Medium Shading 1 Accent 2" w:uiPriority="63"/>
-    <w:lsdException w:name="Medium Shading 2 Accent 2" w:uiPriority="64"/>
-    <w:lsdException w:name="Medium List 1 Accent 2" w:uiPriority="65"/>
-    <w:lsdException w:name="Medium List 2 Accent 2" w:uiPriority="66"/>
-    <w:lsdException w:name="Medium Grid 1 Accent 2" w:uiPriority="67"/>
-    <w:lsdException w:name="Medium Grid 2 Accent 2" w:uiPriority="68"/>
-    <w:lsdException w:name="Medium Grid 3 Accent 2" w:uiPriority="69"/>
-    <w:lsdException w:name="Dark List Accent 2" w:uiPriority="70"/>
-    <w:lsdException w:name="Colorful Shading Accent 2" w:uiPriority="71"/>
-    <w:lsdException w:name="Colorful List Accent 2" w:uiPriority="72"/>
-    <w:lsdException w:name="Colorful Grid Accent 2" w:uiPriority="73"/>
-    <w:lsdException w:name="Light Shading Accent 3" w:uiPriority="60"/>
-    <w:lsdException w:name="Light List Accent 3" w:uiPriority="61"/>
-    <w:lsdException w:name="Light Grid Accent 3" w:uiPriority="62"/>
-    <w:lsdException w:name="Medium Shading 1 Accent 3" w:uiPriority="63"/>
-    <w:lsdException w:name="Medium Shading 2 Accent 3" w:uiPriority="64"/>
-    <w:lsdException w:name="Medium List 1 Accent 3" w:uiPriority="65"/>
-    <w:lsdException w:name="Medium List 2 Accent 3" w:uiPriority="66"/>
-    <w:lsdException w:name="Medium Grid 1 Accent 3" w:uiPriority="67"/>
-    <w:lsdException w:name="Medium Grid 2 Accent 3" w:uiPriority="68"/>
-    <w:lsdException w:name="Medium Grid 3 Accent 3" w:uiPriority="69"/>
-    <w:lsdException w:name="Dark List Accent 3" w:uiPriority="70"/>
-    <w:lsdException w:name="Colorful Shading Accent 3" w:uiPriority="71"/>
-    <w:lsdException w:name="Colorful List Accent 3" w:uiPriority="72"/>
-    <w:lsdException w:name="Colorful Grid Accent 3" w:uiPriority="73"/>
-    <w:lsdException w:name="Light Shading Accent 4" w:uiPriority="60"/>
-    <w:lsdException w:name="Light List Accent 4" w:uiPriority="61"/>
-    <w:lsdException w:name="Light Grid Accent 4" w:uiPriority="62"/>
-    <w:lsdException w:name="Medium Shading 1 Accent 4" w:uiPriority="63"/>
-    <w:lsdException w:name="Medium Shading 2 Accent 4" w:uiPriority="64"/>
-    <w:lsdException w:name="Medium List 1 Accent 4" w:uiPriority="65"/>
-    <w:lsdException w:name="Medium List 2 Accent 4" w:uiPriority="66"/>
-    <w:lsdException w:name="Medium Grid 1 Accent 4" w:uiPriority="67"/>
-    <w:lsdException w:name="Medium Grid 2 Accent 4" w:uiPriority="68"/>
-    <w:lsdException w:name="Medium Grid 3 Accent 4" w:uiPriority="69"/>
-    <w:lsdException w:name="Dark List Accent 4" w:uiPriority="70"/>
-    <w:lsdException w:name="Colorful Shading Accent 4" w:uiPriority="71"/>
-    <w:lsdException w:name="Colorful List Accent 4" w:uiPriority="72"/>
-    <w:lsdException w:name="Colorful Grid Accent 4" w:uiPriority="73"/>
-    <w:lsdException w:name="Light Shading Accent 5" w:uiPriority="60"/>
-    <w:lsdException w:name="Light List Accent 5" w:uiPriority="61"/>
-    <w:lsdException w:name="Light Grid Accent 5" w:uiPriority="62"/>
-    <w:lsdException w:name="Medium Shading 1 Accent 5" w:uiPriority="63"/>
-    <w:lsdException w:name="Medium Shading 2 Accent 5" w:uiPriority="64"/>
-    <w:lsdException w:name="Medium List 1 Accent 5" w:uiPriority="65"/>
-    <w:lsdException w:name="Medium List 2 Accent 5" w:uiPriority="66"/>
-    <w:lsdException w:name="Medium Grid 1 Accent 5" w:uiPriority="67"/>
-    <w:lsdException w:name="Medium Grid 2 Accent 5" w:uiPriority="68"/>
-    <w:lsdException w:name="Medium Grid 3 Accent 5" w:uiPriority="69"/>
-    <w:lsdException w:name="Dark List Accent 5" w:uiPriority="70"/>
-    <w:lsdException w:name="Colorful Shading Accent 5" w:uiPriority="71"/>
-    <w:lsdException w:name="Colorful List Accent 5" w:uiPriority="72"/>
-    <w:lsdException w:name="Colorful Grid Accent 5" w:uiPriority="73"/>
-    <w:lsdException w:name="Light Shading Accent 6" w:uiPriority="60"/>
-    <w:lsdException w:name="Light List Accent 6" w:uiPriority="61"/>
-    <w:lsdException w:name="Light Grid Accent 6" w:uiPriority="62"/>
-    <w:lsdException w:name="Medium Shading 1 Accent 6" w:uiPriority="63"/>
-    <w:lsdException w:name="Medium Shading 2 Accent 6" w:uiPriority="64"/>
-    <w:lsdException w:name="Medium List 1 Accent 6" w:uiPriority="65"/>
-    <w:lsdException w:name="Medium List 2 Accent 6" w:uiPriority="66"/>
-    <w:lsdException w:name="Medium Grid 1 Accent 6" w:uiPriority="67"/>
-    <w:lsdException w:name="Medium Grid 2 Accent 6" w:uiPriority="68"/>
-    <w:lsdException w:name="Medium Grid 3 Accent 6" w:uiPriority="69"/>
-    <w:lsdException w:name="Dark List Accent 6" w:uiPriority="70"/>
-    <w:lsdException w:name="Colorful Shading Accent 6" w:uiPriority="71"/>
-    <w:lsdException w:name="Colorful List Accent 6" w:uiPriority="72"/>
-    <w:lsdException w:name="Colorful Grid Accent 6" w:uiPriority="73"/>
-    <w:lsdException w:name="Subtle Emphasis" w:uiPriority="19" w:qFormat="1"/>
-    <w:lsdException w:name="Intense Emphasis" w:uiPriority="21" w:qFormat="1"/>
-    <w:lsdException w:name="Subtle Reference" w:uiPriority="31" w:qFormat="1"/>
-    <w:lsdException w:name="Intense Reference" w:uiPriority="32" w:qFormat="1"/>
-    <w:lsdException w:name="Book Title" w:uiPriority="33" w:qFormat="1"/>
-    <w:lsdException w:name="Bibliography" w:semiHidden="1" w:uiPriority="37" w:unhideWhenUsed="1"/>
-    <w:lsdException w:name="TOC Heading" w:semiHidden="1" w:uiPriority="39" w:unhideWhenUsed="1" w:qFormat="1"/>
-    <w:lsdException w:name="Plain Table 1" w:uiPriority="41"/>
-    <w:lsdException w:name="Plain Table 2" w:uiPriority="42"/>
-    <w:lsdException w:name="Plain Table 3" w:uiPriority="43"/>
-    <w:lsdException w:name="Plain Table 4" w:uiPriority="44"/>
-    <w:lsdException w:name="Plain Table 5" w:uiPriority="45"/>
-    <w:lsdException w:name="Grid Table Light" w:uiPriority="40"/>
-    <w:lsdException w:name="Grid Table 1 Light" w:uiPriority="46"/>
-    <w:lsdException w:name="Grid Table 2" w:uiPriority="47"/>
-    <w:lsdException w:name="Grid Table 3" w:uiPriority="48"/>
-    <w:lsdException w:name="Grid Table 4" w:uiPriority="49"/>
-    <w:lsdException w:name="Grid Table 5 Dark" w:uiPriority="50"/>
-    <w:lsdException w:name="Grid Table 6 Colorful" w:uiPriority="51"/>
-    <w:lsdException w:name="Grid Table 7 Colorful" w:uiPriority="52"/>
-    <w:lsdException w:name="Grid Table 1 Light Accent 1" w:uiPriority="46"/>
-    <w:lsdException w:name="Grid Table 2 Accent 1" w:uiPriority="47"/>
-    <w:lsdException w:name="Grid Table 3 Accent 1" w:uiPriority="48"/>
-    <w:lsdException w:name="Grid Table 4 Accent 1" w:uiPriority="49"/>
-    <w:lsdException w:name="Grid Table 5 Dark Accent 1" w:uiPriority="50"/>
-    <w:lsdException w:name="Grid Table 6 Colorful Accent 1" w:uiPriority="51"/>
-    <w:lsdException w:name="Grid Table 7 Colorful Accent 1" w:uiPriority="52"/>
-    <w:lsdException w:name="Grid Table 1 Light Accent 2" w:uiPriority="46"/>
-    <w:lsdException w:name="Grid Table 2 Accent 2" w:uiPriority="47"/>
-    <w:lsdException w:name="Grid Table 3 Accent 2" w:uiPriority="48"/>
-    <w:lsdException w:name="Grid Table 4 Accent 2" w:uiPriority="49"/>
-    <w:lsdException w:name="Grid Table 5 Dark Accent 2" w:uiPriority="50"/>
-    <w:lsdException w:name="Grid Table 6 Colorful Accent 2" w:uiPriority="51"/>
-    <w:lsdException w:name="Grid Table 7 Colorful Accent 2" w:uiPriority="52"/>
-    <w:lsdException w:name="Grid Table 1 Light Accent 3" w:uiPriority="46"/>
-    <w:lsdException w:name="Grid Table 2 Accent 3" w:uiPriority="47"/>
-    <w:lsdException w:name="Grid Table 3 Accent 3" w:uiPriority="48"/>
-    <w:lsdException w:name="Grid Table 4 Accent 3" w:uiPriority="49"/>
-    <w:lsdException w:name="Grid Table 5 Dark Accent 3" w:uiPriority="50"/>
-    <w:lsdException w:name="Grid Table 6 Colorful Accent 3" w:uiPriority="51"/>
-    <w:lsdException w:name="Grid Table 7 Colorful Accent 3" w:uiPriority="52"/>
-    <w:lsdException w:name="Grid Table 1 Light Accent 4" w:uiPriority="46"/>
-    <w:lsdException w:name="Grid Table 2 Accent 4" w:uiPriority="47"/>
-    <w:lsdException w:name="Grid Table 3 Accent 4" w:uiPriority="48"/>
-    <w:lsdException w:name="Grid Table 4 Accent 4" w:uiPriority="49"/>
-    <w:lsdException w:name="Grid Table 5 Dark Accent 4" w:uiPriority="50"/>
-    <w:lsdException w:name="Grid Table 6 Colorful Accent 4" w:uiPriority="51"/>
-    <w:lsdException w:name="Grid Table 7 Colorful Accent 4" w:uiPriority="52"/>
-    <w:lsdException w:name="Grid Table 1 Light Accent 5" w:uiPriority="46"/>
-    <w:lsdException w:name="Grid Table 2 Accent 5" w:uiPriority="47"/>
-    <w:lsdException w:name="Grid Table 3 Accent 5" w:uiPriority="48"/>
-    <w:lsdException w:name="Grid Table 4 Accent 5" w:uiPriority="49"/>
-    <w:lsdException w:name="Grid Table 5 Dark Accent 5" w:uiPriority="50"/>
-    <w:lsdException w:name="Grid Table 6 Colorful Accent 5" w:uiPriority="51"/>
-    <w:lsdException w:name="Grid Table 7 Colorful Accent 5" w:uiPriority="52"/>
-    <w:lsdException w:name="Grid Table 1 Light Accent 6" w:uiPriority="46"/>
-    <w:lsdException w:name="Grid Table 2 Accent 6" w:uiPriority="47"/>
-    <w:lsdException w:name="Grid Table 3 Accent 6" w:uiPriority="48"/>
-    <w:lsdException w:name="Grid Table 4 Accent 6" w:uiPriority="49"/>
-    <w:lsdException w:name="Grid Table 5 Dark Accent 6" w:uiPriority="50"/>
-    <w:lsdException w:name="Grid Table 6 Colorful Accent 6" w:uiPriority="51"/>
-    <w:lsdException w:name="Grid Table 7 Colorful Accent 6" w:uiPriority="52"/>
-    <w:lsdException w:name="List Table 1 Light" w:uiPriority="46"/>
-    <w:lsdException w:name="List Table 2" w:uiPriority="47"/>
-    <w:lsdException w:name="List Table 3" w:uiPriority="48"/>
-    <w:lsdException w:name="List Table 4" w:uiPriority="49"/>
-    <w:lsdException w:name="List Table 5 Dark" w:uiPriority="50"/>
-    <w:lsdException w:name="List Table 6 Colorful" w:uiPriority="51"/>
-    <w:lsdException w:name="List Table 7 Colorful" w:uiPriority="52"/>
-    <w:lsdException w:name="List Table 1 Light Accent 1" w:uiPriority="46"/>
-    <w:lsdException w:name="List Table 2 Accent 1" w:uiPriority="47"/>
-    <w:lsdException w:name="List Table 3 Accent 1" w:uiPriority="48"/>
-    <w:lsdException w:name="List Table 4 Accent 1" w:uiPriority="49"/>
-    <w:lsdException w:name="List Table 5 Dark Accent 1" w:uiPriority="50"/>
-    <w:lsdException w:name="List Table 6 Colorful Accent 1" w:uiPriority="51"/>
-    <w:lsdException w:name="List Table 7 Colorful Accent 1" w:uiPriority="52"/>
-    <w:lsdException w:name="List Table 1 Light Accent 2" w:uiPriority="46"/>
-    <w:lsdException w:name="List Table 2 Accent 2" w:uiPriority="47"/>
-    <w:lsdException w:name="List Table 3 Accent 2" w:uiPriority="48"/>
-    <w:lsdException w:name="List Table 4 Accent 2" w:uiPriority="49"/>
-    <w:lsdException w:name="List Table 5 Dark Accent 2" w:uiPriority="50"/>
-    <w:lsdException w:name="List Table 6 Colorful Accent 2" w:uiPriority="51"/>
-    <w:lsdException w:name="List Table 7 Colorful Accent 2" w:uiPriority="52"/>
-    <w:lsdException w:name="List Table 1 Light Accent 3" w:uiPriority="46"/>
-    <w:lsdException w:name="List Table 2 Accent 3" w:uiPriority="47"/>
-    <w:lsdException w:name="List Table 3 Accent 3" w:uiPriority="48"/>
-    <w:lsdException w:name="List Table 4 Accent 3" w:uiPriority="49"/>
-    <w:lsdException w:name="List Table 5 Dark Accent 3" w:uiPriority="50"/>
-    <w:lsdException w:name="List Table 6 Colorful Accent 3" w:uiPriority="51"/>
-    <w:lsdException w:name="List Table 7 Colorful Accent 3" w:uiPriority="52"/>
-    <w:lsdException w:name="List Table 1 Light Accent 4" w:uiPriority="46"/>
-    <w:lsdException w:name="List Table 2 Accent 4" w:uiPriority="47"/>
-    <w:lsdException w:name="List Table 3 Accent 4" w:uiPriority="48"/>
-    <w:lsdException w:name="List Table 4 Accent 4" w:uiPriority="49"/>
-    <w:lsdException w:name="List Table 5 Dark Accent 4" w:uiPriority="50"/>
-    <w:lsdException w:name="List Table 6 Colorful Accent 4" w:uiPriority="51"/>
-    <w:lsdException w:name="List Table 7 Colorful Accent 4" w:uiPriority="52"/>
-    <w:lsdException w:name="List Table 1 Light Accent 5" w:uiPriority="46"/>
-    <w:lsdException w:name="List Table 2 Accent 5" w:uiPriority="47"/>
-    <w:lsdException w:name="List Table 3 Accent 5" w:uiPriority="48"/>
-    <w:lsdException w:name="List Table 4 Accent 5" w:uiPriority="49"/>
-    <w:lsdException w:name="List Table 5 Dark Accent 5" w:uiPriority="50"/>
-    <w:lsdException w:name="List Table 6 Colorful Accent 5" w:uiPriority="51"/>
-    <w:lsdException w:name="List Table 7 Colorful Accent 5" w:uiPriority="52"/>
-    <w:lsdException w:name="List Table 1 Light Accent 6" w:uiPriority="46"/>
-    <w:lsdException w:name="List Table 2 Accent 6" w:uiPriority="47"/>
-    <w:lsdException w:name="List Table 3 Accent 6" w:uiPriority="48"/>
-    <w:lsdException w:name="List Table 4 Accent 6" w:uiPriority="49"/>
-    <w:lsdException w:name="List Table 5 Dark Accent 6" w:uiPriority="50"/>
-    <w:lsdException w:name="List Table 6 Colorful Accent 6" w:uiPriority="51"/>
-    <w:lsdException w:name="List Table 7 Colorful Accent 6" w:uiPriority="52"/>
-    <w:lsdException w:name="Mention" w:semiHidden="1" w:unhideWhenUsed="1"/>
-    <w:lsdException w:name="Smart Hyperlink" w:semiHidden="1" w:unhideWhenUsed="1"/>
-    <w:lsdException w:name="Hashtag" w:semiHidden="1" w:unhideWhenUsed="1"/>
-    <w:lsdException w:name="Unresolved Mention" w:semiHidden="1" w:unhideWhenUsed="1"/>
-    <w:lsdException w:name="Smart Link" w:semiHidden="1" w:unhideWhenUsed="1"/>
+  <w:latentStyles w:defLockedState="0" w:defUIPriority="99" w:defSemiHidden="1" w:defUnhideWhenUsed="1" w:defQFormat="0" w:count="267">
+    <w:lsdException w:name="Normal" w:semiHidden="0" w:uiPriority="0" w:unhideWhenUsed="0" w:qFormat="1"/>
+    <w:lsdException w:name="heading 1" w:semiHidden="0" w:uiPriority="9" w:unhideWhenUsed="0" w:qFormat="1"/>
+    <w:lsdException w:name="heading 2" w:uiPriority="9" w:qFormat="1"/>
+    <w:lsdException w:name="heading 3" w:uiPriority="9" w:qFormat="1"/>
+    <w:lsdException w:name="heading 4" w:uiPriority="9" w:qFormat="1"/>
+    <w:lsdException w:name="heading 5" w:uiPriority="9" w:qFormat="1"/>
+    <w:lsdException w:name="heading 6" w:uiPriority="9" w:qFormat="1"/>
+    <w:lsdException w:name="heading 7" w:uiPriority="9" w:qFormat="1"/>
+    <w:lsdException w:name="heading 8" w:uiPriority="9" w:qFormat="1"/>
+    <w:lsdException w:name="heading 9" w:uiPriority="9" w:qFormat="1"/>
+    <w:lsdException w:name="toc 1" w:uiPriority="39"/>
+    <w:lsdException w:name="toc 2" w:uiPriority="39"/>
+    <w:lsdException w:name="toc 3" w:uiPriority="39"/>
+    <w:lsdException w:name="toc 4" w:uiPriority="39"/>
+    <w:lsdException w:name="toc 5" w:uiPriority="39"/>
+    <w:lsdException w:name="toc 6" w:uiPriority="39"/>
+    <w:lsdException w:name="toc 7" w:uiPriority="39"/>
+    <w:lsdException w:name="toc 8" w:uiPriority="39"/>
+    <w:lsdException w:name="toc 9" w:uiPriority="39"/>
+    <w:lsdException w:name="caption" w:uiPriority="35" w:qFormat="1"/>
+    <w:lsdException w:name="Title" w:semiHidden="0" w:uiPriority="10" w:unhideWhenUsed="0" w:qFormat="1"/>
+    <w:lsdException w:name="Default Paragraph Font" w:uiPriority="1"/>
+    <w:lsdException w:name="Subtitle" w:semiHidden="0" w:uiPriority="11" w:unhideWhenUsed="0" w:qFormat="1"/>
+    <w:lsdException w:name="Strong" w:semiHidden="0" w:uiPriority="22" w:unhideWhenUsed="0" w:qFormat="1"/>
+    <w:lsdException w:name="Emphasis" w:semiHidden="0" w:uiPriority="20" w:unhideWhenUsed="0" w:qFormat="1"/>
+    <w:lsdException w:name="Table Grid" w:uiPriority="39"/>
+    <w:lsdException w:name="Placeholder Text" w:unhideWhenUsed="0"/>
+    <w:lsdException w:name="No Spacing" w:semiHidden="0" w:uiPriority="1" w:unhideWhenUsed="0" w:qFormat="1"/>
+    <w:lsdException w:name="Light Shading" w:semiHidden="0" w:uiPriority="60" w:unhideWhenUsed="0"/>
+    <w:lsdException w:name="Light List" w:semiHidden="0" w:uiPriority="61" w:unhideWhenUsed="0"/>
+    <w:lsdException w:name="Light Grid" w:semiHidden="0" w:uiPriority="62" w:unhideWhenUsed="0"/>
+    <w:lsdException w:name="Medium Shading 1" w:semiHidden="0" w:uiPriority="63" w:unhideWhenUsed="0"/>
+    <w:lsdException w:name="Medium Shading 2" w:semiHidden="0" w:uiPriority="64" w:unhideWhenUsed="0"/>
+    <w:lsdException w:name="Medium List 1" w:semiHidden="0" w:uiPriority="65" w:unhideWhenUsed="0"/>
+    <w:lsdException w:name="Medium List 2" w:semiHidden="0" w:uiPriority="66" w:unhideWhenUsed="0"/>
+    <w:lsdException w:name="Medium Grid 1" w:semiHidden="0" w:uiPriority="67" w:unhideWhenUsed="0"/>
+    <w:lsdException w:name="Medium Grid 2" w:semiHidden="0" w:uiPriority="68" w:unhideWhenUsed="0"/>
+    <w:lsdException w:name="Medium Grid 3" w:semiHidden="0" w:uiPriority="69" w:unhideWhenUsed="0"/>
+    <w:lsdException w:name="Dark List" w:semiHidden="0" w:uiPriority="70" w:unhideWhenUsed="0"/>
+    <w:lsdException w:name="Colorful Shading" w:semiHidden="0" w:uiPriority="71" w:unhideWhenUsed="0"/>
+    <w:lsdException w:name="Colorful List" w:semiHidden="0" w:uiPriority="72" w:unhideWhenUsed="0"/>
+    <w:lsdException w:name="Colorful Grid" w:semiHidden="0" w:uiPriority="73" w:unhideWhenUsed="0"/>
+    <w:lsdException w:name="Light Shading Accent 1" w:semiHidden="0" w:uiPriority="60" w:unhideWhenUsed="0"/>
+    <w:lsdException w:name="Light List Accent 1" w:semiHidden="0" w:uiPriority="61" w:unhideWhenUsed="0"/>
+    <w:lsdException w:name="Light Grid Accent 1" w:semiHidden="0" w:uiPriority="62" w:unhideWhenUsed="0"/>
+    <w:lsdException w:name="Medium Shading 1 Accent 1" w:semiHidden="0" w:uiPriority="63" w:unhideWhenUsed="0"/>
+    <w:lsdException w:name="Medium Shading 2 Accent 1" w:semiHidden="0" w:uiPriority="64" w:unhideWhenUsed="0"/>
+    <w:lsdException w:name="Medium List 1 Accent 1" w:semiHidden="0" w:uiPriority="65" w:unhideWhenUsed="0"/>
+    <w:lsdException w:name="Revision" w:unhideWhenUsed="0"/>
+    <w:lsdException w:name="List Paragraph" w:semiHidden="0" w:uiPriority="34" w:unhideWhenUsed="0" w:qFormat="1"/>
+    <w:lsdException w:name="Quote" w:semiHidden="0" w:uiPriority="29" w:unhideWhenUsed="0" w:qFormat="1"/>
+    <w:lsdException w:name="Intense Quote" w:semiHidden="0" w:uiPriority="30" w:unhideWhenUsed="0" w:qFormat="1"/>
+    <w:lsdException w:name="Medium List 2 Accent 1" w:semiHidden="0" w:uiPriority="66" w:unhideWhenUsed="0"/>
+    <w:lsdException w:name="Medium Grid 1 Accent 1" w:semiHidden="0" w:uiPriority="67" w:unhideWhenUsed="0"/>
+    <w:lsdException w:name="Medium Grid 2 Accent 1" w:semiHidden="0" w:uiPriority="68" w:unhideWhenUsed="0"/>
+    <w:lsdException w:name="Medium Grid 3 Accent 1" w:semiHidden="0" w:uiPriority="69" w:unhideWhenUsed="0"/>
+    <w:lsdException w:name="Dark List Accent 1" w:semiHidden="0" w:uiPriority="70" w:unhideWhenUsed="0"/>
+    <w:lsdException w:name="Colorful Shading Accent 1" w:semiHidden="0" w:uiPriority="71" w:unhideWhenUsed="0"/>
+    <w:lsdException w:name="Colorful List Accent 1" w:semiHidden="0" w:uiPriority="72" w:unhideWhenUsed="0"/>
+    <w:lsdException w:name="Colorful Grid Accent 1" w:semiHidden="0" w:uiPriority="73" w:unhideWhenUsed="0"/>
+    <w:lsdException w:name="Light Shading Accent 2" w:semiHidden="0" w:uiPriority="60" w:unhideWhenUsed="0"/>
+    <w:lsdException w:name="Light List Accent 2" w:semiHidden="0" w:uiPriority="61" w:unhideWhenUsed="0"/>
+    <w:lsdException w:name="Light Grid Accent 2" w:semiHidden="0" w:uiPriority="62" w:unhideWhenUsed="0"/>
+    <w:lsdException w:name="Medium Shading 1 Accent 2" w:semiHidden="0" w:uiPriority="63" w:unhideWhenUsed="0"/>
+    <w:lsdException w:name="Medium Shading 2 Accent 2" w:semiHidden="0" w:uiPriority="64" w:unhideWhenUsed="0"/>
+    <w:lsdException w:name="Medium List 1 Accent 2" w:semiHidden="0" w:uiPriority="65" w:unhideWhenUsed="0"/>
+    <w:lsdException w:name="Medium List 2 Accent 2" w:semiHidden="0" w:uiPriority="66" w:unhideWhenUsed="0"/>
+    <w:lsdException w:name="Medium Grid 1 Accent 2" w:semiHidden="0" w:uiPriority="67" w:unhideWhenUsed="0"/>
+    <w:lsdException w:name="Medium Grid 2 Accent 2" w:semiHidden="0" w:uiPriority="68" w:unhideWhenUsed="0"/>
+    <w:lsdException w:name="Medium Grid 3 Accent 2" w:semiHidden="0" w:uiPriority="69" w:unhideWhenUsed="0"/>
+    <w:lsdException w:name="Dark List Accent 2" w:semiHidden="0" w:uiPriority="70" w:unhideWhenUsed="0"/>
+    <w:lsdException w:name="Colorful Shading Accent 2" w:semiHidden="0" w:uiPriority="71" w:unhideWhenUsed="0"/>
+    <w:lsdException w:name="Colorful List Accent 2" w:semiHidden="0" w:uiPriority="72" w:unhideWhenUsed="0"/>
+    <w:lsdException w:name="Colorful Grid Accent 2" w:semiHidden="0" w:uiPriority="73" w:unhideWhenUsed="0"/>
+    <w:lsdException w:name="Light Shading Accent 3" w:semiHidden="0" w:uiPriority="60" w:unhideWhenUsed="0"/>
+    <w:lsdException w:name="Light List Accent 3" w:semiHidden="0" w:uiPriority="61" w:unhideWhenUsed="0"/>
+    <w:lsdException w:name="Light Grid Accent 3" w:semiHidden="0" w:uiPriority="62" w:unhideWhenUsed="0"/>
+    <w:lsdException w:name="Medium Shading 1 Accent 3" w:semiHidden="0" w:uiPriority="63" w:unhideWhenUsed="0"/>
+    <w:lsdException w:name="Medium Shading 2 Accent 3" w:semiHidden="0" w:uiPriority="64" w:unhideWhenUsed="0"/>
+    <w:lsdException w:name="Medium List 1 Accent 3" w:semiHidden="0" w:uiPriority="65" w:unhideWhenUsed="0"/>
+    <w:lsdException w:name="Medium List 2 Accent 3" w:semiHidden="0" w:uiPriority="66" w:unhideWhenUsed="0"/>
+    <w:lsdException w:name="Medium Grid 1 Accent 3" w:semiHidden="0" w:uiPriority="67" w:unhideWhenUsed="0"/>
+    <w:lsdException w:name="Medium Grid 2 Accent 3" w:semiHidden="0" w:uiPriority="68" w:unhideWhenUsed="0"/>
+    <w:lsdException w:name="Medium Grid 3 Accent 3" w:semiHidden="0" w:uiPriority="69" w:unhideWhenUsed="0"/>
+    <w:lsdException w:name="Dark List Accent 3" w:semiHidden="0" w:uiPriority="70" w:unhideWhenUsed="0"/>
+    <w:lsdException w:name="Colorful Shading Accent 3" w:semiHidden="0" w:uiPriority="71" w:unhideWhenUsed="0"/>
+    <w:lsdException w:name="Colorful List Accent 3" w:semiHidden="0" w:uiPriority="72" w:unhideWhenUsed="0"/>
+    <w:lsdException w:name="Colorful Grid Accent 3" w:semiHidden="0" w:uiPriority="73" w:unhideWhenUsed="0"/>
+    <w:lsdException w:name="Light Shading Accent 4" w:semiHidden="0" w:uiPriority="60" w:unhideWhenUsed="0"/>
+    <w:lsdException w:name="Light List Accent 4" w:semiHidden="0" w:uiPriority="61" w:unhideWhenUsed="0"/>
+    <w:lsdException w:name="Light Grid Accent 4" w:semiHidden="0" w:uiPriority="62" w:unhideWhenUsed="0"/>
+    <w:lsdException w:name="Medium Shading 1 Accent 4" w:semiHidden="0" w:uiPriority="63" w:unhideWhenUsed="0"/>
+    <w:lsdException w:name="Medium Shading 2 Accent 4" w:semiHidden="0" w:uiPriority="64" w:unhideWhenUsed="0"/>
+    <w:lsdException w:name="Medium List 1 Accent 4" w:semiHidden="0" w:uiPriority="65" w:unhideWhenUsed="0"/>
+    <w:lsdException w:name="Medium List 2 Accent 4" w:semiHidden="0" w:uiPriority="66" w:unhideWhenUsed="0"/>
+    <w:lsdException w:name="Medium Grid 1 Accent 4" w:semiHidden="0" w:uiPriority="67" w:unhideWhenUsed="0"/>
+    <w:lsdException w:name="Medium Grid 2 Accent 4" w:semiHidden="0" w:uiPriority="68" w:unhideWhenUsed="0"/>
+    <w:lsdException w:name="Medium Grid 3 Accent 4" w:semiHidden="0" w:uiPriority="69" w:unhideWhenUsed="0"/>
+    <w:lsdException w:name="Dark List Accent 4" w:semiHidden="0" w:uiPriority="70" w:unhideWhenUsed="0"/>
+    <w:lsdException w:name="Colorful Shading Accent 4" w:semiHidden="0" w:uiPriority="71" w:unhideWhenUsed="0"/>
+    <w:lsdException w:name="Colorful List Accent 4" w:semiHidden="0" w:uiPriority="72" w:unhideWhenUsed="0"/>
+    <w:lsdException w:name="Colorful Grid Accent 4" w:semiHidden="0" w:uiPriority="73" w:unhideWhenUsed="0"/>
+    <w:lsdException w:name="Light Shading Accent 5" w:semiHidden="0" w:uiPriority="60" w:unhideWhenUsed="0"/>
+    <w:lsdException w:name="Light List Accent 5" w:semiHidden="0" w:uiPriority="61" w:unhideWhenUsed="0"/>
+    <w:lsdException w:name="Light Grid Accent 5" w:semiHidden="0" w:uiPriority="62" w:unhideWhenUsed="0"/>
+    <w:lsdException w:name="Medium Shading 1 Accent 5" w:semiHidden="0" w:uiPriority="63" w:unhideWhenUsed="0"/>
+    <w:lsdException w:name="Medium Shading 2 Accent 5" w:semiHidden="0" w:uiPriority="64" w:unhideWhenUsed="0"/>
+    <w:lsdException w:name="Medium List 1 Accent 5" w:semiHidden="0" w:uiPriority="65" w:unhideWhenUsed="0"/>
+    <w:lsdException w:name="Medium List 2 Accent 5" w:semiHidden="0" w:uiPriority="66" w:unhideWhenUsed="0"/>
+    <w:lsdException w:name="Medium Grid 1 Accent 5" w:semiHidden="0" w:uiPriority="67" w:unhideWhenUsed="0"/>
+    <w:lsdException w:name="Medium Grid 2 Accent 5" w:semiHidden="0" w:uiPriority="68" w:unhideWhenUsed="0"/>
+    <w:lsdException w:name="Medium Grid 3 Accent 5" w:semiHidden="0" w:uiPriority="69" w:unhideWhenUsed="0"/>
+    <w:lsdException w:name="Dark List Accent 5" w:semiHidden="0" w:uiPriority="70" w:unhideWhenUsed="0"/>
+    <w:lsdException w:name="Colorful Shading Accent 5" w:semiHidden="0" w:uiPriority="71" w:unhideWhenUsed="0"/>
+    <w:lsdException w:name="Colorful List Accent 5" w:semiHidden="0" w:uiPriority="72" w:unhideWhenUsed="0"/>
+    <w:lsdException w:name="Colorful Grid Accent 5" w:semiHidden="0" w:uiPriority="73" w:unhideWhenUsed="0"/>
+    <w:lsdException w:name="Light Shading Accent 6" w:semiHidden="0" w:uiPriority="60" w:unhideWhenUsed="0"/>
+    <w:lsdException w:name="Light List Accent 6" w:semiHidden="0" w:uiPriority="61" w:unhideWhenUsed="0"/>
+    <w:lsdException w:name="Light Grid Accent 6" w:semiHidden="0" w:uiPriority="62" w:unhideWhenUsed="0"/>
+    <w:lsdException w:name="Medium Shading 1 Accent 6" w:semiHidden="0" w:uiPriority="63" w:unhideWhenUsed="0"/>
+    <w:lsdException w:name="Medium Shading 2 Accent 6" w:semiHidden="0" w:uiPriority="64" w:unhideWhenUsed="0"/>
+    <w:lsdException w:name="Medium List 1 Accent 6" w:semiHidden="0" w:uiPriority="65" w:unhideWhenUsed="0"/>
+    <w:lsdException w:name="Medium List 2 Accent 6" w:semiHidden="0" w:uiPriority="66" w:unhideWhenUsed="0"/>
+    <w:lsdException w:name="Medium Grid 1 Accent 6" w:semiHidden="0" w:uiPriority="67" w:unhideWhenUsed="0"/>
+    <w:lsdException w:name="Medium Grid 2 Accent 6" w:semiHidden="0" w:uiPriority="68" w:unhideWhenUsed="0"/>
+    <w:lsdException w:name="Medium Grid 3 Accent 6" w:semiHidden="0" w:uiPriority="69" w:unhideWhenUsed="0"/>
+    <w:lsdException w:name="Dark List Accent 6" w:semiHidden="0" w:uiPriority="70" w:unhideWhenUsed="0"/>
+    <w:lsdException w:name="Colorful Shading Accent 6" w:semiHidden="0" w:uiPriority="71" w:unhideWhenUsed="0"/>
+    <w:lsdException w:name="Colorful List Accent 6" w:semiHidden="0" w:uiPriority="72" w:unhideWhenUsed="0"/>
+    <w:lsdException w:name="Colorful Grid Accent 6" w:semiHidden="0" w:uiPriority="73" w:unhideWhenUsed="0"/>
+    <w:lsdException w:name="Subtle Emphasis" w:semiHidden="0" w:uiPriority="19" w:unhideWhenUsed="0" w:qFormat="1"/>
+    <w:lsdException w:name="Intense Emphasis" w:semiHidden="0" w:uiPriority="21" w:unhideWhenUsed="0" w:qFormat="1"/>
+    <w:lsdException w:name="Subtle Reference" w:semiHidden="0" w:uiPriority="31" w:unhideWhenUsed="0" w:qFormat="1"/>
+    <w:lsdException w:name="Intense Reference" w:semiHidden="0" w:uiPriority="32" w:unhideWhenUsed="0" w:qFormat="1"/>
+    <w:lsdException w:name="Book Title" w:semiHidden="0" w:uiPriority="33" w:unhideWhenUsed="0" w:qFormat="1"/>
+    <w:lsdException w:name="Bibliography" w:uiPriority="37"/>
+    <w:lsdException w:name="TOC Heading" w:uiPriority="39" w:qFormat="1"/>
   </w:latentStyles>
   <w:style w:type="paragraph" w:default="1" w:styleId="Normal">
     <w:name w:val="Normal"/>
@@ -5641,7 +5426,9 @@
       <w:tblStyleRowBandSize w:val="1"/>
       <w:tblStyleColBandSize w:val="1"/>
       <w:tblCellMar>
+        <w:top w:w="0" w:type="dxa"/>
         <w:left w:w="108" w:type="dxa"/>
+        <w:bottom w:w="0" w:type="dxa"/>
         <w:right w:w="108" w:type="dxa"/>
       </w:tblCellMar>
     </w:tblPr>
@@ -5655,7 +5442,9 @@
       <w:tblStyleRowBandSize w:val="1"/>
       <w:tblStyleColBandSize w:val="1"/>
       <w:tblCellMar>
+        <w:top w:w="0" w:type="dxa"/>
         <w:left w:w="108" w:type="dxa"/>
+        <w:bottom w:w="0" w:type="dxa"/>
         <w:right w:w="108" w:type="dxa"/>
       </w:tblCellMar>
     </w:tblPr>
@@ -5666,7 +5455,9 @@
       <w:tblStyleRowBandSize w:val="1"/>
       <w:tblStyleColBandSize w:val="1"/>
       <w:tblCellMar>
+        <w:top w:w="0" w:type="dxa"/>
         <w:left w:w="115" w:type="dxa"/>
+        <w:bottom w:w="0" w:type="dxa"/>
         <w:right w:w="115" w:type="dxa"/>
       </w:tblCellMar>
     </w:tblPr>
@@ -5677,7 +5468,9 @@
       <w:tblStyleRowBandSize w:val="1"/>
       <w:tblStyleColBandSize w:val="1"/>
       <w:tblCellMar>
+        <w:top w:w="0" w:type="dxa"/>
         <w:left w:w="115" w:type="dxa"/>
+        <w:bottom w:w="0" w:type="dxa"/>
         <w:right w:w="115" w:type="dxa"/>
       </w:tblCellMar>
     </w:tblPr>
@@ -5730,6 +5523,7 @@
     <w:uiPriority w:val="39"/>
     <w:rsid w:val="00AB773A"/>
     <w:tblPr>
+      <w:tblInd w:w="0" w:type="dxa"/>
       <w:tblBorders>
         <w:top w:val="single" w:sz="4" w:space="0" w:color="auto"/>
         <w:left w:val="single" w:sz="4" w:space="0" w:color="auto"/>
@@ -5738,6 +5532,620 @@
         <w:insideH w:val="single" w:sz="4" w:space="0" w:color="auto"/>
         <w:insideV w:val="single" w:sz="4" w:space="0" w:color="auto"/>
       </w:tblBorders>
+      <w:tblCellMar>
+        <w:top w:w="0" w:type="dxa"/>
+        <w:left w:w="108" w:type="dxa"/>
+        <w:bottom w:w="0" w:type="dxa"/>
+        <w:right w:w="108" w:type="dxa"/>
+      </w:tblCellMar>
+    </w:tblPr>
+  </w:style>
+  <w:style w:type="paragraph" w:styleId="Textodeglobo">
+    <w:name w:val="Balloon Text"/>
+    <w:basedOn w:val="Normal"/>
+    <w:link w:val="TextodegloboCar"/>
+    <w:uiPriority w:val="99"/>
+    <w:semiHidden/>
+    <w:unhideWhenUsed/>
+    <w:rsid w:val="003A0A20"/>
+    <w:rPr>
+      <w:rFonts w:ascii="Segoe UI" w:hAnsi="Segoe UI" w:cs="Segoe UI"/>
+      <w:sz w:val="18"/>
+      <w:szCs w:val="18"/>
+    </w:rPr>
+  </w:style>
+  <w:style w:type="character" w:customStyle="1" w:styleId="TextodegloboCar">
+    <w:name w:val="Texto de globo Car"/>
+    <w:basedOn w:val="Fuentedeprrafopredeter"/>
+    <w:link w:val="Textodeglobo"/>
+    <w:uiPriority w:val="99"/>
+    <w:semiHidden/>
+    <w:rsid w:val="003A0A20"/>
+    <w:rPr>
+      <w:rFonts w:ascii="Segoe UI" w:hAnsi="Segoe UI" w:cs="Segoe UI"/>
+      <w:sz w:val="18"/>
+      <w:szCs w:val="18"/>
+    </w:rPr>
+  </w:style>
+  <w:style w:type="character" w:styleId="Refdecomentario">
+    <w:name w:val="annotation reference"/>
+    <w:basedOn w:val="Fuentedeprrafopredeter"/>
+    <w:uiPriority w:val="99"/>
+    <w:semiHidden/>
+    <w:unhideWhenUsed/>
+    <w:rsid w:val="00FE2FED"/>
+    <w:rPr>
+      <w:sz w:val="16"/>
+      <w:szCs w:val="16"/>
+    </w:rPr>
+  </w:style>
+  <w:style w:type="paragraph" w:styleId="Textocomentario">
+    <w:name w:val="annotation text"/>
+    <w:basedOn w:val="Normal"/>
+    <w:link w:val="TextocomentarioCar"/>
+    <w:uiPriority w:val="99"/>
+    <w:semiHidden/>
+    <w:unhideWhenUsed/>
+    <w:rsid w:val="00FE2FED"/>
+    <w:rPr>
+      <w:sz w:val="20"/>
+      <w:szCs w:val="20"/>
+    </w:rPr>
+  </w:style>
+  <w:style w:type="character" w:customStyle="1" w:styleId="TextocomentarioCar">
+    <w:name w:val="Texto comentario Car"/>
+    <w:basedOn w:val="Fuentedeprrafopredeter"/>
+    <w:link w:val="Textocomentario"/>
+    <w:uiPriority w:val="99"/>
+    <w:semiHidden/>
+    <w:rsid w:val="00FE2FED"/>
+    <w:rPr>
+      <w:sz w:val="20"/>
+      <w:szCs w:val="20"/>
+    </w:rPr>
+  </w:style>
+  <w:style w:type="paragraph" w:styleId="Asuntodelcomentario">
+    <w:name w:val="annotation subject"/>
+    <w:basedOn w:val="Textocomentario"/>
+    <w:next w:val="Textocomentario"/>
+    <w:link w:val="AsuntodelcomentarioCar"/>
+    <w:uiPriority w:val="99"/>
+    <w:semiHidden/>
+    <w:unhideWhenUsed/>
+    <w:rsid w:val="00FE2FED"/>
+    <w:rPr>
+      <w:b/>
+      <w:bCs/>
+    </w:rPr>
+  </w:style>
+  <w:style w:type="character" w:customStyle="1" w:styleId="AsuntodelcomentarioCar">
+    <w:name w:val="Asunto del comentario Car"/>
+    <w:basedOn w:val="TextocomentarioCar"/>
+    <w:link w:val="Asuntodelcomentario"/>
+    <w:uiPriority w:val="99"/>
+    <w:semiHidden/>
+    <w:rsid w:val="00FE2FED"/>
+    <w:rPr>
+      <w:b/>
+      <w:bCs/>
+      <w:sz w:val="20"/>
+      <w:szCs w:val="20"/>
+    </w:rPr>
+  </w:style>
+  <w:style w:type="paragraph" w:styleId="Revisin">
+    <w:name w:val="Revision"/>
+    <w:hidden/>
+    <w:uiPriority w:val="99"/>
+    <w:semiHidden/>
+    <w:rsid w:val="00FE2FED"/>
+  </w:style>
+  <w:style w:type="paragraph" w:styleId="NormalWeb">
+    <w:name w:val="Normal (Web)"/>
+    <w:basedOn w:val="Normal"/>
+    <w:uiPriority w:val="99"/>
+    <w:semiHidden/>
+    <w:unhideWhenUsed/>
+    <w:rsid w:val="005436A4"/>
+    <w:pPr>
+      <w:spacing w:before="100" w:beforeAutospacing="1" w:after="100" w:afterAutospacing="1"/>
+    </w:pPr>
+    <w:rPr>
+      <w:rFonts w:ascii="Times New Roman" w:eastAsia="Times New Roman" w:hAnsi="Times New Roman" w:cs="Times New Roman"/>
+      <w:sz w:val="24"/>
+      <w:szCs w:val="24"/>
+      <w:lang w:val="es-CO"/>
+    </w:rPr>
+  </w:style>
+</w:styles>
+</file>
+
+<file path=word/stylesWithEffects.xml><?xml version="1.0" encoding="utf-8"?>
+<w:styles xmlns:wpc="http://schemas.microsoft.com/office/word/2010/wordprocessingCanvas" xmlns:mc="http://schemas.openxmlformats.org/markup-compatibility/2006" xmlns:o="urn:schemas-microsoft-com:office:office" xmlns:r="http://schemas.openxmlformats.org/officeDocument/2006/relationships" xmlns:m="http://schemas.openxmlformats.org/officeDocument/2006/math" xmlns:v="urn:schemas-microsoft-com:vml" xmlns:wp14="http://schemas.microsoft.com/office/word/2010/wordprocessingDrawing" xmlns:wp="http://schemas.openxmlformats.org/drawingml/2006/wordprocessingDrawing" xmlns:w10="urn:schemas-microsoft-com:office:word" xmlns:w="http://schemas.openxmlformats.org/wordprocessingml/2006/main" xmlns:w14="http://schemas.microsoft.com/office/word/2010/wordml" xmlns:wpg="http://schemas.microsoft.com/office/word/2010/wordprocessingGroup" xmlns:wpi="http://schemas.microsoft.com/office/word/2010/wordprocessingInk" xmlns:wne="http://schemas.microsoft.com/office/word/2006/wordml" xmlns:wps="http://schemas.microsoft.com/office/word/2010/wordprocessingShape" mc:Ignorable="w14 wp14">
+  <w:docDefaults>
+    <w:rPrDefault>
+      <w:rPr>
+        <w:rFonts w:ascii="Calibri" w:eastAsia="Calibri" w:hAnsi="Calibri" w:cs="Calibri"/>
+        <w:sz w:val="22"/>
+        <w:szCs w:val="22"/>
+        <w:lang w:val="es-ES" w:eastAsia="es-CO" w:bidi="ar-SA"/>
+      </w:rPr>
+    </w:rPrDefault>
+    <w:pPrDefault/>
+  </w:docDefaults>
+  <w:latentStyles w:defLockedState="0" w:defUIPriority="99" w:defSemiHidden="1" w:defUnhideWhenUsed="1" w:defQFormat="0" w:count="267">
+    <w:lsdException w:name="Normal" w:semiHidden="0" w:uiPriority="0" w:unhideWhenUsed="0" w:qFormat="1"/>
+    <w:lsdException w:name="heading 1" w:semiHidden="0" w:uiPriority="9" w:unhideWhenUsed="0" w:qFormat="1"/>
+    <w:lsdException w:name="heading 2" w:uiPriority="9" w:qFormat="1"/>
+    <w:lsdException w:name="heading 3" w:uiPriority="9" w:qFormat="1"/>
+    <w:lsdException w:name="heading 4" w:uiPriority="9" w:qFormat="1"/>
+    <w:lsdException w:name="heading 5" w:uiPriority="9" w:qFormat="1"/>
+    <w:lsdException w:name="heading 6" w:uiPriority="9" w:qFormat="1"/>
+    <w:lsdException w:name="heading 7" w:uiPriority="9" w:qFormat="1"/>
+    <w:lsdException w:name="heading 8" w:uiPriority="9" w:qFormat="1"/>
+    <w:lsdException w:name="heading 9" w:uiPriority="9" w:qFormat="1"/>
+    <w:lsdException w:name="toc 1" w:uiPriority="39"/>
+    <w:lsdException w:name="toc 2" w:uiPriority="39"/>
+    <w:lsdException w:name="toc 3" w:uiPriority="39"/>
+    <w:lsdException w:name="toc 4" w:uiPriority="39"/>
+    <w:lsdException w:name="toc 5" w:uiPriority="39"/>
+    <w:lsdException w:name="toc 6" w:uiPriority="39"/>
+    <w:lsdException w:name="toc 7" w:uiPriority="39"/>
+    <w:lsdException w:name="toc 8" w:uiPriority="39"/>
+    <w:lsdException w:name="toc 9" w:uiPriority="39"/>
+    <w:lsdException w:name="caption" w:uiPriority="35" w:qFormat="1"/>
+    <w:lsdException w:name="Title" w:semiHidden="0" w:uiPriority="10" w:unhideWhenUsed="0" w:qFormat="1"/>
+    <w:lsdException w:name="Default Paragraph Font" w:uiPriority="1"/>
+    <w:lsdException w:name="Subtitle" w:semiHidden="0" w:uiPriority="11" w:unhideWhenUsed="0" w:qFormat="1"/>
+    <w:lsdException w:name="Strong" w:semiHidden="0" w:uiPriority="22" w:unhideWhenUsed="0" w:qFormat="1"/>
+    <w:lsdException w:name="Emphasis" w:semiHidden="0" w:uiPriority="20" w:unhideWhenUsed="0" w:qFormat="1"/>
+    <w:lsdException w:name="Table Grid" w:uiPriority="39"/>
+    <w:lsdException w:name="Placeholder Text" w:unhideWhenUsed="0"/>
+    <w:lsdException w:name="No Spacing" w:semiHidden="0" w:uiPriority="1" w:unhideWhenUsed="0" w:qFormat="1"/>
+    <w:lsdException w:name="Light Shading" w:semiHidden="0" w:uiPriority="60" w:unhideWhenUsed="0"/>
+    <w:lsdException w:name="Light List" w:semiHidden="0" w:uiPriority="61" w:unhideWhenUsed="0"/>
+    <w:lsdException w:name="Light Grid" w:semiHidden="0" w:uiPriority="62" w:unhideWhenUsed="0"/>
+    <w:lsdException w:name="Medium Shading 1" w:semiHidden="0" w:uiPriority="63" w:unhideWhenUsed="0"/>
+    <w:lsdException w:name="Medium Shading 2" w:semiHidden="0" w:uiPriority="64" w:unhideWhenUsed="0"/>
+    <w:lsdException w:name="Medium List 1" w:semiHidden="0" w:uiPriority="65" w:unhideWhenUsed="0"/>
+    <w:lsdException w:name="Medium List 2" w:semiHidden="0" w:uiPriority="66" w:unhideWhenUsed="0"/>
+    <w:lsdException w:name="Medium Grid 1" w:semiHidden="0" w:uiPriority="67" w:unhideWhenUsed="0"/>
+    <w:lsdException w:name="Medium Grid 2" w:semiHidden="0" w:uiPriority="68" w:unhideWhenUsed="0"/>
+    <w:lsdException w:name="Medium Grid 3" w:semiHidden="0" w:uiPriority="69" w:unhideWhenUsed="0"/>
+    <w:lsdException w:name="Dark List" w:semiHidden="0" w:uiPriority="70" w:unhideWhenUsed="0"/>
+    <w:lsdException w:name="Colorful Shading" w:semiHidden="0" w:uiPriority="71" w:unhideWhenUsed="0"/>
+    <w:lsdException w:name="Colorful List" w:semiHidden="0" w:uiPriority="72" w:unhideWhenUsed="0"/>
+    <w:lsdException w:name="Colorful Grid" w:semiHidden="0" w:uiPriority="73" w:unhideWhenUsed="0"/>
+    <w:lsdException w:name="Light Shading Accent 1" w:semiHidden="0" w:uiPriority="60" w:unhideWhenUsed="0"/>
+    <w:lsdException w:name="Light List Accent 1" w:semiHidden="0" w:uiPriority="61" w:unhideWhenUsed="0"/>
+    <w:lsdException w:name="Light Grid Accent 1" w:semiHidden="0" w:uiPriority="62" w:unhideWhenUsed="0"/>
+    <w:lsdException w:name="Medium Shading 1 Accent 1" w:semiHidden="0" w:uiPriority="63" w:unhideWhenUsed="0"/>
+    <w:lsdException w:name="Medium Shading 2 Accent 1" w:semiHidden="0" w:uiPriority="64" w:unhideWhenUsed="0"/>
+    <w:lsdException w:name="Medium List 1 Accent 1" w:semiHidden="0" w:uiPriority="65" w:unhideWhenUsed="0"/>
+    <w:lsdException w:name="Revision" w:unhideWhenUsed="0"/>
+    <w:lsdException w:name="List Paragraph" w:semiHidden="0" w:uiPriority="34" w:unhideWhenUsed="0" w:qFormat="1"/>
+    <w:lsdException w:name="Quote" w:semiHidden="0" w:uiPriority="29" w:unhideWhenUsed="0" w:qFormat="1"/>
+    <w:lsdException w:name="Intense Quote" w:semiHidden="0" w:uiPriority="30" w:unhideWhenUsed="0" w:qFormat="1"/>
+    <w:lsdException w:name="Medium List 2 Accent 1" w:semiHidden="0" w:uiPriority="66" w:unhideWhenUsed="0"/>
+    <w:lsdException w:name="Medium Grid 1 Accent 1" w:semiHidden="0" w:uiPriority="67" w:unhideWhenUsed="0"/>
+    <w:lsdException w:name="Medium Grid 2 Accent 1" w:semiHidden="0" w:uiPriority="68" w:unhideWhenUsed="0"/>
+    <w:lsdException w:name="Medium Grid 3 Accent 1" w:semiHidden="0" w:uiPriority="69" w:unhideWhenUsed="0"/>
+    <w:lsdException w:name="Dark List Accent 1" w:semiHidden="0" w:uiPriority="70" w:unhideWhenUsed="0"/>
+    <w:lsdException w:name="Colorful Shading Accent 1" w:semiHidden="0" w:uiPriority="71" w:unhideWhenUsed="0"/>
+    <w:lsdException w:name="Colorful List Accent 1" w:semiHidden="0" w:uiPriority="72" w:unhideWhenUsed="0"/>
+    <w:lsdException w:name="Colorful Grid Accent 1" w:semiHidden="0" w:uiPriority="73" w:unhideWhenUsed="0"/>
+    <w:lsdException w:name="Light Shading Accent 2" w:semiHidden="0" w:uiPriority="60" w:unhideWhenUsed="0"/>
+    <w:lsdException w:name="Light List Accent 2" w:semiHidden="0" w:uiPriority="61" w:unhideWhenUsed="0"/>
+    <w:lsdException w:name="Light Grid Accent 2" w:semiHidden="0" w:uiPriority="62" w:unhideWhenUsed="0"/>
+    <w:lsdException w:name="Medium Shading 1 Accent 2" w:semiHidden="0" w:uiPriority="63" w:unhideWhenUsed="0"/>
+    <w:lsdException w:name="Medium Shading 2 Accent 2" w:semiHidden="0" w:uiPriority="64" w:unhideWhenUsed="0"/>
+    <w:lsdException w:name="Medium List 1 Accent 2" w:semiHidden="0" w:uiPriority="65" w:unhideWhenUsed="0"/>
+    <w:lsdException w:name="Medium List 2 Accent 2" w:semiHidden="0" w:uiPriority="66" w:unhideWhenUsed="0"/>
+    <w:lsdException w:name="Medium Grid 1 Accent 2" w:semiHidden="0" w:uiPriority="67" w:unhideWhenUsed="0"/>
+    <w:lsdException w:name="Medium Grid 2 Accent 2" w:semiHidden="0" w:uiPriority="68" w:unhideWhenUsed="0"/>
+    <w:lsdException w:name="Medium Grid 3 Accent 2" w:semiHidden="0" w:uiPriority="69" w:unhideWhenUsed="0"/>
+    <w:lsdException w:name="Dark List Accent 2" w:semiHidden="0" w:uiPriority="70" w:unhideWhenUsed="0"/>
+    <w:lsdException w:name="Colorful Shading Accent 2" w:semiHidden="0" w:uiPriority="71" w:unhideWhenUsed="0"/>
+    <w:lsdException w:name="Colorful List Accent 2" w:semiHidden="0" w:uiPriority="72" w:unhideWhenUsed="0"/>
+    <w:lsdException w:name="Colorful Grid Accent 2" w:semiHidden="0" w:uiPriority="73" w:unhideWhenUsed="0"/>
+    <w:lsdException w:name="Light Shading Accent 3" w:semiHidden="0" w:uiPriority="60" w:unhideWhenUsed="0"/>
+    <w:lsdException w:name="Light List Accent 3" w:semiHidden="0" w:uiPriority="61" w:unhideWhenUsed="0"/>
+    <w:lsdException w:name="Light Grid Accent 3" w:semiHidden="0" w:uiPriority="62" w:unhideWhenUsed="0"/>
+    <w:lsdException w:name="Medium Shading 1 Accent 3" w:semiHidden="0" w:uiPriority="63" w:unhideWhenUsed="0"/>
+    <w:lsdException w:name="Medium Shading 2 Accent 3" w:semiHidden="0" w:uiPriority="64" w:unhideWhenUsed="0"/>
+    <w:lsdException w:name="Medium List 1 Accent 3" w:semiHidden="0" w:uiPriority="65" w:unhideWhenUsed="0"/>
+    <w:lsdException w:name="Medium List 2 Accent 3" w:semiHidden="0" w:uiPriority="66" w:unhideWhenUsed="0"/>
+    <w:lsdException w:name="Medium Grid 1 Accent 3" w:semiHidden="0" w:uiPriority="67" w:unhideWhenUsed="0"/>
+    <w:lsdException w:name="Medium Grid 2 Accent 3" w:semiHidden="0" w:uiPriority="68" w:unhideWhenUsed="0"/>
+    <w:lsdException w:name="Medium Grid 3 Accent 3" w:semiHidden="0" w:uiPriority="69" w:unhideWhenUsed="0"/>
+    <w:lsdException w:name="Dark List Accent 3" w:semiHidden="0" w:uiPriority="70" w:unhideWhenUsed="0"/>
+    <w:lsdException w:name="Colorful Shading Accent 3" w:semiHidden="0" w:uiPriority="71" w:unhideWhenUsed="0"/>
+    <w:lsdException w:name="Colorful List Accent 3" w:semiHidden="0" w:uiPriority="72" w:unhideWhenUsed="0"/>
+    <w:lsdException w:name="Colorful Grid Accent 3" w:semiHidden="0" w:uiPriority="73" w:unhideWhenUsed="0"/>
+    <w:lsdException w:name="Light Shading Accent 4" w:semiHidden="0" w:uiPriority="60" w:unhideWhenUsed="0"/>
+    <w:lsdException w:name="Light List Accent 4" w:semiHidden="0" w:uiPriority="61" w:unhideWhenUsed="0"/>
+    <w:lsdException w:name="Light Grid Accent 4" w:semiHidden="0" w:uiPriority="62" w:unhideWhenUsed="0"/>
+    <w:lsdException w:name="Medium Shading 1 Accent 4" w:semiHidden="0" w:uiPriority="63" w:unhideWhenUsed="0"/>
+    <w:lsdException w:name="Medium Shading 2 Accent 4" w:semiHidden="0" w:uiPriority="64" w:unhideWhenUsed="0"/>
+    <w:lsdException w:name="Medium List 1 Accent 4" w:semiHidden="0" w:uiPriority="65" w:unhideWhenUsed="0"/>
+    <w:lsdException w:name="Medium List 2 Accent 4" w:semiHidden="0" w:uiPriority="66" w:unhideWhenUsed="0"/>
+    <w:lsdException w:name="Medium Grid 1 Accent 4" w:semiHidden="0" w:uiPriority="67" w:unhideWhenUsed="0"/>
+    <w:lsdException w:name="Medium Grid 2 Accent 4" w:semiHidden="0" w:uiPriority="68" w:unhideWhenUsed="0"/>
+    <w:lsdException w:name="Medium Grid 3 Accent 4" w:semiHidden="0" w:uiPriority="69" w:unhideWhenUsed="0"/>
+    <w:lsdException w:name="Dark List Accent 4" w:semiHidden="0" w:uiPriority="70" w:unhideWhenUsed="0"/>
+    <w:lsdException w:name="Colorful Shading Accent 4" w:semiHidden="0" w:uiPriority="71" w:unhideWhenUsed="0"/>
+    <w:lsdException w:name="Colorful List Accent 4" w:semiHidden="0" w:uiPriority="72" w:unhideWhenUsed="0"/>
+    <w:lsdException w:name="Colorful Grid Accent 4" w:semiHidden="0" w:uiPriority="73" w:unhideWhenUsed="0"/>
+    <w:lsdException w:name="Light Shading Accent 5" w:semiHidden="0" w:uiPriority="60" w:unhideWhenUsed="0"/>
+    <w:lsdException w:name="Light List Accent 5" w:semiHidden="0" w:uiPriority="61" w:unhideWhenUsed="0"/>
+    <w:lsdException w:name="Light Grid Accent 5" w:semiHidden="0" w:uiPriority="62" w:unhideWhenUsed="0"/>
+    <w:lsdException w:name="Medium Shading 1 Accent 5" w:semiHidden="0" w:uiPriority="63" w:unhideWhenUsed="0"/>
+    <w:lsdException w:name="Medium Shading 2 Accent 5" w:semiHidden="0" w:uiPriority="64" w:unhideWhenUsed="0"/>
+    <w:lsdException w:name="Medium List 1 Accent 5" w:semiHidden="0" w:uiPriority="65" w:unhideWhenUsed="0"/>
+    <w:lsdException w:name="Medium List 2 Accent 5" w:semiHidden="0" w:uiPriority="66" w:unhideWhenUsed="0"/>
+    <w:lsdException w:name="Medium Grid 1 Accent 5" w:semiHidden="0" w:uiPriority="67" w:unhideWhenUsed="0"/>
+    <w:lsdException w:name="Medium Grid 2 Accent 5" w:semiHidden="0" w:uiPriority="68" w:unhideWhenUsed="0"/>
+    <w:lsdException w:name="Medium Grid 3 Accent 5" w:semiHidden="0" w:uiPriority="69" w:unhideWhenUsed="0"/>
+    <w:lsdException w:name="Dark List Accent 5" w:semiHidden="0" w:uiPriority="70" w:unhideWhenUsed="0"/>
+    <w:lsdException w:name="Colorful Shading Accent 5" w:semiHidden="0" w:uiPriority="71" w:unhideWhenUsed="0"/>
+    <w:lsdException w:name="Colorful List Accent 5" w:semiHidden="0" w:uiPriority="72" w:unhideWhenUsed="0"/>
+    <w:lsdException w:name="Colorful Grid Accent 5" w:semiHidden="0" w:uiPriority="73" w:unhideWhenUsed="0"/>
+    <w:lsdException w:name="Light Shading Accent 6" w:semiHidden="0" w:uiPriority="60" w:unhideWhenUsed="0"/>
+    <w:lsdException w:name="Light List Accent 6" w:semiHidden="0" w:uiPriority="61" w:unhideWhenUsed="0"/>
+    <w:lsdException w:name="Light Grid Accent 6" w:semiHidden="0" w:uiPriority="62" w:unhideWhenUsed="0"/>
+    <w:lsdException w:name="Medium Shading 1 Accent 6" w:semiHidden="0" w:uiPriority="63" w:unhideWhenUsed="0"/>
+    <w:lsdException w:name="Medium Shading 2 Accent 6" w:semiHidden="0" w:uiPriority="64" w:unhideWhenUsed="0"/>
+    <w:lsdException w:name="Medium List 1 Accent 6" w:semiHidden="0" w:uiPriority="65" w:unhideWhenUsed="0"/>
+    <w:lsdException w:name="Medium List 2 Accent 6" w:semiHidden="0" w:uiPriority="66" w:unhideWhenUsed="0"/>
+    <w:lsdException w:name="Medium Grid 1 Accent 6" w:semiHidden="0" w:uiPriority="67" w:unhideWhenUsed="0"/>
+    <w:lsdException w:name="Medium Grid 2 Accent 6" w:semiHidden="0" w:uiPriority="68" w:unhideWhenUsed="0"/>
+    <w:lsdException w:name="Medium Grid 3 Accent 6" w:semiHidden="0" w:uiPriority="69" w:unhideWhenUsed="0"/>
+    <w:lsdException w:name="Dark List Accent 6" w:semiHidden="0" w:uiPriority="70" w:unhideWhenUsed="0"/>
+    <w:lsdException w:name="Colorful Shading Accent 6" w:semiHidden="0" w:uiPriority="71" w:unhideWhenUsed="0"/>
+    <w:lsdException w:name="Colorful List Accent 6" w:semiHidden="0" w:uiPriority="72" w:unhideWhenUsed="0"/>
+    <w:lsdException w:name="Colorful Grid Accent 6" w:semiHidden="0" w:uiPriority="73" w:unhideWhenUsed="0"/>
+    <w:lsdException w:name="Subtle Emphasis" w:semiHidden="0" w:uiPriority="19" w:unhideWhenUsed="0" w:qFormat="1"/>
+    <w:lsdException w:name="Intense Emphasis" w:semiHidden="0" w:uiPriority="21" w:unhideWhenUsed="0" w:qFormat="1"/>
+    <w:lsdException w:name="Subtle Reference" w:semiHidden="0" w:uiPriority="31" w:unhideWhenUsed="0" w:qFormat="1"/>
+    <w:lsdException w:name="Intense Reference" w:semiHidden="0" w:uiPriority="32" w:unhideWhenUsed="0" w:qFormat="1"/>
+    <w:lsdException w:name="Book Title" w:semiHidden="0" w:uiPriority="33" w:unhideWhenUsed="0" w:qFormat="1"/>
+    <w:lsdException w:name="Bibliography" w:uiPriority="37"/>
+    <w:lsdException w:name="TOC Heading" w:uiPriority="39" w:qFormat="1"/>
+  </w:latentStyles>
+  <w:style w:type="paragraph" w:default="1" w:styleId="Normal">
+    <w:name w:val="Normal"/>
+    <w:qFormat/>
+  </w:style>
+  <w:style w:type="paragraph" w:styleId="Ttulo1">
+    <w:name w:val="heading 1"/>
+    <w:basedOn w:val="Normal"/>
+    <w:next w:val="Normal"/>
+    <w:uiPriority w:val="9"/>
+    <w:qFormat/>
+    <w:pPr>
+      <w:keepNext/>
+      <w:ind w:left="502" w:hanging="360"/>
+      <w:jc w:val="both"/>
+      <w:outlineLvl w:val="0"/>
+    </w:pPr>
+    <w:rPr>
+      <w:rFonts w:ascii="Arial" w:eastAsia="Arial" w:hAnsi="Arial" w:cs="Arial"/>
+      <w:b/>
+      <w:sz w:val="24"/>
+      <w:szCs w:val="24"/>
+    </w:rPr>
+  </w:style>
+  <w:style w:type="paragraph" w:styleId="Ttulo2">
+    <w:name w:val="heading 2"/>
+    <w:basedOn w:val="Normal"/>
+    <w:next w:val="Normal"/>
+    <w:uiPriority w:val="9"/>
+    <w:semiHidden/>
+    <w:unhideWhenUsed/>
+    <w:qFormat/>
+    <w:pPr>
+      <w:keepNext/>
+      <w:widowControl w:val="0"/>
+      <w:tabs>
+        <w:tab w:val="left" w:pos="0"/>
+        <w:tab w:val="center" w:pos="4680"/>
+      </w:tabs>
+      <w:ind w:left="142"/>
+      <w:outlineLvl w:val="1"/>
+    </w:pPr>
+    <w:rPr>
+      <w:rFonts w:ascii="Arial" w:eastAsia="Arial" w:hAnsi="Arial" w:cs="Arial"/>
+      <w:sz w:val="26"/>
+      <w:szCs w:val="26"/>
+    </w:rPr>
+  </w:style>
+  <w:style w:type="paragraph" w:styleId="Ttulo3">
+    <w:name w:val="heading 3"/>
+    <w:basedOn w:val="Normal"/>
+    <w:next w:val="Normal"/>
+    <w:uiPriority w:val="9"/>
+    <w:semiHidden/>
+    <w:unhideWhenUsed/>
+    <w:qFormat/>
+    <w:pPr>
+      <w:keepNext/>
+      <w:widowControl w:val="0"/>
+      <w:tabs>
+        <w:tab w:val="left" w:pos="0"/>
+      </w:tabs>
+      <w:ind w:left="567"/>
+      <w:jc w:val="both"/>
+      <w:outlineLvl w:val="2"/>
+    </w:pPr>
+    <w:rPr>
+      <w:rFonts w:ascii="Arial" w:eastAsia="Arial" w:hAnsi="Arial" w:cs="Arial"/>
+      <w:sz w:val="26"/>
+      <w:szCs w:val="26"/>
+    </w:rPr>
+  </w:style>
+  <w:style w:type="paragraph" w:styleId="Ttulo4">
+    <w:name w:val="heading 4"/>
+    <w:basedOn w:val="Normal"/>
+    <w:next w:val="Normal"/>
+    <w:uiPriority w:val="9"/>
+    <w:semiHidden/>
+    <w:unhideWhenUsed/>
+    <w:qFormat/>
+    <w:pPr>
+      <w:keepNext/>
+      <w:tabs>
+        <w:tab w:val="left" w:pos="0"/>
+        <w:tab w:val="left" w:pos="1134"/>
+      </w:tabs>
+      <w:ind w:left="2662" w:hanging="360"/>
+      <w:jc w:val="both"/>
+      <w:outlineLvl w:val="3"/>
+    </w:pPr>
+    <w:rPr>
+      <w:rFonts w:ascii="Times New Roman" w:eastAsia="Times New Roman" w:hAnsi="Times New Roman" w:cs="Times New Roman"/>
+      <w:sz w:val="24"/>
+      <w:szCs w:val="24"/>
+    </w:rPr>
+  </w:style>
+  <w:style w:type="paragraph" w:styleId="Ttulo5">
+    <w:name w:val="heading 5"/>
+    <w:basedOn w:val="Normal"/>
+    <w:next w:val="Normal"/>
+    <w:uiPriority w:val="9"/>
+    <w:semiHidden/>
+    <w:unhideWhenUsed/>
+    <w:qFormat/>
+    <w:pPr>
+      <w:keepNext/>
+      <w:tabs>
+        <w:tab w:val="left" w:pos="0"/>
+      </w:tabs>
+      <w:spacing w:line="480" w:lineRule="auto"/>
+      <w:ind w:left="3382" w:hanging="360"/>
+      <w:jc w:val="both"/>
+      <w:outlineLvl w:val="4"/>
+    </w:pPr>
+    <w:rPr>
+      <w:rFonts w:ascii="Arial" w:eastAsia="Arial" w:hAnsi="Arial" w:cs="Arial"/>
+      <w:i/>
+      <w:sz w:val="28"/>
+      <w:szCs w:val="28"/>
+    </w:rPr>
+  </w:style>
+  <w:style w:type="paragraph" w:styleId="Ttulo6">
+    <w:name w:val="heading 6"/>
+    <w:basedOn w:val="Normal"/>
+    <w:next w:val="Normal"/>
+    <w:uiPriority w:val="9"/>
+    <w:semiHidden/>
+    <w:unhideWhenUsed/>
+    <w:qFormat/>
+    <w:pPr>
+      <w:spacing w:before="240" w:after="60"/>
+      <w:ind w:left="4102" w:hanging="180"/>
+      <w:outlineLvl w:val="5"/>
+    </w:pPr>
+    <w:rPr>
+      <w:rFonts w:ascii="Times New Roman" w:eastAsia="Times New Roman" w:hAnsi="Times New Roman" w:cs="Times New Roman"/>
+      <w:b/>
+      <w:sz w:val="20"/>
+      <w:szCs w:val="20"/>
+    </w:rPr>
+  </w:style>
+  <w:style w:type="character" w:default="1" w:styleId="Fuentedeprrafopredeter">
+    <w:name w:val="Default Paragraph Font"/>
+    <w:uiPriority w:val="1"/>
+    <w:semiHidden/>
+    <w:unhideWhenUsed/>
+  </w:style>
+  <w:style w:type="table" w:default="1" w:styleId="Tablanormal">
+    <w:name w:val="Normal Table"/>
+    <w:uiPriority w:val="99"/>
+    <w:semiHidden/>
+    <w:unhideWhenUsed/>
+    <w:tblPr>
+      <w:tblInd w:w="0" w:type="dxa"/>
+      <w:tblCellMar>
+        <w:top w:w="0" w:type="dxa"/>
+        <w:left w:w="108" w:type="dxa"/>
+        <w:bottom w:w="0" w:type="dxa"/>
+        <w:right w:w="108" w:type="dxa"/>
+      </w:tblCellMar>
+    </w:tblPr>
+  </w:style>
+  <w:style w:type="numbering" w:default="1" w:styleId="Sinlista">
+    <w:name w:val="No List"/>
+    <w:uiPriority w:val="99"/>
+    <w:semiHidden/>
+    <w:unhideWhenUsed/>
+  </w:style>
+  <w:style w:type="table" w:customStyle="1" w:styleId="TableNormal">
+    <w:name w:val="Table Normal"/>
+    <w:tblPr>
+      <w:tblCellMar>
+        <w:top w:w="0" w:type="dxa"/>
+        <w:left w:w="0" w:type="dxa"/>
+        <w:bottom w:w="0" w:type="dxa"/>
+        <w:right w:w="0" w:type="dxa"/>
+      </w:tblCellMar>
+    </w:tblPr>
+  </w:style>
+  <w:style w:type="paragraph" w:styleId="Ttulo">
+    <w:name w:val="Title"/>
+    <w:basedOn w:val="Normal"/>
+    <w:next w:val="Normal"/>
+    <w:uiPriority w:val="10"/>
+    <w:qFormat/>
+    <w:pPr>
+      <w:keepNext/>
+      <w:keepLines/>
+      <w:spacing w:before="480" w:after="120"/>
+    </w:pPr>
+    <w:rPr>
+      <w:b/>
+      <w:sz w:val="72"/>
+      <w:szCs w:val="72"/>
+    </w:rPr>
+  </w:style>
+  <w:style w:type="paragraph" w:styleId="Subttulo">
+    <w:name w:val="Subtitle"/>
+    <w:basedOn w:val="Normal"/>
+    <w:next w:val="Normal"/>
+    <w:uiPriority w:val="11"/>
+    <w:qFormat/>
+    <w:pPr>
+      <w:keepNext/>
+      <w:keepLines/>
+      <w:spacing w:before="360" w:after="80"/>
+    </w:pPr>
+    <w:rPr>
+      <w:rFonts w:ascii="Georgia" w:eastAsia="Georgia" w:hAnsi="Georgia" w:cs="Georgia"/>
+      <w:i/>
+      <w:color w:val="666666"/>
+      <w:sz w:val="48"/>
+      <w:szCs w:val="48"/>
+    </w:rPr>
+  </w:style>
+  <w:style w:type="table" w:customStyle="1" w:styleId="a">
+    <w:basedOn w:val="TableNormal"/>
+    <w:rPr>
+      <w:rFonts w:ascii="Times New Roman" w:eastAsia="Times New Roman" w:hAnsi="Times New Roman" w:cs="Times New Roman"/>
+    </w:rPr>
+    <w:tblPr>
+      <w:tblStyleRowBandSize w:val="1"/>
+      <w:tblStyleColBandSize w:val="1"/>
+      <w:tblCellMar>
+        <w:top w:w="0" w:type="dxa"/>
+        <w:left w:w="108" w:type="dxa"/>
+        <w:bottom w:w="0" w:type="dxa"/>
+        <w:right w:w="108" w:type="dxa"/>
+      </w:tblCellMar>
+    </w:tblPr>
+  </w:style>
+  <w:style w:type="table" w:customStyle="1" w:styleId="a0">
+    <w:basedOn w:val="TableNormal"/>
+    <w:rPr>
+      <w:rFonts w:ascii="Times New Roman" w:eastAsia="Times New Roman" w:hAnsi="Times New Roman" w:cs="Times New Roman"/>
+    </w:rPr>
+    <w:tblPr>
+      <w:tblStyleRowBandSize w:val="1"/>
+      <w:tblStyleColBandSize w:val="1"/>
+      <w:tblCellMar>
+        <w:top w:w="0" w:type="dxa"/>
+        <w:left w:w="108" w:type="dxa"/>
+        <w:bottom w:w="0" w:type="dxa"/>
+        <w:right w:w="108" w:type="dxa"/>
+      </w:tblCellMar>
+    </w:tblPr>
+  </w:style>
+  <w:style w:type="table" w:customStyle="1" w:styleId="a1">
+    <w:basedOn w:val="TableNormal"/>
+    <w:tblPr>
+      <w:tblStyleRowBandSize w:val="1"/>
+      <w:tblStyleColBandSize w:val="1"/>
+      <w:tblCellMar>
+        <w:top w:w="0" w:type="dxa"/>
+        <w:left w:w="115" w:type="dxa"/>
+        <w:bottom w:w="0" w:type="dxa"/>
+        <w:right w:w="115" w:type="dxa"/>
+      </w:tblCellMar>
+    </w:tblPr>
+  </w:style>
+  <w:style w:type="table" w:customStyle="1" w:styleId="a2">
+    <w:basedOn w:val="TableNormal"/>
+    <w:tblPr>
+      <w:tblStyleRowBandSize w:val="1"/>
+      <w:tblStyleColBandSize w:val="1"/>
+      <w:tblCellMar>
+        <w:top w:w="0" w:type="dxa"/>
+        <w:left w:w="115" w:type="dxa"/>
+        <w:bottom w:w="0" w:type="dxa"/>
+        <w:right w:w="115" w:type="dxa"/>
+      </w:tblCellMar>
+    </w:tblPr>
+  </w:style>
+  <w:style w:type="paragraph" w:styleId="Encabezado">
+    <w:name w:val="header"/>
+    <w:basedOn w:val="Normal"/>
+    <w:link w:val="EncabezadoCar"/>
+    <w:uiPriority w:val="99"/>
+    <w:unhideWhenUsed/>
+    <w:rsid w:val="005D2878"/>
+    <w:pPr>
+      <w:tabs>
+        <w:tab w:val="center" w:pos="4419"/>
+        <w:tab w:val="right" w:pos="8838"/>
+      </w:tabs>
+    </w:pPr>
+  </w:style>
+  <w:style w:type="character" w:customStyle="1" w:styleId="EncabezadoCar">
+    <w:name w:val="Encabezado Car"/>
+    <w:basedOn w:val="Fuentedeprrafopredeter"/>
+    <w:link w:val="Encabezado"/>
+    <w:uiPriority w:val="99"/>
+    <w:rsid w:val="005D2878"/>
+  </w:style>
+  <w:style w:type="paragraph" w:styleId="Piedepgina">
+    <w:name w:val="footer"/>
+    <w:basedOn w:val="Normal"/>
+    <w:link w:val="PiedepginaCar"/>
+    <w:uiPriority w:val="99"/>
+    <w:unhideWhenUsed/>
+    <w:rsid w:val="005D2878"/>
+    <w:pPr>
+      <w:tabs>
+        <w:tab w:val="center" w:pos="4419"/>
+        <w:tab w:val="right" w:pos="8838"/>
+      </w:tabs>
+    </w:pPr>
+  </w:style>
+  <w:style w:type="character" w:customStyle="1" w:styleId="PiedepginaCar">
+    <w:name w:val="Pie de página Car"/>
+    <w:basedOn w:val="Fuentedeprrafopredeter"/>
+    <w:link w:val="Piedepgina"/>
+    <w:uiPriority w:val="99"/>
+    <w:rsid w:val="005D2878"/>
+  </w:style>
+  <w:style w:type="table" w:styleId="Tablaconcuadrcula">
+    <w:name w:val="Table Grid"/>
+    <w:basedOn w:val="Tablanormal"/>
+    <w:uiPriority w:val="39"/>
+    <w:rsid w:val="00AB773A"/>
+    <w:tblPr>
+      <w:tblInd w:w="0" w:type="dxa"/>
+      <w:tblBorders>
+        <w:top w:val="single" w:sz="4" w:space="0" w:color="auto"/>
+        <w:left w:val="single" w:sz="4" w:space="0" w:color="auto"/>
+        <w:bottom w:val="single" w:sz="4" w:space="0" w:color="auto"/>
+        <w:right w:val="single" w:sz="4" w:space="0" w:color="auto"/>
+        <w:insideH w:val="single" w:sz="4" w:space="0" w:color="auto"/>
+        <w:insideV w:val="single" w:sz="4" w:space="0" w:color="auto"/>
+      </w:tblBorders>
+      <w:tblCellMar>
+        <w:top w:w="0" w:type="dxa"/>
+        <w:left w:w="108" w:type="dxa"/>
+        <w:bottom w:w="0" w:type="dxa"/>
+        <w:right w:w="108" w:type="dxa"/>
+      </w:tblCellMar>
     </w:tblPr>
   </w:style>
   <w:style w:type="paragraph" w:styleId="Textodeglobo">

--- a/plantillas/MODIFICACION_1_JUSTIFICACION.docx
+++ b/plantillas/MODIFICACION_1_JUSTIFICACION.docx
@@ -1,6 +1,6 @@
 
 <file path=word/document.xml><?xml version="1.0" encoding="utf-8"?>
-<w:document xmlns:wpc="http://schemas.microsoft.com/office/word/2010/wordprocessingCanvas" xmlns:mc="http://schemas.openxmlformats.org/markup-compatibility/2006" xmlns:o="urn:schemas-microsoft-com:office:office" xmlns:r="http://schemas.openxmlformats.org/officeDocument/2006/relationships" xmlns:m="http://schemas.openxmlformats.org/officeDocument/2006/math" xmlns:v="urn:schemas-microsoft-com:vml" xmlns:wp14="http://schemas.microsoft.com/office/word/2010/wordprocessingDrawing" xmlns:wp="http://schemas.openxmlformats.org/drawingml/2006/wordprocessingDrawing" xmlns:w10="urn:schemas-microsoft-com:office:word" xmlns:w="http://schemas.openxmlformats.org/wordprocessingml/2006/main" xmlns:w14="http://schemas.microsoft.com/office/word/2010/wordml" xmlns:wpg="http://schemas.microsoft.com/office/word/2010/wordprocessingGroup" xmlns:wpi="http://schemas.microsoft.com/office/word/2010/wordprocessingInk" xmlns:wne="http://schemas.microsoft.com/office/word/2006/wordml" xmlns:wps="http://schemas.microsoft.com/office/word/2010/wordprocessingShape" mc:Ignorable="w14 wp14">
+<w:document xmlns:wpc="http://schemas.microsoft.com/office/word/2010/wordprocessingCanvas" xmlns:cx="http://schemas.microsoft.com/office/drawing/2014/chartex" xmlns:cx1="http://schemas.microsoft.com/office/drawing/2015/9/8/chartex" xmlns:cx2="http://schemas.microsoft.com/office/drawing/2015/10/21/chartex" xmlns:cx3="http://schemas.microsoft.com/office/drawing/2016/5/9/chartex" xmlns:cx4="http://schemas.microsoft.com/office/drawing/2016/5/10/chartex" xmlns:cx5="http://schemas.microsoft.com/office/drawing/2016/5/11/chartex" xmlns:cx6="http://schemas.microsoft.com/office/drawing/2016/5/12/chartex" xmlns:cx7="http://schemas.microsoft.com/office/drawing/2016/5/13/chartex" xmlns:cx8="http://schemas.microsoft.com/office/drawing/2016/5/14/chartex" xmlns:mc="http://schemas.openxmlformats.org/markup-compatibility/2006" xmlns:aink="http://schemas.microsoft.com/office/drawing/2016/ink" xmlns:am3d="http://schemas.microsoft.com/office/drawing/2017/model3d" xmlns:o="urn:schemas-microsoft-com:office:office" xmlns:oel="http://schemas.microsoft.com/office/2019/extlst" xmlns:r="http://schemas.openxmlformats.org/officeDocument/2006/relationships" xmlns:m="http://schemas.openxmlformats.org/officeDocument/2006/math" xmlns:v="urn:schemas-microsoft-com:vml" xmlns:wp14="http://schemas.microsoft.com/office/word/2010/wordprocessingDrawing" xmlns:wp="http://schemas.openxmlformats.org/drawingml/2006/wordprocessingDrawing" xmlns:w10="urn:schemas-microsoft-com:office:word" xmlns:w="http://schemas.openxmlformats.org/wordprocessingml/2006/main" xmlns:w14="http://schemas.microsoft.com/office/word/2010/wordml" xmlns:w15="http://schemas.microsoft.com/office/word/2012/wordml" xmlns:w16cex="http://schemas.microsoft.com/office/word/2018/wordml/cex" xmlns:w16cid="http://schemas.microsoft.com/office/word/2016/wordml/cid" xmlns:w16="http://schemas.microsoft.com/office/word/2018/wordml" xmlns:w16du="http://schemas.microsoft.com/office/word/2023/wordml/word16du" xmlns:w16sdtdh="http://schemas.microsoft.com/office/word/2020/wordml/sdtdatahash" xmlns:w16sdtfl="http://schemas.microsoft.com/office/word/2024/wordml/sdtformatlock" xmlns:w16se="http://schemas.microsoft.com/office/word/2015/wordml/symex" xmlns:wpg="http://schemas.microsoft.com/office/word/2010/wordprocessingGroup" xmlns:wpi="http://schemas.microsoft.com/office/word/2010/wordprocessingInk" xmlns:wne="http://schemas.microsoft.com/office/word/2006/wordml" xmlns:wps="http://schemas.microsoft.com/office/word/2010/wordprocessingShape" mc:Ignorable="w14 w15 w16se w16cid w16 w16cex w16sdtdh w16sdtfl w16du wp14">
   <w:body>
     <w:tbl>
       <w:tblPr>
@@ -2826,7 +2826,27 @@
                 <w:szCs w:val="24"/>
                 <w:lang w:val="es-CO"/>
               </w:rPr>
-              <w:t xml:space="preserve"> y en consecuencia adicionar el valor del mismo por la suma </w:t>
+              <w:t xml:space="preserve"> y en consecuencia adicionar el valor del mismo por la suma</w:t>
+            </w:r>
+            <w:r>
+              <w:rPr>
+                <w:rFonts w:ascii="Arial" w:hAnsi="Arial" w:cs="Arial"/>
+                <w:color w:val="000000"/>
+                <w:sz w:val="24"/>
+                <w:szCs w:val="24"/>
+                <w:lang w:val="es-CO"/>
+              </w:rPr>
+              <w:t xml:space="preserve"> de</w:t>
+            </w:r>
+            <w:r>
+              <w:rPr>
+                <w:rFonts w:ascii="Arial" w:hAnsi="Arial" w:cs="Arial"/>
+                <w:color w:val="000000"/>
+                <w:sz w:val="24"/>
+                <w:szCs w:val="24"/>
+                <w:lang w:val="es-CO"/>
+              </w:rPr>
+              <w:t xml:space="preserve"> </w:t>
             </w:r>
             <w:r>
               <w:rPr>
@@ -2880,7 +2900,7 @@
                 <w:szCs w:val="24"/>
                 <w:lang w:val="es-CO"/>
               </w:rPr>
-              <w:t xml:space="preserve"> suma que </w:t>
+              <w:t xml:space="preserve"> suma </w:t>
             </w:r>
             <w:r>
               <w:rPr>
@@ -2891,7 +2911,7 @@
                 <w:lang w:val="es-CO"/>
               </w:rPr>
               <w:lastRenderedPageBreak/>
-              <w:t>no excede el 50% del valor inicial del: contrato, en cumplimiento del parágrafo del Artículo 40 de la Ley 80 de 1993, que establece la posibilidad de adicionar los contratos sin exceder el cincuenta por ciento (50%) del valor del contrato inicial.</w:t>
+              <w:t>que no excede el 50% del valor inicial del: contrato, en cumplimiento del parágrafo del Artículo 40 de la Ley 80 de 1993, que establece la posibilidad de adicionar los contratos sin exceder el cincuenta por ciento (50%) del valor del contrato inicial.</w:t>
             </w:r>
           </w:p>
           <w:p>
@@ -3331,32 +3351,8 @@
                 <w:shd w:val="clear" w:color="auto" w:fill="FFFF00"/>
                 <w:lang w:val="es-CO"/>
               </w:rPr>
-              <w:t>(</w:t>
-            </w:r>
-            <w:r>
-              <w:rPr>
-                <w:rFonts w:ascii="Arial" w:hAnsi="Arial" w:cs="Arial"/>
-                <w:color w:val="000000"/>
-                <w:sz w:val="24"/>
-                <w:szCs w:val="24"/>
-                <w:shd w:val="clear" w:color="auto" w:fill="FFFF00"/>
-                <w:lang w:val="es-CO"/>
-              </w:rPr>
               <w:t>{{VALOR_CDP_ADICION}}</w:t>
             </w:r>
-            <w:r>
-              <w:rPr>
-                <w:rFonts w:ascii="Arial" w:hAnsi="Arial" w:cs="Arial"/>
-                <w:color w:val="000000"/>
-                <w:sz w:val="24"/>
-                <w:szCs w:val="24"/>
-                <w:shd w:val="clear" w:color="auto" w:fill="FFFF00"/>
-                <w:lang w:val="es-CO"/>
-              </w:rPr>
-              <w:t>)</w:t>
-            </w:r>
-            <w:bookmarkStart w:id="0" w:name="_GoBack"/>
-            <w:bookmarkEnd w:id="0"/>
             <w:r>
               <w:rPr>
                 <w:rFonts w:ascii="Arial" w:hAnsi="Arial" w:cs="Arial"/>
@@ -3815,7 +3811,14 @@
               <w:rPr>
                 <w:rFonts w:ascii="Arial" w:eastAsia="Arial" w:hAnsi="Arial" w:cs="Arial"/>
               </w:rPr>
-              <w:t xml:space="preserve"> contrato de </w:t>
+              <w:t xml:space="preserve"> contrato </w:t>
+            </w:r>
+            <w:proofErr w:type="gramStart"/>
+            <w:r>
+              <w:rPr>
+                <w:rFonts w:ascii="Arial" w:eastAsia="Arial" w:hAnsi="Arial" w:cs="Arial"/>
+              </w:rPr>
+              <w:t xml:space="preserve">de </w:t>
             </w:r>
             <w:r>
               <w:rPr>
@@ -3828,7 +3831,15 @@
                 <w:rFonts w:ascii="Arial" w:eastAsia="Arial" w:hAnsi="Arial" w:cs="Arial"/>
                 <w:highlight w:val="yellow"/>
               </w:rPr>
-              <w:t>{{TIPO_CONTRATO}}</w:t>
+              <w:t>{</w:t>
+            </w:r>
+            <w:proofErr w:type="gramEnd"/>
+            <w:r>
+              <w:rPr>
+                <w:rFonts w:ascii="Arial" w:eastAsia="Arial" w:hAnsi="Arial" w:cs="Arial"/>
+                <w:highlight w:val="yellow"/>
+              </w:rPr>
+              <w:t>{TIPO_CONTRATO}}</w:t>
             </w:r>
             <w:r>
               <w:rPr>
@@ -3866,6 +3877,12 @@
                 <w:rFonts w:ascii="Arial" w:eastAsia="Arial" w:hAnsi="Arial" w:cs="Arial"/>
               </w:rPr>
               <w:t xml:space="preserve"> y en consecuencia adicionar el valor del mismo por la suma</w:t>
+            </w:r>
+            <w:r>
+              <w:rPr>
+                <w:rFonts w:ascii="Arial" w:eastAsia="Arial" w:hAnsi="Arial" w:cs="Arial"/>
+              </w:rPr>
+              <w:t xml:space="preserve"> de</w:t>
             </w:r>
             <w:r>
               <w:rPr>
@@ -4108,8 +4125,8 @@
       </w:pPr>
     </w:p>
     <w:sectPr>
-      <w:headerReference w:type="default" r:id="rId7"/>
-      <w:footerReference w:type="default" r:id="rId8"/>
+      <w:headerReference w:type="default" r:id="rId6"/>
+      <w:footerReference w:type="default" r:id="rId7"/>
       <w:pgSz w:w="12240" w:h="15840"/>
       <w:pgMar w:top="1134" w:right="1134" w:bottom="1701" w:left="1134" w:header="397" w:footer="709" w:gutter="0"/>
       <w:pgNumType w:start="1"/>
@@ -4120,7 +4137,7 @@
 </file>
 
 <file path=word/endnotes.xml><?xml version="1.0" encoding="utf-8"?>
-<w:endnotes xmlns:wpc="http://schemas.microsoft.com/office/word/2010/wordprocessingCanvas" xmlns:mc="http://schemas.openxmlformats.org/markup-compatibility/2006" xmlns:o="urn:schemas-microsoft-com:office:office" xmlns:r="http://schemas.openxmlformats.org/officeDocument/2006/relationships" xmlns:m="http://schemas.openxmlformats.org/officeDocument/2006/math" xmlns:v="urn:schemas-microsoft-com:vml" xmlns:wp14="http://schemas.microsoft.com/office/word/2010/wordprocessingDrawing" xmlns:wp="http://schemas.openxmlformats.org/drawingml/2006/wordprocessingDrawing" xmlns:w10="urn:schemas-microsoft-com:office:word" xmlns:w="http://schemas.openxmlformats.org/wordprocessingml/2006/main" xmlns:w14="http://schemas.microsoft.com/office/word/2010/wordml" xmlns:wpg="http://schemas.microsoft.com/office/word/2010/wordprocessingGroup" xmlns:wpi="http://schemas.microsoft.com/office/word/2010/wordprocessingInk" xmlns:wne="http://schemas.microsoft.com/office/word/2006/wordml" xmlns:wps="http://schemas.microsoft.com/office/word/2010/wordprocessingShape" mc:Ignorable="w14 wp14">
+<w:endnotes xmlns:wpc="http://schemas.microsoft.com/office/word/2010/wordprocessingCanvas" xmlns:cx="http://schemas.microsoft.com/office/drawing/2014/chartex" xmlns:cx1="http://schemas.microsoft.com/office/drawing/2015/9/8/chartex" xmlns:cx2="http://schemas.microsoft.com/office/drawing/2015/10/21/chartex" xmlns:cx3="http://schemas.microsoft.com/office/drawing/2016/5/9/chartex" xmlns:cx4="http://schemas.microsoft.com/office/drawing/2016/5/10/chartex" xmlns:cx5="http://schemas.microsoft.com/office/drawing/2016/5/11/chartex" xmlns:cx6="http://schemas.microsoft.com/office/drawing/2016/5/12/chartex" xmlns:cx7="http://schemas.microsoft.com/office/drawing/2016/5/13/chartex" xmlns:cx8="http://schemas.microsoft.com/office/drawing/2016/5/14/chartex" xmlns:mc="http://schemas.openxmlformats.org/markup-compatibility/2006" xmlns:aink="http://schemas.microsoft.com/office/drawing/2016/ink" xmlns:am3d="http://schemas.microsoft.com/office/drawing/2017/model3d" xmlns:o="urn:schemas-microsoft-com:office:office" xmlns:oel="http://schemas.microsoft.com/office/2019/extlst" xmlns:r="http://schemas.openxmlformats.org/officeDocument/2006/relationships" xmlns:m="http://schemas.openxmlformats.org/officeDocument/2006/math" xmlns:v="urn:schemas-microsoft-com:vml" xmlns:wp14="http://schemas.microsoft.com/office/word/2010/wordprocessingDrawing" xmlns:wp="http://schemas.openxmlformats.org/drawingml/2006/wordprocessingDrawing" xmlns:w10="urn:schemas-microsoft-com:office:word" xmlns:w="http://schemas.openxmlformats.org/wordprocessingml/2006/main" xmlns:w14="http://schemas.microsoft.com/office/word/2010/wordml" xmlns:w15="http://schemas.microsoft.com/office/word/2012/wordml" xmlns:w16cex="http://schemas.microsoft.com/office/word/2018/wordml/cex" xmlns:w16cid="http://schemas.microsoft.com/office/word/2016/wordml/cid" xmlns:w16="http://schemas.microsoft.com/office/word/2018/wordml" xmlns:w16du="http://schemas.microsoft.com/office/word/2023/wordml/word16du" xmlns:w16sdtdh="http://schemas.microsoft.com/office/word/2020/wordml/sdtdatahash" xmlns:w16sdtfl="http://schemas.microsoft.com/office/word/2024/wordml/sdtformatlock" xmlns:w16se="http://schemas.microsoft.com/office/word/2015/wordml/symex" xmlns:wpg="http://schemas.microsoft.com/office/word/2010/wordprocessingGroup" xmlns:wpi="http://schemas.microsoft.com/office/word/2010/wordprocessingInk" xmlns:wne="http://schemas.microsoft.com/office/word/2006/wordml" xmlns:wps="http://schemas.microsoft.com/office/word/2010/wordprocessingShape" mc:Ignorable="w14 w15 w16se w16cid w16 w16cex w16sdtdh w16sdtfl w16du wp14">
   <w:endnote w:type="separator" w:id="-1">
     <w:p>
       <w:r>
@@ -4139,7 +4156,7 @@
 </file>
 
 <file path=word/footer1.xml><?xml version="1.0" encoding="utf-8"?>
-<w:ftr xmlns:wpc="http://schemas.microsoft.com/office/word/2010/wordprocessingCanvas" xmlns:mc="http://schemas.openxmlformats.org/markup-compatibility/2006" xmlns:o="urn:schemas-microsoft-com:office:office" xmlns:r="http://schemas.openxmlformats.org/officeDocument/2006/relationships" xmlns:m="http://schemas.openxmlformats.org/officeDocument/2006/math" xmlns:v="urn:schemas-microsoft-com:vml" xmlns:wp14="http://schemas.microsoft.com/office/word/2010/wordprocessingDrawing" xmlns:wp="http://schemas.openxmlformats.org/drawingml/2006/wordprocessingDrawing" xmlns:w10="urn:schemas-microsoft-com:office:word" xmlns:w="http://schemas.openxmlformats.org/wordprocessingml/2006/main" xmlns:w14="http://schemas.microsoft.com/office/word/2010/wordml" xmlns:wpg="http://schemas.microsoft.com/office/word/2010/wordprocessingGroup" xmlns:wpi="http://schemas.microsoft.com/office/word/2010/wordprocessingInk" xmlns:wne="http://schemas.microsoft.com/office/word/2006/wordml" xmlns:wps="http://schemas.microsoft.com/office/word/2010/wordprocessingShape" mc:Ignorable="w14 wp14">
+<w:ftr xmlns:wpc="http://schemas.microsoft.com/office/word/2010/wordprocessingCanvas" xmlns:cx="http://schemas.microsoft.com/office/drawing/2014/chartex" xmlns:cx1="http://schemas.microsoft.com/office/drawing/2015/9/8/chartex" xmlns:cx2="http://schemas.microsoft.com/office/drawing/2015/10/21/chartex" xmlns:cx3="http://schemas.microsoft.com/office/drawing/2016/5/9/chartex" xmlns:cx4="http://schemas.microsoft.com/office/drawing/2016/5/10/chartex" xmlns:cx5="http://schemas.microsoft.com/office/drawing/2016/5/11/chartex" xmlns:cx6="http://schemas.microsoft.com/office/drawing/2016/5/12/chartex" xmlns:cx7="http://schemas.microsoft.com/office/drawing/2016/5/13/chartex" xmlns:cx8="http://schemas.microsoft.com/office/drawing/2016/5/14/chartex" xmlns:mc="http://schemas.openxmlformats.org/markup-compatibility/2006" xmlns:aink="http://schemas.microsoft.com/office/drawing/2016/ink" xmlns:am3d="http://schemas.microsoft.com/office/drawing/2017/model3d" xmlns:o="urn:schemas-microsoft-com:office:office" xmlns:oel="http://schemas.microsoft.com/office/2019/extlst" xmlns:r="http://schemas.openxmlformats.org/officeDocument/2006/relationships" xmlns:m="http://schemas.openxmlformats.org/officeDocument/2006/math" xmlns:v="urn:schemas-microsoft-com:vml" xmlns:wp14="http://schemas.microsoft.com/office/word/2010/wordprocessingDrawing" xmlns:wp="http://schemas.openxmlformats.org/drawingml/2006/wordprocessingDrawing" xmlns:w10="urn:schemas-microsoft-com:office:word" xmlns:w="http://schemas.openxmlformats.org/wordprocessingml/2006/main" xmlns:w14="http://schemas.microsoft.com/office/word/2010/wordml" xmlns:w15="http://schemas.microsoft.com/office/word/2012/wordml" xmlns:w16cex="http://schemas.microsoft.com/office/word/2018/wordml/cex" xmlns:w16cid="http://schemas.microsoft.com/office/word/2016/wordml/cid" xmlns:w16="http://schemas.microsoft.com/office/word/2018/wordml" xmlns:w16du="http://schemas.microsoft.com/office/word/2023/wordml/word16du" xmlns:w16sdtdh="http://schemas.microsoft.com/office/word/2020/wordml/sdtdatahash" xmlns:w16sdtfl="http://schemas.microsoft.com/office/word/2024/wordml/sdtformatlock" xmlns:w16se="http://schemas.microsoft.com/office/word/2015/wordml/symex" xmlns:wpg="http://schemas.microsoft.com/office/word/2010/wordprocessingGroup" xmlns:wpi="http://schemas.microsoft.com/office/word/2010/wordprocessingInk" xmlns:wne="http://schemas.microsoft.com/office/word/2006/wordml" xmlns:wps="http://schemas.microsoft.com/office/word/2010/wordprocessingShape" mc:Ignorable="w14 w15 w16se w16cid w16 w16cex w16sdtdh w16sdtfl w16du wp14">
   <w:p>
     <w:pPr>
       <w:pBdr>
@@ -4204,7 +4221,27 @@
         <w:sz w:val="16"/>
         <w:szCs w:val="16"/>
       </w:rPr>
-      <w:t xml:space="preserve"> por cualquier medio, sin previa autorización del Alcalde.</w:t>
+      <w:t xml:space="preserve"> por cualquier medio, sin previa autorización del </w:t>
+    </w:r>
+    <w:proofErr w:type="gramStart"/>
+    <w:r>
+      <w:rPr>
+        <w:rFonts w:ascii="Arial" w:eastAsia="Arial" w:hAnsi="Arial" w:cs="Arial"/>
+        <w:color w:val="000000"/>
+        <w:sz w:val="16"/>
+        <w:szCs w:val="16"/>
+      </w:rPr>
+      <w:t>Alcalde</w:t>
+    </w:r>
+    <w:proofErr w:type="gramEnd"/>
+    <w:r>
+      <w:rPr>
+        <w:rFonts w:ascii="Arial" w:eastAsia="Arial" w:hAnsi="Arial" w:cs="Arial"/>
+        <w:color w:val="000000"/>
+        <w:sz w:val="16"/>
+        <w:szCs w:val="16"/>
+      </w:rPr>
+      <w:t>.</w:t>
     </w:r>
   </w:p>
   <w:p>
@@ -4361,7 +4398,7 @@
 </file>
 
 <file path=word/footnotes.xml><?xml version="1.0" encoding="utf-8"?>
-<w:footnotes xmlns:wpc="http://schemas.microsoft.com/office/word/2010/wordprocessingCanvas" xmlns:mc="http://schemas.openxmlformats.org/markup-compatibility/2006" xmlns:o="urn:schemas-microsoft-com:office:office" xmlns:r="http://schemas.openxmlformats.org/officeDocument/2006/relationships" xmlns:m="http://schemas.openxmlformats.org/officeDocument/2006/math" xmlns:v="urn:schemas-microsoft-com:vml" xmlns:wp14="http://schemas.microsoft.com/office/word/2010/wordprocessingDrawing" xmlns:wp="http://schemas.openxmlformats.org/drawingml/2006/wordprocessingDrawing" xmlns:w10="urn:schemas-microsoft-com:office:word" xmlns:w="http://schemas.openxmlformats.org/wordprocessingml/2006/main" xmlns:w14="http://schemas.microsoft.com/office/word/2010/wordml" xmlns:wpg="http://schemas.microsoft.com/office/word/2010/wordprocessingGroup" xmlns:wpi="http://schemas.microsoft.com/office/word/2010/wordprocessingInk" xmlns:wne="http://schemas.microsoft.com/office/word/2006/wordml" xmlns:wps="http://schemas.microsoft.com/office/word/2010/wordprocessingShape" mc:Ignorable="w14 wp14">
+<w:footnotes xmlns:wpc="http://schemas.microsoft.com/office/word/2010/wordprocessingCanvas" xmlns:cx="http://schemas.microsoft.com/office/drawing/2014/chartex" xmlns:cx1="http://schemas.microsoft.com/office/drawing/2015/9/8/chartex" xmlns:cx2="http://schemas.microsoft.com/office/drawing/2015/10/21/chartex" xmlns:cx3="http://schemas.microsoft.com/office/drawing/2016/5/9/chartex" xmlns:cx4="http://schemas.microsoft.com/office/drawing/2016/5/10/chartex" xmlns:cx5="http://schemas.microsoft.com/office/drawing/2016/5/11/chartex" xmlns:cx6="http://schemas.microsoft.com/office/drawing/2016/5/12/chartex" xmlns:cx7="http://schemas.microsoft.com/office/drawing/2016/5/13/chartex" xmlns:cx8="http://schemas.microsoft.com/office/drawing/2016/5/14/chartex" xmlns:mc="http://schemas.openxmlformats.org/markup-compatibility/2006" xmlns:aink="http://schemas.microsoft.com/office/drawing/2016/ink" xmlns:am3d="http://schemas.microsoft.com/office/drawing/2017/model3d" xmlns:o="urn:schemas-microsoft-com:office:office" xmlns:oel="http://schemas.microsoft.com/office/2019/extlst" xmlns:r="http://schemas.openxmlformats.org/officeDocument/2006/relationships" xmlns:m="http://schemas.openxmlformats.org/officeDocument/2006/math" xmlns:v="urn:schemas-microsoft-com:vml" xmlns:wp14="http://schemas.microsoft.com/office/word/2010/wordprocessingDrawing" xmlns:wp="http://schemas.openxmlformats.org/drawingml/2006/wordprocessingDrawing" xmlns:w10="urn:schemas-microsoft-com:office:word" xmlns:w="http://schemas.openxmlformats.org/wordprocessingml/2006/main" xmlns:w14="http://schemas.microsoft.com/office/word/2010/wordml" xmlns:w15="http://schemas.microsoft.com/office/word/2012/wordml" xmlns:w16cex="http://schemas.microsoft.com/office/word/2018/wordml/cex" xmlns:w16cid="http://schemas.microsoft.com/office/word/2016/wordml/cid" xmlns:w16="http://schemas.microsoft.com/office/word/2018/wordml" xmlns:w16du="http://schemas.microsoft.com/office/word/2023/wordml/word16du" xmlns:w16sdtdh="http://schemas.microsoft.com/office/word/2020/wordml/sdtdatahash" xmlns:w16sdtfl="http://schemas.microsoft.com/office/word/2024/wordml/sdtformatlock" xmlns:w16se="http://schemas.microsoft.com/office/word/2015/wordml/symex" xmlns:wpg="http://schemas.microsoft.com/office/word/2010/wordprocessingGroup" xmlns:wpi="http://schemas.microsoft.com/office/word/2010/wordprocessingInk" xmlns:wne="http://schemas.microsoft.com/office/word/2006/wordml" xmlns:wps="http://schemas.microsoft.com/office/word/2010/wordprocessingShape" mc:Ignorable="w14 w15 w16se w16cid w16 w16cex w16sdtdh w16sdtfl w16du wp14">
   <w:footnote w:type="separator" w:id="-1">
     <w:p>
       <w:r>
@@ -4380,7 +4417,7 @@
 </file>
 
 <file path=word/header1.xml><?xml version="1.0" encoding="utf-8"?>
-<w:hdr xmlns:wpc="http://schemas.microsoft.com/office/word/2010/wordprocessingCanvas" xmlns:mc="http://schemas.openxmlformats.org/markup-compatibility/2006" xmlns:o="urn:schemas-microsoft-com:office:office" xmlns:r="http://schemas.openxmlformats.org/officeDocument/2006/relationships" xmlns:m="http://schemas.openxmlformats.org/officeDocument/2006/math" xmlns:v="urn:schemas-microsoft-com:vml" xmlns:wp14="http://schemas.microsoft.com/office/word/2010/wordprocessingDrawing" xmlns:wp="http://schemas.openxmlformats.org/drawingml/2006/wordprocessingDrawing" xmlns:w10="urn:schemas-microsoft-com:office:word" xmlns:w="http://schemas.openxmlformats.org/wordprocessingml/2006/main" xmlns:w14="http://schemas.microsoft.com/office/word/2010/wordml" xmlns:wpg="http://schemas.microsoft.com/office/word/2010/wordprocessingGroup" xmlns:wpi="http://schemas.microsoft.com/office/word/2010/wordprocessingInk" xmlns:wne="http://schemas.microsoft.com/office/word/2006/wordml" xmlns:wps="http://schemas.microsoft.com/office/word/2010/wordprocessingShape" mc:Ignorable="w14 wp14">
+<w:hdr xmlns:wpc="http://schemas.microsoft.com/office/word/2010/wordprocessingCanvas" xmlns:cx="http://schemas.microsoft.com/office/drawing/2014/chartex" xmlns:cx1="http://schemas.microsoft.com/office/drawing/2015/9/8/chartex" xmlns:cx2="http://schemas.microsoft.com/office/drawing/2015/10/21/chartex" xmlns:cx3="http://schemas.microsoft.com/office/drawing/2016/5/9/chartex" xmlns:cx4="http://schemas.microsoft.com/office/drawing/2016/5/10/chartex" xmlns:cx5="http://schemas.microsoft.com/office/drawing/2016/5/11/chartex" xmlns:cx6="http://schemas.microsoft.com/office/drawing/2016/5/12/chartex" xmlns:cx7="http://schemas.microsoft.com/office/drawing/2016/5/13/chartex" xmlns:cx8="http://schemas.microsoft.com/office/drawing/2016/5/14/chartex" xmlns:mc="http://schemas.openxmlformats.org/markup-compatibility/2006" xmlns:aink="http://schemas.microsoft.com/office/drawing/2016/ink" xmlns:am3d="http://schemas.microsoft.com/office/drawing/2017/model3d" xmlns:o="urn:schemas-microsoft-com:office:office" xmlns:oel="http://schemas.microsoft.com/office/2019/extlst" xmlns:r="http://schemas.openxmlformats.org/officeDocument/2006/relationships" xmlns:m="http://schemas.openxmlformats.org/officeDocument/2006/math" xmlns:v="urn:schemas-microsoft-com:vml" xmlns:wp14="http://schemas.microsoft.com/office/word/2010/wordprocessingDrawing" xmlns:wp="http://schemas.openxmlformats.org/drawingml/2006/wordprocessingDrawing" xmlns:w10="urn:schemas-microsoft-com:office:word" xmlns:w="http://schemas.openxmlformats.org/wordprocessingml/2006/main" xmlns:w14="http://schemas.microsoft.com/office/word/2010/wordml" xmlns:w15="http://schemas.microsoft.com/office/word/2012/wordml" xmlns:w16cex="http://schemas.microsoft.com/office/word/2018/wordml/cex" xmlns:w16cid="http://schemas.microsoft.com/office/word/2016/wordml/cid" xmlns:w16="http://schemas.microsoft.com/office/word/2018/wordml" xmlns:w16du="http://schemas.microsoft.com/office/word/2023/wordml/word16du" xmlns:w16sdtdh="http://schemas.microsoft.com/office/word/2020/wordml/sdtdatahash" xmlns:w16sdtfl="http://schemas.microsoft.com/office/word/2024/wordml/sdtformatlock" xmlns:w16se="http://schemas.microsoft.com/office/word/2015/wordml/symex" xmlns:wpg="http://schemas.microsoft.com/office/word/2010/wordprocessingGroup" xmlns:wpi="http://schemas.microsoft.com/office/word/2010/wordprocessingInk" xmlns:wne="http://schemas.microsoft.com/office/word/2006/wordml" xmlns:wps="http://schemas.microsoft.com/office/word/2010/wordprocessingShape" mc:Ignorable="w14 w15 w16se w16cid w16 w16cex w16sdtdh w16sdtfl w16du wp14">
   <w:p>
     <w:pPr>
       <w:pBdr>
@@ -4758,7 +4795,7 @@
               <w:szCs w:val="24"/>
             </w:rPr>
           </w:pPr>
-          <w:bookmarkStart w:id="1" w:name="_Hlk151385364"/>
+          <w:bookmarkStart w:id="0" w:name="_Hlk151385364"/>
           <w:r>
             <w:rPr>
               <w:rFonts w:ascii="Arial" w:eastAsia="Arial" w:hAnsi="Arial" w:cs="Arial"/>
@@ -4858,7 +4895,7 @@
             </w:rPr>
             <w:t>ORDEN DE COMPRA</w:t>
           </w:r>
-          <w:bookmarkEnd w:id="1"/>
+          <w:bookmarkEnd w:id="0"/>
         </w:p>
       </w:tc>
       <w:tc>
@@ -4885,7 +4922,29 @@
               <w:szCs w:val="20"/>
               <w:shd w:val="clear" w:color="auto" w:fill="FFFFFF"/>
             </w:rPr>
-            <w:t>MAJA01.04.03.P003.F001</w:t>
+            <w:t>MAJA01.04.</w:t>
+          </w:r>
+          <w:proofErr w:type="gramStart"/>
+          <w:r>
+            <w:rPr>
+              <w:rFonts w:ascii="Arial" w:hAnsi="Arial" w:cs="Arial"/>
+              <w:color w:val="000000"/>
+              <w:sz w:val="20"/>
+              <w:szCs w:val="20"/>
+              <w:shd w:val="clear" w:color="auto" w:fill="FFFFFF"/>
+            </w:rPr>
+            <w:t>03.P003.F</w:t>
+          </w:r>
+          <w:proofErr w:type="gramEnd"/>
+          <w:r>
+            <w:rPr>
+              <w:rFonts w:ascii="Arial" w:hAnsi="Arial" w:cs="Arial"/>
+              <w:color w:val="000000"/>
+              <w:sz w:val="20"/>
+              <w:szCs w:val="20"/>
+              <w:shd w:val="clear" w:color="auto" w:fill="FFFFFF"/>
+            </w:rPr>
+            <w:t>001</w:t>
           </w:r>
         </w:p>
       </w:tc>
@@ -5052,7 +5111,7 @@
 </file>
 
 <file path=word/styles.xml><?xml version="1.0" encoding="utf-8"?>
-<w:styles xmlns:mc="http://schemas.openxmlformats.org/markup-compatibility/2006" xmlns:r="http://schemas.openxmlformats.org/officeDocument/2006/relationships" xmlns:w="http://schemas.openxmlformats.org/wordprocessingml/2006/main" xmlns:w14="http://schemas.microsoft.com/office/word/2010/wordml" mc:Ignorable="w14">
+<w:styles xmlns:mc="http://schemas.openxmlformats.org/markup-compatibility/2006" xmlns:r="http://schemas.openxmlformats.org/officeDocument/2006/relationships" xmlns:w="http://schemas.openxmlformats.org/wordprocessingml/2006/main" xmlns:w14="http://schemas.microsoft.com/office/word/2010/wordml" xmlns:w15="http://schemas.microsoft.com/office/word/2012/wordml" xmlns:w16cex="http://schemas.microsoft.com/office/word/2018/wordml/cex" xmlns:w16cid="http://schemas.microsoft.com/office/word/2016/wordml/cid" xmlns:w16="http://schemas.microsoft.com/office/word/2018/wordml" xmlns:w16du="http://schemas.microsoft.com/office/word/2023/wordml/word16du" xmlns:w16sdtdh="http://schemas.microsoft.com/office/word/2020/wordml/sdtdatahash" xmlns:w16sdtfl="http://schemas.microsoft.com/office/word/2024/wordml/sdtformatlock" xmlns:w16se="http://schemas.microsoft.com/office/word/2015/wordml/symex" mc:Ignorable="w14 w15 w16se w16cid w16 w16cex w16sdtdh w16sdtfl w16du">
   <w:docDefaults>
     <w:rPrDefault>
       <w:rPr>
@@ -5064,144 +5123,383 @@
     </w:rPrDefault>
     <w:pPrDefault/>
   </w:docDefaults>
-  <w:latentStyles w:defLockedState="0" w:defUIPriority="99" w:defSemiHidden="1" w:defUnhideWhenUsed="1" w:defQFormat="0" w:count="267">
-    <w:lsdException w:name="Normal" w:semiHidden="0" w:uiPriority="0" w:unhideWhenUsed="0" w:qFormat="1"/>
-    <w:lsdException w:name="heading 1" w:semiHidden="0" w:uiPriority="9" w:unhideWhenUsed="0" w:qFormat="1"/>
-    <w:lsdException w:name="heading 2" w:uiPriority="9" w:qFormat="1"/>
-    <w:lsdException w:name="heading 3" w:uiPriority="9" w:qFormat="1"/>
-    <w:lsdException w:name="heading 4" w:uiPriority="9" w:qFormat="1"/>
-    <w:lsdException w:name="heading 5" w:uiPriority="9" w:qFormat="1"/>
-    <w:lsdException w:name="heading 6" w:uiPriority="9" w:qFormat="1"/>
-    <w:lsdException w:name="heading 7" w:uiPriority="9" w:qFormat="1"/>
-    <w:lsdException w:name="heading 8" w:uiPriority="9" w:qFormat="1"/>
-    <w:lsdException w:name="heading 9" w:uiPriority="9" w:qFormat="1"/>
-    <w:lsdException w:name="toc 1" w:uiPriority="39"/>
-    <w:lsdException w:name="toc 2" w:uiPriority="39"/>
-    <w:lsdException w:name="toc 3" w:uiPriority="39"/>
-    <w:lsdException w:name="toc 4" w:uiPriority="39"/>
-    <w:lsdException w:name="toc 5" w:uiPriority="39"/>
-    <w:lsdException w:name="toc 6" w:uiPriority="39"/>
-    <w:lsdException w:name="toc 7" w:uiPriority="39"/>
-    <w:lsdException w:name="toc 8" w:uiPriority="39"/>
-    <w:lsdException w:name="toc 9" w:uiPriority="39"/>
-    <w:lsdException w:name="caption" w:uiPriority="35" w:qFormat="1"/>
-    <w:lsdException w:name="Title" w:semiHidden="0" w:uiPriority="10" w:unhideWhenUsed="0" w:qFormat="1"/>
-    <w:lsdException w:name="Default Paragraph Font" w:uiPriority="1"/>
-    <w:lsdException w:name="Subtitle" w:semiHidden="0" w:uiPriority="11" w:unhideWhenUsed="0" w:qFormat="1"/>
-    <w:lsdException w:name="Strong" w:semiHidden="0" w:uiPriority="22" w:unhideWhenUsed="0" w:qFormat="1"/>
-    <w:lsdException w:name="Emphasis" w:semiHidden="0" w:uiPriority="20" w:unhideWhenUsed="0" w:qFormat="1"/>
+  <w:latentStyles w:defLockedState="0" w:defUIPriority="99" w:defSemiHidden="0" w:defUnhideWhenUsed="0" w:defQFormat="0" w:count="376">
+    <w:lsdException w:name="Normal" w:uiPriority="0" w:qFormat="1"/>
+    <w:lsdException w:name="heading 1" w:uiPriority="9" w:qFormat="1"/>
+    <w:lsdException w:name="heading 2" w:semiHidden="1" w:uiPriority="9" w:unhideWhenUsed="1" w:qFormat="1"/>
+    <w:lsdException w:name="heading 3" w:semiHidden="1" w:uiPriority="9" w:unhideWhenUsed="1" w:qFormat="1"/>
+    <w:lsdException w:name="heading 4" w:semiHidden="1" w:uiPriority="9" w:unhideWhenUsed="1" w:qFormat="1"/>
+    <w:lsdException w:name="heading 5" w:semiHidden="1" w:uiPriority="9" w:unhideWhenUsed="1" w:qFormat="1"/>
+    <w:lsdException w:name="heading 6" w:semiHidden="1" w:uiPriority="9" w:unhideWhenUsed="1" w:qFormat="1"/>
+    <w:lsdException w:name="heading 7" w:semiHidden="1" w:uiPriority="9" w:unhideWhenUsed="1" w:qFormat="1"/>
+    <w:lsdException w:name="heading 8" w:semiHidden="1" w:uiPriority="9" w:unhideWhenUsed="1" w:qFormat="1"/>
+    <w:lsdException w:name="heading 9" w:semiHidden="1" w:uiPriority="9" w:unhideWhenUsed="1" w:qFormat="1"/>
+    <w:lsdException w:name="index 1" w:semiHidden="1" w:unhideWhenUsed="1"/>
+    <w:lsdException w:name="index 2" w:semiHidden="1" w:unhideWhenUsed="1"/>
+    <w:lsdException w:name="index 3" w:semiHidden="1" w:unhideWhenUsed="1"/>
+    <w:lsdException w:name="index 4" w:semiHidden="1" w:unhideWhenUsed="1"/>
+    <w:lsdException w:name="index 5" w:semiHidden="1" w:unhideWhenUsed="1"/>
+    <w:lsdException w:name="index 6" w:semiHidden="1" w:unhideWhenUsed="1"/>
+    <w:lsdException w:name="index 7" w:semiHidden="1" w:unhideWhenUsed="1"/>
+    <w:lsdException w:name="index 8" w:semiHidden="1" w:unhideWhenUsed="1"/>
+    <w:lsdException w:name="index 9" w:semiHidden="1" w:unhideWhenUsed="1"/>
+    <w:lsdException w:name="toc 1" w:semiHidden="1" w:uiPriority="39" w:unhideWhenUsed="1"/>
+    <w:lsdException w:name="toc 2" w:semiHidden="1" w:uiPriority="39" w:unhideWhenUsed="1"/>
+    <w:lsdException w:name="toc 3" w:semiHidden="1" w:uiPriority="39" w:unhideWhenUsed="1"/>
+    <w:lsdException w:name="toc 4" w:semiHidden="1" w:uiPriority="39" w:unhideWhenUsed="1"/>
+    <w:lsdException w:name="toc 5" w:semiHidden="1" w:uiPriority="39" w:unhideWhenUsed="1"/>
+    <w:lsdException w:name="toc 6" w:semiHidden="1" w:uiPriority="39" w:unhideWhenUsed="1"/>
+    <w:lsdException w:name="toc 7" w:semiHidden="1" w:uiPriority="39" w:unhideWhenUsed="1"/>
+    <w:lsdException w:name="toc 8" w:semiHidden="1" w:uiPriority="39" w:unhideWhenUsed="1"/>
+    <w:lsdException w:name="toc 9" w:semiHidden="1" w:uiPriority="39" w:unhideWhenUsed="1"/>
+    <w:lsdException w:name="Normal Indent" w:semiHidden="1" w:unhideWhenUsed="1"/>
+    <w:lsdException w:name="footnote text" w:semiHidden="1" w:unhideWhenUsed="1"/>
+    <w:lsdException w:name="annotation text" w:semiHidden="1" w:unhideWhenUsed="1"/>
+    <w:lsdException w:name="header" w:semiHidden="1" w:unhideWhenUsed="1"/>
+    <w:lsdException w:name="footer" w:semiHidden="1" w:unhideWhenUsed="1"/>
+    <w:lsdException w:name="index heading" w:semiHidden="1" w:unhideWhenUsed="1"/>
+    <w:lsdException w:name="caption" w:semiHidden="1" w:uiPriority="35" w:unhideWhenUsed="1" w:qFormat="1"/>
+    <w:lsdException w:name="table of figures" w:semiHidden="1" w:unhideWhenUsed="1"/>
+    <w:lsdException w:name="envelope address" w:semiHidden="1" w:unhideWhenUsed="1"/>
+    <w:lsdException w:name="envelope return" w:semiHidden="1" w:unhideWhenUsed="1"/>
+    <w:lsdException w:name="footnote reference" w:semiHidden="1" w:unhideWhenUsed="1"/>
+    <w:lsdException w:name="annotation reference" w:semiHidden="1" w:unhideWhenUsed="1"/>
+    <w:lsdException w:name="line number" w:semiHidden="1" w:unhideWhenUsed="1"/>
+    <w:lsdException w:name="page number" w:semiHidden="1" w:unhideWhenUsed="1"/>
+    <w:lsdException w:name="endnote reference" w:semiHidden="1" w:unhideWhenUsed="1"/>
+    <w:lsdException w:name="endnote text" w:semiHidden="1" w:unhideWhenUsed="1"/>
+    <w:lsdException w:name="table of authorities" w:semiHidden="1" w:unhideWhenUsed="1"/>
+    <w:lsdException w:name="macro" w:semiHidden="1" w:unhideWhenUsed="1"/>
+    <w:lsdException w:name="toa heading" w:semiHidden="1" w:unhideWhenUsed="1"/>
+    <w:lsdException w:name="List" w:semiHidden="1" w:unhideWhenUsed="1"/>
+    <w:lsdException w:name="List Bullet" w:semiHidden="1" w:unhideWhenUsed="1"/>
+    <w:lsdException w:name="List Number" w:semiHidden="1" w:unhideWhenUsed="1"/>
+    <w:lsdException w:name="List 2" w:semiHidden="1" w:unhideWhenUsed="1"/>
+    <w:lsdException w:name="List 3" w:semiHidden="1" w:unhideWhenUsed="1"/>
+    <w:lsdException w:name="List 4" w:semiHidden="1" w:unhideWhenUsed="1"/>
+    <w:lsdException w:name="List 5" w:semiHidden="1" w:unhideWhenUsed="1"/>
+    <w:lsdException w:name="List Bullet 2" w:semiHidden="1" w:unhideWhenUsed="1"/>
+    <w:lsdException w:name="List Bullet 3" w:semiHidden="1" w:unhideWhenUsed="1"/>
+    <w:lsdException w:name="List Bullet 4" w:semiHidden="1" w:unhideWhenUsed="1"/>
+    <w:lsdException w:name="List Bullet 5" w:semiHidden="1" w:unhideWhenUsed="1"/>
+    <w:lsdException w:name="List Number 2" w:semiHidden="1" w:unhideWhenUsed="1"/>
+    <w:lsdException w:name="List Number 3" w:semiHidden="1" w:unhideWhenUsed="1"/>
+    <w:lsdException w:name="List Number 4" w:semiHidden="1" w:unhideWhenUsed="1"/>
+    <w:lsdException w:name="List Number 5" w:semiHidden="1" w:unhideWhenUsed="1"/>
+    <w:lsdException w:name="Title" w:uiPriority="10" w:qFormat="1"/>
+    <w:lsdException w:name="Closing" w:semiHidden="1" w:unhideWhenUsed="1"/>
+    <w:lsdException w:name="Signature" w:semiHidden="1" w:unhideWhenUsed="1"/>
+    <w:lsdException w:name="Default Paragraph Font" w:semiHidden="1" w:uiPriority="1" w:unhideWhenUsed="1"/>
+    <w:lsdException w:name="Body Text" w:semiHidden="1" w:unhideWhenUsed="1"/>
+    <w:lsdException w:name="Body Text Indent" w:semiHidden="1" w:unhideWhenUsed="1"/>
+    <w:lsdException w:name="List Continue" w:semiHidden="1" w:unhideWhenUsed="1"/>
+    <w:lsdException w:name="List Continue 2" w:semiHidden="1" w:unhideWhenUsed="1"/>
+    <w:lsdException w:name="List Continue 3" w:semiHidden="1" w:unhideWhenUsed="1"/>
+    <w:lsdException w:name="List Continue 4" w:semiHidden="1" w:unhideWhenUsed="1"/>
+    <w:lsdException w:name="List Continue 5" w:semiHidden="1" w:unhideWhenUsed="1"/>
+    <w:lsdException w:name="Message Header" w:semiHidden="1" w:unhideWhenUsed="1"/>
+    <w:lsdException w:name="Subtitle" w:uiPriority="11" w:qFormat="1"/>
+    <w:lsdException w:name="Salutation" w:semiHidden="1" w:unhideWhenUsed="1"/>
+    <w:lsdException w:name="Date" w:semiHidden="1" w:unhideWhenUsed="1"/>
+    <w:lsdException w:name="Body Text First Indent" w:semiHidden="1" w:unhideWhenUsed="1"/>
+    <w:lsdException w:name="Body Text First Indent 2" w:semiHidden="1" w:unhideWhenUsed="1"/>
+    <w:lsdException w:name="Note Heading" w:semiHidden="1" w:unhideWhenUsed="1"/>
+    <w:lsdException w:name="Body Text 2" w:semiHidden="1" w:unhideWhenUsed="1"/>
+    <w:lsdException w:name="Body Text 3" w:semiHidden="1" w:unhideWhenUsed="1"/>
+    <w:lsdException w:name="Body Text Indent 2" w:semiHidden="1" w:unhideWhenUsed="1"/>
+    <w:lsdException w:name="Body Text Indent 3" w:semiHidden="1" w:unhideWhenUsed="1"/>
+    <w:lsdException w:name="Block Text" w:semiHidden="1" w:unhideWhenUsed="1"/>
+    <w:lsdException w:name="Hyperlink" w:semiHidden="1" w:unhideWhenUsed="1"/>
+    <w:lsdException w:name="FollowedHyperlink" w:semiHidden="1" w:unhideWhenUsed="1"/>
+    <w:lsdException w:name="Strong" w:uiPriority="22" w:qFormat="1"/>
+    <w:lsdException w:name="Emphasis" w:uiPriority="20" w:qFormat="1"/>
+    <w:lsdException w:name="Document Map" w:semiHidden="1" w:unhideWhenUsed="1"/>
+    <w:lsdException w:name="Plain Text" w:semiHidden="1" w:unhideWhenUsed="1"/>
+    <w:lsdException w:name="E-mail Signature" w:semiHidden="1" w:unhideWhenUsed="1"/>
+    <w:lsdException w:name="HTML Top of Form" w:semiHidden="1" w:unhideWhenUsed="1"/>
+    <w:lsdException w:name="HTML Bottom of Form" w:semiHidden="1" w:unhideWhenUsed="1"/>
+    <w:lsdException w:name="Normal (Web)" w:semiHidden="1" w:unhideWhenUsed="1"/>
+    <w:lsdException w:name="HTML Acronym" w:semiHidden="1" w:unhideWhenUsed="1"/>
+    <w:lsdException w:name="HTML Address" w:semiHidden="1" w:unhideWhenUsed="1"/>
+    <w:lsdException w:name="HTML Cite" w:semiHidden="1" w:unhideWhenUsed="1"/>
+    <w:lsdException w:name="HTML Code" w:semiHidden="1" w:unhideWhenUsed="1"/>
+    <w:lsdException w:name="HTML Definition" w:semiHidden="1" w:unhideWhenUsed="1"/>
+    <w:lsdException w:name="HTML Keyboard" w:semiHidden="1" w:unhideWhenUsed="1"/>
+    <w:lsdException w:name="HTML Preformatted" w:semiHidden="1" w:unhideWhenUsed="1"/>
+    <w:lsdException w:name="HTML Sample" w:semiHidden="1" w:unhideWhenUsed="1"/>
+    <w:lsdException w:name="HTML Typewriter" w:semiHidden="1" w:unhideWhenUsed="1"/>
+    <w:lsdException w:name="HTML Variable" w:semiHidden="1" w:unhideWhenUsed="1"/>
+    <w:lsdException w:name="Normal Table" w:semiHidden="1" w:unhideWhenUsed="1"/>
+    <w:lsdException w:name="annotation subject" w:semiHidden="1" w:unhideWhenUsed="1"/>
+    <w:lsdException w:name="No List" w:semiHidden="1" w:unhideWhenUsed="1"/>
+    <w:lsdException w:name="Outline List 1" w:semiHidden="1" w:unhideWhenUsed="1"/>
+    <w:lsdException w:name="Outline List 2" w:semiHidden="1" w:unhideWhenUsed="1"/>
+    <w:lsdException w:name="Outline List 3" w:semiHidden="1" w:unhideWhenUsed="1"/>
+    <w:lsdException w:name="Table Simple 1" w:semiHidden="1" w:unhideWhenUsed="1"/>
+    <w:lsdException w:name="Table Simple 2" w:semiHidden="1" w:unhideWhenUsed="1"/>
+    <w:lsdException w:name="Table Simple 3" w:semiHidden="1" w:unhideWhenUsed="1"/>
+    <w:lsdException w:name="Table Classic 1" w:semiHidden="1" w:unhideWhenUsed="1"/>
+    <w:lsdException w:name="Table Classic 2" w:semiHidden="1" w:unhideWhenUsed="1"/>
+    <w:lsdException w:name="Table Classic 3" w:semiHidden="1" w:unhideWhenUsed="1"/>
+    <w:lsdException w:name="Table Classic 4" w:semiHidden="1" w:unhideWhenUsed="1"/>
+    <w:lsdException w:name="Table Colorful 1" w:semiHidden="1" w:unhideWhenUsed="1"/>
+    <w:lsdException w:name="Table Colorful 2" w:semiHidden="1" w:unhideWhenUsed="1"/>
+    <w:lsdException w:name="Table Colorful 3" w:semiHidden="1" w:unhideWhenUsed="1"/>
+    <w:lsdException w:name="Table Columns 1" w:semiHidden="1" w:unhideWhenUsed="1"/>
+    <w:lsdException w:name="Table Columns 2" w:semiHidden="1" w:unhideWhenUsed="1"/>
+    <w:lsdException w:name="Table Columns 3" w:semiHidden="1" w:unhideWhenUsed="1"/>
+    <w:lsdException w:name="Table Columns 4" w:semiHidden="1" w:unhideWhenUsed="1"/>
+    <w:lsdException w:name="Table Columns 5" w:semiHidden="1" w:unhideWhenUsed="1"/>
+    <w:lsdException w:name="Table Grid 1" w:semiHidden="1" w:unhideWhenUsed="1"/>
+    <w:lsdException w:name="Table Grid 2" w:semiHidden="1" w:unhideWhenUsed="1"/>
+    <w:lsdException w:name="Table Grid 3" w:semiHidden="1" w:unhideWhenUsed="1"/>
+    <w:lsdException w:name="Table Grid 4" w:semiHidden="1" w:unhideWhenUsed="1"/>
+    <w:lsdException w:name="Table Grid 5" w:semiHidden="1" w:unhideWhenUsed="1"/>
+    <w:lsdException w:name="Table Grid 6" w:semiHidden="1" w:unhideWhenUsed="1"/>
+    <w:lsdException w:name="Table Grid 7" w:semiHidden="1" w:unhideWhenUsed="1"/>
+    <w:lsdException w:name="Table Grid 8" w:semiHidden="1" w:unhideWhenUsed="1"/>
+    <w:lsdException w:name="Table List 1" w:semiHidden="1" w:unhideWhenUsed="1"/>
+    <w:lsdException w:name="Table List 2" w:semiHidden="1" w:unhideWhenUsed="1"/>
+    <w:lsdException w:name="Table List 3" w:semiHidden="1" w:unhideWhenUsed="1"/>
+    <w:lsdException w:name="Table List 4" w:semiHidden="1" w:unhideWhenUsed="1"/>
+    <w:lsdException w:name="Table List 5" w:semiHidden="1" w:unhideWhenUsed="1"/>
+    <w:lsdException w:name="Table List 6" w:semiHidden="1" w:unhideWhenUsed="1"/>
+    <w:lsdException w:name="Table List 7" w:semiHidden="1" w:unhideWhenUsed="1"/>
+    <w:lsdException w:name="Table List 8" w:semiHidden="1" w:unhideWhenUsed="1"/>
+    <w:lsdException w:name="Table 3D effects 1" w:semiHidden="1" w:unhideWhenUsed="1"/>
+    <w:lsdException w:name="Table 3D effects 2" w:semiHidden="1" w:unhideWhenUsed="1"/>
+    <w:lsdException w:name="Table 3D effects 3" w:semiHidden="1" w:unhideWhenUsed="1"/>
+    <w:lsdException w:name="Table Contemporary" w:semiHidden="1" w:unhideWhenUsed="1"/>
+    <w:lsdException w:name="Table Elegant" w:semiHidden="1" w:unhideWhenUsed="1"/>
+    <w:lsdException w:name="Table Professional" w:semiHidden="1" w:unhideWhenUsed="1"/>
+    <w:lsdException w:name="Table Subtle 1" w:semiHidden="1" w:unhideWhenUsed="1"/>
+    <w:lsdException w:name="Table Subtle 2" w:semiHidden="1" w:unhideWhenUsed="1"/>
+    <w:lsdException w:name="Table Web 1" w:semiHidden="1" w:unhideWhenUsed="1"/>
+    <w:lsdException w:name="Table Web 2" w:semiHidden="1" w:unhideWhenUsed="1"/>
+    <w:lsdException w:name="Table Web 3" w:semiHidden="1" w:unhideWhenUsed="1"/>
+    <w:lsdException w:name="Balloon Text" w:semiHidden="1" w:unhideWhenUsed="1"/>
     <w:lsdException w:name="Table Grid" w:uiPriority="39"/>
-    <w:lsdException w:name="Placeholder Text" w:unhideWhenUsed="0"/>
-    <w:lsdException w:name="No Spacing" w:semiHidden="0" w:uiPriority="1" w:unhideWhenUsed="0" w:qFormat="1"/>
-    <w:lsdException w:name="Light Shading" w:semiHidden="0" w:uiPriority="60" w:unhideWhenUsed="0"/>
-    <w:lsdException w:name="Light List" w:semiHidden="0" w:uiPriority="61" w:unhideWhenUsed="0"/>
-    <w:lsdException w:name="Light Grid" w:semiHidden="0" w:uiPriority="62" w:unhideWhenUsed="0"/>
-    <w:lsdException w:name="Medium Shading 1" w:semiHidden="0" w:uiPriority="63" w:unhideWhenUsed="0"/>
-    <w:lsdException w:name="Medium Shading 2" w:semiHidden="0" w:uiPriority="64" w:unhideWhenUsed="0"/>
-    <w:lsdException w:name="Medium List 1" w:semiHidden="0" w:uiPriority="65" w:unhideWhenUsed="0"/>
-    <w:lsdException w:name="Medium List 2" w:semiHidden="0" w:uiPriority="66" w:unhideWhenUsed="0"/>
-    <w:lsdException w:name="Medium Grid 1" w:semiHidden="0" w:uiPriority="67" w:unhideWhenUsed="0"/>
-    <w:lsdException w:name="Medium Grid 2" w:semiHidden="0" w:uiPriority="68" w:unhideWhenUsed="0"/>
-    <w:lsdException w:name="Medium Grid 3" w:semiHidden="0" w:uiPriority="69" w:unhideWhenUsed="0"/>
-    <w:lsdException w:name="Dark List" w:semiHidden="0" w:uiPriority="70" w:unhideWhenUsed="0"/>
-    <w:lsdException w:name="Colorful Shading" w:semiHidden="0" w:uiPriority="71" w:unhideWhenUsed="0"/>
-    <w:lsdException w:name="Colorful List" w:semiHidden="0" w:uiPriority="72" w:unhideWhenUsed="0"/>
-    <w:lsdException w:name="Colorful Grid" w:semiHidden="0" w:uiPriority="73" w:unhideWhenUsed="0"/>
-    <w:lsdException w:name="Light Shading Accent 1" w:semiHidden="0" w:uiPriority="60" w:unhideWhenUsed="0"/>
-    <w:lsdException w:name="Light List Accent 1" w:semiHidden="0" w:uiPriority="61" w:unhideWhenUsed="0"/>
-    <w:lsdException w:name="Light Grid Accent 1" w:semiHidden="0" w:uiPriority="62" w:unhideWhenUsed="0"/>
-    <w:lsdException w:name="Medium Shading 1 Accent 1" w:semiHidden="0" w:uiPriority="63" w:unhideWhenUsed="0"/>
-    <w:lsdException w:name="Medium Shading 2 Accent 1" w:semiHidden="0" w:uiPriority="64" w:unhideWhenUsed="0"/>
-    <w:lsdException w:name="Medium List 1 Accent 1" w:semiHidden="0" w:uiPriority="65" w:unhideWhenUsed="0"/>
-    <w:lsdException w:name="Revision" w:unhideWhenUsed="0"/>
-    <w:lsdException w:name="List Paragraph" w:semiHidden="0" w:uiPriority="34" w:unhideWhenUsed="0" w:qFormat="1"/>
-    <w:lsdException w:name="Quote" w:semiHidden="0" w:uiPriority="29" w:unhideWhenUsed="0" w:qFormat="1"/>
-    <w:lsdException w:name="Intense Quote" w:semiHidden="0" w:uiPriority="30" w:unhideWhenUsed="0" w:qFormat="1"/>
-    <w:lsdException w:name="Medium List 2 Accent 1" w:semiHidden="0" w:uiPriority="66" w:unhideWhenUsed="0"/>
-    <w:lsdException w:name="Medium Grid 1 Accent 1" w:semiHidden="0" w:uiPriority="67" w:unhideWhenUsed="0"/>
-    <w:lsdException w:name="Medium Grid 2 Accent 1" w:semiHidden="0" w:uiPriority="68" w:unhideWhenUsed="0"/>
-    <w:lsdException w:name="Medium Grid 3 Accent 1" w:semiHidden="0" w:uiPriority="69" w:unhideWhenUsed="0"/>
-    <w:lsdException w:name="Dark List Accent 1" w:semiHidden="0" w:uiPriority="70" w:unhideWhenUsed="0"/>
-    <w:lsdException w:name="Colorful Shading Accent 1" w:semiHidden="0" w:uiPriority="71" w:unhideWhenUsed="0"/>
-    <w:lsdException w:name="Colorful List Accent 1" w:semiHidden="0" w:uiPriority="72" w:unhideWhenUsed="0"/>
-    <w:lsdException w:name="Colorful Grid Accent 1" w:semiHidden="0" w:uiPriority="73" w:unhideWhenUsed="0"/>
-    <w:lsdException w:name="Light Shading Accent 2" w:semiHidden="0" w:uiPriority="60" w:unhideWhenUsed="0"/>
-    <w:lsdException w:name="Light List Accent 2" w:semiHidden="0" w:uiPriority="61" w:unhideWhenUsed="0"/>
-    <w:lsdException w:name="Light Grid Accent 2" w:semiHidden="0" w:uiPriority="62" w:unhideWhenUsed="0"/>
-    <w:lsdException w:name="Medium Shading 1 Accent 2" w:semiHidden="0" w:uiPriority="63" w:unhideWhenUsed="0"/>
-    <w:lsdException w:name="Medium Shading 2 Accent 2" w:semiHidden="0" w:uiPriority="64" w:unhideWhenUsed="0"/>
-    <w:lsdException w:name="Medium List 1 Accent 2" w:semiHidden="0" w:uiPriority="65" w:unhideWhenUsed="0"/>
-    <w:lsdException w:name="Medium List 2 Accent 2" w:semiHidden="0" w:uiPriority="66" w:unhideWhenUsed="0"/>
-    <w:lsdException w:name="Medium Grid 1 Accent 2" w:semiHidden="0" w:uiPriority="67" w:unhideWhenUsed="0"/>
-    <w:lsdException w:name="Medium Grid 2 Accent 2" w:semiHidden="0" w:uiPriority="68" w:unhideWhenUsed="0"/>
-    <w:lsdException w:name="Medium Grid 3 Accent 2" w:semiHidden="0" w:uiPriority="69" w:unhideWhenUsed="0"/>
-    <w:lsdException w:name="Dark List Accent 2" w:semiHidden="0" w:uiPriority="70" w:unhideWhenUsed="0"/>
-    <w:lsdException w:name="Colorful Shading Accent 2" w:semiHidden="0" w:uiPriority="71" w:unhideWhenUsed="0"/>
-    <w:lsdException w:name="Colorful List Accent 2" w:semiHidden="0" w:uiPriority="72" w:unhideWhenUsed="0"/>
-    <w:lsdException w:name="Colorful Grid Accent 2" w:semiHidden="0" w:uiPriority="73" w:unhideWhenUsed="0"/>
-    <w:lsdException w:name="Light Shading Accent 3" w:semiHidden="0" w:uiPriority="60" w:unhideWhenUsed="0"/>
-    <w:lsdException w:name="Light List Accent 3" w:semiHidden="0" w:uiPriority="61" w:unhideWhenUsed="0"/>
-    <w:lsdException w:name="Light Grid Accent 3" w:semiHidden="0" w:uiPriority="62" w:unhideWhenUsed="0"/>
-    <w:lsdException w:name="Medium Shading 1 Accent 3" w:semiHidden="0" w:uiPriority="63" w:unhideWhenUsed="0"/>
-    <w:lsdException w:name="Medium Shading 2 Accent 3" w:semiHidden="0" w:uiPriority="64" w:unhideWhenUsed="0"/>
-    <w:lsdException w:name="Medium List 1 Accent 3" w:semiHidden="0" w:uiPriority="65" w:unhideWhenUsed="0"/>
-    <w:lsdException w:name="Medium List 2 Accent 3" w:semiHidden="0" w:uiPriority="66" w:unhideWhenUsed="0"/>
-    <w:lsdException w:name="Medium Grid 1 Accent 3" w:semiHidden="0" w:uiPriority="67" w:unhideWhenUsed="0"/>
-    <w:lsdException w:name="Medium Grid 2 Accent 3" w:semiHidden="0" w:uiPriority="68" w:unhideWhenUsed="0"/>
-    <w:lsdException w:name="Medium Grid 3 Accent 3" w:semiHidden="0" w:uiPriority="69" w:unhideWhenUsed="0"/>
-    <w:lsdException w:name="Dark List Accent 3" w:semiHidden="0" w:uiPriority="70" w:unhideWhenUsed="0"/>
-    <w:lsdException w:name="Colorful Shading Accent 3" w:semiHidden="0" w:uiPriority="71" w:unhideWhenUsed="0"/>
-    <w:lsdException w:name="Colorful List Accent 3" w:semiHidden="0" w:uiPriority="72" w:unhideWhenUsed="0"/>
-    <w:lsdException w:name="Colorful Grid Accent 3" w:semiHidden="0" w:uiPriority="73" w:unhideWhenUsed="0"/>
-    <w:lsdException w:name="Light Shading Accent 4" w:semiHidden="0" w:uiPriority="60" w:unhideWhenUsed="0"/>
-    <w:lsdException w:name="Light List Accent 4" w:semiHidden="0" w:uiPriority="61" w:unhideWhenUsed="0"/>
-    <w:lsdException w:name="Light Grid Accent 4" w:semiHidden="0" w:uiPriority="62" w:unhideWhenUsed="0"/>
-    <w:lsdException w:name="Medium Shading 1 Accent 4" w:semiHidden="0" w:uiPriority="63" w:unhideWhenUsed="0"/>
-    <w:lsdException w:name="Medium Shading 2 Accent 4" w:semiHidden="0" w:uiPriority="64" w:unhideWhenUsed="0"/>
-    <w:lsdException w:name="Medium List 1 Accent 4" w:semiHidden="0" w:uiPriority="65" w:unhideWhenUsed="0"/>
-    <w:lsdException w:name="Medium List 2 Accent 4" w:semiHidden="0" w:uiPriority="66" w:unhideWhenUsed="0"/>
-    <w:lsdException w:name="Medium Grid 1 Accent 4" w:semiHidden="0" w:uiPriority="67" w:unhideWhenUsed="0"/>
-    <w:lsdException w:name="Medium Grid 2 Accent 4" w:semiHidden="0" w:uiPriority="68" w:unhideWhenUsed="0"/>
-    <w:lsdException w:name="Medium Grid 3 Accent 4" w:semiHidden="0" w:uiPriority="69" w:unhideWhenUsed="0"/>
-    <w:lsdException w:name="Dark List Accent 4" w:semiHidden="0" w:uiPriority="70" w:unhideWhenUsed="0"/>
-    <w:lsdException w:name="Colorful Shading Accent 4" w:semiHidden="0" w:uiPriority="71" w:unhideWhenUsed="0"/>
-    <w:lsdException w:name="Colorful List Accent 4" w:semiHidden="0" w:uiPriority="72" w:unhideWhenUsed="0"/>
-    <w:lsdException w:name="Colorful Grid Accent 4" w:semiHidden="0" w:uiPriority="73" w:unhideWhenUsed="0"/>
-    <w:lsdException w:name="Light Shading Accent 5" w:semiHidden="0" w:uiPriority="60" w:unhideWhenUsed="0"/>
-    <w:lsdException w:name="Light List Accent 5" w:semiHidden="0" w:uiPriority="61" w:unhideWhenUsed="0"/>
-    <w:lsdException w:name="Light Grid Accent 5" w:semiHidden="0" w:uiPriority="62" w:unhideWhenUsed="0"/>
-    <w:lsdException w:name="Medium Shading 1 Accent 5" w:semiHidden="0" w:uiPriority="63" w:unhideWhenUsed="0"/>
-    <w:lsdException w:name="Medium Shading 2 Accent 5" w:semiHidden="0" w:uiPriority="64" w:unhideWhenUsed="0"/>
-    <w:lsdException w:name="Medium List 1 Accent 5" w:semiHidden="0" w:uiPriority="65" w:unhideWhenUsed="0"/>
-    <w:lsdException w:name="Medium List 2 Accent 5" w:semiHidden="0" w:uiPriority="66" w:unhideWhenUsed="0"/>
-    <w:lsdException w:name="Medium Grid 1 Accent 5" w:semiHidden="0" w:uiPriority="67" w:unhideWhenUsed="0"/>
-    <w:lsdException w:name="Medium Grid 2 Accent 5" w:semiHidden="0" w:uiPriority="68" w:unhideWhenUsed="0"/>
-    <w:lsdException w:name="Medium Grid 3 Accent 5" w:semiHidden="0" w:uiPriority="69" w:unhideWhenUsed="0"/>
-    <w:lsdException w:name="Dark List Accent 5" w:semiHidden="0" w:uiPriority="70" w:unhideWhenUsed="0"/>
-    <w:lsdException w:name="Colorful Shading Accent 5" w:semiHidden="0" w:uiPriority="71" w:unhideWhenUsed="0"/>
-    <w:lsdException w:name="Colorful List Accent 5" w:semiHidden="0" w:uiPriority="72" w:unhideWhenUsed="0"/>
-    <w:lsdException w:name="Colorful Grid Accent 5" w:semiHidden="0" w:uiPriority="73" w:unhideWhenUsed="0"/>
-    <w:lsdException w:name="Light Shading Accent 6" w:semiHidden="0" w:uiPriority="60" w:unhideWhenUsed="0"/>
-    <w:lsdException w:name="Light List Accent 6" w:semiHidden="0" w:uiPriority="61" w:unhideWhenUsed="0"/>
-    <w:lsdException w:name="Light Grid Accent 6" w:semiHidden="0" w:uiPriority="62" w:unhideWhenUsed="0"/>
-    <w:lsdException w:name="Medium Shading 1 Accent 6" w:semiHidden="0" w:uiPriority="63" w:unhideWhenUsed="0"/>
-    <w:lsdException w:name="Medium Shading 2 Accent 6" w:semiHidden="0" w:uiPriority="64" w:unhideWhenUsed="0"/>
-    <w:lsdException w:name="Medium List 1 Accent 6" w:semiHidden="0" w:uiPriority="65" w:unhideWhenUsed="0"/>
-    <w:lsdException w:name="Medium List 2 Accent 6" w:semiHidden="0" w:uiPriority="66" w:unhideWhenUsed="0"/>
-    <w:lsdException w:name="Medium Grid 1 Accent 6" w:semiHidden="0" w:uiPriority="67" w:unhideWhenUsed="0"/>
-    <w:lsdException w:name="Medium Grid 2 Accent 6" w:semiHidden="0" w:uiPriority="68" w:unhideWhenUsed="0"/>
-    <w:lsdException w:name="Medium Grid 3 Accent 6" w:semiHidden="0" w:uiPriority="69" w:unhideWhenUsed="0"/>
-    <w:lsdException w:name="Dark List Accent 6" w:semiHidden="0" w:uiPriority="70" w:unhideWhenUsed="0"/>
-    <w:lsdException w:name="Colorful Shading Accent 6" w:semiHidden="0" w:uiPriority="71" w:unhideWhenUsed="0"/>
-    <w:lsdException w:name="Colorful List Accent 6" w:semiHidden="0" w:uiPriority="72" w:unhideWhenUsed="0"/>
-    <w:lsdException w:name="Colorful Grid Accent 6" w:semiHidden="0" w:uiPriority="73" w:unhideWhenUsed="0"/>
-    <w:lsdException w:name="Subtle Emphasis" w:semiHidden="0" w:uiPriority="19" w:unhideWhenUsed="0" w:qFormat="1"/>
-    <w:lsdException w:name="Intense Emphasis" w:semiHidden="0" w:uiPriority="21" w:unhideWhenUsed="0" w:qFormat="1"/>
-    <w:lsdException w:name="Subtle Reference" w:semiHidden="0" w:uiPriority="31" w:unhideWhenUsed="0" w:qFormat="1"/>
-    <w:lsdException w:name="Intense Reference" w:semiHidden="0" w:uiPriority="32" w:unhideWhenUsed="0" w:qFormat="1"/>
-    <w:lsdException w:name="Book Title" w:semiHidden="0" w:uiPriority="33" w:unhideWhenUsed="0" w:qFormat="1"/>
-    <w:lsdException w:name="Bibliography" w:uiPriority="37"/>
-    <w:lsdException w:name="TOC Heading" w:uiPriority="39" w:qFormat="1"/>
+    <w:lsdException w:name="Table Theme" w:semiHidden="1" w:unhideWhenUsed="1"/>
+    <w:lsdException w:name="Placeholder Text" w:semiHidden="1"/>
+    <w:lsdException w:name="No Spacing" w:uiPriority="1" w:qFormat="1"/>
+    <w:lsdException w:name="Light Shading" w:uiPriority="60"/>
+    <w:lsdException w:name="Light List" w:uiPriority="61"/>
+    <w:lsdException w:name="Light Grid" w:uiPriority="62"/>
+    <w:lsdException w:name="Medium Shading 1" w:uiPriority="63"/>
+    <w:lsdException w:name="Medium Shading 2" w:uiPriority="64"/>
+    <w:lsdException w:name="Medium List 1" w:uiPriority="65"/>
+    <w:lsdException w:name="Medium List 2" w:uiPriority="66"/>
+    <w:lsdException w:name="Medium Grid 1" w:uiPriority="67"/>
+    <w:lsdException w:name="Medium Grid 2" w:uiPriority="68"/>
+    <w:lsdException w:name="Medium Grid 3" w:uiPriority="69"/>
+    <w:lsdException w:name="Dark List" w:uiPriority="70"/>
+    <w:lsdException w:name="Colorful Shading" w:uiPriority="71"/>
+    <w:lsdException w:name="Colorful List" w:uiPriority="72"/>
+    <w:lsdException w:name="Colorful Grid" w:uiPriority="73"/>
+    <w:lsdException w:name="Light Shading Accent 1" w:uiPriority="60"/>
+    <w:lsdException w:name="Light List Accent 1" w:uiPriority="61"/>
+    <w:lsdException w:name="Light Grid Accent 1" w:uiPriority="62"/>
+    <w:lsdException w:name="Medium Shading 1 Accent 1" w:uiPriority="63"/>
+    <w:lsdException w:name="Medium Shading 2 Accent 1" w:uiPriority="64"/>
+    <w:lsdException w:name="Medium List 1 Accent 1" w:uiPriority="65"/>
+    <w:lsdException w:name="Revision" w:semiHidden="1"/>
+    <w:lsdException w:name="List Paragraph" w:uiPriority="34" w:qFormat="1"/>
+    <w:lsdException w:name="Quote" w:uiPriority="29" w:qFormat="1"/>
+    <w:lsdException w:name="Intense Quote" w:uiPriority="30" w:qFormat="1"/>
+    <w:lsdException w:name="Medium List 2 Accent 1" w:uiPriority="66"/>
+    <w:lsdException w:name="Medium Grid 1 Accent 1" w:uiPriority="67"/>
+    <w:lsdException w:name="Medium Grid 2 Accent 1" w:uiPriority="68"/>
+    <w:lsdException w:name="Medium Grid 3 Accent 1" w:uiPriority="69"/>
+    <w:lsdException w:name="Dark List Accent 1" w:uiPriority="70"/>
+    <w:lsdException w:name="Colorful Shading Accent 1" w:uiPriority="71"/>
+    <w:lsdException w:name="Colorful List Accent 1" w:uiPriority="72"/>
+    <w:lsdException w:name="Colorful Grid Accent 1" w:uiPriority="73"/>
+    <w:lsdException w:name="Light Shading Accent 2" w:uiPriority="60"/>
+    <w:lsdException w:name="Light List Accent 2" w:uiPriority="61"/>
+    <w:lsdException w:name="Light Grid Accent 2" w:uiPriority="62"/>
+    <w:lsdException w:name="Medium Shading 1 Accent 2" w:uiPriority="63"/>
+    <w:lsdException w:name="Medium Shading 2 Accent 2" w:uiPriority="64"/>
+    <w:lsdException w:name="Medium List 1 Accent 2" w:uiPriority="65"/>
+    <w:lsdException w:name="Medium List 2 Accent 2" w:uiPriority="66"/>
+    <w:lsdException w:name="Medium Grid 1 Accent 2" w:uiPriority="67"/>
+    <w:lsdException w:name="Medium Grid 2 Accent 2" w:uiPriority="68"/>
+    <w:lsdException w:name="Medium Grid 3 Accent 2" w:uiPriority="69"/>
+    <w:lsdException w:name="Dark List Accent 2" w:uiPriority="70"/>
+    <w:lsdException w:name="Colorful Shading Accent 2" w:uiPriority="71"/>
+    <w:lsdException w:name="Colorful List Accent 2" w:uiPriority="72"/>
+    <w:lsdException w:name="Colorful Grid Accent 2" w:uiPriority="73"/>
+    <w:lsdException w:name="Light Shading Accent 3" w:uiPriority="60"/>
+    <w:lsdException w:name="Light List Accent 3" w:uiPriority="61"/>
+    <w:lsdException w:name="Light Grid Accent 3" w:uiPriority="62"/>
+    <w:lsdException w:name="Medium Shading 1 Accent 3" w:uiPriority="63"/>
+    <w:lsdException w:name="Medium Shading 2 Accent 3" w:uiPriority="64"/>
+    <w:lsdException w:name="Medium List 1 Accent 3" w:uiPriority="65"/>
+    <w:lsdException w:name="Medium List 2 Accent 3" w:uiPriority="66"/>
+    <w:lsdException w:name="Medium Grid 1 Accent 3" w:uiPriority="67"/>
+    <w:lsdException w:name="Medium Grid 2 Accent 3" w:uiPriority="68"/>
+    <w:lsdException w:name="Medium Grid 3 Accent 3" w:uiPriority="69"/>
+    <w:lsdException w:name="Dark List Accent 3" w:uiPriority="70"/>
+    <w:lsdException w:name="Colorful Shading Accent 3" w:uiPriority="71"/>
+    <w:lsdException w:name="Colorful List Accent 3" w:uiPriority="72"/>
+    <w:lsdException w:name="Colorful Grid Accent 3" w:uiPriority="73"/>
+    <w:lsdException w:name="Light Shading Accent 4" w:uiPriority="60"/>
+    <w:lsdException w:name="Light List Accent 4" w:uiPriority="61"/>
+    <w:lsdException w:name="Light Grid Accent 4" w:uiPriority="62"/>
+    <w:lsdException w:name="Medium Shading 1 Accent 4" w:uiPriority="63"/>
+    <w:lsdException w:name="Medium Shading 2 Accent 4" w:uiPriority="64"/>
+    <w:lsdException w:name="Medium List 1 Accent 4" w:uiPriority="65"/>
+    <w:lsdException w:name="Medium List 2 Accent 4" w:uiPriority="66"/>
+    <w:lsdException w:name="Medium Grid 1 Accent 4" w:uiPriority="67"/>
+    <w:lsdException w:name="Medium Grid 2 Accent 4" w:uiPriority="68"/>
+    <w:lsdException w:name="Medium Grid 3 Accent 4" w:uiPriority="69"/>
+    <w:lsdException w:name="Dark List Accent 4" w:uiPriority="70"/>
+    <w:lsdException w:name="Colorful Shading Accent 4" w:uiPriority="71"/>
+    <w:lsdException w:name="Colorful List Accent 4" w:uiPriority="72"/>
+    <w:lsdException w:name="Colorful Grid Accent 4" w:uiPriority="73"/>
+    <w:lsdException w:name="Light Shading Accent 5" w:uiPriority="60"/>
+    <w:lsdException w:name="Light List Accent 5" w:uiPriority="61"/>
+    <w:lsdException w:name="Light Grid Accent 5" w:uiPriority="62"/>
+    <w:lsdException w:name="Medium Shading 1 Accent 5" w:uiPriority="63"/>
+    <w:lsdException w:name="Medium Shading 2 Accent 5" w:uiPriority="64"/>
+    <w:lsdException w:name="Medium List 1 Accent 5" w:uiPriority="65"/>
+    <w:lsdException w:name="Medium List 2 Accent 5" w:uiPriority="66"/>
+    <w:lsdException w:name="Medium Grid 1 Accent 5" w:uiPriority="67"/>
+    <w:lsdException w:name="Medium Grid 2 Accent 5" w:uiPriority="68"/>
+    <w:lsdException w:name="Medium Grid 3 Accent 5" w:uiPriority="69"/>
+    <w:lsdException w:name="Dark List Accent 5" w:uiPriority="70"/>
+    <w:lsdException w:name="Colorful Shading Accent 5" w:uiPriority="71"/>
+    <w:lsdException w:name="Colorful List Accent 5" w:uiPriority="72"/>
+    <w:lsdException w:name="Colorful Grid Accent 5" w:uiPriority="73"/>
+    <w:lsdException w:name="Light Shading Accent 6" w:uiPriority="60"/>
+    <w:lsdException w:name="Light List Accent 6" w:uiPriority="61"/>
+    <w:lsdException w:name="Light Grid Accent 6" w:uiPriority="62"/>
+    <w:lsdException w:name="Medium Shading 1 Accent 6" w:uiPriority="63"/>
+    <w:lsdException w:name="Medium Shading 2 Accent 6" w:uiPriority="64"/>
+    <w:lsdException w:name="Medium List 1 Accent 6" w:uiPriority="65"/>
+    <w:lsdException w:name="Medium List 2 Accent 6" w:uiPriority="66"/>
+    <w:lsdException w:name="Medium Grid 1 Accent 6" w:uiPriority="67"/>
+    <w:lsdException w:name="Medium Grid 2 Accent 6" w:uiPriority="68"/>
+    <w:lsdException w:name="Medium Grid 3 Accent 6" w:uiPriority="69"/>
+    <w:lsdException w:name="Dark List Accent 6" w:uiPriority="70"/>
+    <w:lsdException w:name="Colorful Shading Accent 6" w:uiPriority="71"/>
+    <w:lsdException w:name="Colorful List Accent 6" w:uiPriority="72"/>
+    <w:lsdException w:name="Colorful Grid Accent 6" w:uiPriority="73"/>
+    <w:lsdException w:name="Subtle Emphasis" w:uiPriority="19" w:qFormat="1"/>
+    <w:lsdException w:name="Intense Emphasis" w:uiPriority="21" w:qFormat="1"/>
+    <w:lsdException w:name="Subtle Reference" w:uiPriority="31" w:qFormat="1"/>
+    <w:lsdException w:name="Intense Reference" w:uiPriority="32" w:qFormat="1"/>
+    <w:lsdException w:name="Book Title" w:uiPriority="33" w:qFormat="1"/>
+    <w:lsdException w:name="Bibliography" w:semiHidden="1" w:uiPriority="37" w:unhideWhenUsed="1"/>
+    <w:lsdException w:name="TOC Heading" w:semiHidden="1" w:uiPriority="39" w:unhideWhenUsed="1" w:qFormat="1"/>
+    <w:lsdException w:name="Plain Table 1" w:uiPriority="41"/>
+    <w:lsdException w:name="Plain Table 2" w:uiPriority="42"/>
+    <w:lsdException w:name="Plain Table 3" w:uiPriority="43"/>
+    <w:lsdException w:name="Plain Table 4" w:uiPriority="44"/>
+    <w:lsdException w:name="Plain Table 5" w:uiPriority="45"/>
+    <w:lsdException w:name="Grid Table Light" w:uiPriority="40"/>
+    <w:lsdException w:name="Grid Table 1 Light" w:uiPriority="46"/>
+    <w:lsdException w:name="Grid Table 2" w:uiPriority="47"/>
+    <w:lsdException w:name="Grid Table 3" w:uiPriority="48"/>
+    <w:lsdException w:name="Grid Table 4" w:uiPriority="49"/>
+    <w:lsdException w:name="Grid Table 5 Dark" w:uiPriority="50"/>
+    <w:lsdException w:name="Grid Table 6 Colorful" w:uiPriority="51"/>
+    <w:lsdException w:name="Grid Table 7 Colorful" w:uiPriority="52"/>
+    <w:lsdException w:name="Grid Table 1 Light Accent 1" w:uiPriority="46"/>
+    <w:lsdException w:name="Grid Table 2 Accent 1" w:uiPriority="47"/>
+    <w:lsdException w:name="Grid Table 3 Accent 1" w:uiPriority="48"/>
+    <w:lsdException w:name="Grid Table 4 Accent 1" w:uiPriority="49"/>
+    <w:lsdException w:name="Grid Table 5 Dark Accent 1" w:uiPriority="50"/>
+    <w:lsdException w:name="Grid Table 6 Colorful Accent 1" w:uiPriority="51"/>
+    <w:lsdException w:name="Grid Table 7 Colorful Accent 1" w:uiPriority="52"/>
+    <w:lsdException w:name="Grid Table 1 Light Accent 2" w:uiPriority="46"/>
+    <w:lsdException w:name="Grid Table 2 Accent 2" w:uiPriority="47"/>
+    <w:lsdException w:name="Grid Table 3 Accent 2" w:uiPriority="48"/>
+    <w:lsdException w:name="Grid Table 4 Accent 2" w:uiPriority="49"/>
+    <w:lsdException w:name="Grid Table 5 Dark Accent 2" w:uiPriority="50"/>
+    <w:lsdException w:name="Grid Table 6 Colorful Accent 2" w:uiPriority="51"/>
+    <w:lsdException w:name="Grid Table 7 Colorful Accent 2" w:uiPriority="52"/>
+    <w:lsdException w:name="Grid Table 1 Light Accent 3" w:uiPriority="46"/>
+    <w:lsdException w:name="Grid Table 2 Accent 3" w:uiPriority="47"/>
+    <w:lsdException w:name="Grid Table 3 Accent 3" w:uiPriority="48"/>
+    <w:lsdException w:name="Grid Table 4 Accent 3" w:uiPriority="49"/>
+    <w:lsdException w:name="Grid Table 5 Dark Accent 3" w:uiPriority="50"/>
+    <w:lsdException w:name="Grid Table 6 Colorful Accent 3" w:uiPriority="51"/>
+    <w:lsdException w:name="Grid Table 7 Colorful Accent 3" w:uiPriority="52"/>
+    <w:lsdException w:name="Grid Table 1 Light Accent 4" w:uiPriority="46"/>
+    <w:lsdException w:name="Grid Table 2 Accent 4" w:uiPriority="47"/>
+    <w:lsdException w:name="Grid Table 3 Accent 4" w:uiPriority="48"/>
+    <w:lsdException w:name="Grid Table 4 Accent 4" w:uiPriority="49"/>
+    <w:lsdException w:name="Grid Table 5 Dark Accent 4" w:uiPriority="50"/>
+    <w:lsdException w:name="Grid Table 6 Colorful Accent 4" w:uiPriority="51"/>
+    <w:lsdException w:name="Grid Table 7 Colorful Accent 4" w:uiPriority="52"/>
+    <w:lsdException w:name="Grid Table 1 Light Accent 5" w:uiPriority="46"/>
+    <w:lsdException w:name="Grid Table 2 Accent 5" w:uiPriority="47"/>
+    <w:lsdException w:name="Grid Table 3 Accent 5" w:uiPriority="48"/>
+    <w:lsdException w:name="Grid Table 4 Accent 5" w:uiPriority="49"/>
+    <w:lsdException w:name="Grid Table 5 Dark Accent 5" w:uiPriority="50"/>
+    <w:lsdException w:name="Grid Table 6 Colorful Accent 5" w:uiPriority="51"/>
+    <w:lsdException w:name="Grid Table 7 Colorful Accent 5" w:uiPriority="52"/>
+    <w:lsdException w:name="Grid Table 1 Light Accent 6" w:uiPriority="46"/>
+    <w:lsdException w:name="Grid Table 2 Accent 6" w:uiPriority="47"/>
+    <w:lsdException w:name="Grid Table 3 Accent 6" w:uiPriority="48"/>
+    <w:lsdException w:name="Grid Table 4 Accent 6" w:uiPriority="49"/>
+    <w:lsdException w:name="Grid Table 5 Dark Accent 6" w:uiPriority="50"/>
+    <w:lsdException w:name="Grid Table 6 Colorful Accent 6" w:uiPriority="51"/>
+    <w:lsdException w:name="Grid Table 7 Colorful Accent 6" w:uiPriority="52"/>
+    <w:lsdException w:name="List Table 1 Light" w:uiPriority="46"/>
+    <w:lsdException w:name="List Table 2" w:uiPriority="47"/>
+    <w:lsdException w:name="List Table 3" w:uiPriority="48"/>
+    <w:lsdException w:name="List Table 4" w:uiPriority="49"/>
+    <w:lsdException w:name="List Table 5 Dark" w:uiPriority="50"/>
+    <w:lsdException w:name="List Table 6 Colorful" w:uiPriority="51"/>
+    <w:lsdException w:name="List Table 7 Colorful" w:uiPriority="52"/>
+    <w:lsdException w:name="List Table 1 Light Accent 1" w:uiPriority="46"/>
+    <w:lsdException w:name="List Table 2 Accent 1" w:uiPriority="47"/>
+    <w:lsdException w:name="List Table 3 Accent 1" w:uiPriority="48"/>
+    <w:lsdException w:name="List Table 4 Accent 1" w:uiPriority="49"/>
+    <w:lsdException w:name="List Table 5 Dark Accent 1" w:uiPriority="50"/>
+    <w:lsdException w:name="List Table 6 Colorful Accent 1" w:uiPriority="51"/>
+    <w:lsdException w:name="List Table 7 Colorful Accent 1" w:uiPriority="52"/>
+    <w:lsdException w:name="List Table 1 Light Accent 2" w:uiPriority="46"/>
+    <w:lsdException w:name="List Table 2 Accent 2" w:uiPriority="47"/>
+    <w:lsdException w:name="List Table 3 Accent 2" w:uiPriority="48"/>
+    <w:lsdException w:name="List Table 4 Accent 2" w:uiPriority="49"/>
+    <w:lsdException w:name="List Table 5 Dark Accent 2" w:uiPriority="50"/>
+    <w:lsdException w:name="List Table 6 Colorful Accent 2" w:uiPriority="51"/>
+    <w:lsdException w:name="List Table 7 Colorful Accent 2" w:uiPriority="52"/>
+    <w:lsdException w:name="List Table 1 Light Accent 3" w:uiPriority="46"/>
+    <w:lsdException w:name="List Table 2 Accent 3" w:uiPriority="47"/>
+    <w:lsdException w:name="List Table 3 Accent 3" w:uiPriority="48"/>
+    <w:lsdException w:name="List Table 4 Accent 3" w:uiPriority="49"/>
+    <w:lsdException w:name="List Table 5 Dark Accent 3" w:uiPriority="50"/>
+    <w:lsdException w:name="List Table 6 Colorful Accent 3" w:uiPriority="51"/>
+    <w:lsdException w:name="List Table 7 Colorful Accent 3" w:uiPriority="52"/>
+    <w:lsdException w:name="List Table 1 Light Accent 4" w:uiPriority="46"/>
+    <w:lsdException w:name="List Table 2 Accent 4" w:uiPriority="47"/>
+    <w:lsdException w:name="List Table 3 Accent 4" w:uiPriority="48"/>
+    <w:lsdException w:name="List Table 4 Accent 4" w:uiPriority="49"/>
+    <w:lsdException w:name="List Table 5 Dark Accent 4" w:uiPriority="50"/>
+    <w:lsdException w:name="List Table 6 Colorful Accent 4" w:uiPriority="51"/>
+    <w:lsdException w:name="List Table 7 Colorful Accent 4" w:uiPriority="52"/>
+    <w:lsdException w:name="List Table 1 Light Accent 5" w:uiPriority="46"/>
+    <w:lsdException w:name="List Table 2 Accent 5" w:uiPriority="47"/>
+    <w:lsdException w:name="List Table 3 Accent 5" w:uiPriority="48"/>
+    <w:lsdException w:name="List Table 4 Accent 5" w:uiPriority="49"/>
+    <w:lsdException w:name="List Table 5 Dark Accent 5" w:uiPriority="50"/>
+    <w:lsdException w:name="List Table 6 Colorful Accent 5" w:uiPriority="51"/>
+    <w:lsdException w:name="List Table 7 Colorful Accent 5" w:uiPriority="52"/>
+    <w:lsdException w:name="List Table 1 Light Accent 6" w:uiPriority="46"/>
+    <w:lsdException w:name="List Table 2 Accent 6" w:uiPriority="47"/>
+    <w:lsdException w:name="List Table 3 Accent 6" w:uiPriority="48"/>
+    <w:lsdException w:name="List Table 4 Accent 6" w:uiPriority="49"/>
+    <w:lsdException w:name="List Table 5 Dark Accent 6" w:uiPriority="50"/>
+    <w:lsdException w:name="List Table 6 Colorful Accent 6" w:uiPriority="51"/>
+    <w:lsdException w:name="List Table 7 Colorful Accent 6" w:uiPriority="52"/>
+    <w:lsdException w:name="Mention" w:semiHidden="1" w:unhideWhenUsed="1"/>
+    <w:lsdException w:name="Smart Hyperlink" w:semiHidden="1" w:unhideWhenUsed="1"/>
+    <w:lsdException w:name="Hashtag" w:semiHidden="1" w:unhideWhenUsed="1"/>
+    <w:lsdException w:name="Unresolved Mention" w:semiHidden="1" w:unhideWhenUsed="1"/>
+    <w:lsdException w:name="Smart Link" w:semiHidden="1" w:unhideWhenUsed="1"/>
   </w:latentStyles>
   <w:style w:type="paragraph" w:default="1" w:styleId="Normal">
     <w:name w:val="Normal"/>
@@ -5426,9 +5724,7 @@
       <w:tblStyleRowBandSize w:val="1"/>
       <w:tblStyleColBandSize w:val="1"/>
       <w:tblCellMar>
-        <w:top w:w="0" w:type="dxa"/>
         <w:left w:w="108" w:type="dxa"/>
-        <w:bottom w:w="0" w:type="dxa"/>
         <w:right w:w="108" w:type="dxa"/>
       </w:tblCellMar>
     </w:tblPr>
@@ -5442,9 +5738,7 @@
       <w:tblStyleRowBandSize w:val="1"/>
       <w:tblStyleColBandSize w:val="1"/>
       <w:tblCellMar>
-        <w:top w:w="0" w:type="dxa"/>
         <w:left w:w="108" w:type="dxa"/>
-        <w:bottom w:w="0" w:type="dxa"/>
         <w:right w:w="108" w:type="dxa"/>
       </w:tblCellMar>
     </w:tblPr>
@@ -5455,9 +5749,7 @@
       <w:tblStyleRowBandSize w:val="1"/>
       <w:tblStyleColBandSize w:val="1"/>
       <w:tblCellMar>
-        <w:top w:w="0" w:type="dxa"/>
         <w:left w:w="115" w:type="dxa"/>
-        <w:bottom w:w="0" w:type="dxa"/>
         <w:right w:w="115" w:type="dxa"/>
       </w:tblCellMar>
     </w:tblPr>
@@ -5468,9 +5760,7 @@
       <w:tblStyleRowBandSize w:val="1"/>
       <w:tblStyleColBandSize w:val="1"/>
       <w:tblCellMar>
-        <w:top w:w="0" w:type="dxa"/>
         <w:left w:w="115" w:type="dxa"/>
-        <w:bottom w:w="0" w:type="dxa"/>
         <w:right w:w="115" w:type="dxa"/>
       </w:tblCellMar>
     </w:tblPr>
@@ -5523,7 +5813,6 @@
     <w:uiPriority w:val="39"/>
     <w:rsid w:val="00AB773A"/>
     <w:tblPr>
-      <w:tblInd w:w="0" w:type="dxa"/>
       <w:tblBorders>
         <w:top w:val="single" w:sz="4" w:space="0" w:color="auto"/>
         <w:left w:val="single" w:sz="4" w:space="0" w:color="auto"/>
@@ -5532,620 +5821,6 @@
         <w:insideH w:val="single" w:sz="4" w:space="0" w:color="auto"/>
         <w:insideV w:val="single" w:sz="4" w:space="0" w:color="auto"/>
       </w:tblBorders>
-      <w:tblCellMar>
-        <w:top w:w="0" w:type="dxa"/>
-        <w:left w:w="108" w:type="dxa"/>
-        <w:bottom w:w="0" w:type="dxa"/>
-        <w:right w:w="108" w:type="dxa"/>
-      </w:tblCellMar>
-    </w:tblPr>
-  </w:style>
-  <w:style w:type="paragraph" w:styleId="Textodeglobo">
-    <w:name w:val="Balloon Text"/>
-    <w:basedOn w:val="Normal"/>
-    <w:link w:val="TextodegloboCar"/>
-    <w:uiPriority w:val="99"/>
-    <w:semiHidden/>
-    <w:unhideWhenUsed/>
-    <w:rsid w:val="003A0A20"/>
-    <w:rPr>
-      <w:rFonts w:ascii="Segoe UI" w:hAnsi="Segoe UI" w:cs="Segoe UI"/>
-      <w:sz w:val="18"/>
-      <w:szCs w:val="18"/>
-    </w:rPr>
-  </w:style>
-  <w:style w:type="character" w:customStyle="1" w:styleId="TextodegloboCar">
-    <w:name w:val="Texto de globo Car"/>
-    <w:basedOn w:val="Fuentedeprrafopredeter"/>
-    <w:link w:val="Textodeglobo"/>
-    <w:uiPriority w:val="99"/>
-    <w:semiHidden/>
-    <w:rsid w:val="003A0A20"/>
-    <w:rPr>
-      <w:rFonts w:ascii="Segoe UI" w:hAnsi="Segoe UI" w:cs="Segoe UI"/>
-      <w:sz w:val="18"/>
-      <w:szCs w:val="18"/>
-    </w:rPr>
-  </w:style>
-  <w:style w:type="character" w:styleId="Refdecomentario">
-    <w:name w:val="annotation reference"/>
-    <w:basedOn w:val="Fuentedeprrafopredeter"/>
-    <w:uiPriority w:val="99"/>
-    <w:semiHidden/>
-    <w:unhideWhenUsed/>
-    <w:rsid w:val="00FE2FED"/>
-    <w:rPr>
-      <w:sz w:val="16"/>
-      <w:szCs w:val="16"/>
-    </w:rPr>
-  </w:style>
-  <w:style w:type="paragraph" w:styleId="Textocomentario">
-    <w:name w:val="annotation text"/>
-    <w:basedOn w:val="Normal"/>
-    <w:link w:val="TextocomentarioCar"/>
-    <w:uiPriority w:val="99"/>
-    <w:semiHidden/>
-    <w:unhideWhenUsed/>
-    <w:rsid w:val="00FE2FED"/>
-    <w:rPr>
-      <w:sz w:val="20"/>
-      <w:szCs w:val="20"/>
-    </w:rPr>
-  </w:style>
-  <w:style w:type="character" w:customStyle="1" w:styleId="TextocomentarioCar">
-    <w:name w:val="Texto comentario Car"/>
-    <w:basedOn w:val="Fuentedeprrafopredeter"/>
-    <w:link w:val="Textocomentario"/>
-    <w:uiPriority w:val="99"/>
-    <w:semiHidden/>
-    <w:rsid w:val="00FE2FED"/>
-    <w:rPr>
-      <w:sz w:val="20"/>
-      <w:szCs w:val="20"/>
-    </w:rPr>
-  </w:style>
-  <w:style w:type="paragraph" w:styleId="Asuntodelcomentario">
-    <w:name w:val="annotation subject"/>
-    <w:basedOn w:val="Textocomentario"/>
-    <w:next w:val="Textocomentario"/>
-    <w:link w:val="AsuntodelcomentarioCar"/>
-    <w:uiPriority w:val="99"/>
-    <w:semiHidden/>
-    <w:unhideWhenUsed/>
-    <w:rsid w:val="00FE2FED"/>
-    <w:rPr>
-      <w:b/>
-      <w:bCs/>
-    </w:rPr>
-  </w:style>
-  <w:style w:type="character" w:customStyle="1" w:styleId="AsuntodelcomentarioCar">
-    <w:name w:val="Asunto del comentario Car"/>
-    <w:basedOn w:val="TextocomentarioCar"/>
-    <w:link w:val="Asuntodelcomentario"/>
-    <w:uiPriority w:val="99"/>
-    <w:semiHidden/>
-    <w:rsid w:val="00FE2FED"/>
-    <w:rPr>
-      <w:b/>
-      <w:bCs/>
-      <w:sz w:val="20"/>
-      <w:szCs w:val="20"/>
-    </w:rPr>
-  </w:style>
-  <w:style w:type="paragraph" w:styleId="Revisin">
-    <w:name w:val="Revision"/>
-    <w:hidden/>
-    <w:uiPriority w:val="99"/>
-    <w:semiHidden/>
-    <w:rsid w:val="00FE2FED"/>
-  </w:style>
-  <w:style w:type="paragraph" w:styleId="NormalWeb">
-    <w:name w:val="Normal (Web)"/>
-    <w:basedOn w:val="Normal"/>
-    <w:uiPriority w:val="99"/>
-    <w:semiHidden/>
-    <w:unhideWhenUsed/>
-    <w:rsid w:val="005436A4"/>
-    <w:pPr>
-      <w:spacing w:before="100" w:beforeAutospacing="1" w:after="100" w:afterAutospacing="1"/>
-    </w:pPr>
-    <w:rPr>
-      <w:rFonts w:ascii="Times New Roman" w:eastAsia="Times New Roman" w:hAnsi="Times New Roman" w:cs="Times New Roman"/>
-      <w:sz w:val="24"/>
-      <w:szCs w:val="24"/>
-      <w:lang w:val="es-CO"/>
-    </w:rPr>
-  </w:style>
-</w:styles>
-</file>
-
-<file path=word/stylesWithEffects.xml><?xml version="1.0" encoding="utf-8"?>
-<w:styles xmlns:wpc="http://schemas.microsoft.com/office/word/2010/wordprocessingCanvas" xmlns:mc="http://schemas.openxmlformats.org/markup-compatibility/2006" xmlns:o="urn:schemas-microsoft-com:office:office" xmlns:r="http://schemas.openxmlformats.org/officeDocument/2006/relationships" xmlns:m="http://schemas.openxmlformats.org/officeDocument/2006/math" xmlns:v="urn:schemas-microsoft-com:vml" xmlns:wp14="http://schemas.microsoft.com/office/word/2010/wordprocessingDrawing" xmlns:wp="http://schemas.openxmlformats.org/drawingml/2006/wordprocessingDrawing" xmlns:w10="urn:schemas-microsoft-com:office:word" xmlns:w="http://schemas.openxmlformats.org/wordprocessingml/2006/main" xmlns:w14="http://schemas.microsoft.com/office/word/2010/wordml" xmlns:wpg="http://schemas.microsoft.com/office/word/2010/wordprocessingGroup" xmlns:wpi="http://schemas.microsoft.com/office/word/2010/wordprocessingInk" xmlns:wne="http://schemas.microsoft.com/office/word/2006/wordml" xmlns:wps="http://schemas.microsoft.com/office/word/2010/wordprocessingShape" mc:Ignorable="w14 wp14">
-  <w:docDefaults>
-    <w:rPrDefault>
-      <w:rPr>
-        <w:rFonts w:ascii="Calibri" w:eastAsia="Calibri" w:hAnsi="Calibri" w:cs="Calibri"/>
-        <w:sz w:val="22"/>
-        <w:szCs w:val="22"/>
-        <w:lang w:val="es-ES" w:eastAsia="es-CO" w:bidi="ar-SA"/>
-      </w:rPr>
-    </w:rPrDefault>
-    <w:pPrDefault/>
-  </w:docDefaults>
-  <w:latentStyles w:defLockedState="0" w:defUIPriority="99" w:defSemiHidden="1" w:defUnhideWhenUsed="1" w:defQFormat="0" w:count="267">
-    <w:lsdException w:name="Normal" w:semiHidden="0" w:uiPriority="0" w:unhideWhenUsed="0" w:qFormat="1"/>
-    <w:lsdException w:name="heading 1" w:semiHidden="0" w:uiPriority="9" w:unhideWhenUsed="0" w:qFormat="1"/>
-    <w:lsdException w:name="heading 2" w:uiPriority="9" w:qFormat="1"/>
-    <w:lsdException w:name="heading 3" w:uiPriority="9" w:qFormat="1"/>
-    <w:lsdException w:name="heading 4" w:uiPriority="9" w:qFormat="1"/>
-    <w:lsdException w:name="heading 5" w:uiPriority="9" w:qFormat="1"/>
-    <w:lsdException w:name="heading 6" w:uiPriority="9" w:qFormat="1"/>
-    <w:lsdException w:name="heading 7" w:uiPriority="9" w:qFormat="1"/>
-    <w:lsdException w:name="heading 8" w:uiPriority="9" w:qFormat="1"/>
-    <w:lsdException w:name="heading 9" w:uiPriority="9" w:qFormat="1"/>
-    <w:lsdException w:name="toc 1" w:uiPriority="39"/>
-    <w:lsdException w:name="toc 2" w:uiPriority="39"/>
-    <w:lsdException w:name="toc 3" w:uiPriority="39"/>
-    <w:lsdException w:name="toc 4" w:uiPriority="39"/>
-    <w:lsdException w:name="toc 5" w:uiPriority="39"/>
-    <w:lsdException w:name="toc 6" w:uiPriority="39"/>
-    <w:lsdException w:name="toc 7" w:uiPriority="39"/>
-    <w:lsdException w:name="toc 8" w:uiPriority="39"/>
-    <w:lsdException w:name="toc 9" w:uiPriority="39"/>
-    <w:lsdException w:name="caption" w:uiPriority="35" w:qFormat="1"/>
-    <w:lsdException w:name="Title" w:semiHidden="0" w:uiPriority="10" w:unhideWhenUsed="0" w:qFormat="1"/>
-    <w:lsdException w:name="Default Paragraph Font" w:uiPriority="1"/>
-    <w:lsdException w:name="Subtitle" w:semiHidden="0" w:uiPriority="11" w:unhideWhenUsed="0" w:qFormat="1"/>
-    <w:lsdException w:name="Strong" w:semiHidden="0" w:uiPriority="22" w:unhideWhenUsed="0" w:qFormat="1"/>
-    <w:lsdException w:name="Emphasis" w:semiHidden="0" w:uiPriority="20" w:unhideWhenUsed="0" w:qFormat="1"/>
-    <w:lsdException w:name="Table Grid" w:uiPriority="39"/>
-    <w:lsdException w:name="Placeholder Text" w:unhideWhenUsed="0"/>
-    <w:lsdException w:name="No Spacing" w:semiHidden="0" w:uiPriority="1" w:unhideWhenUsed="0" w:qFormat="1"/>
-    <w:lsdException w:name="Light Shading" w:semiHidden="0" w:uiPriority="60" w:unhideWhenUsed="0"/>
-    <w:lsdException w:name="Light List" w:semiHidden="0" w:uiPriority="61" w:unhideWhenUsed="0"/>
-    <w:lsdException w:name="Light Grid" w:semiHidden="0" w:uiPriority="62" w:unhideWhenUsed="0"/>
-    <w:lsdException w:name="Medium Shading 1" w:semiHidden="0" w:uiPriority="63" w:unhideWhenUsed="0"/>
-    <w:lsdException w:name="Medium Shading 2" w:semiHidden="0" w:uiPriority="64" w:unhideWhenUsed="0"/>
-    <w:lsdException w:name="Medium List 1" w:semiHidden="0" w:uiPriority="65" w:unhideWhenUsed="0"/>
-    <w:lsdException w:name="Medium List 2" w:semiHidden="0" w:uiPriority="66" w:unhideWhenUsed="0"/>
-    <w:lsdException w:name="Medium Grid 1" w:semiHidden="0" w:uiPriority="67" w:unhideWhenUsed="0"/>
-    <w:lsdException w:name="Medium Grid 2" w:semiHidden="0" w:uiPriority="68" w:unhideWhenUsed="0"/>
-    <w:lsdException w:name="Medium Grid 3" w:semiHidden="0" w:uiPriority="69" w:unhideWhenUsed="0"/>
-    <w:lsdException w:name="Dark List" w:semiHidden="0" w:uiPriority="70" w:unhideWhenUsed="0"/>
-    <w:lsdException w:name="Colorful Shading" w:semiHidden="0" w:uiPriority="71" w:unhideWhenUsed="0"/>
-    <w:lsdException w:name="Colorful List" w:semiHidden="0" w:uiPriority="72" w:unhideWhenUsed="0"/>
-    <w:lsdException w:name="Colorful Grid" w:semiHidden="0" w:uiPriority="73" w:unhideWhenUsed="0"/>
-    <w:lsdException w:name="Light Shading Accent 1" w:semiHidden="0" w:uiPriority="60" w:unhideWhenUsed="0"/>
-    <w:lsdException w:name="Light List Accent 1" w:semiHidden="0" w:uiPriority="61" w:unhideWhenUsed="0"/>
-    <w:lsdException w:name="Light Grid Accent 1" w:semiHidden="0" w:uiPriority="62" w:unhideWhenUsed="0"/>
-    <w:lsdException w:name="Medium Shading 1 Accent 1" w:semiHidden="0" w:uiPriority="63" w:unhideWhenUsed="0"/>
-    <w:lsdException w:name="Medium Shading 2 Accent 1" w:semiHidden="0" w:uiPriority="64" w:unhideWhenUsed="0"/>
-    <w:lsdException w:name="Medium List 1 Accent 1" w:semiHidden="0" w:uiPriority="65" w:unhideWhenUsed="0"/>
-    <w:lsdException w:name="Revision" w:unhideWhenUsed="0"/>
-    <w:lsdException w:name="List Paragraph" w:semiHidden="0" w:uiPriority="34" w:unhideWhenUsed="0" w:qFormat="1"/>
-    <w:lsdException w:name="Quote" w:semiHidden="0" w:uiPriority="29" w:unhideWhenUsed="0" w:qFormat="1"/>
-    <w:lsdException w:name="Intense Quote" w:semiHidden="0" w:uiPriority="30" w:unhideWhenUsed="0" w:qFormat="1"/>
-    <w:lsdException w:name="Medium List 2 Accent 1" w:semiHidden="0" w:uiPriority="66" w:unhideWhenUsed="0"/>
-    <w:lsdException w:name="Medium Grid 1 Accent 1" w:semiHidden="0" w:uiPriority="67" w:unhideWhenUsed="0"/>
-    <w:lsdException w:name="Medium Grid 2 Accent 1" w:semiHidden="0" w:uiPriority="68" w:unhideWhenUsed="0"/>
-    <w:lsdException w:name="Medium Grid 3 Accent 1" w:semiHidden="0" w:uiPriority="69" w:unhideWhenUsed="0"/>
-    <w:lsdException w:name="Dark List Accent 1" w:semiHidden="0" w:uiPriority="70" w:unhideWhenUsed="0"/>
-    <w:lsdException w:name="Colorful Shading Accent 1" w:semiHidden="0" w:uiPriority="71" w:unhideWhenUsed="0"/>
-    <w:lsdException w:name="Colorful List Accent 1" w:semiHidden="0" w:uiPriority="72" w:unhideWhenUsed="0"/>
-    <w:lsdException w:name="Colorful Grid Accent 1" w:semiHidden="0" w:uiPriority="73" w:unhideWhenUsed="0"/>
-    <w:lsdException w:name="Light Shading Accent 2" w:semiHidden="0" w:uiPriority="60" w:unhideWhenUsed="0"/>
-    <w:lsdException w:name="Light List Accent 2" w:semiHidden="0" w:uiPriority="61" w:unhideWhenUsed="0"/>
-    <w:lsdException w:name="Light Grid Accent 2" w:semiHidden="0" w:uiPriority="62" w:unhideWhenUsed="0"/>
-    <w:lsdException w:name="Medium Shading 1 Accent 2" w:semiHidden="0" w:uiPriority="63" w:unhideWhenUsed="0"/>
-    <w:lsdException w:name="Medium Shading 2 Accent 2" w:semiHidden="0" w:uiPriority="64" w:unhideWhenUsed="0"/>
-    <w:lsdException w:name="Medium List 1 Accent 2" w:semiHidden="0" w:uiPriority="65" w:unhideWhenUsed="0"/>
-    <w:lsdException w:name="Medium List 2 Accent 2" w:semiHidden="0" w:uiPriority="66" w:unhideWhenUsed="0"/>
-    <w:lsdException w:name="Medium Grid 1 Accent 2" w:semiHidden="0" w:uiPriority="67" w:unhideWhenUsed="0"/>
-    <w:lsdException w:name="Medium Grid 2 Accent 2" w:semiHidden="0" w:uiPriority="68" w:unhideWhenUsed="0"/>
-    <w:lsdException w:name="Medium Grid 3 Accent 2" w:semiHidden="0" w:uiPriority="69" w:unhideWhenUsed="0"/>
-    <w:lsdException w:name="Dark List Accent 2" w:semiHidden="0" w:uiPriority="70" w:unhideWhenUsed="0"/>
-    <w:lsdException w:name="Colorful Shading Accent 2" w:semiHidden="0" w:uiPriority="71" w:unhideWhenUsed="0"/>
-    <w:lsdException w:name="Colorful List Accent 2" w:semiHidden="0" w:uiPriority="72" w:unhideWhenUsed="0"/>
-    <w:lsdException w:name="Colorful Grid Accent 2" w:semiHidden="0" w:uiPriority="73" w:unhideWhenUsed="0"/>
-    <w:lsdException w:name="Light Shading Accent 3" w:semiHidden="0" w:uiPriority="60" w:unhideWhenUsed="0"/>
-    <w:lsdException w:name="Light List Accent 3" w:semiHidden="0" w:uiPriority="61" w:unhideWhenUsed="0"/>
-    <w:lsdException w:name="Light Grid Accent 3" w:semiHidden="0" w:uiPriority="62" w:unhideWhenUsed="0"/>
-    <w:lsdException w:name="Medium Shading 1 Accent 3" w:semiHidden="0" w:uiPriority="63" w:unhideWhenUsed="0"/>
-    <w:lsdException w:name="Medium Shading 2 Accent 3" w:semiHidden="0" w:uiPriority="64" w:unhideWhenUsed="0"/>
-    <w:lsdException w:name="Medium List 1 Accent 3" w:semiHidden="0" w:uiPriority="65" w:unhideWhenUsed="0"/>
-    <w:lsdException w:name="Medium List 2 Accent 3" w:semiHidden="0" w:uiPriority="66" w:unhideWhenUsed="0"/>
-    <w:lsdException w:name="Medium Grid 1 Accent 3" w:semiHidden="0" w:uiPriority="67" w:unhideWhenUsed="0"/>
-    <w:lsdException w:name="Medium Grid 2 Accent 3" w:semiHidden="0" w:uiPriority="68" w:unhideWhenUsed="0"/>
-    <w:lsdException w:name="Medium Grid 3 Accent 3" w:semiHidden="0" w:uiPriority="69" w:unhideWhenUsed="0"/>
-    <w:lsdException w:name="Dark List Accent 3" w:semiHidden="0" w:uiPriority="70" w:unhideWhenUsed="0"/>
-    <w:lsdException w:name="Colorful Shading Accent 3" w:semiHidden="0" w:uiPriority="71" w:unhideWhenUsed="0"/>
-    <w:lsdException w:name="Colorful List Accent 3" w:semiHidden="0" w:uiPriority="72" w:unhideWhenUsed="0"/>
-    <w:lsdException w:name="Colorful Grid Accent 3" w:semiHidden="0" w:uiPriority="73" w:unhideWhenUsed="0"/>
-    <w:lsdException w:name="Light Shading Accent 4" w:semiHidden="0" w:uiPriority="60" w:unhideWhenUsed="0"/>
-    <w:lsdException w:name="Light List Accent 4" w:semiHidden="0" w:uiPriority="61" w:unhideWhenUsed="0"/>
-    <w:lsdException w:name="Light Grid Accent 4" w:semiHidden="0" w:uiPriority="62" w:unhideWhenUsed="0"/>
-    <w:lsdException w:name="Medium Shading 1 Accent 4" w:semiHidden="0" w:uiPriority="63" w:unhideWhenUsed="0"/>
-    <w:lsdException w:name="Medium Shading 2 Accent 4" w:semiHidden="0" w:uiPriority="64" w:unhideWhenUsed="0"/>
-    <w:lsdException w:name="Medium List 1 Accent 4" w:semiHidden="0" w:uiPriority="65" w:unhideWhenUsed="0"/>
-    <w:lsdException w:name="Medium List 2 Accent 4" w:semiHidden="0" w:uiPriority="66" w:unhideWhenUsed="0"/>
-    <w:lsdException w:name="Medium Grid 1 Accent 4" w:semiHidden="0" w:uiPriority="67" w:unhideWhenUsed="0"/>
-    <w:lsdException w:name="Medium Grid 2 Accent 4" w:semiHidden="0" w:uiPriority="68" w:unhideWhenUsed="0"/>
-    <w:lsdException w:name="Medium Grid 3 Accent 4" w:semiHidden="0" w:uiPriority="69" w:unhideWhenUsed="0"/>
-    <w:lsdException w:name="Dark List Accent 4" w:semiHidden="0" w:uiPriority="70" w:unhideWhenUsed="0"/>
-    <w:lsdException w:name="Colorful Shading Accent 4" w:semiHidden="0" w:uiPriority="71" w:unhideWhenUsed="0"/>
-    <w:lsdException w:name="Colorful List Accent 4" w:semiHidden="0" w:uiPriority="72" w:unhideWhenUsed="0"/>
-    <w:lsdException w:name="Colorful Grid Accent 4" w:semiHidden="0" w:uiPriority="73" w:unhideWhenUsed="0"/>
-    <w:lsdException w:name="Light Shading Accent 5" w:semiHidden="0" w:uiPriority="60" w:unhideWhenUsed="0"/>
-    <w:lsdException w:name="Light List Accent 5" w:semiHidden="0" w:uiPriority="61" w:unhideWhenUsed="0"/>
-    <w:lsdException w:name="Light Grid Accent 5" w:semiHidden="0" w:uiPriority="62" w:unhideWhenUsed="0"/>
-    <w:lsdException w:name="Medium Shading 1 Accent 5" w:semiHidden="0" w:uiPriority="63" w:unhideWhenUsed="0"/>
-    <w:lsdException w:name="Medium Shading 2 Accent 5" w:semiHidden="0" w:uiPriority="64" w:unhideWhenUsed="0"/>
-    <w:lsdException w:name="Medium List 1 Accent 5" w:semiHidden="0" w:uiPriority="65" w:unhideWhenUsed="0"/>
-    <w:lsdException w:name="Medium List 2 Accent 5" w:semiHidden="0" w:uiPriority="66" w:unhideWhenUsed="0"/>
-    <w:lsdException w:name="Medium Grid 1 Accent 5" w:semiHidden="0" w:uiPriority="67" w:unhideWhenUsed="0"/>
-    <w:lsdException w:name="Medium Grid 2 Accent 5" w:semiHidden="0" w:uiPriority="68" w:unhideWhenUsed="0"/>
-    <w:lsdException w:name="Medium Grid 3 Accent 5" w:semiHidden="0" w:uiPriority="69" w:unhideWhenUsed="0"/>
-    <w:lsdException w:name="Dark List Accent 5" w:semiHidden="0" w:uiPriority="70" w:unhideWhenUsed="0"/>
-    <w:lsdException w:name="Colorful Shading Accent 5" w:semiHidden="0" w:uiPriority="71" w:unhideWhenUsed="0"/>
-    <w:lsdException w:name="Colorful List Accent 5" w:semiHidden="0" w:uiPriority="72" w:unhideWhenUsed="0"/>
-    <w:lsdException w:name="Colorful Grid Accent 5" w:semiHidden="0" w:uiPriority="73" w:unhideWhenUsed="0"/>
-    <w:lsdException w:name="Light Shading Accent 6" w:semiHidden="0" w:uiPriority="60" w:unhideWhenUsed="0"/>
-    <w:lsdException w:name="Light List Accent 6" w:semiHidden="0" w:uiPriority="61" w:unhideWhenUsed="0"/>
-    <w:lsdException w:name="Light Grid Accent 6" w:semiHidden="0" w:uiPriority="62" w:unhideWhenUsed="0"/>
-    <w:lsdException w:name="Medium Shading 1 Accent 6" w:semiHidden="0" w:uiPriority="63" w:unhideWhenUsed="0"/>
-    <w:lsdException w:name="Medium Shading 2 Accent 6" w:semiHidden="0" w:uiPriority="64" w:unhideWhenUsed="0"/>
-    <w:lsdException w:name="Medium List 1 Accent 6" w:semiHidden="0" w:uiPriority="65" w:unhideWhenUsed="0"/>
-    <w:lsdException w:name="Medium List 2 Accent 6" w:semiHidden="0" w:uiPriority="66" w:unhideWhenUsed="0"/>
-    <w:lsdException w:name="Medium Grid 1 Accent 6" w:semiHidden="0" w:uiPriority="67" w:unhideWhenUsed="0"/>
-    <w:lsdException w:name="Medium Grid 2 Accent 6" w:semiHidden="0" w:uiPriority="68" w:unhideWhenUsed="0"/>
-    <w:lsdException w:name="Medium Grid 3 Accent 6" w:semiHidden="0" w:uiPriority="69" w:unhideWhenUsed="0"/>
-    <w:lsdException w:name="Dark List Accent 6" w:semiHidden="0" w:uiPriority="70" w:unhideWhenUsed="0"/>
-    <w:lsdException w:name="Colorful Shading Accent 6" w:semiHidden="0" w:uiPriority="71" w:unhideWhenUsed="0"/>
-    <w:lsdException w:name="Colorful List Accent 6" w:semiHidden="0" w:uiPriority="72" w:unhideWhenUsed="0"/>
-    <w:lsdException w:name="Colorful Grid Accent 6" w:semiHidden="0" w:uiPriority="73" w:unhideWhenUsed="0"/>
-    <w:lsdException w:name="Subtle Emphasis" w:semiHidden="0" w:uiPriority="19" w:unhideWhenUsed="0" w:qFormat="1"/>
-    <w:lsdException w:name="Intense Emphasis" w:semiHidden="0" w:uiPriority="21" w:unhideWhenUsed="0" w:qFormat="1"/>
-    <w:lsdException w:name="Subtle Reference" w:semiHidden="0" w:uiPriority="31" w:unhideWhenUsed="0" w:qFormat="1"/>
-    <w:lsdException w:name="Intense Reference" w:semiHidden="0" w:uiPriority="32" w:unhideWhenUsed="0" w:qFormat="1"/>
-    <w:lsdException w:name="Book Title" w:semiHidden="0" w:uiPriority="33" w:unhideWhenUsed="0" w:qFormat="1"/>
-    <w:lsdException w:name="Bibliography" w:uiPriority="37"/>
-    <w:lsdException w:name="TOC Heading" w:uiPriority="39" w:qFormat="1"/>
-  </w:latentStyles>
-  <w:style w:type="paragraph" w:default="1" w:styleId="Normal">
-    <w:name w:val="Normal"/>
-    <w:qFormat/>
-  </w:style>
-  <w:style w:type="paragraph" w:styleId="Ttulo1">
-    <w:name w:val="heading 1"/>
-    <w:basedOn w:val="Normal"/>
-    <w:next w:val="Normal"/>
-    <w:uiPriority w:val="9"/>
-    <w:qFormat/>
-    <w:pPr>
-      <w:keepNext/>
-      <w:ind w:left="502" w:hanging="360"/>
-      <w:jc w:val="both"/>
-      <w:outlineLvl w:val="0"/>
-    </w:pPr>
-    <w:rPr>
-      <w:rFonts w:ascii="Arial" w:eastAsia="Arial" w:hAnsi="Arial" w:cs="Arial"/>
-      <w:b/>
-      <w:sz w:val="24"/>
-      <w:szCs w:val="24"/>
-    </w:rPr>
-  </w:style>
-  <w:style w:type="paragraph" w:styleId="Ttulo2">
-    <w:name w:val="heading 2"/>
-    <w:basedOn w:val="Normal"/>
-    <w:next w:val="Normal"/>
-    <w:uiPriority w:val="9"/>
-    <w:semiHidden/>
-    <w:unhideWhenUsed/>
-    <w:qFormat/>
-    <w:pPr>
-      <w:keepNext/>
-      <w:widowControl w:val="0"/>
-      <w:tabs>
-        <w:tab w:val="left" w:pos="0"/>
-        <w:tab w:val="center" w:pos="4680"/>
-      </w:tabs>
-      <w:ind w:left="142"/>
-      <w:outlineLvl w:val="1"/>
-    </w:pPr>
-    <w:rPr>
-      <w:rFonts w:ascii="Arial" w:eastAsia="Arial" w:hAnsi="Arial" w:cs="Arial"/>
-      <w:sz w:val="26"/>
-      <w:szCs w:val="26"/>
-    </w:rPr>
-  </w:style>
-  <w:style w:type="paragraph" w:styleId="Ttulo3">
-    <w:name w:val="heading 3"/>
-    <w:basedOn w:val="Normal"/>
-    <w:next w:val="Normal"/>
-    <w:uiPriority w:val="9"/>
-    <w:semiHidden/>
-    <w:unhideWhenUsed/>
-    <w:qFormat/>
-    <w:pPr>
-      <w:keepNext/>
-      <w:widowControl w:val="0"/>
-      <w:tabs>
-        <w:tab w:val="left" w:pos="0"/>
-      </w:tabs>
-      <w:ind w:left="567"/>
-      <w:jc w:val="both"/>
-      <w:outlineLvl w:val="2"/>
-    </w:pPr>
-    <w:rPr>
-      <w:rFonts w:ascii="Arial" w:eastAsia="Arial" w:hAnsi="Arial" w:cs="Arial"/>
-      <w:sz w:val="26"/>
-      <w:szCs w:val="26"/>
-    </w:rPr>
-  </w:style>
-  <w:style w:type="paragraph" w:styleId="Ttulo4">
-    <w:name w:val="heading 4"/>
-    <w:basedOn w:val="Normal"/>
-    <w:next w:val="Normal"/>
-    <w:uiPriority w:val="9"/>
-    <w:semiHidden/>
-    <w:unhideWhenUsed/>
-    <w:qFormat/>
-    <w:pPr>
-      <w:keepNext/>
-      <w:tabs>
-        <w:tab w:val="left" w:pos="0"/>
-        <w:tab w:val="left" w:pos="1134"/>
-      </w:tabs>
-      <w:ind w:left="2662" w:hanging="360"/>
-      <w:jc w:val="both"/>
-      <w:outlineLvl w:val="3"/>
-    </w:pPr>
-    <w:rPr>
-      <w:rFonts w:ascii="Times New Roman" w:eastAsia="Times New Roman" w:hAnsi="Times New Roman" w:cs="Times New Roman"/>
-      <w:sz w:val="24"/>
-      <w:szCs w:val="24"/>
-    </w:rPr>
-  </w:style>
-  <w:style w:type="paragraph" w:styleId="Ttulo5">
-    <w:name w:val="heading 5"/>
-    <w:basedOn w:val="Normal"/>
-    <w:next w:val="Normal"/>
-    <w:uiPriority w:val="9"/>
-    <w:semiHidden/>
-    <w:unhideWhenUsed/>
-    <w:qFormat/>
-    <w:pPr>
-      <w:keepNext/>
-      <w:tabs>
-        <w:tab w:val="left" w:pos="0"/>
-      </w:tabs>
-      <w:spacing w:line="480" w:lineRule="auto"/>
-      <w:ind w:left="3382" w:hanging="360"/>
-      <w:jc w:val="both"/>
-      <w:outlineLvl w:val="4"/>
-    </w:pPr>
-    <w:rPr>
-      <w:rFonts w:ascii="Arial" w:eastAsia="Arial" w:hAnsi="Arial" w:cs="Arial"/>
-      <w:i/>
-      <w:sz w:val="28"/>
-      <w:szCs w:val="28"/>
-    </w:rPr>
-  </w:style>
-  <w:style w:type="paragraph" w:styleId="Ttulo6">
-    <w:name w:val="heading 6"/>
-    <w:basedOn w:val="Normal"/>
-    <w:next w:val="Normal"/>
-    <w:uiPriority w:val="9"/>
-    <w:semiHidden/>
-    <w:unhideWhenUsed/>
-    <w:qFormat/>
-    <w:pPr>
-      <w:spacing w:before="240" w:after="60"/>
-      <w:ind w:left="4102" w:hanging="180"/>
-      <w:outlineLvl w:val="5"/>
-    </w:pPr>
-    <w:rPr>
-      <w:rFonts w:ascii="Times New Roman" w:eastAsia="Times New Roman" w:hAnsi="Times New Roman" w:cs="Times New Roman"/>
-      <w:b/>
-      <w:sz w:val="20"/>
-      <w:szCs w:val="20"/>
-    </w:rPr>
-  </w:style>
-  <w:style w:type="character" w:default="1" w:styleId="Fuentedeprrafopredeter">
-    <w:name w:val="Default Paragraph Font"/>
-    <w:uiPriority w:val="1"/>
-    <w:semiHidden/>
-    <w:unhideWhenUsed/>
-  </w:style>
-  <w:style w:type="table" w:default="1" w:styleId="Tablanormal">
-    <w:name w:val="Normal Table"/>
-    <w:uiPriority w:val="99"/>
-    <w:semiHidden/>
-    <w:unhideWhenUsed/>
-    <w:tblPr>
-      <w:tblInd w:w="0" w:type="dxa"/>
-      <w:tblCellMar>
-        <w:top w:w="0" w:type="dxa"/>
-        <w:left w:w="108" w:type="dxa"/>
-        <w:bottom w:w="0" w:type="dxa"/>
-        <w:right w:w="108" w:type="dxa"/>
-      </w:tblCellMar>
-    </w:tblPr>
-  </w:style>
-  <w:style w:type="numbering" w:default="1" w:styleId="Sinlista">
-    <w:name w:val="No List"/>
-    <w:uiPriority w:val="99"/>
-    <w:semiHidden/>
-    <w:unhideWhenUsed/>
-  </w:style>
-  <w:style w:type="table" w:customStyle="1" w:styleId="TableNormal">
-    <w:name w:val="Table Normal"/>
-    <w:tblPr>
-      <w:tblCellMar>
-        <w:top w:w="0" w:type="dxa"/>
-        <w:left w:w="0" w:type="dxa"/>
-        <w:bottom w:w="0" w:type="dxa"/>
-        <w:right w:w="0" w:type="dxa"/>
-      </w:tblCellMar>
-    </w:tblPr>
-  </w:style>
-  <w:style w:type="paragraph" w:styleId="Ttulo">
-    <w:name w:val="Title"/>
-    <w:basedOn w:val="Normal"/>
-    <w:next w:val="Normal"/>
-    <w:uiPriority w:val="10"/>
-    <w:qFormat/>
-    <w:pPr>
-      <w:keepNext/>
-      <w:keepLines/>
-      <w:spacing w:before="480" w:after="120"/>
-    </w:pPr>
-    <w:rPr>
-      <w:b/>
-      <w:sz w:val="72"/>
-      <w:szCs w:val="72"/>
-    </w:rPr>
-  </w:style>
-  <w:style w:type="paragraph" w:styleId="Subttulo">
-    <w:name w:val="Subtitle"/>
-    <w:basedOn w:val="Normal"/>
-    <w:next w:val="Normal"/>
-    <w:uiPriority w:val="11"/>
-    <w:qFormat/>
-    <w:pPr>
-      <w:keepNext/>
-      <w:keepLines/>
-      <w:spacing w:before="360" w:after="80"/>
-    </w:pPr>
-    <w:rPr>
-      <w:rFonts w:ascii="Georgia" w:eastAsia="Georgia" w:hAnsi="Georgia" w:cs="Georgia"/>
-      <w:i/>
-      <w:color w:val="666666"/>
-      <w:sz w:val="48"/>
-      <w:szCs w:val="48"/>
-    </w:rPr>
-  </w:style>
-  <w:style w:type="table" w:customStyle="1" w:styleId="a">
-    <w:basedOn w:val="TableNormal"/>
-    <w:rPr>
-      <w:rFonts w:ascii="Times New Roman" w:eastAsia="Times New Roman" w:hAnsi="Times New Roman" w:cs="Times New Roman"/>
-    </w:rPr>
-    <w:tblPr>
-      <w:tblStyleRowBandSize w:val="1"/>
-      <w:tblStyleColBandSize w:val="1"/>
-      <w:tblCellMar>
-        <w:top w:w="0" w:type="dxa"/>
-        <w:left w:w="108" w:type="dxa"/>
-        <w:bottom w:w="0" w:type="dxa"/>
-        <w:right w:w="108" w:type="dxa"/>
-      </w:tblCellMar>
-    </w:tblPr>
-  </w:style>
-  <w:style w:type="table" w:customStyle="1" w:styleId="a0">
-    <w:basedOn w:val="TableNormal"/>
-    <w:rPr>
-      <w:rFonts w:ascii="Times New Roman" w:eastAsia="Times New Roman" w:hAnsi="Times New Roman" w:cs="Times New Roman"/>
-    </w:rPr>
-    <w:tblPr>
-      <w:tblStyleRowBandSize w:val="1"/>
-      <w:tblStyleColBandSize w:val="1"/>
-      <w:tblCellMar>
-        <w:top w:w="0" w:type="dxa"/>
-        <w:left w:w="108" w:type="dxa"/>
-        <w:bottom w:w="0" w:type="dxa"/>
-        <w:right w:w="108" w:type="dxa"/>
-      </w:tblCellMar>
-    </w:tblPr>
-  </w:style>
-  <w:style w:type="table" w:customStyle="1" w:styleId="a1">
-    <w:basedOn w:val="TableNormal"/>
-    <w:tblPr>
-      <w:tblStyleRowBandSize w:val="1"/>
-      <w:tblStyleColBandSize w:val="1"/>
-      <w:tblCellMar>
-        <w:top w:w="0" w:type="dxa"/>
-        <w:left w:w="115" w:type="dxa"/>
-        <w:bottom w:w="0" w:type="dxa"/>
-        <w:right w:w="115" w:type="dxa"/>
-      </w:tblCellMar>
-    </w:tblPr>
-  </w:style>
-  <w:style w:type="table" w:customStyle="1" w:styleId="a2">
-    <w:basedOn w:val="TableNormal"/>
-    <w:tblPr>
-      <w:tblStyleRowBandSize w:val="1"/>
-      <w:tblStyleColBandSize w:val="1"/>
-      <w:tblCellMar>
-        <w:top w:w="0" w:type="dxa"/>
-        <w:left w:w="115" w:type="dxa"/>
-        <w:bottom w:w="0" w:type="dxa"/>
-        <w:right w:w="115" w:type="dxa"/>
-      </w:tblCellMar>
-    </w:tblPr>
-  </w:style>
-  <w:style w:type="paragraph" w:styleId="Encabezado">
-    <w:name w:val="header"/>
-    <w:basedOn w:val="Normal"/>
-    <w:link w:val="EncabezadoCar"/>
-    <w:uiPriority w:val="99"/>
-    <w:unhideWhenUsed/>
-    <w:rsid w:val="005D2878"/>
-    <w:pPr>
-      <w:tabs>
-        <w:tab w:val="center" w:pos="4419"/>
-        <w:tab w:val="right" w:pos="8838"/>
-      </w:tabs>
-    </w:pPr>
-  </w:style>
-  <w:style w:type="character" w:customStyle="1" w:styleId="EncabezadoCar">
-    <w:name w:val="Encabezado Car"/>
-    <w:basedOn w:val="Fuentedeprrafopredeter"/>
-    <w:link w:val="Encabezado"/>
-    <w:uiPriority w:val="99"/>
-    <w:rsid w:val="005D2878"/>
-  </w:style>
-  <w:style w:type="paragraph" w:styleId="Piedepgina">
-    <w:name w:val="footer"/>
-    <w:basedOn w:val="Normal"/>
-    <w:link w:val="PiedepginaCar"/>
-    <w:uiPriority w:val="99"/>
-    <w:unhideWhenUsed/>
-    <w:rsid w:val="005D2878"/>
-    <w:pPr>
-      <w:tabs>
-        <w:tab w:val="center" w:pos="4419"/>
-        <w:tab w:val="right" w:pos="8838"/>
-      </w:tabs>
-    </w:pPr>
-  </w:style>
-  <w:style w:type="character" w:customStyle="1" w:styleId="PiedepginaCar">
-    <w:name w:val="Pie de página Car"/>
-    <w:basedOn w:val="Fuentedeprrafopredeter"/>
-    <w:link w:val="Piedepgina"/>
-    <w:uiPriority w:val="99"/>
-    <w:rsid w:val="005D2878"/>
-  </w:style>
-  <w:style w:type="table" w:styleId="Tablaconcuadrcula">
-    <w:name w:val="Table Grid"/>
-    <w:basedOn w:val="Tablanormal"/>
-    <w:uiPriority w:val="39"/>
-    <w:rsid w:val="00AB773A"/>
-    <w:tblPr>
-      <w:tblInd w:w="0" w:type="dxa"/>
-      <w:tblBorders>
-        <w:top w:val="single" w:sz="4" w:space="0" w:color="auto"/>
-        <w:left w:val="single" w:sz="4" w:space="0" w:color="auto"/>
-        <w:bottom w:val="single" w:sz="4" w:space="0" w:color="auto"/>
-        <w:right w:val="single" w:sz="4" w:space="0" w:color="auto"/>
-        <w:insideH w:val="single" w:sz="4" w:space="0" w:color="auto"/>
-        <w:insideV w:val="single" w:sz="4" w:space="0" w:color="auto"/>
-      </w:tblBorders>
-      <w:tblCellMar>
-        <w:top w:w="0" w:type="dxa"/>
-        <w:left w:w="108" w:type="dxa"/>
-        <w:bottom w:w="0" w:type="dxa"/>
-        <w:right w:w="108" w:type="dxa"/>
-      </w:tblCellMar>
     </w:tblPr>
   </w:style>
   <w:style w:type="paragraph" w:styleId="Textodeglobo">
